--- a/FYP Draft Final Report.docx
+++ b/FYP Draft Final Report.docx
@@ -146,28 +146,12 @@
         </w:rPr>
         <w:t xml:space="preserve">Submitted by: </w:t>
       </w:r>
-      <w:proofErr w:type="spellStart"/>
-      <w:r>
-        <w:rPr>
-          <w:b/>
-        </w:rPr>
-        <w:t>Xxx</w:t>
-      </w:r>
-      <w:proofErr w:type="spellEnd"/>
-      <w:r>
-        <w:rPr>
-          <w:b/>
-        </w:rPr>
-        <w:t xml:space="preserve"> </w:t>
-      </w:r>
-      <w:proofErr w:type="spellStart"/>
-      <w:r>
-        <w:rPr>
-          <w:b/>
-        </w:rPr>
-        <w:t>Xxx</w:t>
-      </w:r>
-      <w:proofErr w:type="spellEnd"/>
+      <w:r>
+        <w:rPr>
+          <w:b/>
+        </w:rPr>
+        <w:t>Vince Ong Jin Xiang</w:t>
+      </w:r>
     </w:p>
     <w:p>
       <w:pPr>
@@ -192,14 +176,12 @@
         </w:rPr>
         <w:t xml:space="preserve">Supervisor: </w:t>
       </w:r>
-      <w:proofErr w:type="spellStart"/>
-      <w:r>
-        <w:rPr>
-          <w:b/>
-        </w:rPr>
-        <w:t>Xxxx</w:t>
-      </w:r>
-      <w:proofErr w:type="spellEnd"/>
+      <w:r>
+        <w:rPr>
+          <w:b/>
+        </w:rPr>
+        <w:t>Tay Wee Peng</w:t>
+      </w:r>
     </w:p>
     <w:p>
       <w:pPr>
@@ -216,14 +198,6 @@
         <w:br/>
         <w:t xml:space="preserve">Co-supervisor: </w:t>
       </w:r>
-      <w:proofErr w:type="spellStart"/>
-      <w:r>
-        <w:rPr>
-          <w:b/>
-        </w:rPr>
-        <w:t>Xxxx</w:t>
-      </w:r>
-      <w:proofErr w:type="spellEnd"/>
     </w:p>
     <w:p>
       <w:pPr>
@@ -366,7 +340,13 @@
         <w:rPr>
           <w:bCs/>
         </w:rPr>
-        <w:t>20xx</w:t>
+        <w:t>20</w:t>
+      </w:r>
+      <w:r>
+        <w:rPr>
+          <w:bCs/>
+        </w:rPr>
+        <w:t>26</w:t>
       </w:r>
     </w:p>
     <w:p>
@@ -385,29 +365,29 @@
         </w:rPr>
         <w:br w:type="page"/>
       </w:r>
-      <w:bookmarkStart w:id="3" w:name="_Toc133035277"/>
-      <w:bookmarkStart w:id="4" w:name="_Toc133036099"/>
-      <w:bookmarkStart w:id="5" w:name="_Toc133036628"/>
-      <w:bookmarkStart w:id="6" w:name="_Toc133036954"/>
-      <w:bookmarkStart w:id="7" w:name="_Toc133041291"/>
-      <w:bookmarkStart w:id="8" w:name="_Toc133126939"/>
-      <w:bookmarkStart w:id="9" w:name="_Toc133556526"/>
-      <w:bookmarkStart w:id="10" w:name="_Toc133556781"/>
-      <w:bookmarkStart w:id="11" w:name="_Toc133666217"/>
-      <w:bookmarkStart w:id="12" w:name="_Toc133763811"/>
-      <w:bookmarkStart w:id="13" w:name="_Toc133803335"/>
-      <w:bookmarkStart w:id="14" w:name="_Toc152762550"/>
-      <w:bookmarkStart w:id="15" w:name="_Toc152913848"/>
-      <w:bookmarkStart w:id="16" w:name="_Toc153622924"/>
-      <w:bookmarkStart w:id="17" w:name="_Toc167268921"/>
-      <w:bookmarkStart w:id="18" w:name="_Toc173316561"/>
-      <w:bookmarkStart w:id="19" w:name="_Toc179010958"/>
-      <w:bookmarkStart w:id="20" w:name="_Ref197063634"/>
-      <w:bookmarkStart w:id="21" w:name="_Toc197854804"/>
-      <w:bookmarkStart w:id="22" w:name="_Toc151366262"/>
-      <w:bookmarkStart w:id="23" w:name="_Toc151368938"/>
-      <w:bookmarkStart w:id="24" w:name="_Toc151369304"/>
-      <w:bookmarkStart w:id="25" w:name="_Toc160112571"/>
+      <w:bookmarkStart w:id="3" w:name="_Toc152762550"/>
+      <w:bookmarkStart w:id="4" w:name="_Toc152913848"/>
+      <w:bookmarkStart w:id="5" w:name="_Toc153622924"/>
+      <w:bookmarkStart w:id="6" w:name="_Toc167268921"/>
+      <w:bookmarkStart w:id="7" w:name="_Toc173316561"/>
+      <w:bookmarkStart w:id="8" w:name="_Toc179010958"/>
+      <w:bookmarkStart w:id="9" w:name="_Ref197063634"/>
+      <w:bookmarkStart w:id="10" w:name="_Toc197854804"/>
+      <w:bookmarkStart w:id="11" w:name="_Toc151366262"/>
+      <w:bookmarkStart w:id="12" w:name="_Toc151368938"/>
+      <w:bookmarkStart w:id="13" w:name="_Toc151369304"/>
+      <w:bookmarkStart w:id="14" w:name="_Toc160112571"/>
+      <w:bookmarkStart w:id="15" w:name="_Toc133035277"/>
+      <w:bookmarkStart w:id="16" w:name="_Toc133036099"/>
+      <w:bookmarkStart w:id="17" w:name="_Toc133036628"/>
+      <w:bookmarkStart w:id="18" w:name="_Toc133036954"/>
+      <w:bookmarkStart w:id="19" w:name="_Toc133041291"/>
+      <w:bookmarkStart w:id="20" w:name="_Toc133126939"/>
+      <w:bookmarkStart w:id="21" w:name="_Toc133556526"/>
+      <w:bookmarkStart w:id="22" w:name="_Toc133556781"/>
+      <w:bookmarkStart w:id="23" w:name="_Toc133666217"/>
+      <w:bookmarkStart w:id="24" w:name="_Toc133763811"/>
+      <w:bookmarkStart w:id="25" w:name="_Toc133803335"/>
       <w:r>
         <w:rPr>
           <w:color w:val="000000"/>
@@ -416,30 +396,30 @@
         <w:lastRenderedPageBreak/>
         <w:t>Table of Contents</w:t>
       </w:r>
+      <w:bookmarkEnd w:id="3"/>
+      <w:bookmarkEnd w:id="4"/>
+      <w:bookmarkEnd w:id="5"/>
+      <w:bookmarkEnd w:id="6"/>
+      <w:bookmarkEnd w:id="7"/>
+      <w:bookmarkEnd w:id="8"/>
+      <w:bookmarkEnd w:id="9"/>
+      <w:bookmarkEnd w:id="10"/>
+      <w:bookmarkEnd w:id="11"/>
+      <w:bookmarkEnd w:id="12"/>
+      <w:bookmarkEnd w:id="13"/>
       <w:bookmarkEnd w:id="14"/>
-      <w:bookmarkEnd w:id="15"/>
-      <w:bookmarkEnd w:id="16"/>
-      <w:bookmarkEnd w:id="17"/>
-      <w:bookmarkEnd w:id="18"/>
-      <w:bookmarkEnd w:id="19"/>
-      <w:bookmarkEnd w:id="20"/>
-      <w:bookmarkEnd w:id="21"/>
-      <w:bookmarkEnd w:id="22"/>
-      <w:bookmarkEnd w:id="23"/>
-      <w:bookmarkEnd w:id="24"/>
-      <w:bookmarkEnd w:id="25"/>
-    </w:p>
-    <w:bookmarkEnd w:id="3"/>
-    <w:bookmarkEnd w:id="4"/>
-    <w:bookmarkEnd w:id="5"/>
-    <w:bookmarkEnd w:id="6"/>
-    <w:bookmarkEnd w:id="7"/>
-    <w:bookmarkEnd w:id="8"/>
-    <w:bookmarkEnd w:id="9"/>
-    <w:bookmarkEnd w:id="10"/>
-    <w:bookmarkEnd w:id="11"/>
-    <w:bookmarkEnd w:id="12"/>
-    <w:bookmarkEnd w:id="13"/>
+    </w:p>
+    <w:bookmarkEnd w:id="15"/>
+    <w:bookmarkEnd w:id="16"/>
+    <w:bookmarkEnd w:id="17"/>
+    <w:bookmarkEnd w:id="18"/>
+    <w:bookmarkEnd w:id="19"/>
+    <w:bookmarkEnd w:id="20"/>
+    <w:bookmarkEnd w:id="21"/>
+    <w:bookmarkEnd w:id="22"/>
+    <w:bookmarkEnd w:id="23"/>
+    <w:bookmarkEnd w:id="24"/>
+    <w:bookmarkEnd w:id="25"/>
     <w:p>
       <w:pPr>
         <w:pStyle w:val="TOC1"/>
@@ -491,13 +471,6 @@
         </w:r>
         <w:r>
           <w:rPr>
-            <w:rStyle w:val="Hyperlink"/>
-            <w:color w:val="FF0000"/>
-          </w:rPr>
-          <w:t>(not more than one page)</w:t>
-        </w:r>
-        <w:r>
-          <w:rPr>
             <w:webHidden/>
           </w:rPr>
           <w:tab/>
@@ -552,19 +525,12 @@
           <w:lang w:val="en-SG" w:eastAsia="zh-CN"/>
         </w:rPr>
       </w:pPr>
-      <w:hyperlink w:anchor="_Toc160112573" w:history="1">
+      <w:hyperlink w:anchor="_Toc160112576" w:history="1">
         <w:r>
           <w:rPr>
             <w:rStyle w:val="Hyperlink"/>
           </w:rPr>
-          <w:t>Acknowledgment</w:t>
-        </w:r>
-        <w:r>
-          <w:rPr>
-            <w:rStyle w:val="Hyperlink"/>
-            <w:color w:val="FF0000"/>
-          </w:rPr>
-          <w:t xml:space="preserve"> (optional)</w:t>
+          <w:t>List of Figures</w:t>
         </w:r>
         <w:r>
           <w:rPr>
@@ -582,7 +548,7 @@
           <w:rPr>
             <w:webHidden/>
           </w:rPr>
-          <w:instrText xml:space="preserve"> PAGEREF _Toc160112573 \h </w:instrText>
+          <w:instrText xml:space="preserve"> PAGEREF _Toc160112576 \h </w:instrText>
         </w:r>
         <w:r>
           <w:rPr>
@@ -599,7 +565,7 @@
           <w:rPr>
             <w:webHidden/>
           </w:rPr>
-          <w:t>ii</w:t>
+          <w:t>v</w:t>
         </w:r>
         <w:r>
           <w:rPr>
@@ -622,21 +588,12 @@
           <w:lang w:val="en-SG" w:eastAsia="zh-CN"/>
         </w:rPr>
       </w:pPr>
-      <w:hyperlink w:anchor="_Toc160112574" w:history="1">
+      <w:hyperlink w:anchor="_Toc160112577" w:history="1">
         <w:r>
           <w:rPr>
             <w:rStyle w:val="Hyperlink"/>
-            <w:rFonts w:eastAsia="Times New Roman"/>
-          </w:rPr>
-          <w:t>Acronyms</w:t>
-        </w:r>
-        <w:r>
-          <w:rPr>
-            <w:rStyle w:val="Hyperlink"/>
-            <w:rFonts w:eastAsia="Times New Roman"/>
-            <w:color w:val="FF0000"/>
-          </w:rPr>
-          <w:t xml:space="preserve"> (optional)</w:t>
+          </w:rPr>
+          <w:t>List of Tables</w:t>
         </w:r>
         <w:r>
           <w:rPr>
@@ -654,7 +611,7 @@
           <w:rPr>
             <w:webHidden/>
           </w:rPr>
-          <w:instrText xml:space="preserve"> PAGEREF _Toc160112574 \h </w:instrText>
+          <w:instrText xml:space="preserve"> PAGEREF _Toc160112577 \h </w:instrText>
         </w:r>
         <w:r>
           <w:rPr>
@@ -671,7 +628,7 @@
           <w:rPr>
             <w:webHidden/>
           </w:rPr>
-          <w:t>iii</w:t>
+          <w:t>vi</w:t>
         </w:r>
         <w:r>
           <w:rPr>
@@ -694,57 +651,319 @@
           <w:lang w:val="en-SG" w:eastAsia="zh-CN"/>
         </w:rPr>
       </w:pPr>
-      <w:hyperlink w:anchor="_Toc160112575" w:history="1">
+      <w:hyperlink w:anchor="_Toc160112578" w:history="1">
         <w:r>
           <w:rPr>
             <w:rStyle w:val="Hyperlink"/>
           </w:rPr>
-          <w:t>Symbols</w:t>
-        </w:r>
+          <w:t>Chapter 1 Introduction</w:t>
+        </w:r>
+        <w:r>
+          <w:rPr>
+            <w:webHidden/>
+          </w:rPr>
+          <w:tab/>
+        </w:r>
+        <w:r>
+          <w:rPr>
+            <w:webHidden/>
+          </w:rPr>
+          <w:fldChar w:fldCharType="begin"/>
+        </w:r>
+        <w:r>
+          <w:rPr>
+            <w:webHidden/>
+          </w:rPr>
+          <w:instrText xml:space="preserve"> PAGEREF _Toc160112578 \h </w:instrText>
+        </w:r>
+        <w:r>
+          <w:rPr>
+            <w:webHidden/>
+          </w:rPr>
+        </w:r>
+        <w:r>
+          <w:rPr>
+            <w:webHidden/>
+          </w:rPr>
+          <w:fldChar w:fldCharType="separate"/>
+        </w:r>
+        <w:r>
+          <w:rPr>
+            <w:webHidden/>
+          </w:rPr>
+          <w:t>1</w:t>
+        </w:r>
+        <w:r>
+          <w:rPr>
+            <w:webHidden/>
+          </w:rPr>
+          <w:fldChar w:fldCharType="end"/>
+        </w:r>
+      </w:hyperlink>
+    </w:p>
+    <w:p>
+      <w:pPr>
+        <w:pStyle w:val="TOC2"/>
+        <w:spacing w:line="360" w:lineRule="auto"/>
+        <w:rPr>
+          <w:rFonts w:ascii="Calibri" w:eastAsia="DengXian" w:hAnsi="Calibri"/>
+          <w:noProof/>
+          <w:kern w:val="2"/>
+          <w:sz w:val="22"/>
+          <w:szCs w:val="22"/>
+          <w:lang w:val="en-SG" w:eastAsia="zh-CN"/>
+        </w:rPr>
+      </w:pPr>
+      <w:hyperlink w:anchor="_Toc160112579" w:history="1">
         <w:r>
           <w:rPr>
             <w:rStyle w:val="Hyperlink"/>
-            <w:color w:val="FF0000"/>
-          </w:rPr>
-          <w:t xml:space="preserve"> (optional)</w:t>
-        </w:r>
-        <w:r>
-          <w:rPr>
+            <w:noProof/>
+          </w:rPr>
+          <w:t>1.1</w:t>
+        </w:r>
+        <w:r>
+          <w:rPr>
+            <w:rFonts w:ascii="Calibri" w:eastAsia="DengXian" w:hAnsi="Calibri"/>
+            <w:noProof/>
+            <w:kern w:val="2"/>
+            <w:sz w:val="22"/>
+            <w:szCs w:val="22"/>
+            <w:lang w:val="en-SG" w:eastAsia="zh-CN"/>
+          </w:rPr>
+          <w:tab/>
+        </w:r>
+        <w:r>
+          <w:rPr>
+            <w:rStyle w:val="Hyperlink"/>
+            <w:noProof/>
+          </w:rPr>
+          <w:t>Motivations</w:t>
+        </w:r>
+        <w:r>
+          <w:rPr>
+            <w:noProof/>
             <w:webHidden/>
           </w:rPr>
           <w:tab/>
         </w:r>
         <w:r>
           <w:rPr>
+            <w:noProof/>
             <w:webHidden/>
           </w:rPr>
           <w:fldChar w:fldCharType="begin"/>
         </w:r>
         <w:r>
           <w:rPr>
+            <w:noProof/>
             <w:webHidden/>
           </w:rPr>
-          <w:instrText xml:space="preserve"> PAGEREF _Toc160112575 \h </w:instrText>
-        </w:r>
-        <w:r>
-          <w:rPr>
+          <w:instrText xml:space="preserve"> PAGEREF _Toc160112579 \h </w:instrText>
+        </w:r>
+        <w:r>
+          <w:rPr>
+            <w:noProof/>
             <w:webHidden/>
           </w:rPr>
         </w:r>
         <w:r>
           <w:rPr>
+            <w:noProof/>
             <w:webHidden/>
           </w:rPr>
           <w:fldChar w:fldCharType="separate"/>
         </w:r>
         <w:r>
           <w:rPr>
+            <w:noProof/>
             <w:webHidden/>
           </w:rPr>
-          <w:t>iv</w:t>
-        </w:r>
-        <w:r>
-          <w:rPr>
+          <w:t>1</w:t>
+        </w:r>
+        <w:r>
+          <w:rPr>
+            <w:noProof/>
+            <w:webHidden/>
+          </w:rPr>
+          <w:fldChar w:fldCharType="end"/>
+        </w:r>
+      </w:hyperlink>
+    </w:p>
+    <w:p>
+      <w:pPr>
+        <w:pStyle w:val="TOC2"/>
+        <w:spacing w:line="360" w:lineRule="auto"/>
+        <w:rPr>
+          <w:rFonts w:ascii="Calibri" w:eastAsia="DengXian" w:hAnsi="Calibri"/>
+          <w:noProof/>
+          <w:kern w:val="2"/>
+          <w:sz w:val="22"/>
+          <w:szCs w:val="22"/>
+          <w:lang w:val="en-SG" w:eastAsia="zh-CN"/>
+        </w:rPr>
+      </w:pPr>
+      <w:hyperlink w:anchor="_Toc160112580" w:history="1">
+        <w:r>
+          <w:rPr>
+            <w:rStyle w:val="Hyperlink"/>
+            <w:noProof/>
+          </w:rPr>
+          <w:t>1.2</w:t>
+        </w:r>
+        <w:r>
+          <w:rPr>
+            <w:rFonts w:ascii="Calibri" w:eastAsia="DengXian" w:hAnsi="Calibri"/>
+            <w:noProof/>
+            <w:kern w:val="2"/>
+            <w:sz w:val="22"/>
+            <w:szCs w:val="22"/>
+            <w:lang w:val="en-SG" w:eastAsia="zh-CN"/>
+          </w:rPr>
+          <w:tab/>
+        </w:r>
+        <w:r>
+          <w:rPr>
+            <w:rStyle w:val="Hyperlink"/>
+            <w:noProof/>
+          </w:rPr>
+          <w:t>Objectives and Scope</w:t>
+        </w:r>
+        <w:r>
+          <w:rPr>
+            <w:noProof/>
+            <w:webHidden/>
+          </w:rPr>
+          <w:tab/>
+        </w:r>
+        <w:r>
+          <w:rPr>
+            <w:noProof/>
+            <w:webHidden/>
+          </w:rPr>
+          <w:fldChar w:fldCharType="begin"/>
+        </w:r>
+        <w:r>
+          <w:rPr>
+            <w:noProof/>
+            <w:webHidden/>
+          </w:rPr>
+          <w:instrText xml:space="preserve"> PAGEREF _Toc160112580 \h </w:instrText>
+        </w:r>
+        <w:r>
+          <w:rPr>
+            <w:noProof/>
+            <w:webHidden/>
+          </w:rPr>
+        </w:r>
+        <w:r>
+          <w:rPr>
+            <w:noProof/>
+            <w:webHidden/>
+          </w:rPr>
+          <w:fldChar w:fldCharType="separate"/>
+        </w:r>
+        <w:r>
+          <w:rPr>
+            <w:noProof/>
+            <w:webHidden/>
+          </w:rPr>
+          <w:t>1</w:t>
+        </w:r>
+        <w:r>
+          <w:rPr>
+            <w:noProof/>
+            <w:webHidden/>
+          </w:rPr>
+          <w:fldChar w:fldCharType="end"/>
+        </w:r>
+      </w:hyperlink>
+    </w:p>
+    <w:p>
+      <w:pPr>
+        <w:pStyle w:val="TOC2"/>
+        <w:spacing w:line="360" w:lineRule="auto"/>
+        <w:rPr>
+          <w:rFonts w:ascii="Calibri" w:eastAsia="DengXian" w:hAnsi="Calibri"/>
+          <w:noProof/>
+          <w:kern w:val="2"/>
+          <w:sz w:val="22"/>
+          <w:szCs w:val="22"/>
+          <w:lang w:val="en-SG" w:eastAsia="zh-CN"/>
+        </w:rPr>
+      </w:pPr>
+      <w:hyperlink w:anchor="_Toc160112581" w:history="1">
+        <w:r>
+          <w:rPr>
+            <w:rStyle w:val="Hyperlink"/>
+            <w:noProof/>
+            <w:lang w:val="en-GB"/>
+          </w:rPr>
+          <w:t>1.3</w:t>
+        </w:r>
+        <w:r>
+          <w:rPr>
+            <w:rFonts w:ascii="Calibri" w:eastAsia="DengXian" w:hAnsi="Calibri"/>
+            <w:noProof/>
+            <w:kern w:val="2"/>
+            <w:sz w:val="22"/>
+            <w:szCs w:val="22"/>
+            <w:lang w:val="en-SG" w:eastAsia="zh-CN"/>
+          </w:rPr>
+          <w:tab/>
+        </w:r>
+        <w:r>
+          <w:rPr>
+            <w:rStyle w:val="Hyperlink"/>
+            <w:noProof/>
+            <w:lang w:val="en-GB"/>
+          </w:rPr>
+          <w:t>Organisations</w:t>
+        </w:r>
+        <w:r>
+          <w:rPr>
+            <w:noProof/>
+            <w:webHidden/>
+          </w:rPr>
+          <w:tab/>
+        </w:r>
+        <w:r>
+          <w:rPr>
+            <w:noProof/>
+            <w:webHidden/>
+          </w:rPr>
+          <w:fldChar w:fldCharType="begin"/>
+        </w:r>
+        <w:r>
+          <w:rPr>
+            <w:noProof/>
+            <w:webHidden/>
+          </w:rPr>
+          <w:instrText xml:space="preserve"> PAGEREF _Toc160112581 \h </w:instrText>
+        </w:r>
+        <w:r>
+          <w:rPr>
+            <w:noProof/>
+            <w:webHidden/>
+          </w:rPr>
+        </w:r>
+        <w:r>
+          <w:rPr>
+            <w:noProof/>
+            <w:webHidden/>
+          </w:rPr>
+          <w:fldChar w:fldCharType="separate"/>
+        </w:r>
+        <w:r>
+          <w:rPr>
+            <w:noProof/>
+            <w:webHidden/>
+          </w:rPr>
+          <w:t>1</w:t>
+        </w:r>
+        <w:r>
+          <w:rPr>
+            <w:noProof/>
             <w:webHidden/>
           </w:rPr>
           <w:fldChar w:fldCharType="end"/>
@@ -764,12 +983,12 @@
           <w:lang w:val="en-SG" w:eastAsia="zh-CN"/>
         </w:rPr>
       </w:pPr>
-      <w:hyperlink w:anchor="_Toc160112576" w:history="1">
+      <w:hyperlink w:anchor="_Toc160112582" w:history="1">
         <w:r>
           <w:rPr>
             <w:rStyle w:val="Hyperlink"/>
           </w:rPr>
-          <w:t>List of Figures</w:t>
+          <w:t>Chapter 2 Literature Review</w:t>
         </w:r>
         <w:r>
           <w:rPr>
@@ -787,7 +1006,7 @@
           <w:rPr>
             <w:webHidden/>
           </w:rPr>
-          <w:instrText xml:space="preserve"> PAGEREF _Toc160112576 \h </w:instrText>
+          <w:instrText xml:space="preserve"> PAGEREF _Toc160112582 \h </w:instrText>
         </w:r>
         <w:r>
           <w:rPr>
@@ -804,10 +1023,188 @@
           <w:rPr>
             <w:webHidden/>
           </w:rPr>
-          <w:t>v</w:t>
-        </w:r>
-        <w:r>
-          <w:rPr>
+          <w:t>2</w:t>
+        </w:r>
+        <w:r>
+          <w:rPr>
+            <w:webHidden/>
+          </w:rPr>
+          <w:fldChar w:fldCharType="end"/>
+        </w:r>
+      </w:hyperlink>
+    </w:p>
+    <w:p>
+      <w:pPr>
+        <w:pStyle w:val="TOC2"/>
+        <w:spacing w:line="360" w:lineRule="auto"/>
+        <w:rPr>
+          <w:rFonts w:ascii="Calibri" w:eastAsia="DengXian" w:hAnsi="Calibri"/>
+          <w:noProof/>
+          <w:kern w:val="2"/>
+          <w:sz w:val="22"/>
+          <w:szCs w:val="22"/>
+          <w:lang w:val="en-SG" w:eastAsia="zh-CN"/>
+        </w:rPr>
+      </w:pPr>
+      <w:hyperlink w:anchor="_Toc160112584" w:history="1">
+        <w:r>
+          <w:rPr>
+            <w:rStyle w:val="Hyperlink"/>
+            <w:noProof/>
+          </w:rPr>
+          <w:t>2.1</w:t>
+        </w:r>
+        <w:r>
+          <w:rPr>
+            <w:rFonts w:ascii="Calibri" w:eastAsia="DengXian" w:hAnsi="Calibri"/>
+            <w:noProof/>
+            <w:kern w:val="2"/>
+            <w:sz w:val="22"/>
+            <w:szCs w:val="22"/>
+            <w:lang w:val="en-SG" w:eastAsia="zh-CN"/>
+          </w:rPr>
+          <w:tab/>
+        </w:r>
+        <w:r>
+          <w:rPr>
+            <w:rStyle w:val="Hyperlink"/>
+            <w:noProof/>
+          </w:rPr>
+          <w:t>xxx</w:t>
+        </w:r>
+        <w:r>
+          <w:rPr>
+            <w:noProof/>
+            <w:webHidden/>
+          </w:rPr>
+          <w:tab/>
+        </w:r>
+        <w:r>
+          <w:rPr>
+            <w:noProof/>
+            <w:webHidden/>
+          </w:rPr>
+          <w:fldChar w:fldCharType="begin"/>
+        </w:r>
+        <w:r>
+          <w:rPr>
+            <w:noProof/>
+            <w:webHidden/>
+          </w:rPr>
+          <w:instrText xml:space="preserve"> PAGEREF _Toc160112584 \h </w:instrText>
+        </w:r>
+        <w:r>
+          <w:rPr>
+            <w:noProof/>
+            <w:webHidden/>
+          </w:rPr>
+        </w:r>
+        <w:r>
+          <w:rPr>
+            <w:noProof/>
+            <w:webHidden/>
+          </w:rPr>
+          <w:fldChar w:fldCharType="separate"/>
+        </w:r>
+        <w:r>
+          <w:rPr>
+            <w:noProof/>
+            <w:webHidden/>
+          </w:rPr>
+          <w:t>2</w:t>
+        </w:r>
+        <w:r>
+          <w:rPr>
+            <w:noProof/>
+            <w:webHidden/>
+          </w:rPr>
+          <w:fldChar w:fldCharType="end"/>
+        </w:r>
+      </w:hyperlink>
+    </w:p>
+    <w:p>
+      <w:pPr>
+        <w:pStyle w:val="TOC2"/>
+        <w:spacing w:line="360" w:lineRule="auto"/>
+        <w:rPr>
+          <w:rFonts w:ascii="Calibri" w:eastAsia="DengXian" w:hAnsi="Calibri"/>
+          <w:noProof/>
+          <w:kern w:val="2"/>
+          <w:sz w:val="22"/>
+          <w:szCs w:val="22"/>
+          <w:lang w:val="en-SG" w:eastAsia="zh-CN"/>
+        </w:rPr>
+      </w:pPr>
+      <w:hyperlink w:anchor="_Toc160112585" w:history="1">
+        <w:r>
+          <w:rPr>
+            <w:rStyle w:val="Hyperlink"/>
+            <w:noProof/>
+          </w:rPr>
+          <w:t>2.2</w:t>
+        </w:r>
+        <w:r>
+          <w:rPr>
+            <w:rFonts w:ascii="Calibri" w:eastAsia="DengXian" w:hAnsi="Calibri"/>
+            <w:noProof/>
+            <w:kern w:val="2"/>
+            <w:sz w:val="22"/>
+            <w:szCs w:val="22"/>
+            <w:lang w:val="en-SG" w:eastAsia="zh-CN"/>
+          </w:rPr>
+          <w:tab/>
+        </w:r>
+        <w:r>
+          <w:rPr>
+            <w:rStyle w:val="Hyperlink"/>
+            <w:noProof/>
+          </w:rPr>
+          <w:t>xxx</w:t>
+        </w:r>
+        <w:r>
+          <w:rPr>
+            <w:noProof/>
+            <w:webHidden/>
+          </w:rPr>
+          <w:tab/>
+        </w:r>
+        <w:r>
+          <w:rPr>
+            <w:noProof/>
+            <w:webHidden/>
+          </w:rPr>
+          <w:fldChar w:fldCharType="begin"/>
+        </w:r>
+        <w:r>
+          <w:rPr>
+            <w:noProof/>
+            <w:webHidden/>
+          </w:rPr>
+          <w:instrText xml:space="preserve"> PAGEREF _Toc160112585 \h </w:instrText>
+        </w:r>
+        <w:r>
+          <w:rPr>
+            <w:noProof/>
+            <w:webHidden/>
+          </w:rPr>
+        </w:r>
+        <w:r>
+          <w:rPr>
+            <w:noProof/>
+            <w:webHidden/>
+          </w:rPr>
+          <w:fldChar w:fldCharType="separate"/>
+        </w:r>
+        <w:r>
+          <w:rPr>
+            <w:noProof/>
+            <w:webHidden/>
+          </w:rPr>
+          <w:t>2</w:t>
+        </w:r>
+        <w:r>
+          <w:rPr>
+            <w:noProof/>
             <w:webHidden/>
           </w:rPr>
           <w:fldChar w:fldCharType="end"/>
@@ -827,12 +1224,12 @@
           <w:lang w:val="en-SG" w:eastAsia="zh-CN"/>
         </w:rPr>
       </w:pPr>
-      <w:hyperlink w:anchor="_Toc160112577" w:history="1">
+      <w:hyperlink w:anchor="_Toc160112586" w:history="1">
         <w:r>
           <w:rPr>
             <w:rStyle w:val="Hyperlink"/>
           </w:rPr>
-          <w:t>List of Tables</w:t>
+          <w:t>Chapter 3 xxxx</w:t>
         </w:r>
         <w:r>
           <w:rPr>
@@ -850,7 +1247,7 @@
           <w:rPr>
             <w:webHidden/>
           </w:rPr>
-          <w:instrText xml:space="preserve"> PAGEREF _Toc160112577 \h </w:instrText>
+          <w:instrText xml:space="preserve"> PAGEREF _Toc160112586 \h </w:instrText>
         </w:r>
         <w:r>
           <w:rPr>
@@ -867,7 +1264,7 @@
           <w:rPr>
             <w:webHidden/>
           </w:rPr>
-          <w:t>vi</w:t>
+          <w:t>3</w:t>
         </w:r>
         <w:r>
           <w:rPr>
@@ -876,6 +1273,194 @@
           <w:fldChar w:fldCharType="end"/>
         </w:r>
       </w:hyperlink>
+    </w:p>
+    <w:p>
+      <w:pPr>
+        <w:pStyle w:val="TOC2"/>
+        <w:spacing w:line="360" w:lineRule="auto"/>
+        <w:rPr>
+          <w:rFonts w:ascii="Calibri" w:eastAsia="DengXian" w:hAnsi="Calibri"/>
+          <w:noProof/>
+          <w:kern w:val="2"/>
+          <w:sz w:val="22"/>
+          <w:szCs w:val="22"/>
+          <w:lang w:val="en-SG" w:eastAsia="zh-CN"/>
+        </w:rPr>
+      </w:pPr>
+      <w:hyperlink w:anchor="_Toc160112588" w:history="1">
+        <w:r>
+          <w:rPr>
+            <w:rStyle w:val="Hyperlink"/>
+            <w:noProof/>
+          </w:rPr>
+          <w:t>3.1</w:t>
+        </w:r>
+        <w:r>
+          <w:rPr>
+            <w:rFonts w:ascii="Calibri" w:eastAsia="DengXian" w:hAnsi="Calibri"/>
+            <w:noProof/>
+            <w:kern w:val="2"/>
+            <w:sz w:val="22"/>
+            <w:szCs w:val="22"/>
+            <w:lang w:val="en-SG" w:eastAsia="zh-CN"/>
+          </w:rPr>
+          <w:tab/>
+        </w:r>
+        <w:r>
+          <w:rPr>
+            <w:rStyle w:val="Hyperlink"/>
+            <w:noProof/>
+          </w:rPr>
+          <w:t>xxx</w:t>
+        </w:r>
+        <w:r>
+          <w:rPr>
+            <w:noProof/>
+            <w:webHidden/>
+          </w:rPr>
+          <w:tab/>
+        </w:r>
+        <w:r>
+          <w:rPr>
+            <w:noProof/>
+            <w:webHidden/>
+          </w:rPr>
+          <w:fldChar w:fldCharType="begin"/>
+        </w:r>
+        <w:r>
+          <w:rPr>
+            <w:noProof/>
+            <w:webHidden/>
+          </w:rPr>
+          <w:instrText xml:space="preserve"> PAGEREF _Toc160112588 \h </w:instrText>
+        </w:r>
+        <w:r>
+          <w:rPr>
+            <w:noProof/>
+            <w:webHidden/>
+          </w:rPr>
+        </w:r>
+        <w:r>
+          <w:rPr>
+            <w:noProof/>
+            <w:webHidden/>
+          </w:rPr>
+          <w:fldChar w:fldCharType="separate"/>
+        </w:r>
+        <w:r>
+          <w:rPr>
+            <w:noProof/>
+            <w:webHidden/>
+          </w:rPr>
+          <w:t>3</w:t>
+        </w:r>
+        <w:r>
+          <w:rPr>
+            <w:noProof/>
+            <w:webHidden/>
+          </w:rPr>
+          <w:fldChar w:fldCharType="end"/>
+        </w:r>
+      </w:hyperlink>
+    </w:p>
+    <w:p>
+      <w:pPr>
+        <w:pStyle w:val="TOC2"/>
+        <w:spacing w:line="360" w:lineRule="auto"/>
+        <w:rPr>
+          <w:rStyle w:val="Hyperlink"/>
+          <w:noProof/>
+        </w:rPr>
+      </w:pPr>
+      <w:hyperlink w:anchor="_Toc160112589" w:history="1">
+        <w:r>
+          <w:rPr>
+            <w:rStyle w:val="Hyperlink"/>
+            <w:noProof/>
+          </w:rPr>
+          <w:t>3.2</w:t>
+        </w:r>
+        <w:r>
+          <w:rPr>
+            <w:rFonts w:ascii="Calibri" w:eastAsia="DengXian" w:hAnsi="Calibri"/>
+            <w:noProof/>
+            <w:kern w:val="2"/>
+            <w:sz w:val="22"/>
+            <w:szCs w:val="22"/>
+            <w:lang w:val="en-SG" w:eastAsia="zh-CN"/>
+          </w:rPr>
+          <w:tab/>
+        </w:r>
+        <w:r>
+          <w:rPr>
+            <w:rStyle w:val="Hyperlink"/>
+            <w:noProof/>
+          </w:rPr>
+          <w:t>xxx</w:t>
+        </w:r>
+        <w:r>
+          <w:rPr>
+            <w:noProof/>
+            <w:webHidden/>
+          </w:rPr>
+          <w:tab/>
+        </w:r>
+        <w:r>
+          <w:rPr>
+            <w:noProof/>
+            <w:webHidden/>
+          </w:rPr>
+          <w:fldChar w:fldCharType="begin"/>
+        </w:r>
+        <w:r>
+          <w:rPr>
+            <w:noProof/>
+            <w:webHidden/>
+          </w:rPr>
+          <w:instrText xml:space="preserve"> PAGEREF _Toc160112589 \h </w:instrText>
+        </w:r>
+        <w:r>
+          <w:rPr>
+            <w:noProof/>
+            <w:webHidden/>
+          </w:rPr>
+        </w:r>
+        <w:r>
+          <w:rPr>
+            <w:noProof/>
+            <w:webHidden/>
+          </w:rPr>
+          <w:fldChar w:fldCharType="separate"/>
+        </w:r>
+        <w:r>
+          <w:rPr>
+            <w:noProof/>
+            <w:webHidden/>
+          </w:rPr>
+          <w:t>3</w:t>
+        </w:r>
+        <w:r>
+          <w:rPr>
+            <w:noProof/>
+            <w:webHidden/>
+          </w:rPr>
+          <w:fldChar w:fldCharType="end"/>
+        </w:r>
+      </w:hyperlink>
+    </w:p>
+    <w:p>
+      <w:pPr>
+        <w:spacing w:line="360" w:lineRule="auto"/>
+        <w:rPr>
+          <w:noProof/>
+        </w:rPr>
+      </w:pPr>
+      <w:r>
+        <w:rPr>
+          <w:noProof/>
+        </w:rPr>
+        <w:t>(More chapters are usually required and can be inserted here)</w:t>
+      </w:r>
     </w:p>
     <w:p>
       <w:pPr>
@@ -890,12 +1475,12 @@
           <w:lang w:val="en-SG" w:eastAsia="zh-CN"/>
         </w:rPr>
       </w:pPr>
-      <w:hyperlink w:anchor="_Toc160112578" w:history="1">
+      <w:hyperlink w:anchor="_Toc160112590" w:history="1">
         <w:r>
           <w:rPr>
             <w:rStyle w:val="Hyperlink"/>
           </w:rPr>
-          <w:t>Chapter 1 Introduction</w:t>
+          <w:t>Chapter 4 Conclusion and Future Work</w:t>
         </w:r>
         <w:r>
           <w:rPr>
@@ -913,7 +1498,7 @@
           <w:rPr>
             <w:webHidden/>
           </w:rPr>
-          <w:instrText xml:space="preserve"> PAGEREF _Toc160112578 \h </w:instrText>
+          <w:instrText xml:space="preserve"> PAGEREF _Toc160112590 \h </w:instrText>
         </w:r>
         <w:r>
           <w:rPr>
@@ -930,7 +1515,7 @@
           <w:rPr>
             <w:webHidden/>
           </w:rPr>
-          <w:t>1</w:t>
+          <w:t>4</w:t>
         </w:r>
         <w:r>
           <w:rPr>
@@ -953,13 +1538,13 @@
           <w:lang w:val="en-SG" w:eastAsia="zh-CN"/>
         </w:rPr>
       </w:pPr>
-      <w:hyperlink w:anchor="_Toc160112579" w:history="1">
+      <w:hyperlink w:anchor="_Toc160112592" w:history="1">
         <w:r>
           <w:rPr>
             <w:rStyle w:val="Hyperlink"/>
             <w:noProof/>
           </w:rPr>
-          <w:t>1.1</w:t>
+          <w:t>4.1</w:t>
         </w:r>
         <w:r>
           <w:rPr>
@@ -977,7 +1562,7 @@
             <w:rStyle w:val="Hyperlink"/>
             <w:noProof/>
           </w:rPr>
-          <w:t>Motivations</w:t>
+          <w:t>Conclusion</w:t>
         </w:r>
         <w:r>
           <w:rPr>
@@ -998,7 +1583,7 @@
             <w:noProof/>
             <w:webHidden/>
           </w:rPr>
-          <w:instrText xml:space="preserve"> PAGEREF _Toc160112579 \h </w:instrText>
+          <w:instrText xml:space="preserve"> PAGEREF _Toc160112592 \h </w:instrText>
         </w:r>
         <w:r>
           <w:rPr>
@@ -1018,7 +1603,7 @@
             <w:noProof/>
             <w:webHidden/>
           </w:rPr>
-          <w:t>1</w:t>
+          <w:t>4</w:t>
         </w:r>
         <w:r>
           <w:rPr>
@@ -1042,13 +1627,13 @@
           <w:lang w:val="en-SG" w:eastAsia="zh-CN"/>
         </w:rPr>
       </w:pPr>
-      <w:hyperlink w:anchor="_Toc160112580" w:history="1">
+      <w:hyperlink w:anchor="_Toc160112593" w:history="1">
         <w:r>
           <w:rPr>
             <w:rStyle w:val="Hyperlink"/>
             <w:noProof/>
           </w:rPr>
-          <w:t>1.2</w:t>
+          <w:t>4.2</w:t>
         </w:r>
         <w:r>
           <w:rPr>
@@ -1066,7 +1651,7 @@
             <w:rStyle w:val="Hyperlink"/>
             <w:noProof/>
           </w:rPr>
-          <w:t>Objectives and Scope</w:t>
+          <w:t>Recommendation in Future Work</w:t>
         </w:r>
         <w:r>
           <w:rPr>
@@ -1087,7 +1672,7 @@
             <w:noProof/>
             <w:webHidden/>
           </w:rPr>
-          <w:instrText xml:space="preserve"> PAGEREF _Toc160112580 \h </w:instrText>
+          <w:instrText xml:space="preserve"> PAGEREF _Toc160112593 \h </w:instrText>
         </w:r>
         <w:r>
           <w:rPr>
@@ -1107,98 +1692,7 @@
             <w:noProof/>
             <w:webHidden/>
           </w:rPr>
-          <w:t>1</w:t>
-        </w:r>
-        <w:r>
-          <w:rPr>
-            <w:noProof/>
-            <w:webHidden/>
-          </w:rPr>
-          <w:fldChar w:fldCharType="end"/>
-        </w:r>
-      </w:hyperlink>
-    </w:p>
-    <w:p>
-      <w:pPr>
-        <w:pStyle w:val="TOC2"/>
-        <w:spacing w:line="360" w:lineRule="auto"/>
-        <w:rPr>
-          <w:rFonts w:ascii="Calibri" w:eastAsia="DengXian" w:hAnsi="Calibri"/>
-          <w:noProof/>
-          <w:kern w:val="2"/>
-          <w:sz w:val="22"/>
-          <w:szCs w:val="22"/>
-          <w:lang w:val="en-SG" w:eastAsia="zh-CN"/>
-        </w:rPr>
-      </w:pPr>
-      <w:hyperlink w:anchor="_Toc160112581" w:history="1">
-        <w:r>
-          <w:rPr>
-            <w:rStyle w:val="Hyperlink"/>
-            <w:noProof/>
-            <w:lang w:val="en-GB"/>
-          </w:rPr>
-          <w:t>1.3</w:t>
-        </w:r>
-        <w:r>
-          <w:rPr>
-            <w:rFonts w:ascii="Calibri" w:eastAsia="DengXian" w:hAnsi="Calibri"/>
-            <w:noProof/>
-            <w:kern w:val="2"/>
-            <w:sz w:val="22"/>
-            <w:szCs w:val="22"/>
-            <w:lang w:val="en-SG" w:eastAsia="zh-CN"/>
-          </w:rPr>
-          <w:tab/>
-        </w:r>
-        <w:r>
-          <w:rPr>
-            <w:rStyle w:val="Hyperlink"/>
-            <w:noProof/>
-            <w:lang w:val="en-GB"/>
-          </w:rPr>
-          <w:t>Organisations</w:t>
-        </w:r>
-        <w:r>
-          <w:rPr>
-            <w:noProof/>
-            <w:webHidden/>
-          </w:rPr>
-          <w:tab/>
-        </w:r>
-        <w:r>
-          <w:rPr>
-            <w:noProof/>
-            <w:webHidden/>
-          </w:rPr>
-          <w:fldChar w:fldCharType="begin"/>
-        </w:r>
-        <w:r>
-          <w:rPr>
-            <w:noProof/>
-            <w:webHidden/>
-          </w:rPr>
-          <w:instrText xml:space="preserve"> PAGEREF _Toc160112581 \h </w:instrText>
-        </w:r>
-        <w:r>
-          <w:rPr>
-            <w:noProof/>
-            <w:webHidden/>
-          </w:rPr>
-        </w:r>
-        <w:r>
-          <w:rPr>
-            <w:noProof/>
-            <w:webHidden/>
-          </w:rPr>
-          <w:fldChar w:fldCharType="separate"/>
-        </w:r>
-        <w:r>
-          <w:rPr>
-            <w:noProof/>
-            <w:webHidden/>
-          </w:rPr>
-          <w:t>1</w:t>
+          <w:t>4</w:t>
         </w:r>
         <w:r>
           <w:rPr>
@@ -1222,12 +1716,12 @@
           <w:lang w:val="en-SG" w:eastAsia="zh-CN"/>
         </w:rPr>
       </w:pPr>
-      <w:hyperlink w:anchor="_Toc160112582" w:history="1">
+      <w:hyperlink w:anchor="_Toc160112594" w:history="1">
         <w:r>
           <w:rPr>
             <w:rStyle w:val="Hyperlink"/>
           </w:rPr>
-          <w:t>Chapter 2 Literature Review</w:t>
+          <w:t>Reflection on Learning Outcome Attainment</w:t>
         </w:r>
         <w:r>
           <w:rPr>
@@ -1245,7 +1739,7 @@
           <w:rPr>
             <w:webHidden/>
           </w:rPr>
-          <w:instrText xml:space="preserve"> PAGEREF _Toc160112582 \h </w:instrText>
+          <w:instrText xml:space="preserve"> PAGEREF _Toc160112594 \h </w:instrText>
         </w:r>
         <w:r>
           <w:rPr>
@@ -1262,188 +1756,10 @@
           <w:rPr>
             <w:webHidden/>
           </w:rPr>
-          <w:t>2</w:t>
-        </w:r>
-        <w:r>
-          <w:rPr>
-            <w:webHidden/>
-          </w:rPr>
-          <w:fldChar w:fldCharType="end"/>
-        </w:r>
-      </w:hyperlink>
-    </w:p>
-    <w:p>
-      <w:pPr>
-        <w:pStyle w:val="TOC2"/>
-        <w:spacing w:line="360" w:lineRule="auto"/>
-        <w:rPr>
-          <w:rFonts w:ascii="Calibri" w:eastAsia="DengXian" w:hAnsi="Calibri"/>
-          <w:noProof/>
-          <w:kern w:val="2"/>
-          <w:sz w:val="22"/>
-          <w:szCs w:val="22"/>
-          <w:lang w:val="en-SG" w:eastAsia="zh-CN"/>
-        </w:rPr>
-      </w:pPr>
-      <w:hyperlink w:anchor="_Toc160112584" w:history="1">
-        <w:r>
-          <w:rPr>
-            <w:rStyle w:val="Hyperlink"/>
-            <w:noProof/>
-          </w:rPr>
-          <w:t>2.1</w:t>
-        </w:r>
-        <w:r>
-          <w:rPr>
-            <w:rFonts w:ascii="Calibri" w:eastAsia="DengXian" w:hAnsi="Calibri"/>
-            <w:noProof/>
-            <w:kern w:val="2"/>
-            <w:sz w:val="22"/>
-            <w:szCs w:val="22"/>
-            <w:lang w:val="en-SG" w:eastAsia="zh-CN"/>
-          </w:rPr>
-          <w:tab/>
-        </w:r>
-        <w:r>
-          <w:rPr>
-            <w:rStyle w:val="Hyperlink"/>
-            <w:noProof/>
-          </w:rPr>
-          <w:t>xxx</w:t>
-        </w:r>
-        <w:r>
-          <w:rPr>
-            <w:noProof/>
-            <w:webHidden/>
-          </w:rPr>
-          <w:tab/>
-        </w:r>
-        <w:r>
-          <w:rPr>
-            <w:noProof/>
-            <w:webHidden/>
-          </w:rPr>
-          <w:fldChar w:fldCharType="begin"/>
-        </w:r>
-        <w:r>
-          <w:rPr>
-            <w:noProof/>
-            <w:webHidden/>
-          </w:rPr>
-          <w:instrText xml:space="preserve"> PAGEREF _Toc160112584 \h </w:instrText>
-        </w:r>
-        <w:r>
-          <w:rPr>
-            <w:noProof/>
-            <w:webHidden/>
-          </w:rPr>
-        </w:r>
-        <w:r>
-          <w:rPr>
-            <w:noProof/>
-            <w:webHidden/>
-          </w:rPr>
-          <w:fldChar w:fldCharType="separate"/>
-        </w:r>
-        <w:r>
-          <w:rPr>
-            <w:noProof/>
-            <w:webHidden/>
-          </w:rPr>
-          <w:t>2</w:t>
-        </w:r>
-        <w:r>
-          <w:rPr>
-            <w:noProof/>
-            <w:webHidden/>
-          </w:rPr>
-          <w:fldChar w:fldCharType="end"/>
-        </w:r>
-      </w:hyperlink>
-    </w:p>
-    <w:p>
-      <w:pPr>
-        <w:pStyle w:val="TOC2"/>
-        <w:spacing w:line="360" w:lineRule="auto"/>
-        <w:rPr>
-          <w:rFonts w:ascii="Calibri" w:eastAsia="DengXian" w:hAnsi="Calibri"/>
-          <w:noProof/>
-          <w:kern w:val="2"/>
-          <w:sz w:val="22"/>
-          <w:szCs w:val="22"/>
-          <w:lang w:val="en-SG" w:eastAsia="zh-CN"/>
-        </w:rPr>
-      </w:pPr>
-      <w:hyperlink w:anchor="_Toc160112585" w:history="1">
-        <w:r>
-          <w:rPr>
-            <w:rStyle w:val="Hyperlink"/>
-            <w:noProof/>
-          </w:rPr>
-          <w:t>2.2</w:t>
-        </w:r>
-        <w:r>
-          <w:rPr>
-            <w:rFonts w:ascii="Calibri" w:eastAsia="DengXian" w:hAnsi="Calibri"/>
-            <w:noProof/>
-            <w:kern w:val="2"/>
-            <w:sz w:val="22"/>
-            <w:szCs w:val="22"/>
-            <w:lang w:val="en-SG" w:eastAsia="zh-CN"/>
-          </w:rPr>
-          <w:tab/>
-        </w:r>
-        <w:r>
-          <w:rPr>
-            <w:rStyle w:val="Hyperlink"/>
-            <w:noProof/>
-          </w:rPr>
-          <w:t>xxx</w:t>
-        </w:r>
-        <w:r>
-          <w:rPr>
-            <w:noProof/>
-            <w:webHidden/>
-          </w:rPr>
-          <w:tab/>
-        </w:r>
-        <w:r>
-          <w:rPr>
-            <w:noProof/>
-            <w:webHidden/>
-          </w:rPr>
-          <w:fldChar w:fldCharType="begin"/>
-        </w:r>
-        <w:r>
-          <w:rPr>
-            <w:noProof/>
-            <w:webHidden/>
-          </w:rPr>
-          <w:instrText xml:space="preserve"> PAGEREF _Toc160112585 \h </w:instrText>
-        </w:r>
-        <w:r>
-          <w:rPr>
-            <w:noProof/>
-            <w:webHidden/>
-          </w:rPr>
-        </w:r>
-        <w:r>
-          <w:rPr>
-            <w:noProof/>
-            <w:webHidden/>
-          </w:rPr>
-          <w:fldChar w:fldCharType="separate"/>
-        </w:r>
-        <w:r>
-          <w:rPr>
-            <w:noProof/>
-            <w:webHidden/>
-          </w:rPr>
-          <w:t>2</w:t>
-        </w:r>
-        <w:r>
-          <w:rPr>
-            <w:noProof/>
+          <w:t>5</w:t>
+        </w:r>
+        <w:r>
+          <w:rPr>
             <w:webHidden/>
           </w:rPr>
           <w:fldChar w:fldCharType="end"/>
@@ -1463,12 +1779,12 @@
           <w:lang w:val="en-SG" w:eastAsia="zh-CN"/>
         </w:rPr>
       </w:pPr>
-      <w:hyperlink w:anchor="_Toc160112586" w:history="1">
+      <w:hyperlink w:anchor="_Toc160112595" w:history="1">
         <w:r>
           <w:rPr>
             <w:rStyle w:val="Hyperlink"/>
           </w:rPr>
-          <w:t>Chapter 3 xxxx</w:t>
+          <w:t>Acknowledging/Declaring the Use of GAI</w:t>
         </w:r>
         <w:r>
           <w:rPr>
@@ -1486,7 +1802,7 @@
           <w:rPr>
             <w:webHidden/>
           </w:rPr>
-          <w:instrText xml:space="preserve"> PAGEREF _Toc160112586 \h </w:instrText>
+          <w:instrText xml:space="preserve"> PAGEREF _Toc160112595 \h </w:instrText>
         </w:r>
         <w:r>
           <w:rPr>
@@ -1503,7 +1819,7 @@
           <w:rPr>
             <w:webHidden/>
           </w:rPr>
-          <w:t>3</w:t>
+          <w:t>6</w:t>
         </w:r>
         <w:r>
           <w:rPr>
@@ -1512,194 +1828,6 @@
           <w:fldChar w:fldCharType="end"/>
         </w:r>
       </w:hyperlink>
-    </w:p>
-    <w:p>
-      <w:pPr>
-        <w:pStyle w:val="TOC2"/>
-        <w:spacing w:line="360" w:lineRule="auto"/>
-        <w:rPr>
-          <w:rFonts w:ascii="Calibri" w:eastAsia="DengXian" w:hAnsi="Calibri"/>
-          <w:noProof/>
-          <w:kern w:val="2"/>
-          <w:sz w:val="22"/>
-          <w:szCs w:val="22"/>
-          <w:lang w:val="en-SG" w:eastAsia="zh-CN"/>
-        </w:rPr>
-      </w:pPr>
-      <w:hyperlink w:anchor="_Toc160112588" w:history="1">
-        <w:r>
-          <w:rPr>
-            <w:rStyle w:val="Hyperlink"/>
-            <w:noProof/>
-          </w:rPr>
-          <w:t>3.1</w:t>
-        </w:r>
-        <w:r>
-          <w:rPr>
-            <w:rFonts w:ascii="Calibri" w:eastAsia="DengXian" w:hAnsi="Calibri"/>
-            <w:noProof/>
-            <w:kern w:val="2"/>
-            <w:sz w:val="22"/>
-            <w:szCs w:val="22"/>
-            <w:lang w:val="en-SG" w:eastAsia="zh-CN"/>
-          </w:rPr>
-          <w:tab/>
-        </w:r>
-        <w:r>
-          <w:rPr>
-            <w:rStyle w:val="Hyperlink"/>
-            <w:noProof/>
-          </w:rPr>
-          <w:t>xxx</w:t>
-        </w:r>
-        <w:r>
-          <w:rPr>
-            <w:noProof/>
-            <w:webHidden/>
-          </w:rPr>
-          <w:tab/>
-        </w:r>
-        <w:r>
-          <w:rPr>
-            <w:noProof/>
-            <w:webHidden/>
-          </w:rPr>
-          <w:fldChar w:fldCharType="begin"/>
-        </w:r>
-        <w:r>
-          <w:rPr>
-            <w:noProof/>
-            <w:webHidden/>
-          </w:rPr>
-          <w:instrText xml:space="preserve"> PAGEREF _Toc160112588 \h </w:instrText>
-        </w:r>
-        <w:r>
-          <w:rPr>
-            <w:noProof/>
-            <w:webHidden/>
-          </w:rPr>
-        </w:r>
-        <w:r>
-          <w:rPr>
-            <w:noProof/>
-            <w:webHidden/>
-          </w:rPr>
-          <w:fldChar w:fldCharType="separate"/>
-        </w:r>
-        <w:r>
-          <w:rPr>
-            <w:noProof/>
-            <w:webHidden/>
-          </w:rPr>
-          <w:t>3</w:t>
-        </w:r>
-        <w:r>
-          <w:rPr>
-            <w:noProof/>
-            <w:webHidden/>
-          </w:rPr>
-          <w:fldChar w:fldCharType="end"/>
-        </w:r>
-      </w:hyperlink>
-    </w:p>
-    <w:p>
-      <w:pPr>
-        <w:pStyle w:val="TOC2"/>
-        <w:spacing w:line="360" w:lineRule="auto"/>
-        <w:rPr>
-          <w:rStyle w:val="Hyperlink"/>
-          <w:noProof/>
-        </w:rPr>
-      </w:pPr>
-      <w:hyperlink w:anchor="_Toc160112589" w:history="1">
-        <w:r>
-          <w:rPr>
-            <w:rStyle w:val="Hyperlink"/>
-            <w:noProof/>
-          </w:rPr>
-          <w:t>3.2</w:t>
-        </w:r>
-        <w:r>
-          <w:rPr>
-            <w:rFonts w:ascii="Calibri" w:eastAsia="DengXian" w:hAnsi="Calibri"/>
-            <w:noProof/>
-            <w:kern w:val="2"/>
-            <w:sz w:val="22"/>
-            <w:szCs w:val="22"/>
-            <w:lang w:val="en-SG" w:eastAsia="zh-CN"/>
-          </w:rPr>
-          <w:tab/>
-        </w:r>
-        <w:r>
-          <w:rPr>
-            <w:rStyle w:val="Hyperlink"/>
-            <w:noProof/>
-          </w:rPr>
-          <w:t>xxx</w:t>
-        </w:r>
-        <w:r>
-          <w:rPr>
-            <w:noProof/>
-            <w:webHidden/>
-          </w:rPr>
-          <w:tab/>
-        </w:r>
-        <w:r>
-          <w:rPr>
-            <w:noProof/>
-            <w:webHidden/>
-          </w:rPr>
-          <w:fldChar w:fldCharType="begin"/>
-        </w:r>
-        <w:r>
-          <w:rPr>
-            <w:noProof/>
-            <w:webHidden/>
-          </w:rPr>
-          <w:instrText xml:space="preserve"> PAGEREF _Toc160112589 \h </w:instrText>
-        </w:r>
-        <w:r>
-          <w:rPr>
-            <w:noProof/>
-            <w:webHidden/>
-          </w:rPr>
-        </w:r>
-        <w:r>
-          <w:rPr>
-            <w:noProof/>
-            <w:webHidden/>
-          </w:rPr>
-          <w:fldChar w:fldCharType="separate"/>
-        </w:r>
-        <w:r>
-          <w:rPr>
-            <w:noProof/>
-            <w:webHidden/>
-          </w:rPr>
-          <w:t>3</w:t>
-        </w:r>
-        <w:r>
-          <w:rPr>
-            <w:noProof/>
-            <w:webHidden/>
-          </w:rPr>
-          <w:fldChar w:fldCharType="end"/>
-        </w:r>
-      </w:hyperlink>
-    </w:p>
-    <w:p>
-      <w:pPr>
-        <w:spacing w:line="360" w:lineRule="auto"/>
-        <w:rPr>
-          <w:noProof/>
-        </w:rPr>
-      </w:pPr>
-      <w:r>
-        <w:rPr>
-          <w:noProof/>
-        </w:rPr>
-        <w:t>(More chapters are usually required and can be inserted here)</w:t>
-      </w:r>
     </w:p>
     <w:p>
       <w:pPr>
@@ -1714,12 +1842,12 @@
           <w:lang w:val="en-SG" w:eastAsia="zh-CN"/>
         </w:rPr>
       </w:pPr>
-      <w:hyperlink w:anchor="_Toc160112590" w:history="1">
+      <w:hyperlink w:anchor="_Toc160112596" w:history="1">
         <w:r>
           <w:rPr>
             <w:rStyle w:val="Hyperlink"/>
           </w:rPr>
-          <w:t>Chapter 4 Conclusion and Future Work</w:t>
+          <w:t>References</w:t>
         </w:r>
         <w:r>
           <w:rPr>
@@ -1737,7 +1865,7 @@
           <w:rPr>
             <w:webHidden/>
           </w:rPr>
-          <w:instrText xml:space="preserve"> PAGEREF _Toc160112590 \h </w:instrText>
+          <w:instrText xml:space="preserve"> PAGEREF _Toc160112596 \h </w:instrText>
         </w:r>
         <w:r>
           <w:rPr>
@@ -1754,188 +1882,10 @@
           <w:rPr>
             <w:webHidden/>
           </w:rPr>
-          <w:t>4</w:t>
-        </w:r>
-        <w:r>
-          <w:rPr>
-            <w:webHidden/>
-          </w:rPr>
-          <w:fldChar w:fldCharType="end"/>
-        </w:r>
-      </w:hyperlink>
-    </w:p>
-    <w:p>
-      <w:pPr>
-        <w:pStyle w:val="TOC2"/>
-        <w:spacing w:line="360" w:lineRule="auto"/>
-        <w:rPr>
-          <w:rFonts w:ascii="Calibri" w:eastAsia="DengXian" w:hAnsi="Calibri"/>
-          <w:noProof/>
-          <w:kern w:val="2"/>
-          <w:sz w:val="22"/>
-          <w:szCs w:val="22"/>
-          <w:lang w:val="en-SG" w:eastAsia="zh-CN"/>
-        </w:rPr>
-      </w:pPr>
-      <w:hyperlink w:anchor="_Toc160112592" w:history="1">
-        <w:r>
-          <w:rPr>
-            <w:rStyle w:val="Hyperlink"/>
-            <w:noProof/>
-          </w:rPr>
-          <w:t>4.1</w:t>
-        </w:r>
-        <w:r>
-          <w:rPr>
-            <w:rFonts w:ascii="Calibri" w:eastAsia="DengXian" w:hAnsi="Calibri"/>
-            <w:noProof/>
-            <w:kern w:val="2"/>
-            <w:sz w:val="22"/>
-            <w:szCs w:val="22"/>
-            <w:lang w:val="en-SG" w:eastAsia="zh-CN"/>
-          </w:rPr>
-          <w:tab/>
-        </w:r>
-        <w:r>
-          <w:rPr>
-            <w:rStyle w:val="Hyperlink"/>
-            <w:noProof/>
-          </w:rPr>
-          <w:t>Conclusion</w:t>
-        </w:r>
-        <w:r>
-          <w:rPr>
-            <w:noProof/>
-            <w:webHidden/>
-          </w:rPr>
-          <w:tab/>
-        </w:r>
-        <w:r>
-          <w:rPr>
-            <w:noProof/>
-            <w:webHidden/>
-          </w:rPr>
-          <w:fldChar w:fldCharType="begin"/>
-        </w:r>
-        <w:r>
-          <w:rPr>
-            <w:noProof/>
-            <w:webHidden/>
-          </w:rPr>
-          <w:instrText xml:space="preserve"> PAGEREF _Toc160112592 \h </w:instrText>
-        </w:r>
-        <w:r>
-          <w:rPr>
-            <w:noProof/>
-            <w:webHidden/>
-          </w:rPr>
-        </w:r>
-        <w:r>
-          <w:rPr>
-            <w:noProof/>
-            <w:webHidden/>
-          </w:rPr>
-          <w:fldChar w:fldCharType="separate"/>
-        </w:r>
-        <w:r>
-          <w:rPr>
-            <w:noProof/>
-            <w:webHidden/>
-          </w:rPr>
-          <w:t>4</w:t>
-        </w:r>
-        <w:r>
-          <w:rPr>
-            <w:noProof/>
-            <w:webHidden/>
-          </w:rPr>
-          <w:fldChar w:fldCharType="end"/>
-        </w:r>
-      </w:hyperlink>
-    </w:p>
-    <w:p>
-      <w:pPr>
-        <w:pStyle w:val="TOC2"/>
-        <w:spacing w:line="360" w:lineRule="auto"/>
-        <w:rPr>
-          <w:rFonts w:ascii="Calibri" w:eastAsia="DengXian" w:hAnsi="Calibri"/>
-          <w:noProof/>
-          <w:kern w:val="2"/>
-          <w:sz w:val="22"/>
-          <w:szCs w:val="22"/>
-          <w:lang w:val="en-SG" w:eastAsia="zh-CN"/>
-        </w:rPr>
-      </w:pPr>
-      <w:hyperlink w:anchor="_Toc160112593" w:history="1">
-        <w:r>
-          <w:rPr>
-            <w:rStyle w:val="Hyperlink"/>
-            <w:noProof/>
-          </w:rPr>
-          <w:t>4.2</w:t>
-        </w:r>
-        <w:r>
-          <w:rPr>
-            <w:rFonts w:ascii="Calibri" w:eastAsia="DengXian" w:hAnsi="Calibri"/>
-            <w:noProof/>
-            <w:kern w:val="2"/>
-            <w:sz w:val="22"/>
-            <w:szCs w:val="22"/>
-            <w:lang w:val="en-SG" w:eastAsia="zh-CN"/>
-          </w:rPr>
-          <w:tab/>
-        </w:r>
-        <w:r>
-          <w:rPr>
-            <w:rStyle w:val="Hyperlink"/>
-            <w:noProof/>
-          </w:rPr>
-          <w:t>Recommendation in Future Work</w:t>
-        </w:r>
-        <w:r>
-          <w:rPr>
-            <w:noProof/>
-            <w:webHidden/>
-          </w:rPr>
-          <w:tab/>
-        </w:r>
-        <w:r>
-          <w:rPr>
-            <w:noProof/>
-            <w:webHidden/>
-          </w:rPr>
-          <w:fldChar w:fldCharType="begin"/>
-        </w:r>
-        <w:r>
-          <w:rPr>
-            <w:noProof/>
-            <w:webHidden/>
-          </w:rPr>
-          <w:instrText xml:space="preserve"> PAGEREF _Toc160112593 \h </w:instrText>
-        </w:r>
-        <w:r>
-          <w:rPr>
-            <w:noProof/>
-            <w:webHidden/>
-          </w:rPr>
-        </w:r>
-        <w:r>
-          <w:rPr>
-            <w:noProof/>
-            <w:webHidden/>
-          </w:rPr>
-          <w:fldChar w:fldCharType="separate"/>
-        </w:r>
-        <w:r>
-          <w:rPr>
-            <w:noProof/>
-            <w:webHidden/>
-          </w:rPr>
-          <w:t>4</w:t>
-        </w:r>
-        <w:r>
-          <w:rPr>
-            <w:noProof/>
+          <w:t>7</w:t>
+        </w:r>
+        <w:r>
+          <w:rPr>
             <w:webHidden/>
           </w:rPr>
           <w:fldChar w:fldCharType="end"/>
@@ -1955,195 +1905,6 @@
           <w:lang w:val="en-SG" w:eastAsia="zh-CN"/>
         </w:rPr>
       </w:pPr>
-      <w:hyperlink w:anchor="_Toc160112594" w:history="1">
-        <w:r>
-          <w:rPr>
-            <w:rStyle w:val="Hyperlink"/>
-          </w:rPr>
-          <w:t>Reflection on Learning Outcome Attainment</w:t>
-        </w:r>
-        <w:r>
-          <w:rPr>
-            <w:webHidden/>
-          </w:rPr>
-          <w:tab/>
-        </w:r>
-        <w:r>
-          <w:rPr>
-            <w:webHidden/>
-          </w:rPr>
-          <w:fldChar w:fldCharType="begin"/>
-        </w:r>
-        <w:r>
-          <w:rPr>
-            <w:webHidden/>
-          </w:rPr>
-          <w:instrText xml:space="preserve"> PAGEREF _Toc160112594 \h </w:instrText>
-        </w:r>
-        <w:r>
-          <w:rPr>
-            <w:webHidden/>
-          </w:rPr>
-        </w:r>
-        <w:r>
-          <w:rPr>
-            <w:webHidden/>
-          </w:rPr>
-          <w:fldChar w:fldCharType="separate"/>
-        </w:r>
-        <w:r>
-          <w:rPr>
-            <w:webHidden/>
-          </w:rPr>
-          <w:t>5</w:t>
-        </w:r>
-        <w:r>
-          <w:rPr>
-            <w:webHidden/>
-          </w:rPr>
-          <w:fldChar w:fldCharType="end"/>
-        </w:r>
-      </w:hyperlink>
-    </w:p>
-    <w:p>
-      <w:pPr>
-        <w:pStyle w:val="TOC1"/>
-        <w:spacing w:line="360" w:lineRule="auto"/>
-        <w:rPr>
-          <w:rFonts w:ascii="Calibri" w:eastAsia="DengXian" w:hAnsi="Calibri"/>
-          <w:color w:val="auto"/>
-          <w:kern w:val="2"/>
-          <w:sz w:val="22"/>
-          <w:szCs w:val="22"/>
-          <w:lang w:val="en-SG" w:eastAsia="zh-CN"/>
-        </w:rPr>
-      </w:pPr>
-      <w:hyperlink w:anchor="_Toc160112595" w:history="1">
-        <w:r>
-          <w:rPr>
-            <w:rStyle w:val="Hyperlink"/>
-          </w:rPr>
-          <w:t>Acknowledging/Declaring the Use of GAI</w:t>
-        </w:r>
-        <w:r>
-          <w:rPr>
-            <w:webHidden/>
-          </w:rPr>
-          <w:tab/>
-        </w:r>
-        <w:r>
-          <w:rPr>
-            <w:webHidden/>
-          </w:rPr>
-          <w:fldChar w:fldCharType="begin"/>
-        </w:r>
-        <w:r>
-          <w:rPr>
-            <w:webHidden/>
-          </w:rPr>
-          <w:instrText xml:space="preserve"> PAGEREF _Toc160112595 \h </w:instrText>
-        </w:r>
-        <w:r>
-          <w:rPr>
-            <w:webHidden/>
-          </w:rPr>
-        </w:r>
-        <w:r>
-          <w:rPr>
-            <w:webHidden/>
-          </w:rPr>
-          <w:fldChar w:fldCharType="separate"/>
-        </w:r>
-        <w:r>
-          <w:rPr>
-            <w:webHidden/>
-          </w:rPr>
-          <w:t>6</w:t>
-        </w:r>
-        <w:r>
-          <w:rPr>
-            <w:webHidden/>
-          </w:rPr>
-          <w:fldChar w:fldCharType="end"/>
-        </w:r>
-      </w:hyperlink>
-    </w:p>
-    <w:p>
-      <w:pPr>
-        <w:pStyle w:val="TOC1"/>
-        <w:spacing w:line="360" w:lineRule="auto"/>
-        <w:rPr>
-          <w:rFonts w:ascii="Calibri" w:eastAsia="DengXian" w:hAnsi="Calibri"/>
-          <w:color w:val="auto"/>
-          <w:kern w:val="2"/>
-          <w:sz w:val="22"/>
-          <w:szCs w:val="22"/>
-          <w:lang w:val="en-SG" w:eastAsia="zh-CN"/>
-        </w:rPr>
-      </w:pPr>
-      <w:hyperlink w:anchor="_Toc160112596" w:history="1">
-        <w:r>
-          <w:rPr>
-            <w:rStyle w:val="Hyperlink"/>
-          </w:rPr>
-          <w:t>References</w:t>
-        </w:r>
-        <w:r>
-          <w:rPr>
-            <w:webHidden/>
-          </w:rPr>
-          <w:tab/>
-        </w:r>
-        <w:r>
-          <w:rPr>
-            <w:webHidden/>
-          </w:rPr>
-          <w:fldChar w:fldCharType="begin"/>
-        </w:r>
-        <w:r>
-          <w:rPr>
-            <w:webHidden/>
-          </w:rPr>
-          <w:instrText xml:space="preserve"> PAGEREF _Toc160112596 \h </w:instrText>
-        </w:r>
-        <w:r>
-          <w:rPr>
-            <w:webHidden/>
-          </w:rPr>
-        </w:r>
-        <w:r>
-          <w:rPr>
-            <w:webHidden/>
-          </w:rPr>
-          <w:fldChar w:fldCharType="separate"/>
-        </w:r>
-        <w:r>
-          <w:rPr>
-            <w:webHidden/>
-          </w:rPr>
-          <w:t>7</w:t>
-        </w:r>
-        <w:r>
-          <w:rPr>
-            <w:webHidden/>
-          </w:rPr>
-          <w:fldChar w:fldCharType="end"/>
-        </w:r>
-      </w:hyperlink>
-    </w:p>
-    <w:p>
-      <w:pPr>
-        <w:pStyle w:val="TOC1"/>
-        <w:spacing w:line="360" w:lineRule="auto"/>
-        <w:rPr>
-          <w:rFonts w:ascii="Calibri" w:eastAsia="DengXian" w:hAnsi="Calibri"/>
-          <w:color w:val="auto"/>
-          <w:kern w:val="2"/>
-          <w:sz w:val="22"/>
-          <w:szCs w:val="22"/>
-          <w:lang w:val="en-SG" w:eastAsia="zh-CN"/>
-        </w:rPr>
-      </w:pPr>
       <w:hyperlink w:anchor="_Toc160112597" w:history="1">
         <w:r>
           <w:rPr>
@@ -2156,7 +1917,7 @@
             <w:rStyle w:val="Hyperlink"/>
             <w:color w:val="FF0000"/>
           </w:rPr>
-          <w:t xml:space="preserve"> (optional)</w:t>
+          <w:t xml:space="preserve"> </w:t>
         </w:r>
         <w:r>
           <w:rPr>
@@ -2247,6 +2008,19 @@
     <w:p>
       <w:pPr>
         <w:spacing w:line="360" w:lineRule="auto"/>
+        <w:rPr>
+          <w:rFonts w:ascii="Times New Roman" w:hAnsi="Times New Roman" w:cs="Times New Roman"/>
+          <w:b/>
+          <w:bCs/>
+          <w:sz w:val="40"/>
+          <w:szCs w:val="40"/>
+          <w:lang w:val="en-US"/>
+        </w:rPr>
+      </w:pPr>
+    </w:p>
+    <w:p>
+      <w:pPr>
+        <w:spacing w:line="360" w:lineRule="auto"/>
         <w:jc w:val="center"/>
         <w:rPr>
           <w:rFonts w:ascii="Times New Roman" w:hAnsi="Times New Roman" w:cs="Times New Roman"/>
@@ -2266,6 +2040,7 @@
           <w:szCs w:val="40"/>
           <w:lang w:val="en-US"/>
         </w:rPr>
+        <w:lastRenderedPageBreak/>
         <w:t>Abstract</w:t>
       </w:r>
     </w:p>
@@ -2427,13 +2202,7 @@
         <w:rPr>
           <w:rFonts w:ascii="Times New Roman" w:hAnsi="Times New Roman" w:cs="Times New Roman"/>
         </w:rPr>
-        <w:t>regularly tested</w:t>
-      </w:r>
-      <w:r>
-        <w:rPr>
-          <w:rFonts w:ascii="Times New Roman" w:hAnsi="Times New Roman" w:cs="Times New Roman"/>
-        </w:rPr>
-        <w:t xml:space="preserve"> </w:t>
+        <w:t xml:space="preserve">regularly tested </w:t>
       </w:r>
       <w:r>
         <w:rPr>
@@ -2598,7 +2367,6 @@
     <w:p>
       <w:pPr>
         <w:spacing w:line="360" w:lineRule="auto"/>
-        <w:jc w:val="center"/>
         <w:rPr>
           <w:rFonts w:ascii="Times New Roman" w:hAnsi="Times New Roman" w:cs="Times New Roman"/>
           <w:b/>
@@ -2608,7 +2376,11 @@
           <w:lang w:val="en-US"/>
         </w:rPr>
       </w:pPr>
-      <w:r>
+    </w:p>
+    <w:p>
+      <w:pPr>
+        <w:spacing w:line="360" w:lineRule="auto"/>
+        <w:jc w:val="center"/>
         <w:rPr>
           <w:rFonts w:ascii="Times New Roman" w:hAnsi="Times New Roman" w:cs="Times New Roman"/>
           <w:b/>
@@ -2617,6 +2389,16 @@
           <w:szCs w:val="40"/>
           <w:lang w:val="en-US"/>
         </w:rPr>
+      </w:pPr>
+      <w:r>
+        <w:rPr>
+          <w:rFonts w:ascii="Times New Roman" w:hAnsi="Times New Roman" w:cs="Times New Roman"/>
+          <w:b/>
+          <w:bCs/>
+          <w:sz w:val="40"/>
+          <w:szCs w:val="40"/>
+          <w:lang w:val="en-US"/>
+        </w:rPr>
         <w:lastRenderedPageBreak/>
         <w:t>List of Figures</w:t>
       </w:r>
@@ -2854,9 +2636,13 @@
           <w:lang w:val="en-US"/>
         </w:rPr>
         <w:lastRenderedPageBreak/>
-        <w:t xml:space="preserve">List of </w:t>
-      </w:r>
-      <w:r>
+        <w:t>List of Tables</w:t>
+      </w:r>
+    </w:p>
+    <w:p>
+      <w:pPr>
+        <w:spacing w:line="360" w:lineRule="auto"/>
+        <w:jc w:val="center"/>
         <w:rPr>
           <w:rFonts w:ascii="Times New Roman" w:hAnsi="Times New Roman" w:cs="Times New Roman"/>
           <w:b/>
@@ -2865,8 +2651,7 @@
           <w:szCs w:val="40"/>
           <w:lang w:val="en-US"/>
         </w:rPr>
-        <w:t>Tables</w:t>
-      </w:r>
+      </w:pPr>
     </w:p>
     <w:p>
       <w:pPr>
@@ -3067,7 +2852,31 @@
     <w:p>
       <w:pPr>
         <w:spacing w:line="360" w:lineRule="auto"/>
-        <w:jc w:val="center"/>
+        <w:rPr>
+          <w:rFonts w:ascii="Times New Roman" w:hAnsi="Times New Roman" w:cs="Times New Roman"/>
+          <w:b/>
+          <w:bCs/>
+          <w:sz w:val="48"/>
+          <w:szCs w:val="48"/>
+          <w:lang w:val="en-US"/>
+        </w:rPr>
+      </w:pPr>
+      <w:r>
+        <w:rPr>
+          <w:rFonts w:ascii="Times New Roman" w:hAnsi="Times New Roman" w:cs="Times New Roman"/>
+          <w:b/>
+          <w:bCs/>
+          <w:sz w:val="48"/>
+          <w:szCs w:val="48"/>
+          <w:lang w:val="en-US"/>
+        </w:rPr>
+        <w:lastRenderedPageBreak/>
+        <w:t>Chapter 1</w:t>
+      </w:r>
+    </w:p>
+    <w:p>
+      <w:pPr>
+        <w:spacing w:line="360" w:lineRule="auto"/>
         <w:rPr>
           <w:rFonts w:ascii="Times New Roman" w:hAnsi="Times New Roman" w:cs="Times New Roman"/>
           <w:b/>
@@ -3077,10 +2886,7 @@
           <w:lang w:val="en-US"/>
         </w:rPr>
       </w:pPr>
-    </w:p>
-    <w:p>
-      <w:pPr>
-        <w:spacing w:line="360" w:lineRule="auto"/>
+      <w:r>
         <w:rPr>
           <w:rFonts w:ascii="Times New Roman" w:hAnsi="Times New Roman" w:cs="Times New Roman"/>
           <w:b/>
@@ -3089,56 +2895,8 @@
           <w:szCs w:val="40"/>
           <w:lang w:val="en-US"/>
         </w:rPr>
-      </w:pPr>
-      <w:r>
-        <w:rPr>
-          <w:rFonts w:ascii="Times New Roman" w:hAnsi="Times New Roman" w:cs="Times New Roman"/>
-          <w:b/>
-          <w:bCs/>
-          <w:sz w:val="40"/>
-          <w:szCs w:val="40"/>
-          <w:lang w:val="en-US"/>
-        </w:rPr>
-        <w:lastRenderedPageBreak/>
-        <w:t>Chapter 1</w:t>
-      </w:r>
-    </w:p>
-    <w:p>
-      <w:pPr>
-        <w:spacing w:line="360" w:lineRule="auto"/>
-        <w:rPr>
-          <w:rFonts w:ascii="Times New Roman" w:hAnsi="Times New Roman" w:cs="Times New Roman"/>
-          <w:b/>
-          <w:bCs/>
-          <w:sz w:val="40"/>
-          <w:szCs w:val="40"/>
-          <w:lang w:val="en-US"/>
-        </w:rPr>
-      </w:pPr>
-      <w:r>
-        <w:rPr>
-          <w:rFonts w:ascii="Times New Roman" w:hAnsi="Times New Roman" w:cs="Times New Roman"/>
-          <w:b/>
-          <w:bCs/>
-          <w:sz w:val="40"/>
-          <w:szCs w:val="40"/>
-          <w:lang w:val="en-US"/>
-        </w:rPr>
         <w:t>Introduction</w:t>
       </w:r>
-    </w:p>
-    <w:p>
-      <w:pPr>
-        <w:spacing w:line="360" w:lineRule="auto"/>
-        <w:rPr>
-          <w:rFonts w:ascii="Times New Roman" w:hAnsi="Times New Roman" w:cs="Times New Roman"/>
-          <w:b/>
-          <w:bCs/>
-          <w:sz w:val="40"/>
-          <w:szCs w:val="40"/>
-          <w:lang w:val="en-US"/>
-        </w:rPr>
-      </w:pPr>
     </w:p>
     <w:p>
       <w:pPr>
@@ -3152,18 +2910,18 @@
           <w:rFonts w:ascii="Times New Roman" w:hAnsi="Times New Roman" w:cs="Times New Roman"/>
           <w:b/>
           <w:bCs/>
-          <w:sz w:val="32"/>
-          <w:szCs w:val="32"/>
-          <w:lang w:val="en-US"/>
-        </w:rPr>
-      </w:pPr>
-      <w:r>
-        <w:rPr>
-          <w:rFonts w:ascii="Times New Roman" w:hAnsi="Times New Roman" w:cs="Times New Roman"/>
-          <w:b/>
-          <w:bCs/>
-          <w:sz w:val="32"/>
-          <w:szCs w:val="32"/>
+          <w:sz w:val="40"/>
+          <w:szCs w:val="40"/>
+          <w:lang w:val="en-US"/>
+        </w:rPr>
+      </w:pPr>
+      <w:r>
+        <w:rPr>
+          <w:rFonts w:ascii="Times New Roman" w:hAnsi="Times New Roman" w:cs="Times New Roman"/>
+          <w:b/>
+          <w:bCs/>
+          <w:sz w:val="40"/>
+          <w:szCs w:val="40"/>
           <w:lang w:val="en-US"/>
         </w:rPr>
         <w:t>Background</w:t>
@@ -4454,38 +4212,38 @@
         <w:rPr>
           <w:rFonts w:ascii="Times New Roman" w:hAnsi="Times New Roman" w:cs="Times New Roman"/>
         </w:rPr>
-        <w:t xml:space="preserve">real-world </w:t>
+        <w:t xml:space="preserve">real-world applications, and </w:t>
+      </w:r>
+      <w:r>
+        <w:rPr>
+          <w:rFonts w:ascii="Times New Roman" w:hAnsi="Times New Roman" w:cs="Times New Roman"/>
+        </w:rPr>
+        <w:t xml:space="preserve">place further emphasise on the </w:t>
+      </w:r>
+      <w:r>
+        <w:rPr>
+          <w:rFonts w:ascii="Times New Roman" w:hAnsi="Times New Roman" w:cs="Times New Roman"/>
+        </w:rPr>
+        <w:t xml:space="preserve">development of </w:t>
+      </w:r>
+      <w:r>
+        <w:rPr>
+          <w:rFonts w:ascii="Times New Roman" w:hAnsi="Times New Roman" w:cs="Times New Roman"/>
+        </w:rPr>
+        <w:t>ethical</w:t>
+      </w:r>
+      <w:r>
+        <w:rPr>
+          <w:rFonts w:ascii="Times New Roman" w:hAnsi="Times New Roman" w:cs="Times New Roman"/>
+        </w:rPr>
+        <w:t xml:space="preserve"> artificial intelligence </w:t>
       </w:r>
       <w:r>
         <w:rPr>
           <w:rFonts w:ascii="Times New Roman" w:hAnsi="Times New Roman" w:cs="Times New Roman"/>
         </w:rPr>
         <w:lastRenderedPageBreak/>
-        <w:t xml:space="preserve">applications, and </w:t>
-      </w:r>
-      <w:r>
-        <w:rPr>
-          <w:rFonts w:ascii="Times New Roman" w:hAnsi="Times New Roman" w:cs="Times New Roman"/>
-        </w:rPr>
-        <w:t xml:space="preserve">place further emphasise on the </w:t>
-      </w:r>
-      <w:r>
-        <w:rPr>
-          <w:rFonts w:ascii="Times New Roman" w:hAnsi="Times New Roman" w:cs="Times New Roman"/>
-        </w:rPr>
-        <w:t xml:space="preserve">development of </w:t>
-      </w:r>
-      <w:r>
-        <w:rPr>
-          <w:rFonts w:ascii="Times New Roman" w:hAnsi="Times New Roman" w:cs="Times New Roman"/>
-        </w:rPr>
-        <w:t>ethical</w:t>
-      </w:r>
-      <w:r>
-        <w:rPr>
-          <w:rFonts w:ascii="Times New Roman" w:hAnsi="Times New Roman" w:cs="Times New Roman"/>
-        </w:rPr>
-        <w:t xml:space="preserve"> artificial intelligence (AI)</w:t>
+        <w:t>(AI)</w:t>
       </w:r>
       <w:r>
         <w:rPr>
@@ -4611,18 +4369,18 @@
           <w:rFonts w:ascii="Times New Roman" w:hAnsi="Times New Roman" w:cs="Times New Roman"/>
           <w:b/>
           <w:bCs/>
-          <w:sz w:val="32"/>
-          <w:szCs w:val="32"/>
-          <w:lang w:val="en-US"/>
-        </w:rPr>
-      </w:pPr>
-      <w:r>
-        <w:rPr>
-          <w:rFonts w:ascii="Times New Roman" w:hAnsi="Times New Roman" w:cs="Times New Roman"/>
-          <w:b/>
-          <w:bCs/>
-          <w:sz w:val="32"/>
-          <w:szCs w:val="32"/>
+          <w:sz w:val="40"/>
+          <w:szCs w:val="40"/>
+          <w:lang w:val="en-US"/>
+        </w:rPr>
+      </w:pPr>
+      <w:r>
+        <w:rPr>
+          <w:rFonts w:ascii="Times New Roman" w:hAnsi="Times New Roman" w:cs="Times New Roman"/>
+          <w:b/>
+          <w:bCs/>
+          <w:sz w:val="40"/>
+          <w:szCs w:val="40"/>
           <w:lang w:val="en-US"/>
         </w:rPr>
         <w:t>Objective and Scope</w:t>
@@ -4807,9 +4565,18 @@
       <w:r>
         <w:rPr>
           <w:rFonts w:ascii="Times New Roman" w:hAnsi="Times New Roman" w:cs="Times New Roman"/>
-          <w:lang w:val="en-US"/>
-        </w:rPr>
-        <w:t>Fidelity: How well an explanation preserves (or disrupts) the model’s own prediction when keeping or removing perturbations of the identified subgraph or features.</w:t>
+          <w:b/>
+          <w:bCs/>
+          <w:lang w:val="en-US"/>
+        </w:rPr>
+        <w:t>Fidelity:</w:t>
+      </w:r>
+      <w:r>
+        <w:rPr>
+          <w:rFonts w:ascii="Times New Roman" w:hAnsi="Times New Roman" w:cs="Times New Roman"/>
+          <w:lang w:val="en-US"/>
+        </w:rPr>
+        <w:t xml:space="preserve"> How well an explanation preserves (or disrupts) the model’s own prediction when keeping or removing perturbations of the identified subgraph or features.</w:t>
       </w:r>
     </w:p>
     <w:p>
@@ -4829,9 +4596,18 @@
       <w:r>
         <w:rPr>
           <w:rFonts w:ascii="Times New Roman" w:hAnsi="Times New Roman" w:cs="Times New Roman"/>
-          <w:lang w:val="en-US"/>
-        </w:rPr>
-        <w:t>Sparsity: How small a subgraph is needed to maintain a high-fidelity prediction.</w:t>
+          <w:b/>
+          <w:bCs/>
+          <w:lang w:val="en-US"/>
+        </w:rPr>
+        <w:t>Sparsity</w:t>
+      </w:r>
+      <w:r>
+        <w:rPr>
+          <w:rFonts w:ascii="Times New Roman" w:hAnsi="Times New Roman" w:cs="Times New Roman"/>
+          <w:lang w:val="en-US"/>
+        </w:rPr>
+        <w:t>: How small a subgraph is needed to maintain a high-fidelity prediction.</w:t>
       </w:r>
     </w:p>
     <w:p>
@@ -4851,9 +4627,18 @@
       <w:r>
         <w:rPr>
           <w:rFonts w:ascii="Times New Roman" w:hAnsi="Times New Roman" w:cs="Times New Roman"/>
-          <w:lang w:val="en-US"/>
-        </w:rPr>
-        <w:t>Stability: How robust explanations are to randomness or noise in the explainer, model re-training seeds, and minor input perturbations.</w:t>
+          <w:b/>
+          <w:bCs/>
+          <w:lang w:val="en-US"/>
+        </w:rPr>
+        <w:t>Stability:</w:t>
+      </w:r>
+      <w:r>
+        <w:rPr>
+          <w:rFonts w:ascii="Times New Roman" w:hAnsi="Times New Roman" w:cs="Times New Roman"/>
+          <w:lang w:val="en-US"/>
+        </w:rPr>
+        <w:t xml:space="preserve"> How robust explanations are to randomness or noise in the explainer, model re-training seeds, and minor input perturbations.</w:t>
       </w:r>
     </w:p>
     <w:p>
@@ -4950,6 +4735,16 @@
         </w:rPr>
         <w:t>.</w:t>
       </w:r>
+    </w:p>
+    <w:p>
+      <w:pPr>
+        <w:spacing w:line="360" w:lineRule="auto"/>
+        <w:jc w:val="both"/>
+        <w:rPr>
+          <w:rFonts w:ascii="Times New Roman" w:hAnsi="Times New Roman" w:cs="Times New Roman"/>
+          <w:lang w:val="en-US"/>
+        </w:rPr>
+      </w:pPr>
     </w:p>
     <w:p>
       <w:pPr>
@@ -5023,282 +4818,368 @@
           <w:rFonts w:ascii="Times New Roman" w:hAnsi="Times New Roman" w:cs="Times New Roman"/>
           <w:b/>
           <w:bCs/>
+          <w:sz w:val="40"/>
+          <w:szCs w:val="40"/>
+          <w:lang w:val="en-US"/>
+        </w:rPr>
+      </w:pPr>
+      <w:proofErr w:type="spellStart"/>
+      <w:r>
+        <w:rPr>
+          <w:rFonts w:ascii="Times New Roman" w:hAnsi="Times New Roman" w:cs="Times New Roman"/>
+          <w:b/>
+          <w:bCs/>
+          <w:sz w:val="40"/>
+          <w:szCs w:val="40"/>
+          <w:lang w:val="en-US"/>
+        </w:rPr>
+        <w:t>Organisation</w:t>
+      </w:r>
+      <w:proofErr w:type="spellEnd"/>
+    </w:p>
+    <w:p>
+      <w:pPr>
+        <w:spacing w:line="360" w:lineRule="auto"/>
+        <w:jc w:val="both"/>
+        <w:rPr>
+          <w:rFonts w:ascii="Times New Roman" w:hAnsi="Times New Roman" w:cs="Times New Roman"/>
+          <w:lang w:val="en-US"/>
+        </w:rPr>
+      </w:pPr>
+      <w:r>
+        <w:rPr>
+          <w:rFonts w:ascii="Times New Roman" w:hAnsi="Times New Roman" w:cs="Times New Roman"/>
+          <w:lang w:val="en-US"/>
+        </w:rPr>
+        <w:t>This report is organized into 5 chapters. Chapter 2 is the literature review of resources related to the project. Chapter 3 talks about the implementation, datasets, methods and baselines of the project. Chapter 4 discusses the results of the project. Chapter 5 concludes the report and Chapter 6 makes recommendations for future work.</w:t>
+      </w:r>
+    </w:p>
+    <w:p>
+      <w:pPr>
+        <w:spacing w:line="360" w:lineRule="auto"/>
+        <w:jc w:val="both"/>
+        <w:rPr>
+          <w:rFonts w:ascii="Times New Roman" w:hAnsi="Times New Roman" w:cs="Times New Roman"/>
+          <w:lang w:val="en-US"/>
+        </w:rPr>
+      </w:pPr>
+    </w:p>
+    <w:p>
+      <w:pPr>
+        <w:spacing w:line="360" w:lineRule="auto"/>
+        <w:jc w:val="both"/>
+        <w:rPr>
+          <w:rFonts w:ascii="Times New Roman" w:hAnsi="Times New Roman" w:cs="Times New Roman"/>
+          <w:lang w:val="en-US"/>
+        </w:rPr>
+      </w:pPr>
+    </w:p>
+    <w:p>
+      <w:pPr>
+        <w:spacing w:line="360" w:lineRule="auto"/>
+        <w:jc w:val="both"/>
+        <w:rPr>
+          <w:rFonts w:ascii="Times New Roman" w:hAnsi="Times New Roman" w:cs="Times New Roman"/>
+          <w:lang w:val="en-US"/>
+        </w:rPr>
+      </w:pPr>
+    </w:p>
+    <w:p>
+      <w:pPr>
+        <w:spacing w:line="360" w:lineRule="auto"/>
+        <w:jc w:val="both"/>
+        <w:rPr>
+          <w:rFonts w:ascii="Times New Roman" w:hAnsi="Times New Roman" w:cs="Times New Roman"/>
+          <w:lang w:val="en-US"/>
+        </w:rPr>
+      </w:pPr>
+    </w:p>
+    <w:p>
+      <w:pPr>
+        <w:spacing w:line="360" w:lineRule="auto"/>
+        <w:jc w:val="both"/>
+        <w:rPr>
+          <w:rFonts w:ascii="Times New Roman" w:hAnsi="Times New Roman" w:cs="Times New Roman"/>
+          <w:lang w:val="en-US"/>
+        </w:rPr>
+      </w:pPr>
+    </w:p>
+    <w:p>
+      <w:pPr>
+        <w:spacing w:line="360" w:lineRule="auto"/>
+        <w:jc w:val="both"/>
+        <w:rPr>
+          <w:rFonts w:ascii="Times New Roman" w:hAnsi="Times New Roman" w:cs="Times New Roman"/>
+          <w:lang w:val="en-US"/>
+        </w:rPr>
+      </w:pPr>
+    </w:p>
+    <w:p>
+      <w:pPr>
+        <w:spacing w:line="360" w:lineRule="auto"/>
+        <w:jc w:val="both"/>
+        <w:rPr>
+          <w:rFonts w:ascii="Times New Roman" w:hAnsi="Times New Roman" w:cs="Times New Roman"/>
+          <w:lang w:val="en-US"/>
+        </w:rPr>
+      </w:pPr>
+    </w:p>
+    <w:p>
+      <w:pPr>
+        <w:spacing w:line="360" w:lineRule="auto"/>
+        <w:jc w:val="both"/>
+        <w:rPr>
+          <w:rFonts w:ascii="Times New Roman" w:hAnsi="Times New Roman" w:cs="Times New Roman"/>
+          <w:lang w:val="en-US"/>
+        </w:rPr>
+      </w:pPr>
+    </w:p>
+    <w:p>
+      <w:pPr>
+        <w:spacing w:line="360" w:lineRule="auto"/>
+        <w:jc w:val="both"/>
+        <w:rPr>
+          <w:rFonts w:ascii="Times New Roman" w:hAnsi="Times New Roman" w:cs="Times New Roman"/>
+          <w:lang w:val="en-US"/>
+        </w:rPr>
+      </w:pPr>
+    </w:p>
+    <w:p>
+      <w:pPr>
+        <w:spacing w:line="360" w:lineRule="auto"/>
+        <w:jc w:val="both"/>
+        <w:rPr>
+          <w:rFonts w:ascii="Times New Roman" w:hAnsi="Times New Roman" w:cs="Times New Roman"/>
+          <w:lang w:val="en-US"/>
+        </w:rPr>
+      </w:pPr>
+    </w:p>
+    <w:p>
+      <w:pPr>
+        <w:spacing w:line="360" w:lineRule="auto"/>
+        <w:jc w:val="both"/>
+        <w:rPr>
+          <w:rFonts w:ascii="Times New Roman" w:hAnsi="Times New Roman" w:cs="Times New Roman"/>
+          <w:lang w:val="en-US"/>
+        </w:rPr>
+      </w:pPr>
+    </w:p>
+    <w:p>
+      <w:pPr>
+        <w:spacing w:line="360" w:lineRule="auto"/>
+        <w:jc w:val="both"/>
+        <w:rPr>
+          <w:rFonts w:ascii="Times New Roman" w:hAnsi="Times New Roman" w:cs="Times New Roman"/>
+          <w:lang w:val="en-US"/>
+        </w:rPr>
+      </w:pPr>
+    </w:p>
+    <w:p>
+      <w:pPr>
+        <w:spacing w:line="360" w:lineRule="auto"/>
+        <w:jc w:val="both"/>
+        <w:rPr>
+          <w:rFonts w:ascii="Times New Roman" w:hAnsi="Times New Roman" w:cs="Times New Roman"/>
+          <w:lang w:val="en-US"/>
+        </w:rPr>
+      </w:pPr>
+    </w:p>
+    <w:p>
+      <w:pPr>
+        <w:spacing w:line="360" w:lineRule="auto"/>
+        <w:jc w:val="both"/>
+        <w:rPr>
+          <w:rFonts w:ascii="Times New Roman" w:hAnsi="Times New Roman" w:cs="Times New Roman"/>
+          <w:lang w:val="en-US"/>
+        </w:rPr>
+      </w:pPr>
+    </w:p>
+    <w:p>
+      <w:pPr>
+        <w:spacing w:line="360" w:lineRule="auto"/>
+        <w:jc w:val="both"/>
+        <w:rPr>
+          <w:rFonts w:ascii="Times New Roman" w:hAnsi="Times New Roman" w:cs="Times New Roman"/>
+          <w:lang w:val="en-US"/>
+        </w:rPr>
+      </w:pPr>
+    </w:p>
+    <w:p>
+      <w:pPr>
+        <w:spacing w:line="360" w:lineRule="auto"/>
+        <w:jc w:val="both"/>
+        <w:rPr>
+          <w:rFonts w:ascii="Times New Roman" w:hAnsi="Times New Roman" w:cs="Times New Roman"/>
+          <w:lang w:val="en-US"/>
+        </w:rPr>
+      </w:pPr>
+    </w:p>
+    <w:p>
+      <w:pPr>
+        <w:spacing w:line="360" w:lineRule="auto"/>
+        <w:jc w:val="both"/>
+        <w:rPr>
+          <w:rFonts w:ascii="Times New Roman" w:hAnsi="Times New Roman" w:cs="Times New Roman"/>
+          <w:lang w:val="en-US"/>
+        </w:rPr>
+      </w:pPr>
+    </w:p>
+    <w:p>
+      <w:pPr>
+        <w:spacing w:line="360" w:lineRule="auto"/>
+        <w:jc w:val="both"/>
+        <w:rPr>
+          <w:rFonts w:ascii="Times New Roman" w:hAnsi="Times New Roman" w:cs="Times New Roman"/>
+          <w:lang w:val="en-US"/>
+        </w:rPr>
+      </w:pPr>
+    </w:p>
+    <w:p>
+      <w:pPr>
+        <w:spacing w:line="360" w:lineRule="auto"/>
+        <w:jc w:val="both"/>
+        <w:rPr>
+          <w:rFonts w:ascii="Times New Roman" w:hAnsi="Times New Roman" w:cs="Times New Roman"/>
+          <w:lang w:val="en-US"/>
+        </w:rPr>
+      </w:pPr>
+    </w:p>
+    <w:p>
+      <w:pPr>
+        <w:spacing w:line="360" w:lineRule="auto"/>
+        <w:rPr>
+          <w:rFonts w:ascii="Times New Roman" w:hAnsi="Times New Roman" w:cs="Times New Roman"/>
+          <w:b/>
+          <w:bCs/>
+          <w:sz w:val="48"/>
+          <w:szCs w:val="48"/>
+          <w:lang w:val="en-US"/>
+        </w:rPr>
+      </w:pPr>
+      <w:r>
+        <w:rPr>
+          <w:rFonts w:ascii="Times New Roman" w:hAnsi="Times New Roman" w:cs="Times New Roman"/>
+          <w:b/>
+          <w:bCs/>
+          <w:sz w:val="48"/>
+          <w:szCs w:val="48"/>
+          <w:lang w:val="en-US"/>
+        </w:rPr>
+        <w:lastRenderedPageBreak/>
+        <w:t xml:space="preserve">Chapter </w:t>
+      </w:r>
+      <w:r>
+        <w:rPr>
+          <w:rFonts w:ascii="Times New Roman" w:hAnsi="Times New Roman" w:cs="Times New Roman"/>
+          <w:b/>
+          <w:bCs/>
+          <w:sz w:val="48"/>
+          <w:szCs w:val="48"/>
+          <w:lang w:val="en-US"/>
+        </w:rPr>
+        <w:t>2</w:t>
+      </w:r>
+    </w:p>
+    <w:p>
+      <w:pPr>
+        <w:spacing w:line="360" w:lineRule="auto"/>
+        <w:rPr>
+          <w:rFonts w:ascii="Times New Roman" w:hAnsi="Times New Roman" w:cs="Times New Roman"/>
+          <w:b/>
+          <w:bCs/>
+          <w:sz w:val="40"/>
+          <w:szCs w:val="40"/>
+          <w:lang w:val="en-US"/>
+        </w:rPr>
+      </w:pPr>
+      <w:r>
+        <w:rPr>
+          <w:rFonts w:ascii="Times New Roman" w:hAnsi="Times New Roman" w:cs="Times New Roman"/>
+          <w:b/>
+          <w:bCs/>
+          <w:sz w:val="40"/>
+          <w:szCs w:val="40"/>
+          <w:lang w:val="en-US"/>
+        </w:rPr>
+        <w:t>Literature Review</w:t>
+      </w:r>
+    </w:p>
+    <w:p>
+      <w:pPr>
+        <w:spacing w:line="360" w:lineRule="auto"/>
+        <w:rPr>
+          <w:rFonts w:ascii="Times New Roman" w:hAnsi="Times New Roman" w:cs="Times New Roman"/>
+          <w:b/>
+          <w:bCs/>
+          <w:sz w:val="40"/>
+          <w:szCs w:val="40"/>
+          <w:lang w:val="en-US"/>
+        </w:rPr>
+      </w:pPr>
+      <w:r>
+        <w:rPr>
+          <w:rFonts w:ascii="Times New Roman" w:hAnsi="Times New Roman" w:cs="Times New Roman"/>
+          <w:b/>
+          <w:bCs/>
+          <w:sz w:val="40"/>
+          <w:szCs w:val="40"/>
+          <w:lang w:val="en-US"/>
+        </w:rPr>
+        <w:t>2.1 Graph Neural Networks</w:t>
+      </w:r>
+    </w:p>
+    <w:p>
+      <w:pPr>
+        <w:spacing w:line="360" w:lineRule="auto"/>
+        <w:jc w:val="both"/>
+        <w:rPr>
+          <w:rFonts w:ascii="Times New Roman" w:hAnsi="Times New Roman" w:cs="Times New Roman"/>
+          <w:b/>
+          <w:bCs/>
+          <w:sz w:val="40"/>
+          <w:szCs w:val="40"/>
+          <w:lang w:val="en-US"/>
+        </w:rPr>
+      </w:pPr>
+      <w:r>
+        <w:rPr>
+          <w:rFonts w:ascii="Times New Roman" w:hAnsi="Times New Roman" w:cs="Times New Roman"/>
+        </w:rPr>
+        <w:t xml:space="preserve">Graph Neural Networks (GNNs) are specialized AI systems designed to process data structured as networks. Inspired by the interconnected neurons of the human brain, these models use complex algorithms to identify and </w:t>
+      </w:r>
+      <w:proofErr w:type="spellStart"/>
+      <w:r>
+        <w:rPr>
+          <w:rFonts w:ascii="Times New Roman" w:hAnsi="Times New Roman" w:cs="Times New Roman"/>
+        </w:rPr>
+        <w:t>analyze</w:t>
+      </w:r>
+      <w:proofErr w:type="spellEnd"/>
+      <w:r>
+        <w:rPr>
+          <w:rFonts w:ascii="Times New Roman" w:hAnsi="Times New Roman" w:cs="Times New Roman"/>
+        </w:rPr>
+        <w:t xml:space="preserve"> the hidden patterns and links within networked information.</w:t>
+      </w:r>
+    </w:p>
+    <w:p>
+      <w:pPr>
+        <w:spacing w:line="360" w:lineRule="auto"/>
+        <w:jc w:val="both"/>
+        <w:rPr>
+          <w:rFonts w:ascii="Times New Roman" w:hAnsi="Times New Roman" w:cs="Times New Roman"/>
+          <w:b/>
+          <w:bCs/>
           <w:sz w:val="32"/>
           <w:szCs w:val="32"/>
           <w:lang w:val="en-US"/>
         </w:rPr>
       </w:pPr>
-      <w:proofErr w:type="spellStart"/>
-      <w:r>
-        <w:rPr>
-          <w:rFonts w:ascii="Times New Roman" w:hAnsi="Times New Roman" w:cs="Times New Roman"/>
-          <w:b/>
-          <w:bCs/>
-          <w:sz w:val="32"/>
-          <w:szCs w:val="32"/>
-          <w:lang w:val="en-US"/>
-        </w:rPr>
-        <w:lastRenderedPageBreak/>
-        <w:t>Organisations</w:t>
-      </w:r>
-      <w:proofErr w:type="spellEnd"/>
     </w:p>
     <w:p>
       <w:pPr>
         <w:spacing w:line="360" w:lineRule="auto"/>
         <w:jc w:val="both"/>
-        <w:rPr>
-          <w:rFonts w:ascii="Times New Roman" w:hAnsi="Times New Roman" w:cs="Times New Roman"/>
-          <w:lang w:val="en-US"/>
-        </w:rPr>
-      </w:pPr>
-      <w:r>
-        <w:rPr>
-          <w:rFonts w:ascii="Times New Roman" w:hAnsi="Times New Roman" w:cs="Times New Roman"/>
-          <w:lang w:val="en-US"/>
-        </w:rPr>
-        <w:t>This report is organized into 5 chapters. Chapter 2 is the literature review of resources related to the project. Chapter 3 talks about the implementation, datasets, methods and baselines of the project. Chapter 4 discusses the results of the project. Chapter 5 concludes the report and Chapter 6 makes recommendations for future work.</w:t>
-      </w:r>
-    </w:p>
-    <w:p>
-      <w:pPr>
-        <w:spacing w:line="360" w:lineRule="auto"/>
-        <w:jc w:val="both"/>
-        <w:rPr>
-          <w:rFonts w:ascii="Times New Roman" w:hAnsi="Times New Roman" w:cs="Times New Roman"/>
-          <w:lang w:val="en-US"/>
-        </w:rPr>
-      </w:pPr>
-    </w:p>
-    <w:p>
-      <w:pPr>
-        <w:spacing w:line="360" w:lineRule="auto"/>
-        <w:jc w:val="both"/>
-        <w:rPr>
-          <w:rFonts w:ascii="Times New Roman" w:hAnsi="Times New Roman" w:cs="Times New Roman"/>
-          <w:lang w:val="en-US"/>
-        </w:rPr>
-      </w:pPr>
-    </w:p>
-    <w:p>
-      <w:pPr>
-        <w:spacing w:line="360" w:lineRule="auto"/>
-        <w:jc w:val="both"/>
-        <w:rPr>
-          <w:rFonts w:ascii="Times New Roman" w:hAnsi="Times New Roman" w:cs="Times New Roman"/>
-          <w:lang w:val="en-US"/>
-        </w:rPr>
-      </w:pPr>
-    </w:p>
-    <w:p>
-      <w:pPr>
-        <w:spacing w:line="360" w:lineRule="auto"/>
-        <w:jc w:val="both"/>
-        <w:rPr>
-          <w:rFonts w:ascii="Times New Roman" w:hAnsi="Times New Roman" w:cs="Times New Roman"/>
-          <w:lang w:val="en-US"/>
-        </w:rPr>
-      </w:pPr>
-    </w:p>
-    <w:p>
-      <w:pPr>
-        <w:spacing w:line="360" w:lineRule="auto"/>
-        <w:jc w:val="both"/>
-        <w:rPr>
-          <w:rFonts w:ascii="Times New Roman" w:hAnsi="Times New Roman" w:cs="Times New Roman"/>
-          <w:lang w:val="en-US"/>
-        </w:rPr>
-      </w:pPr>
-    </w:p>
-    <w:p>
-      <w:pPr>
-        <w:spacing w:line="360" w:lineRule="auto"/>
-        <w:jc w:val="both"/>
-        <w:rPr>
-          <w:rFonts w:ascii="Times New Roman" w:hAnsi="Times New Roman" w:cs="Times New Roman"/>
-          <w:lang w:val="en-US"/>
-        </w:rPr>
-      </w:pPr>
-    </w:p>
-    <w:p>
-      <w:pPr>
-        <w:spacing w:line="360" w:lineRule="auto"/>
-        <w:jc w:val="both"/>
-        <w:rPr>
-          <w:rFonts w:ascii="Times New Roman" w:hAnsi="Times New Roman" w:cs="Times New Roman"/>
-          <w:lang w:val="en-US"/>
-        </w:rPr>
-      </w:pPr>
-    </w:p>
-    <w:p>
-      <w:pPr>
-        <w:spacing w:line="360" w:lineRule="auto"/>
-        <w:jc w:val="both"/>
-        <w:rPr>
-          <w:rFonts w:ascii="Times New Roman" w:hAnsi="Times New Roman" w:cs="Times New Roman"/>
-          <w:lang w:val="en-US"/>
-        </w:rPr>
-      </w:pPr>
-    </w:p>
-    <w:p>
-      <w:pPr>
-        <w:spacing w:line="360" w:lineRule="auto"/>
-        <w:jc w:val="both"/>
-        <w:rPr>
-          <w:rFonts w:ascii="Times New Roman" w:hAnsi="Times New Roman" w:cs="Times New Roman"/>
-          <w:lang w:val="en-US"/>
-        </w:rPr>
-      </w:pPr>
-    </w:p>
-    <w:p>
-      <w:pPr>
-        <w:spacing w:line="360" w:lineRule="auto"/>
-        <w:jc w:val="both"/>
-        <w:rPr>
-          <w:rFonts w:ascii="Times New Roman" w:hAnsi="Times New Roman" w:cs="Times New Roman"/>
-          <w:lang w:val="en-US"/>
-        </w:rPr>
-      </w:pPr>
-    </w:p>
-    <w:p>
-      <w:pPr>
-        <w:spacing w:line="360" w:lineRule="auto"/>
-        <w:jc w:val="both"/>
-        <w:rPr>
-          <w:rFonts w:ascii="Times New Roman" w:hAnsi="Times New Roman" w:cs="Times New Roman"/>
-          <w:lang w:val="en-US"/>
-        </w:rPr>
-      </w:pPr>
-    </w:p>
-    <w:p>
-      <w:pPr>
-        <w:spacing w:line="360" w:lineRule="auto"/>
-        <w:jc w:val="both"/>
-        <w:rPr>
-          <w:rFonts w:ascii="Times New Roman" w:hAnsi="Times New Roman" w:cs="Times New Roman"/>
-          <w:lang w:val="en-US"/>
-        </w:rPr>
-      </w:pPr>
-    </w:p>
-    <w:p>
-      <w:pPr>
-        <w:spacing w:line="360" w:lineRule="auto"/>
-        <w:jc w:val="both"/>
-        <w:rPr>
-          <w:rFonts w:ascii="Times New Roman" w:hAnsi="Times New Roman" w:cs="Times New Roman"/>
-          <w:lang w:val="en-US"/>
-        </w:rPr>
-      </w:pPr>
-    </w:p>
-    <w:p>
-      <w:pPr>
-        <w:spacing w:line="360" w:lineRule="auto"/>
-        <w:jc w:val="both"/>
-        <w:rPr>
-          <w:rFonts w:ascii="Times New Roman" w:hAnsi="Times New Roman" w:cs="Times New Roman"/>
-          <w:lang w:val="en-US"/>
-        </w:rPr>
-      </w:pPr>
-    </w:p>
-    <w:p>
-      <w:pPr>
-        <w:spacing w:line="360" w:lineRule="auto"/>
-        <w:jc w:val="both"/>
-        <w:rPr>
-          <w:rFonts w:ascii="Times New Roman" w:hAnsi="Times New Roman" w:cs="Times New Roman"/>
-          <w:lang w:val="en-US"/>
-        </w:rPr>
-      </w:pPr>
-    </w:p>
-    <w:p>
-      <w:pPr>
-        <w:spacing w:line="360" w:lineRule="auto"/>
-        <w:jc w:val="both"/>
-        <w:rPr>
-          <w:rFonts w:ascii="Times New Roman" w:hAnsi="Times New Roman" w:cs="Times New Roman"/>
-          <w:lang w:val="en-US"/>
-        </w:rPr>
-      </w:pPr>
-    </w:p>
-    <w:p>
-      <w:pPr>
-        <w:spacing w:line="360" w:lineRule="auto"/>
-        <w:jc w:val="both"/>
-        <w:rPr>
-          <w:rFonts w:ascii="Times New Roman" w:hAnsi="Times New Roman" w:cs="Times New Roman"/>
-          <w:lang w:val="en-US"/>
-        </w:rPr>
-      </w:pPr>
-    </w:p>
-    <w:p>
-      <w:pPr>
-        <w:spacing w:line="360" w:lineRule="auto"/>
-        <w:jc w:val="both"/>
-        <w:rPr>
-          <w:rFonts w:ascii="Times New Roman" w:hAnsi="Times New Roman" w:cs="Times New Roman"/>
-          <w:lang w:val="en-US"/>
-        </w:rPr>
-      </w:pPr>
-    </w:p>
-    <w:p>
-      <w:pPr>
-        <w:spacing w:line="360" w:lineRule="auto"/>
-        <w:jc w:val="both"/>
-        <w:rPr>
-          <w:rFonts w:ascii="Times New Roman" w:hAnsi="Times New Roman" w:cs="Times New Roman"/>
-          <w:lang w:val="en-US"/>
-        </w:rPr>
-      </w:pPr>
-    </w:p>
-    <w:p>
-      <w:pPr>
-        <w:spacing w:line="360" w:lineRule="auto"/>
-        <w:jc w:val="both"/>
-        <w:rPr>
-          <w:rFonts w:ascii="Times New Roman" w:hAnsi="Times New Roman" w:cs="Times New Roman"/>
-          <w:lang w:val="en-US"/>
-        </w:rPr>
-      </w:pPr>
-    </w:p>
-    <w:p>
-      <w:pPr>
-        <w:spacing w:line="360" w:lineRule="auto"/>
-        <w:rPr>
-          <w:rFonts w:ascii="Times New Roman" w:hAnsi="Times New Roman" w:cs="Times New Roman"/>
-          <w:b/>
-          <w:bCs/>
-          <w:sz w:val="48"/>
-          <w:szCs w:val="48"/>
-          <w:lang w:val="en-US"/>
-        </w:rPr>
-      </w:pPr>
-      <w:r>
-        <w:rPr>
-          <w:rFonts w:ascii="Times New Roman" w:hAnsi="Times New Roman" w:cs="Times New Roman"/>
-          <w:b/>
-          <w:bCs/>
-          <w:sz w:val="48"/>
-          <w:szCs w:val="48"/>
-          <w:lang w:val="en-US"/>
-        </w:rPr>
-        <w:lastRenderedPageBreak/>
-        <w:t xml:space="preserve">Chapter </w:t>
-      </w:r>
-      <w:r>
-        <w:rPr>
-          <w:rFonts w:ascii="Times New Roman" w:hAnsi="Times New Roman" w:cs="Times New Roman"/>
-          <w:b/>
-          <w:bCs/>
-          <w:sz w:val="48"/>
-          <w:szCs w:val="48"/>
-          <w:lang w:val="en-US"/>
-        </w:rPr>
-        <w:t>2</w:t>
-      </w:r>
-    </w:p>
-    <w:p>
-      <w:pPr>
-        <w:spacing w:line="360" w:lineRule="auto"/>
         <w:rPr>
           <w:rFonts w:ascii="Times New Roman" w:hAnsi="Times New Roman" w:cs="Times New Roman"/>
           <w:b/>
@@ -5317,12 +5198,13 @@
           <w:szCs w:val="40"/>
           <w:lang w:val="en-US"/>
         </w:rPr>
-        <w:t>Literature Review</w:t>
-      </w:r>
-    </w:p>
-    <w:p>
-      <w:pPr>
-        <w:spacing w:line="360" w:lineRule="auto"/>
+        <w:t>2.1.1 Graph Data Types</w:t>
+      </w:r>
+    </w:p>
+    <w:p>
+      <w:pPr>
+        <w:spacing w:line="360" w:lineRule="auto"/>
+        <w:jc w:val="both"/>
         <w:rPr>
           <w:rFonts w:ascii="Times New Roman" w:hAnsi="Times New Roman" w:cs="Times New Roman"/>
           <w:b/>
@@ -5332,16 +5214,322 @@
           <w:lang w:val="en-US"/>
         </w:rPr>
       </w:pPr>
-    </w:p>
-    <w:p>
-      <w:pPr>
-        <w:spacing w:line="360" w:lineRule="auto"/>
-        <w:rPr>
-          <w:rFonts w:ascii="Times New Roman" w:hAnsi="Times New Roman" w:cs="Times New Roman"/>
-          <w:lang w:val="en-US"/>
-        </w:rPr>
-      </w:pPr>
-      <w:r>
+      <w:r>
+        <w:rPr>
+          <w:rFonts w:ascii="Times New Roman" w:hAnsi="Times New Roman" w:cs="Times New Roman"/>
+        </w:rPr>
+        <w:t xml:space="preserve">Graph data structure </w:t>
+      </w:r>
+      <w:r>
+        <w:rPr>
+          <w:rFonts w:ascii="Times New Roman" w:hAnsi="Times New Roman" w:cs="Times New Roman"/>
+        </w:rPr>
+        <w:t xml:space="preserve">are represented using </w:t>
+      </w:r>
+      <w:r>
+        <w:rPr>
+          <w:rFonts w:ascii="Times New Roman" w:hAnsi="Times New Roman" w:cs="Times New Roman"/>
+        </w:rPr>
+        <w:t xml:space="preserve">2 components - vertices </w:t>
+      </w:r>
+      <w:r>
+        <w:rPr>
+          <w:rFonts w:ascii="Times New Roman" w:hAnsi="Times New Roman" w:cs="Times New Roman"/>
+        </w:rPr>
+        <w:t>(V)</w:t>
+      </w:r>
+      <w:r>
+        <w:rPr>
+          <w:rFonts w:ascii="Times New Roman" w:hAnsi="Times New Roman" w:cs="Times New Roman"/>
+        </w:rPr>
+        <w:t xml:space="preserve">(or nodes) and edges </w:t>
+      </w:r>
+      <w:r>
+        <w:rPr>
+          <w:rFonts w:ascii="Times New Roman" w:hAnsi="Times New Roman" w:cs="Times New Roman"/>
+        </w:rPr>
+        <w:t>(E)</w:t>
+      </w:r>
+      <w:r>
+        <w:rPr>
+          <w:rFonts w:ascii="Times New Roman" w:hAnsi="Times New Roman" w:cs="Times New Roman"/>
+        </w:rPr>
+        <w:t xml:space="preserve">(or links). A </w:t>
+      </w:r>
+      <w:r>
+        <w:rPr>
+          <w:rFonts w:ascii="Times New Roman" w:hAnsi="Times New Roman" w:cs="Times New Roman"/>
+        </w:rPr>
+        <w:t>single g</w:t>
+      </w:r>
+      <w:r>
+        <w:rPr>
+          <w:rFonts w:ascii="Times New Roman" w:hAnsi="Times New Roman" w:cs="Times New Roman"/>
+        </w:rPr>
+        <w:t xml:space="preserve">raph G = (V, E) </w:t>
+      </w:r>
+      <w:r>
+        <w:rPr>
+          <w:rFonts w:ascii="Times New Roman" w:hAnsi="Times New Roman" w:cs="Times New Roman"/>
+        </w:rPr>
+        <w:t>is described by their set of vertices and edges. Additionally, nodes also exist in a graph where they can be unlabelled or labelled</w:t>
+      </w:r>
+      <w:r>
+        <w:rPr>
+          <w:rFonts w:ascii="Times New Roman" w:hAnsi="Times New Roman" w:cs="Times New Roman"/>
+        </w:rPr>
+        <w:t xml:space="preserve">. Each node is associated with node feature vectors that </w:t>
+      </w:r>
+      <w:r>
+        <w:rPr>
+          <w:rFonts w:ascii="Times New Roman" w:hAnsi="Times New Roman" w:cs="Times New Roman"/>
+        </w:rPr>
+        <w:t>contains information about the node.</w:t>
+      </w:r>
+      <w:r>
+        <w:rPr>
+          <w:rFonts w:ascii="Times New Roman" w:hAnsi="Times New Roman" w:cs="Times New Roman"/>
+        </w:rPr>
+        <w:t xml:space="preserve"> </w:t>
+      </w:r>
+      <w:r>
+        <w:rPr>
+          <w:rFonts w:ascii="Times New Roman" w:hAnsi="Times New Roman" w:cs="Times New Roman"/>
+        </w:rPr>
+        <w:t>On the other hand, edges help to connect nodes together or even loop back to itself</w:t>
+      </w:r>
+      <w:r>
+        <w:rPr>
+          <w:rFonts w:ascii="Times New Roman" w:hAnsi="Times New Roman" w:cs="Times New Roman"/>
+        </w:rPr>
+        <w:t xml:space="preserve">. </w:t>
+      </w:r>
+      <w:r>
+        <w:rPr>
+          <w:rFonts w:ascii="Times New Roman" w:hAnsi="Times New Roman" w:cs="Times New Roman"/>
+        </w:rPr>
+        <w:t xml:space="preserve">They </w:t>
+      </w:r>
+      <w:r>
+        <w:rPr>
+          <w:rFonts w:ascii="Times New Roman" w:hAnsi="Times New Roman" w:cs="Times New Roman"/>
+        </w:rPr>
+        <w:t xml:space="preserve">have different types such as </w:t>
+      </w:r>
+      <w:r>
+        <w:rPr>
+          <w:rFonts w:ascii="Times New Roman" w:hAnsi="Times New Roman" w:cs="Times New Roman"/>
+        </w:rPr>
+        <w:t>directed</w:t>
+      </w:r>
+      <w:r>
+        <w:rPr>
+          <w:rFonts w:ascii="Times New Roman" w:hAnsi="Times New Roman" w:cs="Times New Roman"/>
+        </w:rPr>
+        <w:t>,</w:t>
+      </w:r>
+      <w:r>
+        <w:rPr>
+          <w:rFonts w:ascii="Times New Roman" w:hAnsi="Times New Roman" w:cs="Times New Roman"/>
+        </w:rPr>
+        <w:t xml:space="preserve"> undirected, </w:t>
+      </w:r>
+      <w:r>
+        <w:rPr>
+          <w:rFonts w:ascii="Times New Roman" w:hAnsi="Times New Roman" w:cs="Times New Roman"/>
+        </w:rPr>
+        <w:t xml:space="preserve">or </w:t>
+      </w:r>
+      <w:r>
+        <w:rPr>
+          <w:rFonts w:ascii="Times New Roman" w:hAnsi="Times New Roman" w:cs="Times New Roman"/>
+        </w:rPr>
+        <w:t xml:space="preserve">weighted, which </w:t>
+      </w:r>
+      <w:r>
+        <w:rPr>
+          <w:rFonts w:ascii="Times New Roman" w:hAnsi="Times New Roman" w:cs="Times New Roman"/>
+        </w:rPr>
+        <w:t>produces</w:t>
+      </w:r>
+      <w:r>
+        <w:rPr>
+          <w:rFonts w:ascii="Times New Roman" w:hAnsi="Times New Roman" w:cs="Times New Roman"/>
+        </w:rPr>
+        <w:t xml:space="preserve"> various types of graphs</w:t>
+      </w:r>
+      <w:r>
+        <w:rPr>
+          <w:rFonts w:ascii="Times New Roman" w:hAnsi="Times New Roman" w:cs="Times New Roman"/>
+        </w:rPr>
+        <w:t>.</w:t>
+      </w:r>
+      <w:r>
+        <w:rPr>
+          <w:rFonts w:ascii="Times New Roman" w:hAnsi="Times New Roman" w:cs="Times New Roman"/>
+        </w:rPr>
+        <w:br/>
+      </w:r>
+      <w:r>
+        <w:rPr>
+          <w:rFonts w:ascii="Times New Roman" w:hAnsi="Times New Roman" w:cs="Times New Roman"/>
+        </w:rPr>
+        <w:br/>
+      </w:r>
+      <w:r>
+        <w:rPr>
+          <w:rFonts w:ascii="Times New Roman" w:hAnsi="Times New Roman" w:cs="Times New Roman"/>
+        </w:rPr>
+        <w:t>&lt;Insert Picture of example graph&gt;</w:t>
+      </w:r>
+    </w:p>
+    <w:p>
+      <w:pPr>
+        <w:spacing w:line="360" w:lineRule="auto"/>
+        <w:jc w:val="both"/>
+        <w:rPr>
+          <w:rFonts w:ascii="Times New Roman" w:hAnsi="Times New Roman" w:cs="Times New Roman"/>
+        </w:rPr>
+      </w:pPr>
+      <w:r>
+        <w:rPr>
+          <w:rFonts w:ascii="Times New Roman" w:hAnsi="Times New Roman" w:cs="Times New Roman"/>
+        </w:rPr>
+        <w:t xml:space="preserve">Figure 2.1 Graph data structure - </w:t>
+      </w:r>
+    </w:p>
+    <w:p>
+      <w:pPr>
+        <w:spacing w:line="360" w:lineRule="auto"/>
+        <w:jc w:val="both"/>
+        <w:rPr>
+          <w:rFonts w:ascii="Times New Roman" w:hAnsi="Times New Roman" w:cs="Times New Roman"/>
+          <w:lang w:val="en-US"/>
+        </w:rPr>
+      </w:pPr>
+      <w:r>
+        <w:rPr>
+          <w:rFonts w:ascii="Times New Roman" w:hAnsi="Times New Roman" w:cs="Times New Roman"/>
+        </w:rPr>
+        <w:t xml:space="preserve">Many real-world applications </w:t>
+      </w:r>
+      <w:r>
+        <w:rPr>
+          <w:rFonts w:ascii="Times New Roman" w:hAnsi="Times New Roman" w:cs="Times New Roman"/>
+        </w:rPr>
+        <w:t xml:space="preserve">use graph like data as they are very applicable. </w:t>
+      </w:r>
+      <w:r>
+        <w:rPr>
+          <w:rFonts w:ascii="Times New Roman" w:hAnsi="Times New Roman" w:cs="Times New Roman"/>
+        </w:rPr>
+        <w:t>F</w:t>
+      </w:r>
+      <w:r>
+        <w:rPr>
+          <w:rFonts w:ascii="Times New Roman" w:hAnsi="Times New Roman" w:cs="Times New Roman"/>
+        </w:rPr>
+        <w:t xml:space="preserve">or </w:t>
+      </w:r>
+      <w:r>
+        <w:rPr>
+          <w:rFonts w:ascii="Times New Roman" w:hAnsi="Times New Roman" w:cs="Times New Roman"/>
+        </w:rPr>
+        <w:t>example</w:t>
+      </w:r>
+      <w:r>
+        <w:rPr>
+          <w:rFonts w:ascii="Times New Roman" w:hAnsi="Times New Roman" w:cs="Times New Roman"/>
+        </w:rPr>
+        <w:t xml:space="preserve">, </w:t>
+      </w:r>
+      <w:r>
+        <w:rPr>
+          <w:rFonts w:ascii="Times New Roman" w:hAnsi="Times New Roman" w:cs="Times New Roman"/>
+        </w:rPr>
+        <w:t xml:space="preserve">they can represent </w:t>
+      </w:r>
+      <w:r>
+        <w:rPr>
+          <w:rFonts w:ascii="Times New Roman" w:hAnsi="Times New Roman" w:cs="Times New Roman"/>
+        </w:rPr>
+        <w:t xml:space="preserve">molecules, social networks, citation networks, </w:t>
+      </w:r>
+      <w:r>
+        <w:rPr>
+          <w:rFonts w:ascii="Times New Roman" w:hAnsi="Times New Roman" w:cs="Times New Roman"/>
+        </w:rPr>
+        <w:t>relationship</w:t>
+      </w:r>
+      <w:r>
+        <w:rPr>
+          <w:rFonts w:ascii="Times New Roman" w:hAnsi="Times New Roman" w:cs="Times New Roman"/>
+        </w:rPr>
+        <w:t xml:space="preserve"> networks, etc. In a </w:t>
+      </w:r>
+      <w:r>
+        <w:rPr>
+          <w:rFonts w:ascii="Times New Roman" w:hAnsi="Times New Roman" w:cs="Times New Roman"/>
+        </w:rPr>
+        <w:t>molecule, nodes</w:t>
+      </w:r>
+      <w:r>
+        <w:rPr>
+          <w:rFonts w:ascii="Times New Roman" w:hAnsi="Times New Roman" w:cs="Times New Roman"/>
+        </w:rPr>
+        <w:t xml:space="preserve"> can represent elements and edges represent the bonding relationship. </w:t>
+      </w:r>
+      <w:r>
+        <w:rPr>
+          <w:rFonts w:ascii="Times New Roman" w:hAnsi="Times New Roman" w:cs="Times New Roman"/>
+        </w:rPr>
+        <w:t xml:space="preserve"> </w:t>
+      </w:r>
+    </w:p>
+    <w:p>
+      <w:pPr>
+        <w:spacing w:line="360" w:lineRule="auto"/>
+        <w:jc w:val="both"/>
+        <w:rPr>
+          <w:rFonts w:ascii="Times New Roman" w:hAnsi="Times New Roman" w:cs="Times New Roman"/>
+          <w:lang w:val="en-US"/>
+        </w:rPr>
+      </w:pPr>
+    </w:p>
+    <w:p>
+      <w:pPr>
+        <w:spacing w:line="360" w:lineRule="auto"/>
+        <w:jc w:val="both"/>
+        <w:rPr>
+          <w:rFonts w:ascii="Times New Roman" w:hAnsi="Times New Roman" w:cs="Times New Roman"/>
+          <w:lang w:val="en-US"/>
+        </w:rPr>
+      </w:pPr>
+    </w:p>
+    <w:p>
+      <w:pPr>
+        <w:spacing w:line="360" w:lineRule="auto"/>
+        <w:jc w:val="both"/>
+        <w:rPr>
+          <w:rFonts w:ascii="Times New Roman" w:hAnsi="Times New Roman" w:cs="Times New Roman"/>
+          <w:lang w:val="en-US"/>
+        </w:rPr>
+      </w:pPr>
+    </w:p>
+    <w:p>
+      <w:pPr>
+        <w:spacing w:line="360" w:lineRule="auto"/>
+        <w:jc w:val="both"/>
+        <w:rPr>
+          <w:rFonts w:ascii="Times New Roman" w:hAnsi="Times New Roman" w:cs="Times New Roman"/>
+          <w:lang w:val="en-US"/>
+        </w:rPr>
+      </w:pPr>
+    </w:p>
+    <w:p>
+      <w:pPr>
+        <w:spacing w:line="360" w:lineRule="auto"/>
+        <w:jc w:val="both"/>
         <w:rPr>
           <w:rFonts w:ascii="Times New Roman" w:hAnsi="Times New Roman" w:cs="Times New Roman"/>
           <w:b/>
@@ -5350,8 +5538,7 @@
           <w:szCs w:val="40"/>
           <w:lang w:val="en-US"/>
         </w:rPr>
-        <w:t>2.1 Graph Neural Networks</w:t>
-      </w:r>
+      </w:pPr>
       <w:r>
         <w:rPr>
           <w:rFonts w:ascii="Times New Roman" w:hAnsi="Times New Roman" w:cs="Times New Roman"/>
@@ -5361,249 +5548,6 @@
           <w:szCs w:val="40"/>
           <w:lang w:val="en-US"/>
         </w:rPr>
-        <w:br/>
-      </w:r>
-      <w:r>
-        <w:rPr>
-          <w:rFonts w:ascii="Times New Roman" w:hAnsi="Times New Roman" w:cs="Times New Roman"/>
-        </w:rPr>
-        <w:t xml:space="preserve">Graph Neural Networks (GNNs) are specialized AI systems designed to process data structured as networks. Inspired by the interconnected neurons of the human brain, these models use complex algorithms to identify and </w:t>
-      </w:r>
-      <w:proofErr w:type="spellStart"/>
-      <w:r>
-        <w:rPr>
-          <w:rFonts w:ascii="Times New Roman" w:hAnsi="Times New Roman" w:cs="Times New Roman"/>
-        </w:rPr>
-        <w:t>analyze</w:t>
-      </w:r>
-      <w:proofErr w:type="spellEnd"/>
-      <w:r>
-        <w:rPr>
-          <w:rFonts w:ascii="Times New Roman" w:hAnsi="Times New Roman" w:cs="Times New Roman"/>
-        </w:rPr>
-        <w:t xml:space="preserve"> the hidden patterns and links within networked information.</w:t>
-      </w:r>
-    </w:p>
-    <w:p>
-      <w:pPr>
-        <w:spacing w:line="360" w:lineRule="auto"/>
-        <w:jc w:val="both"/>
-        <w:rPr>
-          <w:rFonts w:ascii="Times New Roman" w:hAnsi="Times New Roman" w:cs="Times New Roman"/>
-          <w:sz w:val="40"/>
-          <w:szCs w:val="40"/>
-          <w:lang w:val="en-US"/>
-        </w:rPr>
-      </w:pPr>
-    </w:p>
-    <w:p>
-      <w:pPr>
-        <w:spacing w:line="360" w:lineRule="auto"/>
-        <w:jc w:val="both"/>
-        <w:rPr>
-          <w:rFonts w:ascii="Times New Roman" w:hAnsi="Times New Roman" w:cs="Times New Roman"/>
-          <w:b/>
-          <w:bCs/>
-          <w:sz w:val="40"/>
-          <w:szCs w:val="40"/>
-          <w:lang w:val="en-US"/>
-        </w:rPr>
-      </w:pPr>
-      <w:r>
-        <w:rPr>
-          <w:rFonts w:ascii="Times New Roman" w:hAnsi="Times New Roman" w:cs="Times New Roman"/>
-          <w:b/>
-          <w:bCs/>
-          <w:sz w:val="40"/>
-          <w:szCs w:val="40"/>
-          <w:lang w:val="en-US"/>
-        </w:rPr>
-        <w:t>2.1</w:t>
-      </w:r>
-      <w:r>
-        <w:rPr>
-          <w:rFonts w:ascii="Times New Roman" w:hAnsi="Times New Roman" w:cs="Times New Roman"/>
-          <w:b/>
-          <w:bCs/>
-          <w:sz w:val="40"/>
-          <w:szCs w:val="40"/>
-          <w:lang w:val="en-US"/>
-        </w:rPr>
-        <w:t>.1</w:t>
-      </w:r>
-      <w:r>
-        <w:rPr>
-          <w:rFonts w:ascii="Times New Roman" w:hAnsi="Times New Roman" w:cs="Times New Roman"/>
-          <w:b/>
-          <w:bCs/>
-          <w:sz w:val="40"/>
-          <w:szCs w:val="40"/>
-          <w:lang w:val="en-US"/>
-        </w:rPr>
-        <w:t xml:space="preserve"> Graph </w:t>
-      </w:r>
-      <w:r>
-        <w:rPr>
-          <w:rFonts w:ascii="Times New Roman" w:hAnsi="Times New Roman" w:cs="Times New Roman"/>
-          <w:b/>
-          <w:bCs/>
-          <w:sz w:val="40"/>
-          <w:szCs w:val="40"/>
-          <w:lang w:val="en-US"/>
-        </w:rPr>
-        <w:t>Data Types</w:t>
-      </w:r>
-    </w:p>
-    <w:p>
-      <w:pPr>
-        <w:spacing w:line="360" w:lineRule="auto"/>
-        <w:jc w:val="both"/>
-        <w:rPr>
-          <w:rFonts w:ascii="Times New Roman" w:hAnsi="Times New Roman" w:cs="Times New Roman"/>
-        </w:rPr>
-      </w:pPr>
-      <w:r>
-        <w:rPr>
-          <w:rFonts w:ascii="Times New Roman" w:hAnsi="Times New Roman" w:cs="Times New Roman"/>
-        </w:rPr>
-        <w:t xml:space="preserve">Graph data structure consists of 2 components - vertices (or nodes) and edges (or links). A graph G = (V, E) can be described by the set of vertices and edges it contains. Nodes in a graph can be labelled or </w:t>
-      </w:r>
-      <w:proofErr w:type="gramStart"/>
-      <w:r>
-        <w:rPr>
-          <w:rFonts w:ascii="Times New Roman" w:hAnsi="Times New Roman" w:cs="Times New Roman"/>
-        </w:rPr>
-        <w:t>unlabelled, and</w:t>
-      </w:r>
-      <w:proofErr w:type="gramEnd"/>
-      <w:r>
-        <w:rPr>
-          <w:rFonts w:ascii="Times New Roman" w:hAnsi="Times New Roman" w:cs="Times New Roman"/>
-        </w:rPr>
-        <w:t xml:space="preserve"> are often associated with node feature vectors that hold information about a node. Edges in a graph may connect two </w:t>
-      </w:r>
-      <w:proofErr w:type="gramStart"/>
-      <w:r>
-        <w:rPr>
-          <w:rFonts w:ascii="Times New Roman" w:hAnsi="Times New Roman" w:cs="Times New Roman"/>
-        </w:rPr>
-        <w:t>nodes, or</w:t>
-      </w:r>
-      <w:proofErr w:type="gramEnd"/>
-      <w:r>
-        <w:rPr>
-          <w:rFonts w:ascii="Times New Roman" w:hAnsi="Times New Roman" w:cs="Times New Roman"/>
-        </w:rPr>
-        <w:t xml:space="preserve"> create a self-loop within one node. It represents the presence of a relationship between the node(s). Edges can be directed or undirected, and weighted, which gives rise to many types of </w:t>
-      </w:r>
-      <w:proofErr w:type="gramStart"/>
-      <w:r>
-        <w:rPr>
-          <w:rFonts w:ascii="Times New Roman" w:hAnsi="Times New Roman" w:cs="Times New Roman"/>
-        </w:rPr>
-        <w:t>graph</w:t>
-      </w:r>
-      <w:proofErr w:type="gramEnd"/>
-      <w:r>
-        <w:rPr>
-          <w:rFonts w:ascii="Times New Roman" w:hAnsi="Times New Roman" w:cs="Times New Roman"/>
-        </w:rPr>
-        <w:t>.</w:t>
-      </w:r>
-    </w:p>
-    <w:p>
-      <w:pPr>
-        <w:spacing w:line="360" w:lineRule="auto"/>
-        <w:jc w:val="both"/>
-        <w:rPr>
-          <w:rFonts w:ascii="Times New Roman" w:hAnsi="Times New Roman" w:cs="Times New Roman"/>
-        </w:rPr>
-      </w:pPr>
-      <w:r>
-        <w:rPr>
-          <w:rFonts w:ascii="Times New Roman" w:hAnsi="Times New Roman" w:cs="Times New Roman"/>
-        </w:rPr>
-        <w:t xml:space="preserve">Figure 2.1 Graph data structure - </w:t>
-      </w:r>
-    </w:p>
-    <w:p>
-      <w:pPr>
-        <w:spacing w:line="360" w:lineRule="auto"/>
-        <w:jc w:val="both"/>
-        <w:rPr>
-          <w:rFonts w:ascii="Times New Roman" w:hAnsi="Times New Roman" w:cs="Times New Roman"/>
-          <w:lang w:val="en-US"/>
-        </w:rPr>
-      </w:pPr>
-      <w:r>
-        <w:rPr>
-          <w:rFonts w:ascii="Times New Roman" w:hAnsi="Times New Roman" w:cs="Times New Roman"/>
-        </w:rPr>
-        <w:t>Graphs are a very useful data structure as it models real-world situations well. For instance, it represents a social network, citation network, protein-protein interaction, etc. In a social media network, nodes can represent users and edges represent friendship.</w:t>
-      </w:r>
-    </w:p>
-    <w:p>
-      <w:pPr>
-        <w:spacing w:line="360" w:lineRule="auto"/>
-        <w:jc w:val="both"/>
-        <w:rPr>
-          <w:rFonts w:ascii="Times New Roman" w:hAnsi="Times New Roman" w:cs="Times New Roman"/>
-          <w:lang w:val="en-US"/>
-        </w:rPr>
-      </w:pPr>
-    </w:p>
-    <w:p>
-      <w:pPr>
-        <w:spacing w:line="360" w:lineRule="auto"/>
-        <w:jc w:val="both"/>
-        <w:rPr>
-          <w:rFonts w:ascii="Times New Roman" w:hAnsi="Times New Roman" w:cs="Times New Roman"/>
-          <w:lang w:val="en-US"/>
-        </w:rPr>
-      </w:pPr>
-    </w:p>
-    <w:p>
-      <w:pPr>
-        <w:spacing w:line="360" w:lineRule="auto"/>
-        <w:jc w:val="both"/>
-        <w:rPr>
-          <w:rFonts w:ascii="Times New Roman" w:hAnsi="Times New Roman" w:cs="Times New Roman"/>
-          <w:lang w:val="en-US"/>
-        </w:rPr>
-      </w:pPr>
-    </w:p>
-    <w:p>
-      <w:pPr>
-        <w:spacing w:line="360" w:lineRule="auto"/>
-        <w:jc w:val="both"/>
-        <w:rPr>
-          <w:rFonts w:ascii="Times New Roman" w:hAnsi="Times New Roman" w:cs="Times New Roman"/>
-          <w:lang w:val="en-US"/>
-        </w:rPr>
-      </w:pPr>
-    </w:p>
-    <w:p>
-      <w:pPr>
-        <w:spacing w:line="360" w:lineRule="auto"/>
-        <w:jc w:val="both"/>
-        <w:rPr>
-          <w:rFonts w:ascii="Times New Roman" w:hAnsi="Times New Roman" w:cs="Times New Roman"/>
-          <w:b/>
-          <w:bCs/>
-          <w:sz w:val="40"/>
-          <w:szCs w:val="40"/>
-          <w:lang w:val="en-US"/>
-        </w:rPr>
-      </w:pPr>
-      <w:r>
-        <w:rPr>
-          <w:rFonts w:ascii="Times New Roman" w:hAnsi="Times New Roman" w:cs="Times New Roman"/>
-          <w:b/>
-          <w:bCs/>
-          <w:sz w:val="40"/>
-          <w:szCs w:val="40"/>
-          <w:lang w:val="en-US"/>
-        </w:rPr>
         <w:lastRenderedPageBreak/>
         <w:t>2.1.2 Graph Representation</w:t>
       </w:r>
@@ -5615,37 +5559,12 @@
           <w:rFonts w:ascii="Times New Roman" w:hAnsi="Times New Roman" w:cs="Times New Roman"/>
         </w:rPr>
       </w:pPr>
-      <w:proofErr w:type="gramStart"/>
-      <w:r>
-        <w:rPr>
-          <w:rFonts w:ascii="Times New Roman" w:hAnsi="Times New Roman" w:cs="Times New Roman"/>
-          <w:lang w:val="en-US"/>
-        </w:rPr>
-        <w:t>In order to</w:t>
-      </w:r>
-      <w:proofErr w:type="gramEnd"/>
-      <w:r>
-        <w:rPr>
-          <w:rFonts w:ascii="Times New Roman" w:hAnsi="Times New Roman" w:cs="Times New Roman"/>
-          <w:lang w:val="en-US"/>
-        </w:rPr>
-        <w:t xml:space="preserve"> feed data into the GNN models, we need to know how graphs </w:t>
-      </w:r>
-      <w:proofErr w:type="gramStart"/>
-      <w:r>
-        <w:rPr>
-          <w:rFonts w:ascii="Times New Roman" w:hAnsi="Times New Roman" w:cs="Times New Roman"/>
-          <w:lang w:val="en-US"/>
-        </w:rPr>
-        <w:t>can be</w:t>
-      </w:r>
-      <w:proofErr w:type="gramEnd"/>
-      <w:r>
-        <w:rPr>
-          <w:rFonts w:ascii="Times New Roman" w:hAnsi="Times New Roman" w:cs="Times New Roman"/>
-          <w:lang w:val="en-US"/>
-        </w:rPr>
-        <w:t xml:space="preserve"> </w:t>
+      <w:r>
+        <w:rPr>
+          <w:rFonts w:ascii="Times New Roman" w:hAnsi="Times New Roman" w:cs="Times New Roman"/>
+          <w:lang w:val="en-US"/>
+        </w:rPr>
+        <w:t xml:space="preserve">In order to feed data into the GNN models, we need to know how graphs can be </w:t>
       </w:r>
       <w:r>
         <w:rPr>
@@ -5668,6 +5587,7 @@
           <w:numId w:val="6"/>
         </w:numPr>
         <w:spacing w:line="360" w:lineRule="auto"/>
+        <w:jc w:val="both"/>
         <w:rPr>
           <w:rFonts w:ascii="Times New Roman" w:hAnsi="Times New Roman" w:cs="Times New Roman"/>
           <w:b/>
@@ -5695,8 +5615,166 @@
       <w:r>
         <w:rPr>
           <w:rFonts w:ascii="Times New Roman" w:hAnsi="Times New Roman" w:cs="Times New Roman"/>
-        </w:rPr>
-        <w:t>represents the relationship between two nodes through the existence of edges. The relationship is presented through the value in the N x N matrix filled with 0 or 1, where N is the total number of nodes. A value of 1 along the diagonal represents a self-loop in the graph. A graph with 1 for all elements in the adjacency matrix except along the diagonal is considered a complete graph.</w:t>
+          <w:lang w:val="en-US"/>
+        </w:rPr>
+        <w:t xml:space="preserve">It </w:t>
+      </w:r>
+      <w:r>
+        <w:rPr>
+          <w:rFonts w:ascii="Times New Roman" w:hAnsi="Times New Roman" w:cs="Times New Roman"/>
+          <w:lang w:val="en-US"/>
+        </w:rPr>
+        <w:t xml:space="preserve">is an </w:t>
+      </w:r>
+      <w:r>
+        <w:rPr>
+          <w:rFonts w:ascii="Times New Roman" w:hAnsi="Times New Roman" w:cs="Times New Roman"/>
+          <w:i/>
+          <w:iCs/>
+          <w:lang w:val="en-US"/>
+        </w:rPr>
+        <w:t>N</w:t>
+      </w:r>
+      <w:r>
+        <w:rPr>
+          <w:rFonts w:ascii="Times New Roman" w:hAnsi="Times New Roman" w:cs="Times New Roman"/>
+          <w:lang w:val="en-US"/>
+        </w:rPr>
+        <w:t xml:space="preserve"> x </w:t>
+      </w:r>
+      <w:r>
+        <w:rPr>
+          <w:rFonts w:ascii="Times New Roman" w:hAnsi="Times New Roman" w:cs="Times New Roman"/>
+          <w:i/>
+          <w:iCs/>
+          <w:lang w:val="en-US"/>
+        </w:rPr>
+        <w:t>N</w:t>
+      </w:r>
+      <w:r>
+        <w:rPr>
+          <w:rFonts w:ascii="Times New Roman" w:hAnsi="Times New Roman" w:cs="Times New Roman"/>
+          <w:lang w:val="en-US"/>
+        </w:rPr>
+        <w:t xml:space="preserve"> matrix</w:t>
+      </w:r>
+      <w:r>
+        <w:rPr>
+          <w:rFonts w:ascii="Times New Roman" w:hAnsi="Times New Roman" w:cs="Times New Roman"/>
+        </w:rPr>
+        <w:t xml:space="preserve"> used to map the relationships between N nodes</w:t>
+      </w:r>
+      <w:r>
+        <w:rPr>
+          <w:rFonts w:ascii="Times New Roman" w:hAnsi="Times New Roman" w:cs="Times New Roman"/>
+        </w:rPr>
+        <w:t>.</w:t>
+      </w:r>
+      <w:r>
+        <w:rPr>
+          <w:rFonts w:ascii="Times New Roman" w:hAnsi="Times New Roman" w:cs="Times New Roman"/>
+        </w:rPr>
+        <w:t xml:space="preserve"> A value of </w:t>
+      </w:r>
+      <w:r>
+        <w:rPr>
+          <w:rFonts w:ascii="Times New Roman" w:hAnsi="Times New Roman" w:cs="Times New Roman"/>
+          <w:b/>
+          <w:bCs/>
+        </w:rPr>
+        <w:t>1</w:t>
+      </w:r>
+      <w:r>
+        <w:rPr>
+          <w:rFonts w:ascii="Times New Roman" w:hAnsi="Times New Roman" w:cs="Times New Roman"/>
+        </w:rPr>
+        <w:t xml:space="preserve"> at position (</w:t>
+      </w:r>
+      <w:proofErr w:type="spellStart"/>
+      <w:r>
+        <w:rPr>
+          <w:rFonts w:ascii="Times New Roman" w:hAnsi="Times New Roman" w:cs="Times New Roman"/>
+          <w:i/>
+          <w:iCs/>
+        </w:rPr>
+        <w:t>i</w:t>
+      </w:r>
+      <w:proofErr w:type="spellEnd"/>
+      <w:r>
+        <w:rPr>
+          <w:rFonts w:ascii="Times New Roman" w:hAnsi="Times New Roman" w:cs="Times New Roman"/>
+          <w:i/>
+          <w:iCs/>
+        </w:rPr>
+        <w:t xml:space="preserve"> </w:t>
+      </w:r>
+      <w:r>
+        <w:rPr>
+          <w:rFonts w:ascii="Times New Roman" w:hAnsi="Times New Roman" w:cs="Times New Roman"/>
+        </w:rPr>
+        <w:t>,</w:t>
+      </w:r>
+      <w:r>
+        <w:rPr>
+          <w:rFonts w:ascii="Times New Roman" w:hAnsi="Times New Roman" w:cs="Times New Roman"/>
+          <w:i/>
+          <w:iCs/>
+        </w:rPr>
+        <w:t xml:space="preserve"> j</w:t>
+      </w:r>
+      <w:r>
+        <w:rPr>
+          <w:rFonts w:ascii="Times New Roman" w:hAnsi="Times New Roman" w:cs="Times New Roman"/>
+        </w:rPr>
+        <w:t xml:space="preserve">) indicates an edge exists between those nodes, while a </w:t>
+      </w:r>
+      <w:r>
+        <w:rPr>
+          <w:rFonts w:ascii="Times New Roman" w:hAnsi="Times New Roman" w:cs="Times New Roman"/>
+          <w:b/>
+          <w:bCs/>
+        </w:rPr>
+        <w:t>0</w:t>
+      </w:r>
+      <w:r>
+        <w:rPr>
+          <w:rFonts w:ascii="Times New Roman" w:hAnsi="Times New Roman" w:cs="Times New Roman"/>
+        </w:rPr>
+        <w:t xml:space="preserve"> </w:t>
+      </w:r>
+      <w:r>
+        <w:rPr>
+          <w:rFonts w:ascii="Times New Roman" w:hAnsi="Times New Roman" w:cs="Times New Roman"/>
+        </w:rPr>
+        <w:t xml:space="preserve">indicates no connection. In this setup, a </w:t>
+      </w:r>
+      <w:r>
+        <w:rPr>
+          <w:rFonts w:ascii="Times New Roman" w:hAnsi="Times New Roman" w:cs="Times New Roman"/>
+          <w:b/>
+          <w:bCs/>
+        </w:rPr>
+        <w:t>1</w:t>
+      </w:r>
+      <w:r>
+        <w:rPr>
+          <w:rFonts w:ascii="Times New Roman" w:hAnsi="Times New Roman" w:cs="Times New Roman"/>
+        </w:rPr>
+        <w:t xml:space="preserve"> along the main diagonal denotes a self-loop, and a matrix filled entirely with </w:t>
+      </w:r>
+      <w:r>
+        <w:rPr>
+          <w:rFonts w:ascii="Times New Roman" w:hAnsi="Times New Roman" w:cs="Times New Roman"/>
+          <w:b/>
+          <w:bCs/>
+        </w:rPr>
+        <w:t>1s</w:t>
+      </w:r>
+      <w:r>
+        <w:rPr>
+          <w:rFonts w:ascii="Times New Roman" w:hAnsi="Times New Roman" w:cs="Times New Roman"/>
+        </w:rPr>
+        <w:t xml:space="preserve"> (excluding the diagonal) defines a complete graph, where every node is connected to every other node.</w:t>
       </w:r>
       <w:r>
         <w:rPr>
@@ -5713,23 +5791,32 @@
           <w:numId w:val="6"/>
         </w:numPr>
         <w:spacing w:line="360" w:lineRule="auto"/>
-        <w:rPr>
-          <w:rFonts w:ascii="Times New Roman" w:hAnsi="Times New Roman" w:cs="Times New Roman"/>
-          <w:b/>
-          <w:bCs/>
-          <w:lang w:val="en-US"/>
-        </w:rPr>
-      </w:pPr>
-      <w:r>
-        <w:rPr>
-          <w:rFonts w:ascii="Times New Roman" w:hAnsi="Times New Roman" w:cs="Times New Roman"/>
-          <w:b/>
-          <w:bCs/>
-          <w:lang w:val="en-US"/>
-        </w:rPr>
-        <w:t xml:space="preserve">Node attributes </w:t>
-      </w:r>
-      <w:proofErr w:type="gramStart"/>
+        <w:jc w:val="both"/>
+        <w:rPr>
+          <w:rFonts w:ascii="Times New Roman" w:hAnsi="Times New Roman" w:cs="Times New Roman"/>
+          <w:b/>
+          <w:bCs/>
+          <w:lang w:val="en-US"/>
+        </w:rPr>
+      </w:pPr>
+      <w:r>
+        <w:rPr>
+          <w:rFonts w:ascii="Times New Roman" w:hAnsi="Times New Roman" w:cs="Times New Roman"/>
+          <w:b/>
+          <w:bCs/>
+          <w:lang w:val="en-US"/>
+        </w:rPr>
+        <w:t xml:space="preserve">Node </w:t>
+      </w:r>
+      <w:r>
+        <w:rPr>
+          <w:rFonts w:ascii="Times New Roman" w:hAnsi="Times New Roman" w:cs="Times New Roman"/>
+          <w:b/>
+          <w:bCs/>
+          <w:lang w:val="en-US"/>
+        </w:rPr>
+        <w:t xml:space="preserve">feature </w:t>
+      </w:r>
       <w:r>
         <w:rPr>
           <w:rFonts w:ascii="Times New Roman" w:hAnsi="Times New Roman" w:cs="Times New Roman"/>
@@ -5748,7 +5835,6 @@
         </w:rPr>
         <w:t>:</w:t>
       </w:r>
-      <w:proofErr w:type="gramEnd"/>
       <w:r>
         <w:rPr>
           <w:rFonts w:ascii="Times New Roman" w:hAnsi="Times New Roman" w:cs="Times New Roman"/>
@@ -5761,14 +5847,104 @@
       <w:r>
         <w:rPr>
           <w:rFonts w:ascii="Times New Roman" w:hAnsi="Times New Roman" w:cs="Times New Roman"/>
-        </w:rPr>
-        <w:t>represents the node features or attributes. It is a N x F matrix, where N is the number of nodes, and F is the size of node attributes. Unlike adjacency matrices that model and represent the relationship between nodes, node attributes matrix focuses on node only.</w:t>
-      </w:r>
-      <w:r>
-        <w:rPr>
-          <w:rFonts w:ascii="Times New Roman" w:hAnsi="Times New Roman" w:cs="Times New Roman"/>
-        </w:rPr>
-        <w:br/>
+          <w:lang w:val="en-US"/>
+        </w:rPr>
+        <w:t xml:space="preserve">It </w:t>
+      </w:r>
+      <w:proofErr w:type="spellStart"/>
+      <w:r>
+        <w:rPr>
+          <w:rFonts w:ascii="Times New Roman" w:hAnsi="Times New Roman" w:cs="Times New Roman"/>
+          <w:lang w:val="en-US"/>
+        </w:rPr>
+        <w:t>en</w:t>
+      </w:r>
+      <w:proofErr w:type="spellEnd"/>
+      <w:r>
+        <w:rPr>
+          <w:rFonts w:ascii="Times New Roman" w:hAnsi="Times New Roman" w:cs="Times New Roman"/>
+        </w:rPr>
+        <w:t>codes specific attributes or characteristics of each individual node</w:t>
+      </w:r>
+      <w:r>
+        <w:rPr>
+          <w:rFonts w:ascii="Times New Roman" w:hAnsi="Times New Roman" w:cs="Times New Roman"/>
+        </w:rPr>
+        <w:t>.</w:t>
+      </w:r>
+      <w:r>
+        <w:rPr>
+          <w:rFonts w:ascii="Times New Roman" w:hAnsi="Times New Roman" w:cs="Times New Roman"/>
+        </w:rPr>
+        <w:t xml:space="preserve"> It is structured as an </w:t>
+      </w:r>
+      <w:r>
+        <w:rPr>
+          <w:rFonts w:ascii="Times New Roman" w:hAnsi="Times New Roman" w:cs="Times New Roman"/>
+          <w:i/>
+          <w:iCs/>
+        </w:rPr>
+        <w:t>N</w:t>
+      </w:r>
+      <w:r>
+        <w:rPr>
+          <w:rFonts w:ascii="Times New Roman" w:hAnsi="Times New Roman" w:cs="Times New Roman"/>
+        </w:rPr>
+        <w:t xml:space="preserve"> x </w:t>
+      </w:r>
+      <w:r>
+        <w:rPr>
+          <w:rFonts w:ascii="Times New Roman" w:hAnsi="Times New Roman" w:cs="Times New Roman"/>
+          <w:i/>
+          <w:iCs/>
+        </w:rPr>
+        <w:t>F</w:t>
+      </w:r>
+      <w:r>
+        <w:rPr>
+          <w:rFonts w:ascii="Times New Roman" w:hAnsi="Times New Roman" w:cs="Times New Roman"/>
+        </w:rPr>
+        <w:t xml:space="preserve"> matrix—where </w:t>
+      </w:r>
+      <w:r>
+        <w:rPr>
+          <w:rFonts w:ascii="Times New Roman" w:hAnsi="Times New Roman" w:cs="Times New Roman"/>
+          <w:i/>
+          <w:iCs/>
+        </w:rPr>
+        <w:t>N</w:t>
+      </w:r>
+      <w:r>
+        <w:rPr>
+          <w:rFonts w:ascii="Times New Roman" w:hAnsi="Times New Roman" w:cs="Times New Roman"/>
+        </w:rPr>
+        <w:t xml:space="preserve"> represents</w:t>
+      </w:r>
+      <w:r>
+        <w:rPr>
+          <w:rFonts w:ascii="Times New Roman" w:hAnsi="Times New Roman" w:cs="Times New Roman"/>
+        </w:rPr>
+        <w:t xml:space="preserve"> the total number of nodes and </w:t>
+      </w:r>
+      <w:r>
+        <w:rPr>
+          <w:rFonts w:ascii="Times New Roman" w:hAnsi="Times New Roman" w:cs="Times New Roman"/>
+          <w:i/>
+          <w:iCs/>
+        </w:rPr>
+        <w:t>F</w:t>
+      </w:r>
+      <w:r>
+        <w:rPr>
+          <w:rFonts w:ascii="Times New Roman" w:hAnsi="Times New Roman" w:cs="Times New Roman"/>
+        </w:rPr>
+        <w:t xml:space="preserve"> denotes the dimensionality of the features—it captures “what” a node is, rather than “who” it is connected to. While the adjacency matrix defines the network’s structure, the feature matrix provides raw data associated with each point in that structure. </w:t>
+      </w:r>
+      <w:r>
+        <w:rPr>
+          <w:rFonts w:ascii="Times New Roman" w:hAnsi="Times New Roman" w:cs="Times New Roman"/>
+        </w:rPr>
+        <w:t xml:space="preserve"> </w:t>
       </w:r>
     </w:p>
     <w:p>
@@ -5779,31 +5955,22 @@
           <w:numId w:val="6"/>
         </w:numPr>
         <w:spacing w:line="360" w:lineRule="auto"/>
-        <w:rPr>
-          <w:rFonts w:ascii="Times New Roman" w:hAnsi="Times New Roman" w:cs="Times New Roman"/>
-          <w:b/>
-          <w:bCs/>
-          <w:lang w:val="en-US"/>
-        </w:rPr>
-      </w:pPr>
-      <w:r>
-        <w:rPr>
-          <w:rFonts w:ascii="Times New Roman" w:hAnsi="Times New Roman" w:cs="Times New Roman"/>
-          <w:b/>
-          <w:bCs/>
-          <w:lang w:val="en-US"/>
-        </w:rPr>
-        <w:t xml:space="preserve">Edge attributes </w:t>
-      </w:r>
-      <w:proofErr w:type="gramStart"/>
-      <w:r>
-        <w:rPr>
-          <w:rFonts w:ascii="Times New Roman" w:hAnsi="Times New Roman" w:cs="Times New Roman"/>
-          <w:b/>
-          <w:bCs/>
-          <w:lang w:val="en-US"/>
-        </w:rPr>
-        <w:t>matrix</w:t>
+        <w:jc w:val="both"/>
+        <w:rPr>
+          <w:rFonts w:ascii="Times New Roman" w:hAnsi="Times New Roman" w:cs="Times New Roman"/>
+          <w:b/>
+          <w:bCs/>
+          <w:lang w:val="en-US"/>
+        </w:rPr>
+      </w:pPr>
+      <w:r>
+        <w:rPr>
+          <w:rFonts w:ascii="Times New Roman" w:hAnsi="Times New Roman" w:cs="Times New Roman"/>
+          <w:b/>
+          <w:bCs/>
+          <w:lang w:val="en-US"/>
+        </w:rPr>
+        <w:t>Edge attributes matrix</w:t>
       </w:r>
       <w:r>
         <w:rPr>
@@ -5814,13 +5981,9 @@
         </w:rPr>
         <w:t>:</w:t>
       </w:r>
-      <w:proofErr w:type="gramEnd"/>
-      <w:r>
-        <w:rPr>
-          <w:rFonts w:ascii="Times New Roman" w:hAnsi="Times New Roman" w:cs="Times New Roman"/>
-          <w:b/>
-          <w:bCs/>
-          <w:lang w:val="en-US"/>
+      <w:r>
+        <w:rPr>
+          <w:rFonts w:ascii="Times New Roman" w:hAnsi="Times New Roman" w:cs="Times New Roman"/>
         </w:rPr>
         <w:t xml:space="preserve"> </w:t>
       </w:r>
@@ -5828,27 +5991,81 @@
         <w:rPr>
           <w:rFonts w:ascii="Times New Roman" w:hAnsi="Times New Roman" w:cs="Times New Roman"/>
         </w:rPr>
-        <w:t xml:space="preserve">similarly represents the features or attributes of each edge. It is an E x S matrix, where E is the number of edges, and S is the size of edge attributes. This is </w:t>
-      </w:r>
-      <w:proofErr w:type="gramStart"/>
-      <w:r>
-        <w:rPr>
-          <w:rFonts w:ascii="Times New Roman" w:hAnsi="Times New Roman" w:cs="Times New Roman"/>
-        </w:rPr>
-        <w:t>similar to</w:t>
-      </w:r>
-      <w:proofErr w:type="gramEnd"/>
-      <w:r>
-        <w:rPr>
-          <w:rFonts w:ascii="Times New Roman" w:hAnsi="Times New Roman" w:cs="Times New Roman"/>
-        </w:rPr>
-        <w:t xml:space="preserve"> the node attributes matrix, except that it represents the edge features rather than node.</w:t>
-      </w:r>
-      <w:r>
-        <w:rPr>
-          <w:rFonts w:ascii="Times New Roman" w:hAnsi="Times New Roman" w:cs="Times New Roman"/>
-        </w:rPr>
-        <w:br/>
+        <w:t>It captures the specific features associated with the connections in a graph</w:t>
+      </w:r>
+      <w:r>
+        <w:rPr>
+          <w:rFonts w:ascii="Times New Roman" w:hAnsi="Times New Roman" w:cs="Times New Roman"/>
+        </w:rPr>
+        <w:t>.</w:t>
+      </w:r>
+      <w:r>
+        <w:rPr>
+          <w:rFonts w:ascii="Times New Roman" w:hAnsi="Times New Roman" w:cs="Times New Roman"/>
+        </w:rPr>
+        <w:t xml:space="preserve"> It is structured as an </w:t>
+      </w:r>
+      <w:r>
+        <w:rPr>
+          <w:rFonts w:ascii="Times New Roman" w:hAnsi="Times New Roman" w:cs="Times New Roman"/>
+          <w:i/>
+          <w:iCs/>
+        </w:rPr>
+        <w:t>E</w:t>
+      </w:r>
+      <w:r>
+        <w:rPr>
+          <w:rFonts w:ascii="Times New Roman" w:hAnsi="Times New Roman" w:cs="Times New Roman"/>
+        </w:rPr>
+        <w:t xml:space="preserve"> x </w:t>
+      </w:r>
+      <w:r>
+        <w:rPr>
+          <w:rFonts w:ascii="Times New Roman" w:hAnsi="Times New Roman" w:cs="Times New Roman"/>
+          <w:i/>
+          <w:iCs/>
+        </w:rPr>
+        <w:t>S</w:t>
+      </w:r>
+      <w:r>
+        <w:rPr>
+          <w:rFonts w:ascii="Times New Roman" w:hAnsi="Times New Roman" w:cs="Times New Roman"/>
+        </w:rPr>
+        <w:t xml:space="preserve"> matrix, </w:t>
+      </w:r>
+      <w:r>
+        <w:rPr>
+          <w:rFonts w:ascii="Times New Roman" w:hAnsi="Times New Roman" w:cs="Times New Roman"/>
+        </w:rPr>
+        <w:t xml:space="preserve">where </w:t>
+      </w:r>
+      <w:r>
+        <w:rPr>
+          <w:rFonts w:ascii="Times New Roman" w:hAnsi="Times New Roman" w:cs="Times New Roman"/>
+          <w:i/>
+          <w:iCs/>
+        </w:rPr>
+        <w:t>E</w:t>
+      </w:r>
+      <w:r>
+        <w:rPr>
+          <w:rFonts w:ascii="Times New Roman" w:hAnsi="Times New Roman" w:cs="Times New Roman"/>
+        </w:rPr>
+        <w:t xml:space="preserve"> is the total number of edges and </w:t>
+      </w:r>
+      <w:r>
+        <w:rPr>
+          <w:rFonts w:ascii="Times New Roman" w:hAnsi="Times New Roman" w:cs="Times New Roman"/>
+          <w:i/>
+          <w:iCs/>
+        </w:rPr>
+        <w:t>S</w:t>
+      </w:r>
+      <w:r>
+        <w:rPr>
+          <w:rFonts w:ascii="Times New Roman" w:hAnsi="Times New Roman" w:cs="Times New Roman"/>
+        </w:rPr>
+        <w:t xml:space="preserve"> is the dimensionality of the attributes.</w:t>
       </w:r>
     </w:p>
     <w:p>
@@ -5859,6 +6076,7 @@
           <w:numId w:val="6"/>
         </w:numPr>
         <w:spacing w:line="360" w:lineRule="auto"/>
+        <w:jc w:val="both"/>
         <w:rPr>
           <w:rFonts w:ascii="Times New Roman" w:hAnsi="Times New Roman" w:cs="Times New Roman"/>
           <w:b/>
@@ -5888,21 +6106,13 @@
         <w:rPr>
           <w:rFonts w:ascii="Times New Roman" w:hAnsi="Times New Roman" w:cs="Times New Roman"/>
         </w:rPr>
-        <w:t xml:space="preserve">Node embeddings are a type of graph embedding that </w:t>
-      </w:r>
-      <w:proofErr w:type="gramStart"/>
-      <w:r>
-        <w:rPr>
-          <w:rFonts w:ascii="Times New Roman" w:hAnsi="Times New Roman" w:cs="Times New Roman"/>
-        </w:rPr>
-        <w:t>represent</w:t>
-      </w:r>
-      <w:proofErr w:type="gramEnd"/>
-      <w:r>
-        <w:rPr>
-          <w:rFonts w:ascii="Times New Roman" w:hAnsi="Times New Roman" w:cs="Times New Roman"/>
-        </w:rPr>
-        <w:t xml:space="preserve"> each node in the graph as a low-dimensional vector. Node embeddings capture the structural information of the graph, such as the node's connectivity and relationships with other nodes in the graph, in a compact and expressive way</w:t>
+        <w:t>They are</w:t>
+      </w:r>
+      <w:r>
+        <w:rPr>
+          <w:rFonts w:ascii="Times New Roman" w:hAnsi="Times New Roman" w:cs="Times New Roman"/>
+        </w:rPr>
+        <w:t xml:space="preserve"> low-dimensional vector representations of nodes within a graph</w:t>
       </w:r>
       <w:r>
         <w:rPr>
@@ -5910,56 +6120,86 @@
         </w:rPr>
         <w:t>.</w:t>
       </w:r>
-    </w:p>
-    <w:p>
-      <w:pPr>
-        <w:spacing w:line="360" w:lineRule="auto"/>
-        <w:rPr>
-          <w:rFonts w:ascii="Times New Roman" w:hAnsi="Times New Roman" w:cs="Times New Roman"/>
-        </w:rPr>
-      </w:pPr>
-      <w:r>
-        <w:rPr>
-          <w:rFonts w:ascii="Times New Roman" w:hAnsi="Times New Roman" w:cs="Times New Roman"/>
-          <w:lang w:val="en-US"/>
-        </w:rPr>
-        <w:br/>
-      </w:r>
-      <w:r>
-        <w:rPr>
-          <w:rFonts w:ascii="Times New Roman" w:hAnsi="Times New Roman" w:cs="Times New Roman"/>
-          <w:lang w:val="en-US"/>
-        </w:rPr>
-        <w:br/>
-      </w:r>
-      <w:r>
-        <w:rPr>
-          <w:rFonts w:ascii="Times New Roman" w:hAnsi="Times New Roman" w:cs="Times New Roman"/>
-          <w:lang w:val="en-US"/>
-        </w:rPr>
-        <w:br/>
-      </w:r>
-      <w:r>
-        <w:rPr>
-          <w:rFonts w:ascii="Times New Roman" w:hAnsi="Times New Roman" w:cs="Times New Roman"/>
-          <w:lang w:val="en-US"/>
-        </w:rPr>
-        <w:br/>
-      </w:r>
-      <w:r>
-        <w:rPr>
-          <w:rFonts w:ascii="Times New Roman" w:hAnsi="Times New Roman" w:cs="Times New Roman"/>
-          <w:lang w:val="en-US"/>
-        </w:rPr>
-        <w:br/>
-      </w:r>
-      <w:r>
+      <w:r>
+        <w:rPr>
+          <w:rFonts w:ascii="Times New Roman" w:hAnsi="Times New Roman" w:cs="Times New Roman"/>
+        </w:rPr>
+        <w:t xml:space="preserve"> </w:t>
+      </w:r>
+      <w:r>
+        <w:rPr>
+          <w:rFonts w:ascii="Times New Roman" w:hAnsi="Times New Roman" w:cs="Times New Roman"/>
+        </w:rPr>
+        <w:t>In a continuous vector space, nodes are mapped and these embeddings compress complex data of the graph. Information such as node neighbourhood relation and local connectivity becomes compact, easily readable and easily processed by machine learning models.</w:t>
+      </w:r>
+      <w:r>
+        <w:rPr>
+          <w:rFonts w:ascii="Times New Roman" w:hAnsi="Times New Roman" w:cs="Times New Roman"/>
+        </w:rPr>
+        <w:t xml:space="preserve"> </w:t>
+      </w:r>
+    </w:p>
+    <w:p>
+      <w:pPr>
+        <w:spacing w:line="360" w:lineRule="auto"/>
+        <w:jc w:val="both"/>
+        <w:rPr>
+          <w:rFonts w:ascii="Times New Roman" w:hAnsi="Times New Roman" w:cs="Times New Roman"/>
+          <w:highlight w:val="yellow"/>
+          <w:lang w:val="en-US"/>
+        </w:rPr>
+      </w:pPr>
+    </w:p>
+    <w:p>
+      <w:pPr>
+        <w:spacing w:line="360" w:lineRule="auto"/>
+        <w:jc w:val="both"/>
         <w:rPr>
           <w:rFonts w:ascii="Times New Roman" w:hAnsi="Times New Roman" w:cs="Times New Roman"/>
           <w:b/>
           <w:bCs/>
           <w:sz w:val="40"/>
           <w:szCs w:val="40"/>
+          <w:highlight w:val="yellow"/>
+          <w:lang w:val="en-US"/>
+        </w:rPr>
+      </w:pPr>
+    </w:p>
+    <w:p>
+      <w:pPr>
+        <w:spacing w:line="360" w:lineRule="auto"/>
+        <w:jc w:val="both"/>
+        <w:rPr>
+          <w:rFonts w:ascii="Times New Roman" w:hAnsi="Times New Roman" w:cs="Times New Roman"/>
+          <w:b/>
+          <w:bCs/>
+          <w:sz w:val="40"/>
+          <w:szCs w:val="40"/>
+          <w:highlight w:val="yellow"/>
+          <w:lang w:val="en-US"/>
+        </w:rPr>
+      </w:pPr>
+    </w:p>
+    <w:p>
+      <w:pPr>
+        <w:spacing w:line="360" w:lineRule="auto"/>
+        <w:jc w:val="both"/>
+        <w:rPr>
+          <w:rFonts w:ascii="Times New Roman" w:hAnsi="Times New Roman" w:cs="Times New Roman"/>
+          <w:b/>
+          <w:bCs/>
+          <w:sz w:val="40"/>
+          <w:szCs w:val="40"/>
+          <w:lang w:val="en-US"/>
+        </w:rPr>
+      </w:pPr>
+      <w:r>
+        <w:rPr>
+          <w:rFonts w:ascii="Times New Roman" w:hAnsi="Times New Roman" w:cs="Times New Roman"/>
+          <w:b/>
+          <w:bCs/>
+          <w:sz w:val="40"/>
+          <w:szCs w:val="40"/>
           <w:lang w:val="en-US"/>
         </w:rPr>
         <w:lastRenderedPageBreak/>
@@ -5968,26 +6208,43 @@
       <w:r>
         <w:rPr>
           <w:rFonts w:ascii="Times New Roman" w:hAnsi="Times New Roman" w:cs="Times New Roman"/>
+          <w:sz w:val="40"/>
+          <w:szCs w:val="40"/>
         </w:rPr>
         <w:t xml:space="preserve"> </w:t>
       </w:r>
-      <w:r>
-        <w:rPr>
-          <w:rFonts w:ascii="Times New Roman" w:hAnsi="Times New Roman" w:cs="Times New Roman"/>
-        </w:rPr>
-        <w:br/>
-      </w:r>
-      <w:r>
-        <w:rPr>
-          <w:rFonts w:ascii="Times New Roman" w:hAnsi="Times New Roman" w:cs="Times New Roman"/>
-        </w:rPr>
-        <w:br/>
-      </w:r>
-      <w:r>
-        <w:rPr>
-          <w:rFonts w:ascii="Times New Roman" w:hAnsi="Times New Roman" w:cs="Times New Roman"/>
-        </w:rPr>
-        <w:t>There are 3 main categories of GNN applications. They are node classification, link prediction and graph classification.</w:t>
+    </w:p>
+    <w:p>
+      <w:pPr>
+        <w:spacing w:line="360" w:lineRule="auto"/>
+        <w:jc w:val="both"/>
+        <w:rPr>
+          <w:rFonts w:ascii="Times New Roman" w:hAnsi="Times New Roman" w:cs="Times New Roman"/>
+        </w:rPr>
+      </w:pPr>
+      <w:r>
+        <w:rPr>
+          <w:rFonts w:ascii="Times New Roman" w:hAnsi="Times New Roman" w:cs="Times New Roman"/>
+        </w:rPr>
+        <w:t>In total</w:t>
+      </w:r>
+      <w:r>
+        <w:rPr>
+          <w:rFonts w:ascii="Times New Roman" w:hAnsi="Times New Roman" w:cs="Times New Roman"/>
+        </w:rPr>
+        <w:t xml:space="preserve">, </w:t>
+      </w:r>
+      <w:r>
+        <w:rPr>
+          <w:rFonts w:ascii="Times New Roman" w:hAnsi="Times New Roman" w:cs="Times New Roman"/>
+        </w:rPr>
+        <w:t xml:space="preserve">the 3 main applications of GNN are </w:t>
+      </w:r>
+      <w:r>
+        <w:rPr>
+          <w:rFonts w:ascii="Times New Roman" w:hAnsi="Times New Roman" w:cs="Times New Roman"/>
+        </w:rPr>
+        <w:t>node classification, link prediction and graph classification.</w:t>
       </w:r>
       <w:r>
         <w:rPr>
@@ -6004,15 +6261,18 @@
           <w:numId w:val="7"/>
         </w:numPr>
         <w:spacing w:line="360" w:lineRule="auto"/>
-        <w:rPr>
-          <w:rFonts w:ascii="Times New Roman" w:hAnsi="Times New Roman" w:cs="Times New Roman"/>
-        </w:rPr>
-      </w:pPr>
-      <w:r>
-        <w:rPr>
-          <w:rFonts w:ascii="Times New Roman" w:hAnsi="Times New Roman" w:cs="Times New Roman"/>
-          <w:b/>
-          <w:bCs/>
+        <w:jc w:val="both"/>
+        <w:rPr>
+          <w:rFonts w:ascii="Times New Roman" w:hAnsi="Times New Roman" w:cs="Times New Roman"/>
+          <w:highlight w:val="yellow"/>
+        </w:rPr>
+      </w:pPr>
+      <w:r>
+        <w:rPr>
+          <w:rFonts w:ascii="Times New Roman" w:hAnsi="Times New Roman" w:cs="Times New Roman"/>
+          <w:b/>
+          <w:bCs/>
+          <w:highlight w:val="yellow"/>
         </w:rPr>
         <w:t>Node classification</w:t>
       </w:r>
@@ -6021,14 +6281,51 @@
           <w:rFonts w:ascii="Times New Roman" w:hAnsi="Times New Roman" w:cs="Times New Roman"/>
           <w:b/>
           <w:bCs/>
+          <w:highlight w:val="yellow"/>
         </w:rPr>
         <w:t>:</w:t>
       </w:r>
       <w:r>
         <w:rPr>
           <w:rFonts w:ascii="Times New Roman" w:hAnsi="Times New Roman" w:cs="Times New Roman"/>
-        </w:rPr>
-        <w:t xml:space="preserve"> aims to predict the label of every node in a graph based on the labels of its neighbours. Typically, node classification problems are trained semi-supervised, with only part of the graph labelled. Some applications include social networks and cybersecurity. </w:t>
+          <w:highlight w:val="yellow"/>
+        </w:rPr>
+        <w:t xml:space="preserve"> </w:t>
+      </w:r>
+      <w:r>
+        <w:rPr>
+          <w:rFonts w:ascii="Times New Roman" w:hAnsi="Times New Roman" w:cs="Times New Roman"/>
+          <w:highlight w:val="yellow"/>
+        </w:rPr>
+        <w:t xml:space="preserve">This is the process of predicting </w:t>
+      </w:r>
+      <w:r>
+        <w:rPr>
+          <w:rFonts w:ascii="Times New Roman" w:hAnsi="Times New Roman" w:cs="Times New Roman"/>
+          <w:highlight w:val="yellow"/>
+        </w:rPr>
+        <w:t>the categorical label of each node in a graph by leveraging the labels and features of its immediate neighbourhood</w:t>
+      </w:r>
+      <w:r>
+        <w:rPr>
+          <w:rFonts w:ascii="Times New Roman" w:hAnsi="Times New Roman" w:cs="Times New Roman"/>
+          <w:highlight w:val="yellow"/>
+        </w:rPr>
+        <w:t>.</w:t>
+      </w:r>
+      <w:r>
+        <w:rPr>
+          <w:rFonts w:ascii="Times New Roman" w:hAnsi="Times New Roman" w:cs="Times New Roman"/>
+          <w:highlight w:val="yellow"/>
+        </w:rPr>
+        <w:t xml:space="preserve"> This task is typically approached as a semi-supervised learning problem, </w:t>
+      </w:r>
+      <w:r>
+        <w:rPr>
+          <w:rFonts w:ascii="Times New Roman" w:hAnsi="Times New Roman" w:cs="Times New Roman"/>
+          <w:highlight w:val="yellow"/>
+        </w:rPr>
+        <w:t>where the model is trained on a small subset of labelled nodes to infer the identities of the remaining unlabelled ones. It is widely used in cybersecurity (detecting bot accounts) and social networks (predicting user interests).</w:t>
       </w:r>
     </w:p>
     <w:p>
@@ -6039,41 +6336,71 @@
           <w:numId w:val="7"/>
         </w:numPr>
         <w:spacing w:line="360" w:lineRule="auto"/>
-        <w:rPr>
-          <w:rFonts w:ascii="Times New Roman" w:hAnsi="Times New Roman" w:cs="Times New Roman"/>
-        </w:rPr>
-      </w:pPr>
-      <w:r>
-        <w:rPr>
-          <w:rFonts w:ascii="Times New Roman" w:hAnsi="Times New Roman" w:cs="Times New Roman"/>
-          <w:b/>
-          <w:bCs/>
-        </w:rPr>
-        <w:t xml:space="preserve">Link </w:t>
-      </w:r>
-      <w:proofErr w:type="gramStart"/>
-      <w:r>
-        <w:rPr>
-          <w:rFonts w:ascii="Times New Roman" w:hAnsi="Times New Roman" w:cs="Times New Roman"/>
-          <w:b/>
-          <w:bCs/>
-        </w:rPr>
-        <w:t>prediction</w:t>
-      </w:r>
-      <w:r>
-        <w:rPr>
-          <w:rFonts w:ascii="Times New Roman" w:hAnsi="Times New Roman" w:cs="Times New Roman"/>
-          <w:b/>
-          <w:bCs/>
+        <w:jc w:val="both"/>
+        <w:rPr>
+          <w:rFonts w:ascii="Times New Roman" w:hAnsi="Times New Roman" w:cs="Times New Roman"/>
+          <w:highlight w:val="yellow"/>
+        </w:rPr>
+      </w:pPr>
+      <w:r>
+        <w:rPr>
+          <w:rFonts w:ascii="Times New Roman" w:hAnsi="Times New Roman" w:cs="Times New Roman"/>
+          <w:b/>
+          <w:bCs/>
+          <w:highlight w:val="yellow"/>
+        </w:rPr>
+        <w:t>Link prediction</w:t>
+      </w:r>
+      <w:r>
+        <w:rPr>
+          <w:rFonts w:ascii="Times New Roman" w:hAnsi="Times New Roman" w:cs="Times New Roman"/>
+          <w:b/>
+          <w:bCs/>
+          <w:highlight w:val="yellow"/>
         </w:rPr>
         <w:t>:</w:t>
       </w:r>
-      <w:proofErr w:type="gramEnd"/>
-      <w:r>
-        <w:rPr>
-          <w:rFonts w:ascii="Times New Roman" w:hAnsi="Times New Roman" w:cs="Times New Roman"/>
-        </w:rPr>
-        <w:t xml:space="preserve"> aims to predict if two entities or nodes have a connection between them by understanding the relationships between entities. An application of link prediction is a recommender system. </w:t>
+      <w:r>
+        <w:rPr>
+          <w:rFonts w:ascii="Times New Roman" w:hAnsi="Times New Roman" w:cs="Times New Roman"/>
+          <w:highlight w:val="yellow"/>
+        </w:rPr>
+        <w:t xml:space="preserve"> </w:t>
+      </w:r>
+      <w:r>
+        <w:rPr>
+          <w:rFonts w:ascii="Times New Roman" w:hAnsi="Times New Roman" w:cs="Times New Roman"/>
+          <w:highlight w:val="yellow"/>
+        </w:rPr>
+        <w:t>It is the task of determining the probability of a future or missing connection between two nodes by analysing the underlying structure of the network</w:t>
+      </w:r>
+      <w:r>
+        <w:rPr>
+          <w:rFonts w:ascii="Times New Roman" w:hAnsi="Times New Roman" w:cs="Times New Roman"/>
+          <w:highlight w:val="yellow"/>
+        </w:rPr>
+        <w:t>.</w:t>
+      </w:r>
+      <w:r>
+        <w:rPr>
+          <w:rFonts w:ascii="Times New Roman" w:hAnsi="Times New Roman" w:cs="Times New Roman"/>
+          <w:highlight w:val="yellow"/>
+        </w:rPr>
+        <w:t xml:space="preserve"> By modelling the existing relationships and shared characteristics of entities, these systems can suggest new links. A primary application would be recommendation systems</w:t>
+      </w:r>
+      <w:r>
+        <w:rPr>
+          <w:rFonts w:ascii="Times New Roman" w:hAnsi="Times New Roman" w:cs="Times New Roman"/>
+          <w:highlight w:val="yellow"/>
+        </w:rPr>
+        <w:t>, where the goal is to predict which items or users should be connected.</w:t>
+      </w:r>
+      <w:r>
+        <w:rPr>
+          <w:rFonts w:ascii="Times New Roman" w:hAnsi="Times New Roman" w:cs="Times New Roman"/>
+          <w:highlight w:val="yellow"/>
+        </w:rPr>
+        <w:t xml:space="preserve"> </w:t>
       </w:r>
     </w:p>
     <w:p>
@@ -6084,49 +6411,143 @@
           <w:numId w:val="7"/>
         </w:numPr>
         <w:spacing w:line="360" w:lineRule="auto"/>
-        <w:rPr>
-          <w:rFonts w:ascii="Times New Roman" w:hAnsi="Times New Roman" w:cs="Times New Roman"/>
-          <w:lang w:val="en-US"/>
-        </w:rPr>
-      </w:pPr>
-      <w:r>
-        <w:rPr>
-          <w:rFonts w:ascii="Times New Roman" w:hAnsi="Times New Roman" w:cs="Times New Roman"/>
-          <w:b/>
-          <w:bCs/>
-        </w:rPr>
-        <w:t xml:space="preserve">Graph </w:t>
-      </w:r>
-      <w:proofErr w:type="gramStart"/>
-      <w:r>
-        <w:rPr>
-          <w:rFonts w:ascii="Times New Roman" w:hAnsi="Times New Roman" w:cs="Times New Roman"/>
-          <w:b/>
-          <w:bCs/>
-        </w:rPr>
-        <w:t>classification</w:t>
-      </w:r>
-      <w:r>
-        <w:rPr>
-          <w:rFonts w:ascii="Times New Roman" w:hAnsi="Times New Roman" w:cs="Times New Roman"/>
-          <w:b/>
-          <w:bCs/>
+        <w:jc w:val="both"/>
+        <w:rPr>
+          <w:rFonts w:ascii="Times New Roman" w:hAnsi="Times New Roman" w:cs="Times New Roman"/>
+          <w:highlight w:val="yellow"/>
+          <w:lang w:val="en-US"/>
+        </w:rPr>
+      </w:pPr>
+      <w:r>
+        <w:rPr>
+          <w:rFonts w:ascii="Times New Roman" w:hAnsi="Times New Roman" w:cs="Times New Roman"/>
+          <w:b/>
+          <w:bCs/>
+          <w:highlight w:val="yellow"/>
+        </w:rPr>
+        <w:t>Graph classification</w:t>
+      </w:r>
+      <w:r>
+        <w:rPr>
+          <w:rFonts w:ascii="Times New Roman" w:hAnsi="Times New Roman" w:cs="Times New Roman"/>
+          <w:b/>
+          <w:bCs/>
+          <w:highlight w:val="yellow"/>
         </w:rPr>
         <w:t>:</w:t>
       </w:r>
-      <w:proofErr w:type="gramEnd"/>
-      <w:r>
-        <w:rPr>
-          <w:rFonts w:ascii="Times New Roman" w:hAnsi="Times New Roman" w:cs="Times New Roman"/>
-        </w:rPr>
-        <w:t xml:space="preserve"> aims to classify a whole graph into different categories. It has a similar concept to image classification, but instead of linear data for images, the target is now changed to be non-linear graphs. Molecular structure classification is an example application of this category.</w:t>
-      </w:r>
-      <w:r>
-        <w:rPr>
-          <w:rFonts w:ascii="Times New Roman" w:hAnsi="Times New Roman" w:cs="Times New Roman"/>
-        </w:rPr>
-        <w:br/>
-      </w:r>
+      <w:r>
+        <w:rPr>
+          <w:rFonts w:ascii="Times New Roman" w:hAnsi="Times New Roman" w:cs="Times New Roman"/>
+          <w:highlight w:val="yellow"/>
+        </w:rPr>
+        <w:t xml:space="preserve"> </w:t>
+      </w:r>
+      <w:r>
+        <w:rPr>
+          <w:rFonts w:ascii="Times New Roman" w:hAnsi="Times New Roman" w:cs="Times New Roman"/>
+          <w:highlight w:val="yellow"/>
+        </w:rPr>
+        <w:t xml:space="preserve">It involves </w:t>
+      </w:r>
+      <w:r>
+        <w:rPr>
+          <w:rFonts w:ascii="Times New Roman" w:hAnsi="Times New Roman" w:cs="Times New Roman"/>
+          <w:highlight w:val="yellow"/>
+        </w:rPr>
+        <w:t>assigning a categorical label to an entire graph structure rather than its individual components</w:t>
+      </w:r>
+      <w:r>
+        <w:rPr>
+          <w:rFonts w:ascii="Times New Roman" w:hAnsi="Times New Roman" w:cs="Times New Roman"/>
+          <w:highlight w:val="yellow"/>
+        </w:rPr>
+        <w:t>.</w:t>
+      </w:r>
+      <w:r>
+        <w:rPr>
+          <w:rFonts w:ascii="Times New Roman" w:hAnsi="Times New Roman" w:cs="Times New Roman"/>
+          <w:highlight w:val="yellow"/>
+        </w:rPr>
+        <w:t xml:space="preserve"> Much like image classification identifies an object within a pixel grid, graph classification analyses the non-linear topology of a network to determine its global properties. A prominent application is molecular property prediction, where an entire chemical structure is classified based on its toxicity or medicinal activity. </w:t>
+      </w:r>
+    </w:p>
+    <w:p>
+      <w:pPr>
+        <w:spacing w:line="360" w:lineRule="auto"/>
+        <w:jc w:val="both"/>
+        <w:rPr>
+          <w:rFonts w:ascii="Times New Roman" w:hAnsi="Times New Roman" w:cs="Times New Roman"/>
+          <w:highlight w:val="yellow"/>
+          <w:lang w:val="en-US"/>
+        </w:rPr>
+      </w:pPr>
+    </w:p>
+    <w:p>
+      <w:pPr>
+        <w:spacing w:line="360" w:lineRule="auto"/>
+        <w:jc w:val="both"/>
+        <w:rPr>
+          <w:rFonts w:ascii="Times New Roman" w:hAnsi="Times New Roman" w:cs="Times New Roman"/>
+          <w:highlight w:val="yellow"/>
+          <w:lang w:val="en-US"/>
+        </w:rPr>
+      </w:pPr>
+    </w:p>
+    <w:p>
+      <w:pPr>
+        <w:spacing w:line="360" w:lineRule="auto"/>
+        <w:jc w:val="both"/>
+        <w:rPr>
+          <w:rFonts w:ascii="Times New Roman" w:hAnsi="Times New Roman" w:cs="Times New Roman"/>
+          <w:highlight w:val="yellow"/>
+          <w:lang w:val="en-US"/>
+        </w:rPr>
+      </w:pPr>
+    </w:p>
+    <w:p>
+      <w:pPr>
+        <w:spacing w:line="360" w:lineRule="auto"/>
+        <w:jc w:val="both"/>
+        <w:rPr>
+          <w:rFonts w:ascii="Times New Roman" w:hAnsi="Times New Roman" w:cs="Times New Roman"/>
+          <w:highlight w:val="yellow"/>
+          <w:lang w:val="en-US"/>
+        </w:rPr>
+      </w:pPr>
+    </w:p>
+    <w:p>
+      <w:pPr>
+        <w:spacing w:line="360" w:lineRule="auto"/>
+        <w:jc w:val="both"/>
+        <w:rPr>
+          <w:rFonts w:ascii="Times New Roman" w:hAnsi="Times New Roman" w:cs="Times New Roman"/>
+          <w:highlight w:val="yellow"/>
+          <w:lang w:val="en-US"/>
+        </w:rPr>
+      </w:pPr>
+    </w:p>
+    <w:p>
+      <w:pPr>
+        <w:spacing w:line="360" w:lineRule="auto"/>
+        <w:jc w:val="both"/>
+        <w:rPr>
+          <w:rFonts w:ascii="Times New Roman" w:hAnsi="Times New Roman" w:cs="Times New Roman"/>
+          <w:highlight w:val="yellow"/>
+          <w:lang w:val="en-US"/>
+        </w:rPr>
+      </w:pPr>
+    </w:p>
+    <w:p>
+      <w:pPr>
+        <w:spacing w:line="360" w:lineRule="auto"/>
+        <w:jc w:val="both"/>
+        <w:rPr>
+          <w:rFonts w:ascii="Times New Roman" w:hAnsi="Times New Roman" w:cs="Times New Roman"/>
+          <w:highlight w:val="yellow"/>
+          <w:lang w:val="en-US"/>
+        </w:rPr>
+      </w:pPr>
     </w:p>
     <w:p>
       <w:pPr>
@@ -6149,7 +6570,8 @@
           <w:szCs w:val="40"/>
           <w:lang w:val="en-US"/>
         </w:rPr>
-        <w:t>2.2 GNN Explainers</w:t>
+        <w:lastRenderedPageBreak/>
+        <w:t>2.1.4 Models</w:t>
       </w:r>
     </w:p>
     <w:p>
@@ -6164,10 +6586,7 @@
           <w:lang w:val="en-US"/>
         </w:rPr>
       </w:pPr>
-    </w:p>
-    <w:p>
-      <w:pPr>
-        <w:spacing w:line="360" w:lineRule="auto"/>
+      <w:r>
         <w:rPr>
           <w:rFonts w:ascii="Times New Roman" w:hAnsi="Times New Roman" w:cs="Times New Roman"/>
           <w:b/>
@@ -6176,11 +6595,9 @@
           <w:szCs w:val="40"/>
           <w:lang w:val="en-US"/>
         </w:rPr>
-      </w:pPr>
-    </w:p>
-    <w:p>
-      <w:pPr>
-        <w:spacing w:line="360" w:lineRule="auto"/>
+        <w:t xml:space="preserve">2.1.4.1 </w:t>
+      </w:r>
+      <w:r>
         <w:rPr>
           <w:rFonts w:ascii="Times New Roman" w:hAnsi="Times New Roman" w:cs="Times New Roman"/>
           <w:b/>
@@ -6189,193 +6606,551 @@
           <w:szCs w:val="40"/>
           <w:lang w:val="en-US"/>
         </w:rPr>
-      </w:pPr>
-    </w:p>
-    <w:p>
-      <w:pPr>
-        <w:spacing w:line="360" w:lineRule="auto"/>
-        <w:rPr>
-          <w:rFonts w:ascii="Times New Roman" w:hAnsi="Times New Roman" w:cs="Times New Roman"/>
-          <w:b/>
-          <w:bCs/>
-          <w:sz w:val="40"/>
-          <w:szCs w:val="40"/>
-          <w:lang w:val="en-US"/>
-        </w:rPr>
-      </w:pPr>
-    </w:p>
-    <w:p>
-      <w:pPr>
-        <w:spacing w:line="360" w:lineRule="auto"/>
-        <w:rPr>
-          <w:rFonts w:ascii="Times New Roman" w:hAnsi="Times New Roman" w:cs="Times New Roman"/>
-          <w:b/>
-          <w:bCs/>
-          <w:sz w:val="40"/>
-          <w:szCs w:val="40"/>
-          <w:lang w:val="en-US"/>
-        </w:rPr>
-      </w:pPr>
-    </w:p>
-    <w:p>
-      <w:pPr>
-        <w:spacing w:line="360" w:lineRule="auto"/>
-        <w:rPr>
-          <w:rFonts w:ascii="Times New Roman" w:hAnsi="Times New Roman" w:cs="Times New Roman"/>
-          <w:b/>
-          <w:bCs/>
-          <w:sz w:val="40"/>
-          <w:szCs w:val="40"/>
-          <w:lang w:val="en-US"/>
-        </w:rPr>
-      </w:pPr>
-    </w:p>
-    <w:p>
-      <w:pPr>
-        <w:spacing w:line="360" w:lineRule="auto"/>
-        <w:rPr>
-          <w:rFonts w:ascii="Times New Roman" w:hAnsi="Times New Roman" w:cs="Times New Roman"/>
-          <w:b/>
-          <w:bCs/>
-          <w:sz w:val="40"/>
-          <w:szCs w:val="40"/>
-          <w:lang w:val="en-US"/>
-        </w:rPr>
-      </w:pPr>
-    </w:p>
-    <w:p>
-      <w:pPr>
-        <w:spacing w:line="360" w:lineRule="auto"/>
-        <w:rPr>
-          <w:rFonts w:ascii="Times New Roman" w:hAnsi="Times New Roman" w:cs="Times New Roman"/>
-          <w:b/>
-          <w:bCs/>
-          <w:sz w:val="40"/>
-          <w:szCs w:val="40"/>
-          <w:lang w:val="en-US"/>
-        </w:rPr>
-      </w:pPr>
-      <w:r>
-        <w:rPr>
-          <w:rFonts w:ascii="Times New Roman" w:hAnsi="Times New Roman" w:cs="Times New Roman"/>
-          <w:b/>
-          <w:bCs/>
-          <w:sz w:val="40"/>
-          <w:szCs w:val="40"/>
-          <w:lang w:val="en-US"/>
-        </w:rPr>
-        <w:t>3</w:t>
-      </w:r>
-      <w:r>
-        <w:rPr>
-          <w:rFonts w:ascii="Times New Roman" w:hAnsi="Times New Roman" w:cs="Times New Roman"/>
-          <w:b/>
-          <w:bCs/>
-          <w:sz w:val="40"/>
-          <w:szCs w:val="40"/>
-          <w:lang w:val="en-US"/>
+        <w:t>Graph Convolutional Network (GCN)</w:t>
+      </w:r>
+    </w:p>
+    <w:p>
+      <w:pPr>
+        <w:spacing w:line="360" w:lineRule="auto"/>
+        <w:jc w:val="both"/>
+        <w:rPr>
+          <w:rFonts w:ascii="Times New Roman" w:hAnsi="Times New Roman" w:cs="Times New Roman"/>
+          <w:highlight w:val="yellow"/>
+        </w:rPr>
+      </w:pPr>
+      <w:r>
+        <w:rPr>
+          <w:rFonts w:ascii="Times New Roman" w:hAnsi="Times New Roman" w:cs="Times New Roman"/>
+        </w:rPr>
+        <w:t>Graph Convolutional Network (GCN)</w:t>
+      </w:r>
+      <w:r>
+        <w:rPr>
+          <w:rFonts w:ascii="Times New Roman" w:hAnsi="Times New Roman" w:cs="Times New Roman"/>
+        </w:rPr>
+        <w:t xml:space="preserve"> introduced by Kipf &amp; Welling (2017) </w:t>
+      </w:r>
+      <w:r>
+        <w:rPr>
+          <w:rFonts w:ascii="Times New Roman" w:hAnsi="Times New Roman" w:cs="Times New Roman"/>
+        </w:rPr>
+        <w:t>[</w:t>
+      </w:r>
+      <w:r>
+        <w:rPr>
+          <w:rFonts w:ascii="Times New Roman" w:hAnsi="Times New Roman" w:cs="Times New Roman"/>
+        </w:rPr>
+        <w:t>9</w:t>
+      </w:r>
+      <w:r>
+        <w:rPr>
+          <w:rFonts w:ascii="Times New Roman" w:hAnsi="Times New Roman" w:cs="Times New Roman"/>
+        </w:rPr>
+        <w:t>]</w:t>
+      </w:r>
+      <w:r>
+        <w:rPr>
+          <w:rFonts w:ascii="Times New Roman" w:hAnsi="Times New Roman" w:cs="Times New Roman"/>
+        </w:rPr>
+        <w:t xml:space="preserve">, </w:t>
+      </w:r>
+      <w:r>
+        <w:rPr>
+          <w:rFonts w:ascii="Times New Roman" w:hAnsi="Times New Roman" w:cs="Times New Roman"/>
+        </w:rPr>
+        <w:t>is</w:t>
+      </w:r>
+      <w:r>
+        <w:rPr>
+          <w:rFonts w:ascii="Times New Roman" w:hAnsi="Times New Roman" w:cs="Times New Roman"/>
+        </w:rPr>
+        <w:t xml:space="preserve"> a </w:t>
+      </w:r>
+      <w:r>
+        <w:rPr>
+          <w:rFonts w:ascii="Times New Roman" w:hAnsi="Times New Roman" w:cs="Times New Roman"/>
+        </w:rPr>
+        <w:t>major evolution</w:t>
+      </w:r>
+      <w:r>
+        <w:rPr>
+          <w:rFonts w:ascii="Times New Roman" w:hAnsi="Times New Roman" w:cs="Times New Roman"/>
+        </w:rPr>
+        <w:t xml:space="preserve"> in </w:t>
+      </w:r>
+      <w:r>
+        <w:rPr>
+          <w:rFonts w:ascii="Times New Roman" w:hAnsi="Times New Roman" w:cs="Times New Roman"/>
+        </w:rPr>
+        <w:t xml:space="preserve">the </w:t>
+      </w:r>
+      <w:r>
+        <w:rPr>
+          <w:rFonts w:ascii="Times New Roman" w:hAnsi="Times New Roman" w:cs="Times New Roman"/>
+        </w:rPr>
+        <w:t xml:space="preserve">deep learning </w:t>
+      </w:r>
+      <w:r>
+        <w:rPr>
+          <w:rFonts w:ascii="Times New Roman" w:hAnsi="Times New Roman" w:cs="Times New Roman"/>
+        </w:rPr>
+        <w:t xml:space="preserve">world. It is done </w:t>
+      </w:r>
+      <w:r>
+        <w:rPr>
+          <w:rFonts w:ascii="Times New Roman" w:hAnsi="Times New Roman" w:cs="Times New Roman"/>
+        </w:rPr>
+        <w:t>by extending the principles of convolutional neural networks to non-E</w:t>
+      </w:r>
+      <w:r>
+        <w:rPr>
+          <w:rFonts w:ascii="Times New Roman" w:hAnsi="Times New Roman" w:cs="Times New Roman"/>
+        </w:rPr>
+        <w:t xml:space="preserve">uclidean, graph -structured data. </w:t>
+      </w:r>
+      <w:r>
+        <w:rPr>
+          <w:rFonts w:ascii="Times New Roman" w:hAnsi="Times New Roman" w:cs="Times New Roman"/>
+        </w:rPr>
+        <w:t xml:space="preserve">The major difference between standard convolutional layers and GCNs is GCNs ability to handle irregular and arbitrary connectivity present in real-world data networks. </w:t>
+      </w:r>
+    </w:p>
+    <w:p>
+      <w:pPr>
+        <w:spacing w:line="360" w:lineRule="auto"/>
+        <w:rPr>
+          <w:rFonts w:ascii="Times New Roman" w:hAnsi="Times New Roman" w:cs="Times New Roman"/>
+          <w:highlight w:val="yellow"/>
+        </w:rPr>
+      </w:pPr>
+    </w:p>
+    <w:p>
+      <w:pPr>
+        <w:spacing w:line="360" w:lineRule="auto"/>
+        <w:jc w:val="both"/>
+        <w:rPr>
+          <w:rFonts w:ascii="Times New Roman" w:hAnsi="Times New Roman" w:cs="Times New Roman"/>
+          <w:highlight w:val="yellow"/>
+        </w:rPr>
+      </w:pPr>
+      <w:r>
+        <w:rPr>
+          <w:rFonts w:ascii="Times New Roman" w:hAnsi="Times New Roman" w:cs="Times New Roman"/>
+        </w:rPr>
+        <w:t xml:space="preserve">The key basis of </w:t>
+      </w:r>
+      <w:r>
+        <w:rPr>
+          <w:rFonts w:ascii="Times New Roman" w:hAnsi="Times New Roman" w:cs="Times New Roman"/>
+        </w:rPr>
+        <w:t xml:space="preserve">GCN is </w:t>
+      </w:r>
+      <w:r>
+        <w:rPr>
+          <w:rFonts w:ascii="Times New Roman" w:hAnsi="Times New Roman" w:cs="Times New Roman"/>
+        </w:rPr>
+        <w:t>its</w:t>
+      </w:r>
+      <w:r>
+        <w:rPr>
+          <w:rFonts w:ascii="Times New Roman" w:hAnsi="Times New Roman" w:cs="Times New Roman"/>
+        </w:rPr>
+        <w:t xml:space="preserve"> message-passing paradigm. </w:t>
+      </w:r>
+      <w:r>
+        <w:rPr>
+          <w:rFonts w:ascii="Times New Roman" w:hAnsi="Times New Roman" w:cs="Times New Roman"/>
+        </w:rPr>
+        <w:t xml:space="preserve">GCN layers compute a node’s identity by aggregating neighbouring feature vectors, allowing the model to capture the relational information. This allows </w:t>
+      </w:r>
+      <w:r>
+        <w:rPr>
+          <w:rFonts w:ascii="Times New Roman" w:hAnsi="Times New Roman" w:cs="Times New Roman"/>
+        </w:rPr>
+        <w:t xml:space="preserve">GCNs to produce enriched identity by fusing the target node’s intrinsic features and the structural information around it. </w:t>
+      </w:r>
+    </w:p>
+    <w:p>
+      <w:pPr>
+        <w:spacing w:line="360" w:lineRule="auto"/>
+        <w:rPr>
+          <w:rFonts w:ascii="Times New Roman" w:hAnsi="Times New Roman" w:cs="Times New Roman"/>
+          <w:highlight w:val="yellow"/>
+        </w:rPr>
+      </w:pPr>
+    </w:p>
+    <w:p>
+      <w:pPr>
+        <w:spacing w:line="360" w:lineRule="auto"/>
+        <w:jc w:val="both"/>
+        <w:rPr>
+          <w:rFonts w:ascii="Times New Roman" w:hAnsi="Times New Roman" w:cs="Times New Roman"/>
+          <w:highlight w:val="yellow"/>
+        </w:rPr>
+      </w:pPr>
+      <w:r>
+        <w:rPr>
+          <w:rFonts w:ascii="Times New Roman" w:hAnsi="Times New Roman" w:cs="Times New Roman"/>
+        </w:rPr>
+        <w:t xml:space="preserve">A first-order approximation of spectral graph convolutions is used for the transformation of features across the network of layers. </w:t>
+      </w:r>
+      <w:r>
+        <w:rPr>
+          <w:rFonts w:ascii="Times New Roman" w:hAnsi="Times New Roman" w:cs="Times New Roman"/>
+        </w:rPr>
+        <w:t xml:space="preserve">For any given layer </w:t>
+      </w:r>
+      <w:r>
+        <w:rPr>
+          <w:rFonts w:ascii="Times New Roman" w:hAnsi="Times New Roman" w:cs="Times New Roman"/>
+          <w:i/>
+          <w:iCs/>
+        </w:rPr>
+        <w:t>l</w:t>
+      </w:r>
+      <w:r>
+        <w:rPr>
+          <w:rFonts w:ascii="Times New Roman" w:hAnsi="Times New Roman" w:cs="Times New Roman"/>
+        </w:rPr>
+        <w:t xml:space="preserve">, the hidden state </w:t>
+      </w:r>
+      <w:r>
+        <w:rPr>
+          <w:rFonts w:ascii="Times New Roman" w:hAnsi="Times New Roman" w:cs="Times New Roman"/>
+          <w:i/>
+          <w:iCs/>
+        </w:rPr>
+        <w:t>H</w:t>
+      </w:r>
+      <w:r>
+        <w:rPr>
+          <w:rFonts w:ascii="Times New Roman" w:hAnsi="Times New Roman" w:cs="Times New Roman"/>
+        </w:rPr>
+        <w:t xml:space="preserve"> is </w:t>
+      </w:r>
+      <w:r>
+        <w:rPr>
+          <w:rFonts w:ascii="Times New Roman" w:hAnsi="Times New Roman" w:cs="Times New Roman"/>
+        </w:rPr>
+        <w:t>transformed</w:t>
+      </w:r>
+      <w:r>
+        <w:rPr>
+          <w:rFonts w:ascii="Times New Roman" w:hAnsi="Times New Roman" w:cs="Times New Roman"/>
+        </w:rPr>
+        <w:t xml:space="preserve"> according to the following propagation rule:</w:t>
+      </w:r>
+    </w:p>
+    <w:p>
+      <w:pPr>
+        <w:spacing w:line="360" w:lineRule="auto"/>
+        <w:jc w:val="center"/>
+        <w:rPr>
+          <w:rFonts w:ascii="Times New Roman" w:hAnsi="Times New Roman" w:cs="Times New Roman"/>
+        </w:rPr>
+      </w:pPr>
+      <m:oMath>
+        <m:sSup>
+          <m:sSupPr>
+            <m:ctrlPr>
+              <w:rPr>
+                <w:rFonts w:ascii="Cambria Math" w:hAnsi="Cambria Math" w:cs="Times New Roman"/>
+                <w:i/>
+              </w:rPr>
+            </m:ctrlPr>
+          </m:sSupPr>
+          <m:e>
+            <m:r>
+              <w:rPr>
+                <w:rFonts w:ascii="Cambria Math" w:hAnsi="Cambria Math" w:cs="Times New Roman"/>
+              </w:rPr>
+              <m:t>H</m:t>
+            </m:r>
+          </m:e>
+          <m:sup>
+            <m:d>
+              <m:dPr>
+                <m:ctrlPr>
+                  <w:rPr>
+                    <w:rFonts w:ascii="Cambria Math" w:hAnsi="Cambria Math" w:cs="Times New Roman"/>
+                    <w:i/>
+                  </w:rPr>
+                </m:ctrlPr>
+              </m:dPr>
+              <m:e>
+                <m:r>
+                  <w:rPr>
+                    <w:rFonts w:ascii="Cambria Math" w:hAnsi="Cambria Math" w:cs="Times New Roman"/>
+                  </w:rPr>
+                  <m:t>l+1</m:t>
+                </m:r>
+              </m:e>
+            </m:d>
+          </m:sup>
+        </m:sSup>
+        <m:r>
+          <w:rPr>
+            <w:rFonts w:ascii="Cambria Math" w:hAnsi="Cambria Math" w:cs="Times New Roman"/>
+          </w:rPr>
+          <m:t>=σ</m:t>
+        </m:r>
+        <m:d>
+          <m:dPr>
+            <m:ctrlPr>
+              <w:rPr>
+                <w:rFonts w:ascii="Cambria Math" w:hAnsi="Cambria Math" w:cs="Times New Roman"/>
+                <w:i/>
+              </w:rPr>
+            </m:ctrlPr>
+          </m:dPr>
+          <m:e>
+            <m:sSup>
+              <m:sSupPr>
+                <m:ctrlPr>
+                  <w:rPr>
+                    <w:rFonts w:ascii="Cambria Math" w:hAnsi="Cambria Math" w:cs="Times New Roman"/>
+                    <w:i/>
+                  </w:rPr>
+                </m:ctrlPr>
+              </m:sSupPr>
+              <m:e>
+                <m:acc>
+                  <m:accPr>
+                    <m:chr m:val="̃"/>
+                    <m:ctrlPr>
+                      <w:rPr>
+                        <w:rFonts w:ascii="Cambria Math" w:hAnsi="Cambria Math" w:cs="Times New Roman"/>
+                        <w:i/>
+                      </w:rPr>
+                    </m:ctrlPr>
+                  </m:accPr>
+                  <m:e>
+                    <m:r>
+                      <w:rPr>
+                        <w:rFonts w:ascii="Cambria Math" w:hAnsi="Cambria Math" w:cs="Times New Roman"/>
+                      </w:rPr>
+                      <m:t>D</m:t>
+                    </m:r>
+                  </m:e>
+                </m:acc>
+              </m:e>
+              <m:sup>
+                <m:r>
+                  <w:rPr>
+                    <w:rFonts w:ascii="Cambria Math" w:hAnsi="Cambria Math" w:cs="Times New Roman"/>
+                  </w:rPr>
+                  <m:t>-</m:t>
+                </m:r>
+                <m:f>
+                  <m:fPr>
+                    <m:ctrlPr>
+                      <w:rPr>
+                        <w:rFonts w:ascii="Cambria Math" w:hAnsi="Cambria Math" w:cs="Times New Roman"/>
+                        <w:i/>
+                      </w:rPr>
+                    </m:ctrlPr>
+                  </m:fPr>
+                  <m:num>
+                    <m:r>
+                      <w:rPr>
+                        <w:rFonts w:ascii="Cambria Math" w:hAnsi="Cambria Math" w:cs="Times New Roman"/>
+                      </w:rPr>
+                      <m:t>1</m:t>
+                    </m:r>
+                  </m:num>
+                  <m:den>
+                    <m:r>
+                      <w:rPr>
+                        <w:rFonts w:ascii="Cambria Math" w:hAnsi="Cambria Math" w:cs="Times New Roman"/>
+                      </w:rPr>
+                      <m:t>2</m:t>
+                    </m:r>
+                  </m:den>
+                </m:f>
+              </m:sup>
+            </m:sSup>
+            <m:acc>
+              <m:accPr>
+                <m:chr m:val="̃"/>
+                <m:ctrlPr>
+                  <w:rPr>
+                    <w:rFonts w:ascii="Cambria Math" w:hAnsi="Cambria Math" w:cs="Times New Roman"/>
+                    <w:i/>
+                  </w:rPr>
+                </m:ctrlPr>
+              </m:accPr>
+              <m:e>
+                <m:r>
+                  <w:rPr>
+                    <w:rFonts w:ascii="Cambria Math" w:hAnsi="Cambria Math" w:cs="Times New Roman"/>
+                  </w:rPr>
+                  <m:t>A</m:t>
+                </m:r>
+              </m:e>
+            </m:acc>
+            <m:sSup>
+              <m:sSupPr>
+                <m:ctrlPr>
+                  <w:rPr>
+                    <w:rFonts w:ascii="Cambria Math" w:hAnsi="Cambria Math" w:cs="Times New Roman"/>
+                    <w:i/>
+                  </w:rPr>
+                </m:ctrlPr>
+              </m:sSupPr>
+              <m:e>
+                <m:acc>
+                  <m:accPr>
+                    <m:chr m:val="̃"/>
+                    <m:ctrlPr>
+                      <w:rPr>
+                        <w:rFonts w:ascii="Cambria Math" w:hAnsi="Cambria Math" w:cs="Times New Roman"/>
+                        <w:i/>
+                      </w:rPr>
+                    </m:ctrlPr>
+                  </m:accPr>
+                  <m:e>
+                    <m:r>
+                      <w:rPr>
+                        <w:rFonts w:ascii="Cambria Math" w:hAnsi="Cambria Math" w:cs="Times New Roman"/>
+                      </w:rPr>
+                      <m:t>D</m:t>
+                    </m:r>
+                  </m:e>
+                </m:acc>
+              </m:e>
+              <m:sup>
+                <m:r>
+                  <w:rPr>
+                    <w:rFonts w:ascii="Cambria Math" w:hAnsi="Cambria Math" w:cs="Times New Roman"/>
+                  </w:rPr>
+                  <m:t>-</m:t>
+                </m:r>
+                <m:f>
+                  <m:fPr>
+                    <m:ctrlPr>
+                      <w:rPr>
+                        <w:rFonts w:ascii="Cambria Math" w:hAnsi="Cambria Math" w:cs="Times New Roman"/>
+                        <w:i/>
+                      </w:rPr>
+                    </m:ctrlPr>
+                  </m:fPr>
+                  <m:num>
+                    <m:r>
+                      <w:rPr>
+                        <w:rFonts w:ascii="Cambria Math" w:hAnsi="Cambria Math" w:cs="Times New Roman"/>
+                      </w:rPr>
+                      <m:t>1</m:t>
+                    </m:r>
+                  </m:num>
+                  <m:den>
+                    <m:r>
+                      <w:rPr>
+                        <w:rFonts w:ascii="Cambria Math" w:hAnsi="Cambria Math" w:cs="Times New Roman"/>
+                      </w:rPr>
+                      <m:t>2</m:t>
+                    </m:r>
+                  </m:den>
+                </m:f>
+              </m:sup>
+            </m:sSup>
+            <m:sSup>
+              <m:sSupPr>
+                <m:ctrlPr>
+                  <w:rPr>
+                    <w:rFonts w:ascii="Cambria Math" w:hAnsi="Cambria Math" w:cs="Times New Roman"/>
+                    <w:i/>
+                  </w:rPr>
+                </m:ctrlPr>
+              </m:sSupPr>
+              <m:e>
+                <m:r>
+                  <w:rPr>
+                    <w:rFonts w:ascii="Cambria Math" w:hAnsi="Cambria Math" w:cs="Times New Roman"/>
+                  </w:rPr>
+                  <m:t>H</m:t>
+                </m:r>
+              </m:e>
+              <m:sup>
+                <m:d>
+                  <m:dPr>
+                    <m:ctrlPr>
+                      <w:rPr>
+                        <w:rFonts w:ascii="Cambria Math" w:hAnsi="Cambria Math" w:cs="Times New Roman"/>
+                        <w:i/>
+                      </w:rPr>
+                    </m:ctrlPr>
+                  </m:dPr>
+                  <m:e>
+                    <m:r>
+                      <w:rPr>
+                        <w:rFonts w:ascii="Cambria Math" w:hAnsi="Cambria Math" w:cs="Times New Roman"/>
+                      </w:rPr>
+                      <m:t>l</m:t>
+                    </m:r>
+                  </m:e>
+                </m:d>
+              </m:sup>
+            </m:sSup>
+            <m:sSup>
+              <m:sSupPr>
+                <m:ctrlPr>
+                  <w:rPr>
+                    <w:rFonts w:ascii="Cambria Math" w:hAnsi="Cambria Math" w:cs="Times New Roman"/>
+                    <w:i/>
+                  </w:rPr>
+                </m:ctrlPr>
+              </m:sSupPr>
+              <m:e>
+                <m:r>
+                  <w:rPr>
+                    <w:rFonts w:ascii="Cambria Math" w:hAnsi="Cambria Math" w:cs="Times New Roman"/>
+                  </w:rPr>
+                  <m:t>w</m:t>
+                </m:r>
+              </m:e>
+              <m:sup>
+                <m:d>
+                  <m:dPr>
+                    <m:ctrlPr>
+                      <w:rPr>
+                        <w:rFonts w:ascii="Cambria Math" w:hAnsi="Cambria Math" w:cs="Times New Roman"/>
+                        <w:i/>
+                      </w:rPr>
+                    </m:ctrlPr>
+                  </m:dPr>
+                  <m:e>
+                    <m:r>
+                      <w:rPr>
+                        <w:rFonts w:ascii="Cambria Math" w:hAnsi="Cambria Math" w:cs="Times New Roman"/>
+                      </w:rPr>
+                      <m:t>l</m:t>
+                    </m:r>
+                  </m:e>
+                </m:d>
+              </m:sup>
+            </m:sSup>
+          </m:e>
+        </m:d>
+      </m:oMath>
+      <w:r>
+        <w:rPr>
+          <w:rFonts w:ascii="Times New Roman" w:hAnsi="Times New Roman" w:cs="Times New Roman"/>
         </w:rPr>
         <w:t xml:space="preserve"> </w:t>
       </w:r>
-      <w:proofErr w:type="spellStart"/>
-      <w:r>
-        <w:rPr>
-          <w:rFonts w:ascii="Times New Roman" w:hAnsi="Times New Roman" w:cs="Times New Roman"/>
-          <w:b/>
-          <w:bCs/>
-          <w:sz w:val="40"/>
-          <w:szCs w:val="40"/>
-          <w:lang w:val="en-US"/>
-        </w:rPr>
-        <w:t>GraphSAGE</w:t>
-      </w:r>
-      <w:proofErr w:type="spellEnd"/>
-      <w:r>
-        <w:rPr>
-          <w:rFonts w:ascii="Times New Roman" w:hAnsi="Times New Roman" w:cs="Times New Roman"/>
-          <w:b/>
-          <w:bCs/>
-          <w:sz w:val="40"/>
-          <w:szCs w:val="40"/>
-          <w:lang w:val="en-US"/>
-        </w:rPr>
-        <w:t xml:space="preserve"> </w:t>
-      </w:r>
-    </w:p>
-    <w:p>
-      <w:pPr>
-        <w:spacing w:line="360" w:lineRule="auto"/>
-        <w:rPr>
-          <w:rFonts w:ascii="Times New Roman" w:hAnsi="Times New Roman" w:cs="Times New Roman"/>
-        </w:rPr>
-      </w:pPr>
-    </w:p>
-    <w:p>
-      <w:pPr>
-        <w:spacing w:line="360" w:lineRule="auto"/>
-        <w:rPr>
-          <w:rFonts w:ascii="Times New Roman" w:hAnsi="Times New Roman" w:cs="Times New Roman"/>
-        </w:rPr>
-      </w:pPr>
-      <w:proofErr w:type="spellStart"/>
-      <w:r>
-        <w:rPr>
-          <w:rFonts w:ascii="Times New Roman" w:hAnsi="Times New Roman" w:cs="Times New Roman"/>
-        </w:rPr>
-        <w:t>GraphSAGE</w:t>
-      </w:r>
-      <w:proofErr w:type="spellEnd"/>
-      <w:r>
-        <w:rPr>
-          <w:rFonts w:ascii="Times New Roman" w:hAnsi="Times New Roman" w:cs="Times New Roman"/>
-        </w:rPr>
-        <w:t xml:space="preserve"> (</w:t>
-      </w:r>
-      <w:proofErr w:type="spellStart"/>
-      <w:r>
-        <w:rPr>
-          <w:rFonts w:ascii="Times New Roman" w:hAnsi="Times New Roman" w:cs="Times New Roman"/>
-        </w:rPr>
-        <w:t>SAmple</w:t>
-      </w:r>
-      <w:proofErr w:type="spellEnd"/>
-      <w:r>
-        <w:rPr>
-          <w:rFonts w:ascii="Times New Roman" w:hAnsi="Times New Roman" w:cs="Times New Roman"/>
-        </w:rPr>
-        <w:t xml:space="preserve"> and </w:t>
-      </w:r>
-      <w:proofErr w:type="spellStart"/>
-      <w:r>
-        <w:rPr>
-          <w:rFonts w:ascii="Times New Roman" w:hAnsi="Times New Roman" w:cs="Times New Roman"/>
-        </w:rPr>
-        <w:t>aggreGatE</w:t>
-      </w:r>
-      <w:proofErr w:type="spellEnd"/>
-      <w:r>
-        <w:rPr>
-          <w:rFonts w:ascii="Times New Roman" w:hAnsi="Times New Roman" w:cs="Times New Roman"/>
-        </w:rPr>
-        <w:t xml:space="preserve">) [5] is a framework for learning inductive node embeddings in large-scale graphs. The basic idea behind </w:t>
-      </w:r>
-      <w:proofErr w:type="spellStart"/>
-      <w:r>
-        <w:rPr>
-          <w:rFonts w:ascii="Times New Roman" w:hAnsi="Times New Roman" w:cs="Times New Roman"/>
-        </w:rPr>
-        <w:t>GraphSAGE</w:t>
-      </w:r>
-      <w:proofErr w:type="spellEnd"/>
-      <w:r>
-        <w:rPr>
-          <w:rFonts w:ascii="Times New Roman" w:hAnsi="Times New Roman" w:cs="Times New Roman"/>
-        </w:rPr>
-        <w:t xml:space="preserve"> is to iteratively aggregate information from a node's local neighbourhood to generate its embedding. The aggregation function combines the features of the node and its neighbours to create a summary vector, which is then used to update the node's embedding. The updated embedding is then used in the next iteration to aggregate information from a broader neighbourhood.</w:t>
-      </w:r>
-      <w:r>
-        <w:rPr>
-          <w:rFonts w:ascii="Times New Roman" w:hAnsi="Times New Roman" w:cs="Times New Roman"/>
+    </w:p>
+    <w:p>
+      <w:pPr>
+        <w:spacing w:line="360" w:lineRule="auto"/>
+        <w:jc w:val="both"/>
+        <w:rPr>
+          <w:rFonts w:ascii="Times New Roman" w:hAnsi="Times New Roman" w:cs="Times New Roman"/>
+        </w:rPr>
+      </w:pPr>
+      <w:r>
+        <w:rPr>
+          <w:rFonts w:ascii="Times New Roman" w:hAnsi="Times New Roman" w:cs="Times New Roman"/>
+          <w:highlight w:val="yellow"/>
         </w:rPr>
         <w:br/>
       </w:r>
@@ -6383,33 +7158,7 @@
         <w:rPr>
           <w:rFonts w:ascii="Times New Roman" w:hAnsi="Times New Roman" w:cs="Times New Roman"/>
         </w:rPr>
-        <w:br/>
-      </w:r>
-      <w:r>
-        <w:rPr>
-          <w:rFonts w:ascii="Times New Roman" w:hAnsi="Times New Roman" w:cs="Times New Roman"/>
-        </w:rPr>
-        <w:t xml:space="preserve"> </w:t>
-      </w:r>
-      <w:proofErr w:type="spellStart"/>
-      <w:r>
-        <w:rPr>
-          <w:rFonts w:ascii="Times New Roman" w:hAnsi="Times New Roman" w:cs="Times New Roman"/>
-        </w:rPr>
-        <w:t>GraphSAGE</w:t>
-      </w:r>
-      <w:proofErr w:type="spellEnd"/>
-      <w:r>
-        <w:rPr>
-          <w:rFonts w:ascii="Times New Roman" w:hAnsi="Times New Roman" w:cs="Times New Roman"/>
-        </w:rPr>
-        <w:t xml:space="preserve"> supports three different types of aggregation functions:</w:t>
-      </w:r>
-      <w:r>
-        <w:rPr>
-          <w:rFonts w:ascii="Times New Roman" w:hAnsi="Times New Roman" w:cs="Times New Roman"/>
-        </w:rPr>
-        <w:br/>
+        <w:t xml:space="preserve">This formula has some crucial attributes to ensure that there is stable and effective learning: </w:t>
       </w:r>
     </w:p>
     <w:p>
@@ -6417,115 +7166,1010 @@
         <w:pStyle w:val="ListParagraph"/>
         <w:numPr>
           <w:ilvl w:val="0"/>
-          <w:numId w:val="8"/>
+          <w:numId w:val="9"/>
         </w:numPr>
         <w:spacing w:line="360" w:lineRule="auto"/>
         <w:rPr>
           <w:rFonts w:ascii="Times New Roman" w:hAnsi="Times New Roman" w:cs="Times New Roman"/>
-        </w:rPr>
-      </w:pPr>
-      <w:r>
-        <w:rPr>
-          <w:rFonts w:ascii="Times New Roman" w:hAnsi="Times New Roman" w:cs="Times New Roman"/>
-        </w:rPr>
-        <w:t xml:space="preserve">Mean Aggregation calculates the mean of the feature vectors of a node's neighbours, including the node itself, and produces a summary vector. This function is simple and computationally efficient, but it may not capture the non-linear interactions between the node and its neighbours. </w:t>
-      </w:r>
-    </w:p>
-    <w:p>
-      <w:pPr>
-        <w:pStyle w:val="ListParagraph"/>
-        <w:spacing w:line="360" w:lineRule="auto"/>
-        <w:rPr>
-          <w:rFonts w:ascii="Times New Roman" w:hAnsi="Times New Roman" w:cs="Times New Roman"/>
-        </w:rPr>
-      </w:pPr>
+          <w:lang w:val="en-US"/>
+        </w:rPr>
+      </w:pPr>
+      <w:r>
+        <w:rPr>
+          <w:rFonts w:ascii="Times New Roman" w:hAnsi="Times New Roman" w:cs="Times New Roman"/>
+          <w:b/>
+          <w:bCs/>
+          <w:lang w:val="en-US"/>
+        </w:rPr>
+        <w:t>Self-Loops (</w:t>
+      </w:r>
+      <m:oMath>
+        <m:acc>
+          <m:accPr>
+            <m:chr m:val="̃"/>
+            <m:ctrlPr>
+              <w:rPr>
+                <w:rFonts w:ascii="Cambria Math" w:hAnsi="Cambria Math" w:cs="Times New Roman"/>
+                <w:b/>
+                <w:bCs/>
+                <w:i/>
+                <w:lang w:val="en-US"/>
+              </w:rPr>
+            </m:ctrlPr>
+          </m:accPr>
+          <m:e>
+            <m:r>
+              <m:rPr>
+                <m:sty m:val="bi"/>
+              </m:rPr>
+              <w:rPr>
+                <w:rFonts w:ascii="Cambria Math" w:hAnsi="Cambria Math" w:cs="Times New Roman"/>
+                <w:lang w:val="en-US"/>
+              </w:rPr>
+              <m:t>A</m:t>
+            </m:r>
+          </m:e>
+        </m:acc>
+        <m:r>
+          <m:rPr>
+            <m:sty m:val="bi"/>
+          </m:rPr>
+          <w:rPr>
+            <w:rFonts w:ascii="Cambria Math" w:hAnsi="Cambria Math" w:cs="Times New Roman"/>
+            <w:lang w:val="en-US"/>
+          </w:rPr>
+          <m:t>-A+I</m:t>
+        </m:r>
+      </m:oMath>
+      <w:r>
+        <w:rPr>
+          <w:rFonts w:ascii="Times New Roman" w:eastAsiaTheme="minorEastAsia" w:hAnsi="Times New Roman" w:cs="Times New Roman"/>
+          <w:b/>
+          <w:bCs/>
+          <w:lang w:val="en-US"/>
+        </w:rPr>
+        <w:t>):</w:t>
+      </w:r>
+      <w:r>
+        <w:rPr>
+          <w:rFonts w:ascii="Times New Roman" w:eastAsiaTheme="minorEastAsia" w:hAnsi="Times New Roman" w:cs="Times New Roman"/>
+          <w:lang w:val="en-US"/>
+        </w:rPr>
+        <w:t xml:space="preserve"> </w:t>
+      </w:r>
+      <w:r>
+        <w:rPr>
+          <w:rFonts w:ascii="Times New Roman" w:eastAsiaTheme="minorEastAsia" w:hAnsi="Times New Roman" w:cs="Times New Roman"/>
+          <w:lang w:val="en-US"/>
+        </w:rPr>
+        <w:t xml:space="preserve">When the identity matrix </w:t>
+      </w:r>
+      <w:r>
+        <w:rPr>
+          <w:rFonts w:ascii="Times New Roman" w:eastAsiaTheme="minorEastAsia" w:hAnsi="Times New Roman" w:cs="Times New Roman"/>
+          <w:i/>
+          <w:iCs/>
+          <w:lang w:val="en-US"/>
+        </w:rPr>
+        <w:t>I</w:t>
+      </w:r>
+      <w:r>
+        <w:rPr>
+          <w:rFonts w:ascii="Times New Roman" w:eastAsiaTheme="minorEastAsia" w:hAnsi="Times New Roman" w:cs="Times New Roman"/>
+          <w:lang w:val="en-US"/>
+        </w:rPr>
+        <w:t xml:space="preserve"> is added to the adjacency matrix A, it ensures that a node’s own features are kept during the aggregation process, thus preventing a loss in individual identity. </w:t>
+      </w:r>
     </w:p>
     <w:p>
       <w:pPr>
         <w:pStyle w:val="ListParagraph"/>
         <w:numPr>
           <w:ilvl w:val="0"/>
-          <w:numId w:val="8"/>
+          <w:numId w:val="9"/>
         </w:numPr>
         <w:spacing w:line="360" w:lineRule="auto"/>
         <w:rPr>
           <w:rFonts w:ascii="Times New Roman" w:hAnsi="Times New Roman" w:cs="Times New Roman"/>
-          <w:lang w:val="en-US"/>
-        </w:rPr>
-      </w:pPr>
-      <w:r>
-        <w:rPr>
-          <w:rFonts w:ascii="Times New Roman" w:hAnsi="Times New Roman" w:cs="Times New Roman"/>
-        </w:rPr>
-        <w:t xml:space="preserve">Max Pooling Aggregation selects the maximum value of each feature across all the neighbours and produces a summary vector. This function is useful for capturing the most important features of a node's neighbours, but it may ignore important information in the other features. </w:t>
-      </w:r>
-    </w:p>
-    <w:p>
-      <w:pPr>
-        <w:pStyle w:val="ListParagraph"/>
-        <w:rPr>
-          <w:rFonts w:ascii="Times New Roman" w:hAnsi="Times New Roman" w:cs="Times New Roman"/>
-        </w:rPr>
-      </w:pPr>
+          <w:b/>
+          <w:bCs/>
+          <w:lang w:val="en-US"/>
+        </w:rPr>
+      </w:pPr>
+      <w:r>
+        <w:rPr>
+          <w:rFonts w:ascii="Times New Roman" w:hAnsi="Times New Roman" w:cs="Times New Roman"/>
+          <w:b/>
+          <w:bCs/>
+          <w:lang w:val="en-US"/>
+        </w:rPr>
+        <w:t xml:space="preserve">Symmetric </w:t>
+      </w:r>
+      <w:proofErr w:type="spellStart"/>
+      <w:r>
+        <w:rPr>
+          <w:rFonts w:ascii="Times New Roman" w:hAnsi="Times New Roman" w:cs="Times New Roman"/>
+          <w:b/>
+          <w:bCs/>
+          <w:lang w:val="en-US"/>
+        </w:rPr>
+        <w:t>Normalisation</w:t>
+      </w:r>
+      <w:proofErr w:type="spellEnd"/>
+      <m:oMath>
+        <m:r>
+          <m:rPr>
+            <m:sty m:val="bi"/>
+          </m:rPr>
+          <w:rPr>
+            <w:rFonts w:ascii="Cambria Math" w:hAnsi="Cambria Math" w:cs="Times New Roman"/>
+            <w:lang w:val="en-US"/>
+          </w:rPr>
+          <m:t xml:space="preserve"> (</m:t>
+        </m:r>
+        <m:sSup>
+          <m:sSupPr>
+            <m:ctrlPr>
+              <w:rPr>
+                <w:rFonts w:ascii="Cambria Math" w:hAnsi="Cambria Math" w:cs="Times New Roman"/>
+                <w:b/>
+                <w:bCs/>
+                <w:i/>
+                <w:lang w:val="en-US"/>
+              </w:rPr>
+            </m:ctrlPr>
+          </m:sSupPr>
+          <m:e>
+            <m:acc>
+              <m:accPr>
+                <m:chr m:val="̃"/>
+                <m:ctrlPr>
+                  <w:rPr>
+                    <w:rFonts w:ascii="Cambria Math" w:hAnsi="Cambria Math" w:cs="Times New Roman"/>
+                    <w:b/>
+                    <w:bCs/>
+                    <w:i/>
+                    <w:lang w:val="en-US"/>
+                  </w:rPr>
+                </m:ctrlPr>
+              </m:accPr>
+              <m:e>
+                <m:r>
+                  <m:rPr>
+                    <m:sty m:val="bi"/>
+                  </m:rPr>
+                  <w:rPr>
+                    <w:rFonts w:ascii="Cambria Math" w:hAnsi="Cambria Math" w:cs="Times New Roman"/>
+                    <w:lang w:val="en-US"/>
+                  </w:rPr>
+                  <m:t>D</m:t>
+                </m:r>
+              </m:e>
+            </m:acc>
+          </m:e>
+          <m:sup>
+            <m:r>
+              <m:rPr>
+                <m:sty m:val="bi"/>
+              </m:rPr>
+              <w:rPr>
+                <w:rFonts w:ascii="Cambria Math" w:hAnsi="Cambria Math" w:cs="Times New Roman"/>
+                <w:lang w:val="en-US"/>
+              </w:rPr>
+              <m:t>-</m:t>
+            </m:r>
+            <m:f>
+              <m:fPr>
+                <m:ctrlPr>
+                  <w:rPr>
+                    <w:rFonts w:ascii="Cambria Math" w:hAnsi="Cambria Math" w:cs="Times New Roman"/>
+                    <w:b/>
+                    <w:bCs/>
+                    <w:i/>
+                    <w:lang w:val="en-US"/>
+                  </w:rPr>
+                </m:ctrlPr>
+              </m:fPr>
+              <m:num>
+                <m:r>
+                  <m:rPr>
+                    <m:sty m:val="bi"/>
+                  </m:rPr>
+                  <w:rPr>
+                    <w:rFonts w:ascii="Cambria Math" w:hAnsi="Cambria Math" w:cs="Times New Roman"/>
+                    <w:lang w:val="en-US"/>
+                  </w:rPr>
+                  <m:t>1</m:t>
+                </m:r>
+              </m:num>
+              <m:den>
+                <m:r>
+                  <m:rPr>
+                    <m:sty m:val="bi"/>
+                  </m:rPr>
+                  <w:rPr>
+                    <w:rFonts w:ascii="Cambria Math" w:hAnsi="Cambria Math" w:cs="Times New Roman"/>
+                    <w:lang w:val="en-US"/>
+                  </w:rPr>
+                  <m:t>2</m:t>
+                </m:r>
+              </m:den>
+            </m:f>
+          </m:sup>
+        </m:sSup>
+        <m:r>
+          <m:rPr>
+            <m:sty m:val="bi"/>
+          </m:rPr>
+          <w:rPr>
+            <w:rFonts w:ascii="Cambria Math" w:hAnsi="Cambria Math" w:cs="Times New Roman"/>
+            <w:lang w:val="en-US"/>
+          </w:rPr>
+          <m:t>)</m:t>
+        </m:r>
+      </m:oMath>
+      <w:r>
+        <w:rPr>
+          <w:rFonts w:ascii="Times New Roman" w:hAnsi="Times New Roman" w:cs="Times New Roman"/>
+          <w:b/>
+          <w:bCs/>
+          <w:lang w:val="en-US"/>
+        </w:rPr>
+        <w:t xml:space="preserve">: </w:t>
+      </w:r>
+      <w:r>
+        <w:rPr>
+          <w:rFonts w:ascii="Times New Roman" w:hAnsi="Times New Roman" w:cs="Times New Roman"/>
+          <w:lang w:val="en-US"/>
+        </w:rPr>
+        <w:t xml:space="preserve">The </w:t>
+      </w:r>
+      <w:r>
+        <w:rPr>
+          <w:rFonts w:ascii="Times New Roman" w:hAnsi="Times New Roman" w:cs="Times New Roman"/>
+          <w:lang w:val="en-US"/>
+        </w:rPr>
+        <w:t xml:space="preserve">function of the </w:t>
+      </w:r>
+      <w:r>
+        <w:rPr>
+          <w:rFonts w:ascii="Times New Roman" w:hAnsi="Times New Roman" w:cs="Times New Roman"/>
+          <w:lang w:val="en-US"/>
+        </w:rPr>
+        <w:t xml:space="preserve">diagonal degree matrix </w:t>
+      </w:r>
+      <m:oMath>
+        <m:acc>
+          <m:accPr>
+            <m:chr m:val="̃"/>
+            <m:ctrlPr>
+              <w:rPr>
+                <w:rFonts w:ascii="Cambria Math" w:hAnsi="Cambria Math" w:cs="Times New Roman"/>
+                <w:i/>
+                <w:lang w:val="en-US"/>
+              </w:rPr>
+            </m:ctrlPr>
+          </m:accPr>
+          <m:e>
+            <m:r>
+              <w:rPr>
+                <w:rFonts w:ascii="Cambria Math" w:hAnsi="Cambria Math" w:cs="Times New Roman"/>
+                <w:lang w:val="en-US"/>
+              </w:rPr>
+              <m:t>D</m:t>
+            </m:r>
+          </m:e>
+        </m:acc>
+      </m:oMath>
+      <w:r>
+        <w:rPr>
+          <w:rFonts w:ascii="Times New Roman" w:hAnsi="Times New Roman" w:cs="Times New Roman"/>
+          <w:lang w:val="en-US"/>
+        </w:rPr>
+        <w:t xml:space="preserve"> is to </w:t>
+      </w:r>
+      <w:proofErr w:type="spellStart"/>
+      <w:r>
+        <w:rPr>
+          <w:rFonts w:ascii="Times New Roman" w:hAnsi="Times New Roman" w:cs="Times New Roman"/>
+          <w:lang w:val="en-US"/>
+        </w:rPr>
+        <w:t>normalise</w:t>
+      </w:r>
+      <w:proofErr w:type="spellEnd"/>
+      <w:r>
+        <w:rPr>
+          <w:rFonts w:ascii="Times New Roman" w:hAnsi="Times New Roman" w:cs="Times New Roman"/>
+          <w:lang w:val="en-US"/>
+        </w:rPr>
+        <w:t xml:space="preserve"> the adjacency matrix. </w:t>
+      </w:r>
+      <w:r>
+        <w:rPr>
+          <w:rFonts w:ascii="Times New Roman" w:hAnsi="Times New Roman" w:cs="Times New Roman"/>
+          <w:lang w:val="en-US"/>
+        </w:rPr>
+        <w:t xml:space="preserve">This is done to prevent an overload of features, where nodes with many connections might cause bias on the numerical </w:t>
+      </w:r>
+      <w:r>
+        <w:rPr>
+          <w:rFonts w:ascii="Times New Roman" w:hAnsi="Times New Roman" w:cs="Times New Roman"/>
+          <w:lang w:val="en-US"/>
+        </w:rPr>
+        <w:t xml:space="preserve">leading to vanishing or exploding gradients. </w:t>
+      </w:r>
     </w:p>
     <w:p>
       <w:pPr>
         <w:pStyle w:val="ListParagraph"/>
         <w:numPr>
           <w:ilvl w:val="0"/>
-          <w:numId w:val="8"/>
+          <w:numId w:val="9"/>
         </w:numPr>
         <w:spacing w:line="360" w:lineRule="auto"/>
         <w:rPr>
           <w:rFonts w:ascii="Times New Roman" w:hAnsi="Times New Roman" w:cs="Times New Roman"/>
-          <w:lang w:val="en-US"/>
-        </w:rPr>
-      </w:pPr>
-      <w:r>
-        <w:rPr>
-          <w:rFonts w:ascii="Times New Roman" w:hAnsi="Times New Roman" w:cs="Times New Roman"/>
-        </w:rPr>
-        <w:t xml:space="preserve">LSTM Aggregation uses a Long Short-Term Memory (LSTM) neural network to process the sequence of feature vectors of a node's neighbours. LSTM aggregation is more complex than mean and max pooling aggregation, but it can capture the temporal dependencies between the node and its neighbours. </w:t>
-      </w:r>
-      <w:r>
-        <w:rPr>
-          <w:rFonts w:ascii="Times New Roman" w:hAnsi="Times New Roman" w:cs="Times New Roman"/>
+          <w:b/>
+          <w:bCs/>
+          <w:lang w:val="en-US"/>
+        </w:rPr>
+      </w:pPr>
+      <w:r>
+        <w:rPr>
+          <w:rFonts w:ascii="Times New Roman" w:hAnsi="Times New Roman" w:cs="Times New Roman"/>
+          <w:b/>
+          <w:bCs/>
+          <w:lang w:val="en-US"/>
+        </w:rPr>
+        <w:lastRenderedPageBreak/>
+        <w:t>Learnable Weights</w:t>
+      </w:r>
+      <w:r>
+        <w:rPr>
+          <w:rFonts w:ascii="Times New Roman" w:hAnsi="Times New Roman" w:cs="Times New Roman"/>
+          <w:b/>
+          <w:bCs/>
+          <w:lang w:val="en-US"/>
+        </w:rPr>
+        <w:t xml:space="preserve"> (</w:t>
+      </w:r>
+      <m:oMath>
+        <m:sSup>
+          <m:sSupPr>
+            <m:ctrlPr>
+              <w:rPr>
+                <w:rFonts w:ascii="Cambria Math" w:hAnsi="Cambria Math" w:cs="Times New Roman"/>
+                <w:b/>
+                <w:bCs/>
+                <w:lang w:val="en-US"/>
+              </w:rPr>
+            </m:ctrlPr>
+          </m:sSupPr>
+          <m:e>
+            <m:r>
+              <m:rPr>
+                <m:sty m:val="b"/>
+              </m:rPr>
+              <w:rPr>
+                <w:rFonts w:ascii="Cambria Math" w:hAnsi="Cambria Math" w:cs="Times New Roman"/>
+                <w:lang w:val="en-US"/>
+              </w:rPr>
+              <m:t>w</m:t>
+            </m:r>
+          </m:e>
+          <m:sup>
+            <m:d>
+              <m:dPr>
+                <m:ctrlPr>
+                  <w:rPr>
+                    <w:rFonts w:ascii="Cambria Math" w:hAnsi="Cambria Math" w:cs="Times New Roman"/>
+                    <w:b/>
+                    <w:bCs/>
+                    <w:lang w:val="en-US"/>
+                  </w:rPr>
+                </m:ctrlPr>
+              </m:dPr>
+              <m:e>
+                <m:r>
+                  <m:rPr>
+                    <m:sty m:val="b"/>
+                  </m:rPr>
+                  <w:rPr>
+                    <w:rFonts w:ascii="Cambria Math" w:hAnsi="Cambria Math" w:cs="Times New Roman"/>
+                    <w:lang w:val="en-US"/>
+                  </w:rPr>
+                  <m:t>l</m:t>
+                </m:r>
+              </m:e>
+            </m:d>
+          </m:sup>
+        </m:sSup>
+      </m:oMath>
+      <w:r>
+        <w:rPr>
+          <w:rFonts w:ascii="Times New Roman" w:hAnsi="Times New Roman" w:cs="Times New Roman"/>
+          <w:b/>
+          <w:bCs/>
+          <w:lang w:val="en-US"/>
+        </w:rPr>
+        <w:t>)</w:t>
+      </w:r>
+      <w:r>
+        <w:rPr>
+          <w:rFonts w:ascii="Times New Roman" w:hAnsi="Times New Roman" w:cs="Times New Roman"/>
+          <w:b/>
+          <w:bCs/>
+          <w:lang w:val="en-US"/>
+        </w:rPr>
+        <w:t>:</w:t>
+      </w:r>
+      <w:r>
+        <w:rPr>
+          <w:rFonts w:ascii="Times New Roman" w:hAnsi="Times New Roman" w:cs="Times New Roman"/>
+          <w:b/>
+          <w:bCs/>
+          <w:lang w:val="en-US"/>
+        </w:rPr>
+        <w:t xml:space="preserve"> </w:t>
+      </w:r>
+      <w:r>
+        <w:rPr>
+          <w:rFonts w:ascii="Times New Roman" w:hAnsi="Times New Roman" w:cs="Times New Roman"/>
+          <w:lang w:val="en-US"/>
+        </w:rPr>
+        <w:t>The weigh matrix are the kernels or filters that the model learns from through backpropagation. This allows it to identify which nearby features are most relevant to the target.</w:t>
+      </w:r>
+    </w:p>
+    <w:p>
+      <w:pPr>
+        <w:pStyle w:val="ListParagraph"/>
+        <w:numPr>
+          <w:ilvl w:val="0"/>
+          <w:numId w:val="9"/>
+        </w:numPr>
+        <w:spacing w:line="360" w:lineRule="auto"/>
+        <w:rPr>
+          <w:rFonts w:ascii="Times New Roman" w:hAnsi="Times New Roman" w:cs="Times New Roman"/>
+          <w:b/>
+          <w:bCs/>
+          <w:lang w:val="en-US"/>
+        </w:rPr>
+      </w:pPr>
+      <w:r>
+        <w:rPr>
+          <w:rFonts w:ascii="Times New Roman" w:hAnsi="Times New Roman" w:cs="Times New Roman"/>
+          <w:b/>
+          <w:bCs/>
+          <w:lang w:val="en-US"/>
+        </w:rPr>
+        <w:t>Non-Linear Activation</w:t>
+      </w:r>
+      <w:r>
+        <w:rPr>
+          <w:rFonts w:ascii="Times New Roman" w:hAnsi="Times New Roman" w:cs="Times New Roman"/>
+          <w:b/>
+          <w:bCs/>
+          <w:lang w:val="en-US"/>
+        </w:rPr>
+        <w:t xml:space="preserve"> (</w:t>
+      </w:r>
+      <m:oMath>
+        <m:r>
+          <m:rPr>
+            <m:sty m:val="bi"/>
+          </m:rPr>
+          <w:rPr>
+            <w:rFonts w:ascii="Cambria Math" w:hAnsi="Cambria Math" w:cs="Times New Roman"/>
+            <w:lang w:val="en-US"/>
+          </w:rPr>
+          <m:t>σ</m:t>
+        </m:r>
+      </m:oMath>
+      <w:r>
+        <w:rPr>
+          <w:rFonts w:ascii="Times New Roman" w:hAnsi="Times New Roman" w:cs="Times New Roman"/>
+          <w:b/>
+          <w:bCs/>
+          <w:lang w:val="en-US"/>
+        </w:rPr>
+        <w:t>)</w:t>
+      </w:r>
+      <w:r>
+        <w:rPr>
+          <w:rFonts w:ascii="Times New Roman" w:hAnsi="Times New Roman" w:cs="Times New Roman"/>
+          <w:b/>
+          <w:bCs/>
+          <w:lang w:val="en-US"/>
+        </w:rPr>
+        <w:t>:</w:t>
+      </w:r>
+      <w:r>
+        <w:rPr>
+          <w:rFonts w:ascii="Times New Roman" w:hAnsi="Times New Roman" w:cs="Times New Roman"/>
+          <w:b/>
+          <w:bCs/>
+          <w:lang w:val="en-US"/>
+        </w:rPr>
+        <w:t xml:space="preserve"> </w:t>
+      </w:r>
+      <w:proofErr w:type="spellStart"/>
+      <w:r>
+        <w:rPr>
+          <w:rFonts w:ascii="Times New Roman" w:hAnsi="Times New Roman" w:cs="Times New Roman"/>
+          <w:lang w:val="en-US"/>
+        </w:rPr>
+        <w:t>ReLU</w:t>
+      </w:r>
+      <w:proofErr w:type="spellEnd"/>
+      <w:r>
+        <w:rPr>
+          <w:rFonts w:ascii="Times New Roman" w:hAnsi="Times New Roman" w:cs="Times New Roman"/>
+          <w:lang w:val="en-US"/>
+        </w:rPr>
+        <w:t xml:space="preserve"> function is commonly used to introduce non-linearity needed to reflect complex, high-dimensional relationships.</w:t>
+      </w:r>
+      <w:r>
+        <w:rPr>
+          <w:rFonts w:ascii="Times New Roman" w:hAnsi="Times New Roman" w:cs="Times New Roman"/>
+          <w:b/>
+          <w:bCs/>
+          <w:lang w:val="en-US"/>
+        </w:rPr>
+        <w:t xml:space="preserve"> </w:t>
+      </w:r>
+    </w:p>
+    <w:p>
+      <w:pPr>
+        <w:spacing w:line="360" w:lineRule="auto"/>
+        <w:rPr>
+          <w:rFonts w:ascii="Times New Roman" w:hAnsi="Times New Roman" w:cs="Times New Roman"/>
+          <w:b/>
+          <w:bCs/>
+          <w:highlight w:val="yellow"/>
+          <w:lang w:val="en-US"/>
+        </w:rPr>
+      </w:pPr>
+    </w:p>
+    <w:p>
+      <w:pPr>
+        <w:spacing w:line="360" w:lineRule="auto"/>
+        <w:rPr>
+          <w:rFonts w:ascii="Times New Roman" w:hAnsi="Times New Roman" w:cs="Times New Roman"/>
+          <w:b/>
+          <w:bCs/>
+          <w:sz w:val="40"/>
+          <w:szCs w:val="40"/>
+          <w:lang w:val="en-US"/>
+        </w:rPr>
+      </w:pPr>
+      <w:r>
+        <w:rPr>
+          <w:rFonts w:ascii="Times New Roman" w:hAnsi="Times New Roman" w:cs="Times New Roman"/>
+          <w:b/>
+          <w:bCs/>
+          <w:sz w:val="40"/>
+          <w:szCs w:val="40"/>
+          <w:lang w:val="en-US"/>
+        </w:rPr>
+        <w:t xml:space="preserve">2.1.4.2 </w:t>
+      </w:r>
+      <w:proofErr w:type="spellStart"/>
+      <w:r>
+        <w:rPr>
+          <w:rFonts w:ascii="Times New Roman" w:hAnsi="Times New Roman" w:cs="Times New Roman"/>
+          <w:b/>
+          <w:bCs/>
+          <w:sz w:val="32"/>
+          <w:szCs w:val="32"/>
+          <w:lang w:val="en-US"/>
+        </w:rPr>
+        <w:t>GraphSAGE</w:t>
+      </w:r>
+      <w:proofErr w:type="spellEnd"/>
+      <w:r>
+        <w:rPr>
+          <w:rFonts w:ascii="Times New Roman" w:hAnsi="Times New Roman" w:cs="Times New Roman"/>
+          <w:b/>
+          <w:bCs/>
+          <w:sz w:val="40"/>
+          <w:szCs w:val="40"/>
+          <w:lang w:val="en-US"/>
+        </w:rPr>
+        <w:t xml:space="preserve"> </w:t>
+      </w:r>
+    </w:p>
+    <w:p>
+      <w:pPr>
+        <w:spacing w:line="360" w:lineRule="auto"/>
+        <w:jc w:val="both"/>
+        <w:rPr>
+          <w:rFonts w:ascii="Times New Roman" w:hAnsi="Times New Roman" w:cs="Times New Roman"/>
+          <w:highlight w:val="yellow"/>
+          <w:lang w:val="en-US"/>
+        </w:rPr>
+      </w:pPr>
+      <w:r>
+        <w:rPr>
+          <w:rFonts w:ascii="Times New Roman" w:hAnsi="Times New Roman" w:cs="Times New Roman"/>
+        </w:rPr>
+        <w:t>Even though GCNs are able to provide a robust framework, they are still dependant on having known knowledge on the entire graph structure during training. As a result, in order t</w:t>
+      </w:r>
+      <w:r>
+        <w:rPr>
+          <w:rFonts w:ascii="Times New Roman" w:hAnsi="Times New Roman" w:cs="Times New Roman"/>
+        </w:rPr>
+        <w:t>o address the scalability and generalisation constraints</w:t>
+      </w:r>
+      <w:r>
+        <w:rPr>
+          <w:rFonts w:ascii="Times New Roman" w:hAnsi="Times New Roman" w:cs="Times New Roman"/>
+        </w:rPr>
+        <w:t xml:space="preserve"> that arises</w:t>
+      </w:r>
+      <w:r>
+        <w:rPr>
+          <w:rFonts w:ascii="Times New Roman" w:hAnsi="Times New Roman" w:cs="Times New Roman"/>
+        </w:rPr>
+        <w:t>, Hamilton et al. (2017) introduce</w:t>
+      </w:r>
+      <w:r>
+        <w:rPr>
+          <w:rFonts w:ascii="Times New Roman" w:hAnsi="Times New Roman" w:cs="Times New Roman"/>
+        </w:rPr>
+        <w:t>s</w:t>
+      </w:r>
+      <w:r>
+        <w:rPr>
+          <w:rFonts w:ascii="Times New Roman" w:hAnsi="Times New Roman" w:cs="Times New Roman"/>
+        </w:rPr>
+        <w:t xml:space="preserve"> </w:t>
+      </w:r>
+      <w:proofErr w:type="spellStart"/>
+      <w:r>
+        <w:rPr>
+          <w:rFonts w:ascii="Times New Roman" w:hAnsi="Times New Roman" w:cs="Times New Roman"/>
+        </w:rPr>
+        <w:t>GraphSAGE</w:t>
+      </w:r>
+      <w:proofErr w:type="spellEnd"/>
+      <w:r>
+        <w:rPr>
+          <w:rFonts w:ascii="Times New Roman" w:hAnsi="Times New Roman" w:cs="Times New Roman"/>
+        </w:rPr>
+        <w:t xml:space="preserve"> (Sample and aggregate)</w:t>
+      </w:r>
+      <w:r>
+        <w:rPr>
+          <w:rFonts w:ascii="Times New Roman" w:hAnsi="Times New Roman" w:cs="Times New Roman"/>
+        </w:rPr>
+        <w:t xml:space="preserve"> </w:t>
+      </w:r>
+      <w:r>
+        <w:rPr>
+          <w:rFonts w:ascii="Times New Roman" w:hAnsi="Times New Roman" w:cs="Times New Roman"/>
+        </w:rPr>
+        <w:t>[8].</w:t>
+      </w:r>
+      <w:r>
+        <w:rPr>
+          <w:rFonts w:ascii="Times New Roman" w:hAnsi="Times New Roman" w:cs="Times New Roman"/>
+        </w:rPr>
+        <w:t xml:space="preserve"> </w:t>
+      </w:r>
+      <w:r>
+        <w:rPr>
+          <w:rFonts w:ascii="Times New Roman" w:hAnsi="Times New Roman" w:cs="Times New Roman"/>
+        </w:rPr>
+        <w:t xml:space="preserve">This changes the way the model learns from learning fixed node embeddings to a set of generalised aggregator functions. </w:t>
+      </w:r>
+      <w:r>
+        <w:rPr>
+          <w:rFonts w:ascii="Times New Roman" w:hAnsi="Times New Roman" w:cs="Times New Roman"/>
+          <w:highlight w:val="yellow"/>
         </w:rPr>
         <w:br/>
       </w:r>
       <w:r>
         <w:rPr>
           <w:rFonts w:ascii="Times New Roman" w:hAnsi="Times New Roman" w:cs="Times New Roman"/>
+          <w:highlight w:val="yellow"/>
         </w:rPr>
         <w:br/>
       </w:r>
+      <w:r>
+        <w:rPr>
+          <w:rFonts w:ascii="Times New Roman" w:hAnsi="Times New Roman" w:cs="Times New Roman"/>
+          <w:lang w:val="en-US"/>
+        </w:rPr>
+        <w:t>The key</w:t>
+      </w:r>
+      <w:r>
+        <w:rPr>
+          <w:rFonts w:ascii="Times New Roman" w:hAnsi="Times New Roman" w:cs="Times New Roman"/>
+          <w:lang w:val="en-US"/>
+        </w:rPr>
+        <w:t xml:space="preserve"> concept of </w:t>
+      </w:r>
+      <w:proofErr w:type="spellStart"/>
+      <w:r>
+        <w:rPr>
+          <w:rFonts w:ascii="Times New Roman" w:hAnsi="Times New Roman" w:cs="Times New Roman"/>
+          <w:lang w:val="en-US"/>
+        </w:rPr>
+        <w:t>GraphSAGE</w:t>
+      </w:r>
+      <w:proofErr w:type="spellEnd"/>
+      <w:r>
+        <w:rPr>
+          <w:rFonts w:ascii="Times New Roman" w:hAnsi="Times New Roman" w:cs="Times New Roman"/>
+          <w:lang w:val="en-US"/>
+        </w:rPr>
+        <w:t xml:space="preserve"> is its iterative generation of embeddings through aggregation and using </w:t>
+      </w:r>
+      <w:proofErr w:type="spellStart"/>
+      <w:r>
+        <w:rPr>
+          <w:rFonts w:ascii="Times New Roman" w:hAnsi="Times New Roman" w:cs="Times New Roman"/>
+          <w:lang w:val="en-US"/>
+        </w:rPr>
+        <w:t>neighbouring</w:t>
+      </w:r>
+      <w:proofErr w:type="spellEnd"/>
+      <w:r>
+        <w:rPr>
+          <w:rFonts w:ascii="Times New Roman" w:hAnsi="Times New Roman" w:cs="Times New Roman"/>
+          <w:lang w:val="en-US"/>
+        </w:rPr>
+        <w:t xml:space="preserve"> feature sampling.</w:t>
+      </w:r>
+      <w:r>
+        <w:rPr>
+          <w:rFonts w:ascii="Times New Roman" w:hAnsi="Times New Roman" w:cs="Times New Roman"/>
+          <w:lang w:val="en-US"/>
+        </w:rPr>
+        <w:t xml:space="preserve"> </w:t>
+      </w:r>
+      <w:r>
+        <w:rPr>
+          <w:rFonts w:ascii="Times New Roman" w:hAnsi="Times New Roman" w:cs="Times New Roman"/>
+          <w:lang w:val="en-US"/>
+        </w:rPr>
+        <w:t>Instead of looking at the entire graph as a single mathematical object</w:t>
+      </w:r>
+      <w:r>
+        <w:rPr>
+          <w:rFonts w:ascii="Times New Roman" w:hAnsi="Times New Roman" w:cs="Times New Roman"/>
+          <w:lang w:val="en-US"/>
+        </w:rPr>
+        <w:t xml:space="preserve">, </w:t>
+      </w:r>
+      <w:proofErr w:type="spellStart"/>
+      <w:r>
+        <w:rPr>
+          <w:rFonts w:ascii="Times New Roman" w:hAnsi="Times New Roman" w:cs="Times New Roman"/>
+          <w:lang w:val="en-US"/>
+        </w:rPr>
+        <w:t>GraphSAGE</w:t>
+      </w:r>
+      <w:proofErr w:type="spellEnd"/>
+      <w:r>
+        <w:rPr>
+          <w:rFonts w:ascii="Times New Roman" w:hAnsi="Times New Roman" w:cs="Times New Roman"/>
+          <w:lang w:val="en-US"/>
+        </w:rPr>
+        <w:t xml:space="preserve"> employs a spatial approach: </w:t>
+      </w:r>
     </w:p>
     <w:p>
       <w:pPr>
         <w:pStyle w:val="ListParagraph"/>
-        <w:rPr>
-          <w:rFonts w:ascii="Times New Roman" w:hAnsi="Times New Roman" w:cs="Times New Roman"/>
-        </w:rPr>
-      </w:pPr>
-    </w:p>
-    <w:p>
-      <w:pPr>
-        <w:spacing w:line="360" w:lineRule="auto"/>
-        <w:rPr>
-          <w:rFonts w:ascii="Times New Roman" w:hAnsi="Times New Roman" w:cs="Times New Roman"/>
-          <w:lang w:val="en-US"/>
-        </w:rPr>
-      </w:pPr>
-      <w:r>
-        <w:rPr>
-          <w:rFonts w:ascii="Times New Roman" w:hAnsi="Times New Roman" w:cs="Times New Roman"/>
-        </w:rPr>
-        <w:t xml:space="preserve">One of the main strengths of </w:t>
+        <w:numPr>
+          <w:ilvl w:val="0"/>
+          <w:numId w:val="10"/>
+        </w:numPr>
+        <w:spacing w:line="360" w:lineRule="auto"/>
+        <w:jc w:val="both"/>
+        <w:rPr>
+          <w:rFonts w:ascii="Times New Roman" w:hAnsi="Times New Roman" w:cs="Times New Roman"/>
+          <w:b/>
+          <w:bCs/>
+          <w:lang w:val="en-US"/>
+        </w:rPr>
+      </w:pPr>
+      <w:r>
+        <w:rPr>
+          <w:rFonts w:ascii="Times New Roman" w:hAnsi="Times New Roman" w:cs="Times New Roman"/>
+          <w:b/>
+          <w:bCs/>
+          <w:lang w:val="en-US"/>
+        </w:rPr>
+        <w:t>Stochastic Sampling:</w:t>
+      </w:r>
+      <w:r>
+        <w:rPr>
+          <w:rFonts w:ascii="Times New Roman" w:hAnsi="Times New Roman" w:cs="Times New Roman"/>
+          <w:b/>
+          <w:bCs/>
+          <w:lang w:val="en-US"/>
+        </w:rPr>
+        <w:t xml:space="preserve"> </w:t>
+      </w:r>
+      <w:r>
+        <w:rPr>
+          <w:rFonts w:ascii="Times New Roman" w:hAnsi="Times New Roman" w:cs="Times New Roman"/>
+          <w:lang w:val="en-US"/>
+        </w:rPr>
+        <w:t xml:space="preserve">To maintain computational efficiency in dense networks, the model samples a fixed-size subset of a node’s local </w:t>
       </w:r>
       <w:proofErr w:type="spellStart"/>
       <w:r>
         <w:rPr>
           <w:rFonts w:ascii="Times New Roman" w:hAnsi="Times New Roman" w:cs="Times New Roman"/>
+          <w:lang w:val="en-US"/>
+        </w:rPr>
+        <w:t>neighbourhood</w:t>
+      </w:r>
+      <w:proofErr w:type="spellEnd"/>
+      <w:r>
+        <w:rPr>
+          <w:rFonts w:ascii="Times New Roman" w:hAnsi="Times New Roman" w:cs="Times New Roman"/>
+          <w:lang w:val="en-US"/>
+        </w:rPr>
+        <w:t xml:space="preserve"> rather than utilizing every adjacent edge. </w:t>
+      </w:r>
+    </w:p>
+    <w:p>
+      <w:pPr>
+        <w:pStyle w:val="ListParagraph"/>
+        <w:numPr>
+          <w:ilvl w:val="0"/>
+          <w:numId w:val="10"/>
+        </w:numPr>
+        <w:spacing w:line="360" w:lineRule="auto"/>
+        <w:jc w:val="both"/>
+        <w:rPr>
+          <w:rFonts w:ascii="Times New Roman" w:hAnsi="Times New Roman" w:cs="Times New Roman"/>
+          <w:lang w:val="en-US"/>
+        </w:rPr>
+      </w:pPr>
+      <w:r>
+        <w:rPr>
+          <w:rFonts w:ascii="Times New Roman" w:hAnsi="Times New Roman" w:cs="Times New Roman"/>
+          <w:b/>
+          <w:bCs/>
+          <w:lang w:val="en-US"/>
+        </w:rPr>
+        <w:t>Information Fusion:</w:t>
+      </w:r>
+      <w:r>
+        <w:rPr>
+          <w:rFonts w:ascii="Times New Roman" w:hAnsi="Times New Roman" w:cs="Times New Roman"/>
+          <w:b/>
+          <w:bCs/>
+          <w:lang w:val="en-US"/>
+        </w:rPr>
+        <w:t xml:space="preserve"> </w:t>
+      </w:r>
+      <w:r>
+        <w:rPr>
+          <w:rFonts w:ascii="Times New Roman" w:hAnsi="Times New Roman" w:cs="Times New Roman"/>
+          <w:lang w:val="en-US"/>
+        </w:rPr>
+        <w:t xml:space="preserve">Through the use of a symmetric aggregator function, it fuses </w:t>
+      </w:r>
+      <w:proofErr w:type="spellStart"/>
+      <w:r>
+        <w:rPr>
+          <w:rFonts w:ascii="Times New Roman" w:hAnsi="Times New Roman" w:cs="Times New Roman"/>
+          <w:lang w:val="en-US"/>
+        </w:rPr>
+        <w:t>neighbouring</w:t>
+      </w:r>
+      <w:proofErr w:type="spellEnd"/>
+      <w:r>
+        <w:rPr>
+          <w:rFonts w:ascii="Times New Roman" w:hAnsi="Times New Roman" w:cs="Times New Roman"/>
+          <w:lang w:val="en-US"/>
+        </w:rPr>
+        <w:t xml:space="preserve"> features and the node’s own identity.</w:t>
+      </w:r>
+    </w:p>
+    <w:p>
+      <w:pPr>
+        <w:pStyle w:val="ListParagraph"/>
+        <w:numPr>
+          <w:ilvl w:val="0"/>
+          <w:numId w:val="10"/>
+        </w:numPr>
+        <w:spacing w:line="360" w:lineRule="auto"/>
+        <w:jc w:val="both"/>
+        <w:rPr>
+          <w:rFonts w:ascii="Times New Roman" w:hAnsi="Times New Roman" w:cs="Times New Roman"/>
+          <w:b/>
+          <w:bCs/>
+          <w:lang w:val="en-US"/>
+        </w:rPr>
+      </w:pPr>
+      <w:r>
+        <w:rPr>
+          <w:rFonts w:ascii="Times New Roman" w:hAnsi="Times New Roman" w:cs="Times New Roman"/>
+          <w:b/>
+          <w:bCs/>
+          <w:lang w:val="en-US"/>
+        </w:rPr>
+        <w:t>Iterative Expansion:</w:t>
+      </w:r>
+      <w:r>
+        <w:rPr>
+          <w:rFonts w:ascii="Times New Roman" w:hAnsi="Times New Roman" w:cs="Times New Roman"/>
+          <w:b/>
+          <w:bCs/>
+          <w:lang w:val="en-US"/>
+        </w:rPr>
+        <w:t xml:space="preserve"> </w:t>
+      </w:r>
+      <w:r>
+        <w:rPr>
+          <w:rFonts w:ascii="Times New Roman" w:hAnsi="Times New Roman" w:cs="Times New Roman"/>
+          <w:lang w:val="en-US"/>
+        </w:rPr>
+        <w:t>By g</w:t>
+      </w:r>
+      <w:r>
+        <w:rPr>
+          <w:rFonts w:ascii="Times New Roman" w:hAnsi="Times New Roman" w:cs="Times New Roman"/>
+          <w:lang w:val="en-US"/>
+        </w:rPr>
+        <w:t>oing through many layers</w:t>
+      </w:r>
+      <w:r>
+        <w:rPr>
+          <w:rFonts w:ascii="Times New Roman" w:hAnsi="Times New Roman" w:cs="Times New Roman"/>
+          <w:lang w:val="en-US"/>
+        </w:rPr>
+        <w:t xml:space="preserve">, </w:t>
+      </w:r>
+      <w:r>
+        <w:rPr>
+          <w:rFonts w:ascii="Times New Roman" w:hAnsi="Times New Roman" w:cs="Times New Roman"/>
+          <w:lang w:val="en-US"/>
+        </w:rPr>
+        <w:t xml:space="preserve">nodes will accumulatively fuse information as it traverses further into the graph, widening </w:t>
+      </w:r>
+      <w:r>
+        <w:rPr>
+          <w:rFonts w:ascii="Times New Roman" w:hAnsi="Times New Roman" w:cs="Times New Roman"/>
+          <w:lang w:val="en-US"/>
+        </w:rPr>
+        <w:t xml:space="preserve">its receptiveness. </w:t>
+      </w:r>
+    </w:p>
+    <w:p>
+      <w:pPr>
+        <w:spacing w:line="360" w:lineRule="auto"/>
+        <w:jc w:val="both"/>
+        <w:rPr>
+          <w:rFonts w:ascii="Times New Roman" w:hAnsi="Times New Roman" w:cs="Times New Roman"/>
+          <w:b/>
+          <w:bCs/>
+          <w:lang w:val="en-US"/>
+        </w:rPr>
+      </w:pPr>
+    </w:p>
+    <w:p>
+      <w:pPr>
+        <w:spacing w:line="360" w:lineRule="auto"/>
+        <w:jc w:val="both"/>
+        <w:rPr>
+          <w:rFonts w:ascii="Times New Roman" w:hAnsi="Times New Roman" w:cs="Times New Roman"/>
+          <w:lang w:val="en-US"/>
+        </w:rPr>
+      </w:pPr>
+      <w:proofErr w:type="spellStart"/>
+      <w:r>
+        <w:rPr>
+          <w:rFonts w:ascii="Times New Roman" w:hAnsi="Times New Roman" w:cs="Times New Roman"/>
+          <w:lang w:val="en-US"/>
         </w:rPr>
         <w:t>GraphSAGE</w:t>
       </w:r>
@@ -6533,61 +8177,677 @@
       <w:r>
         <w:rPr>
           <w:rFonts w:ascii="Times New Roman" w:hAnsi="Times New Roman" w:cs="Times New Roman"/>
-        </w:rPr>
-        <w:t xml:space="preserve"> is that it supports inductive learning, which means that the model can generalise to unseen nodes and graphs. This </w:t>
-      </w:r>
-      <w:proofErr w:type="gramStart"/>
-      <w:r>
-        <w:rPr>
-          <w:rFonts w:ascii="Times New Roman" w:hAnsi="Times New Roman" w:cs="Times New Roman"/>
-        </w:rPr>
-        <w:t>is in contrast to</w:t>
-      </w:r>
-      <w:proofErr w:type="gramEnd"/>
-      <w:r>
-        <w:rPr>
-          <w:rFonts w:ascii="Times New Roman" w:hAnsi="Times New Roman" w:cs="Times New Roman"/>
+          <w:lang w:val="en-US"/>
+        </w:rPr>
+        <w:t xml:space="preserve"> is effective because of </w:t>
+      </w:r>
+      <w:r>
+        <w:rPr>
+          <w:rFonts w:ascii="Times New Roman" w:hAnsi="Times New Roman" w:cs="Times New Roman"/>
+          <w:lang w:val="en-US"/>
+        </w:rPr>
+        <w:t xml:space="preserve">the choice of the aggregator function, </w:t>
+      </w:r>
+      <w:r>
+        <w:rPr>
+          <w:rFonts w:ascii="Times New Roman" w:hAnsi="Times New Roman" w:cs="Times New Roman"/>
+          <w:lang w:val="en-US"/>
+        </w:rPr>
+        <w:t>that has to</w:t>
+      </w:r>
+      <w:r>
+        <w:rPr>
+          <w:rFonts w:ascii="Times New Roman" w:hAnsi="Times New Roman" w:cs="Times New Roman"/>
+          <w:lang w:val="en-US"/>
+        </w:rPr>
+        <w:t xml:space="preserve"> be permutation-invariant to handle unordered </w:t>
+      </w:r>
+      <w:proofErr w:type="spellStart"/>
+      <w:r>
+        <w:rPr>
+          <w:rFonts w:ascii="Times New Roman" w:hAnsi="Times New Roman" w:cs="Times New Roman"/>
+          <w:lang w:val="en-US"/>
+        </w:rPr>
+        <w:t>neighbour</w:t>
+      </w:r>
+      <w:proofErr w:type="spellEnd"/>
+      <w:r>
+        <w:rPr>
+          <w:rFonts w:ascii="Times New Roman" w:hAnsi="Times New Roman" w:cs="Times New Roman"/>
+          <w:lang w:val="en-US"/>
+        </w:rPr>
+        <w:t xml:space="preserve"> sets</w:t>
+      </w:r>
+      <w:r>
+        <w:rPr>
+          <w:rFonts w:ascii="Times New Roman" w:hAnsi="Times New Roman" w:cs="Times New Roman"/>
+          <w:lang w:val="en-US"/>
+        </w:rPr>
+        <w:t>. There are 3 aggregators to use:</w:t>
+      </w:r>
+    </w:p>
+    <w:p>
+      <w:pPr>
+        <w:pStyle w:val="ListParagraph"/>
+        <w:numPr>
+          <w:ilvl w:val="0"/>
+          <w:numId w:val="11"/>
+        </w:numPr>
+        <w:spacing w:line="360" w:lineRule="auto"/>
+        <w:jc w:val="both"/>
+        <w:rPr>
+          <w:rFonts w:ascii="Times New Roman" w:hAnsi="Times New Roman" w:cs="Times New Roman"/>
+          <w:b/>
+          <w:bCs/>
+          <w:lang w:val="en-US"/>
+        </w:rPr>
+      </w:pPr>
+      <w:r>
+        <w:rPr>
+          <w:rFonts w:ascii="Times New Roman" w:hAnsi="Times New Roman" w:cs="Times New Roman"/>
+          <w:b/>
+          <w:bCs/>
+          <w:lang w:val="en-US"/>
+        </w:rPr>
+        <w:t>Mean Aggregator:</w:t>
+      </w:r>
+      <w:r>
+        <w:rPr>
+          <w:rFonts w:ascii="Times New Roman" w:hAnsi="Times New Roman" w:cs="Times New Roman"/>
+          <w:b/>
+          <w:bCs/>
+          <w:lang w:val="en-US"/>
         </w:rPr>
         <w:t xml:space="preserve"> </w:t>
       </w:r>
+      <w:r>
+        <w:rPr>
+          <w:rFonts w:ascii="Times New Roman" w:hAnsi="Times New Roman" w:cs="Times New Roman"/>
+          <w:lang w:val="en-US"/>
+        </w:rPr>
+        <w:t>It is an extension of how GCN works, where it calculates the</w:t>
+      </w:r>
+      <w:r>
+        <w:rPr>
+          <w:rFonts w:ascii="Times New Roman" w:hAnsi="Times New Roman" w:cs="Times New Roman"/>
+          <w:b/>
+          <w:bCs/>
+          <w:lang w:val="en-US"/>
+        </w:rPr>
+        <w:t xml:space="preserve"> </w:t>
+      </w:r>
+      <w:r>
+        <w:rPr>
+          <w:rFonts w:ascii="Times New Roman" w:hAnsi="Times New Roman" w:cs="Times New Roman"/>
+          <w:lang w:val="en-US"/>
+        </w:rPr>
+        <w:t xml:space="preserve">element-wise average of </w:t>
+      </w:r>
+      <w:r>
+        <w:rPr>
+          <w:rFonts w:ascii="Times New Roman" w:hAnsi="Times New Roman" w:cs="Times New Roman"/>
+          <w:lang w:val="en-US"/>
+        </w:rPr>
+        <w:t xml:space="preserve">feature vectors. </w:t>
+      </w:r>
+      <w:r>
+        <w:rPr>
+          <w:rFonts w:ascii="Times New Roman" w:hAnsi="Times New Roman" w:cs="Times New Roman"/>
+          <w:lang w:val="en-US"/>
+        </w:rPr>
+        <w:t xml:space="preserve">However, this may smooth over complex, non-linear signals as it acts as a linear filter. </w:t>
+      </w:r>
+    </w:p>
+    <w:p>
+      <w:pPr>
+        <w:pStyle w:val="ListParagraph"/>
+        <w:numPr>
+          <w:ilvl w:val="0"/>
+          <w:numId w:val="11"/>
+        </w:numPr>
+        <w:spacing w:line="360" w:lineRule="auto"/>
+        <w:jc w:val="both"/>
+        <w:rPr>
+          <w:rFonts w:ascii="Times New Roman" w:hAnsi="Times New Roman" w:cs="Times New Roman"/>
+          <w:lang w:val="en-US"/>
+        </w:rPr>
+      </w:pPr>
+      <w:r>
+        <w:rPr>
+          <w:rFonts w:ascii="Times New Roman" w:hAnsi="Times New Roman" w:cs="Times New Roman"/>
+          <w:b/>
+          <w:bCs/>
+          <w:lang w:val="en-US"/>
+        </w:rPr>
+        <w:lastRenderedPageBreak/>
+        <w:t>Pooling Aggregator:</w:t>
+      </w:r>
+      <w:r>
+        <w:rPr>
+          <w:rFonts w:ascii="Times New Roman" w:hAnsi="Times New Roman" w:cs="Times New Roman"/>
+          <w:lang w:val="en-US"/>
+        </w:rPr>
+        <w:t xml:space="preserve"> </w:t>
+      </w:r>
+      <w:r>
+        <w:rPr>
+          <w:rFonts w:ascii="Times New Roman" w:hAnsi="Times New Roman" w:cs="Times New Roman"/>
+          <w:lang w:val="en-US"/>
+        </w:rPr>
+        <w:t xml:space="preserve">By passing each </w:t>
+      </w:r>
       <w:proofErr w:type="spellStart"/>
       <w:r>
         <w:rPr>
           <w:rFonts w:ascii="Times New Roman" w:hAnsi="Times New Roman" w:cs="Times New Roman"/>
-        </w:rPr>
-        <w:t>transductive</w:t>
+          <w:lang w:val="en-US"/>
+        </w:rPr>
+        <w:t>neighbouring</w:t>
       </w:r>
       <w:proofErr w:type="spellEnd"/>
       <w:r>
         <w:rPr>
           <w:rFonts w:ascii="Times New Roman" w:hAnsi="Times New Roman" w:cs="Times New Roman"/>
+          <w:lang w:val="en-US"/>
+        </w:rPr>
+        <w:t xml:space="preserve"> vector </w:t>
+      </w:r>
+      <w:r>
+        <w:rPr>
+          <w:rFonts w:ascii="Times New Roman" w:hAnsi="Times New Roman" w:cs="Times New Roman"/>
+          <w:lang w:val="en-US"/>
+        </w:rPr>
+        <w:t xml:space="preserve">through a fully connected layer before applying </w:t>
+      </w:r>
+      <w:r>
+        <w:rPr>
+          <w:rFonts w:ascii="Times New Roman" w:hAnsi="Times New Roman" w:cs="Times New Roman"/>
+          <w:lang w:val="en-US"/>
+        </w:rPr>
+        <w:t>the</w:t>
+      </w:r>
+      <w:r>
+        <w:rPr>
+          <w:rFonts w:ascii="Times New Roman" w:hAnsi="Times New Roman" w:cs="Times New Roman"/>
+          <w:lang w:val="en-US"/>
+        </w:rPr>
+        <w:t xml:space="preserve"> element-wise Max-Pooling operation</w:t>
+      </w:r>
+      <w:r>
+        <w:rPr>
+          <w:rFonts w:ascii="Times New Roman" w:hAnsi="Times New Roman" w:cs="Times New Roman"/>
+          <w:lang w:val="en-US"/>
+        </w:rPr>
+        <w:t>,</w:t>
+      </w:r>
+      <w:r>
+        <w:rPr>
+          <w:rFonts w:ascii="Times New Roman" w:hAnsi="Times New Roman" w:cs="Times New Roman"/>
+          <w:lang w:val="en-US"/>
         </w:rPr>
         <w:t xml:space="preserve"> </w:t>
       </w:r>
       <w:r>
         <w:rPr>
           <w:rFonts w:ascii="Times New Roman" w:hAnsi="Times New Roman" w:cs="Times New Roman"/>
+          <w:lang w:val="en-US"/>
+        </w:rPr>
+        <w:t xml:space="preserve">the </w:t>
+      </w:r>
+      <w:r>
+        <w:rPr>
+          <w:rFonts w:ascii="Times New Roman" w:hAnsi="Times New Roman" w:cs="Times New Roman"/>
+          <w:lang w:val="en-US"/>
+        </w:rPr>
+        <w:t xml:space="preserve">model </w:t>
+      </w:r>
+      <w:r>
+        <w:rPr>
+          <w:rFonts w:ascii="Times New Roman" w:hAnsi="Times New Roman" w:cs="Times New Roman"/>
+          <w:lang w:val="en-US"/>
+        </w:rPr>
+        <w:t xml:space="preserve">is able </w:t>
+      </w:r>
+      <w:r>
+        <w:rPr>
+          <w:rFonts w:ascii="Times New Roman" w:hAnsi="Times New Roman" w:cs="Times New Roman"/>
+          <w:lang w:val="en-US"/>
+        </w:rPr>
+        <w:t xml:space="preserve">to capture the most </w:t>
+      </w:r>
+      <w:r>
+        <w:rPr>
+          <w:rFonts w:ascii="Times New Roman" w:hAnsi="Times New Roman" w:cs="Times New Roman"/>
+          <w:lang w:val="en-US"/>
+        </w:rPr>
+        <w:t>significant</w:t>
+      </w:r>
+      <w:r>
+        <w:rPr>
+          <w:rFonts w:ascii="Times New Roman" w:hAnsi="Times New Roman" w:cs="Times New Roman"/>
+          <w:lang w:val="en-US"/>
+        </w:rPr>
+        <w:t xml:space="preserve"> features</w:t>
+      </w:r>
+      <w:r>
+        <w:rPr>
+          <w:rFonts w:ascii="Times New Roman" w:hAnsi="Times New Roman" w:cs="Times New Roman"/>
+          <w:lang w:val="en-US"/>
+        </w:rPr>
+        <w:t xml:space="preserve"> nearby</w:t>
+      </w:r>
+      <w:r>
+        <w:rPr>
+          <w:rFonts w:ascii="Times New Roman" w:hAnsi="Times New Roman" w:cs="Times New Roman"/>
+          <w:lang w:val="en-US"/>
+        </w:rPr>
+        <w:t xml:space="preserve">, making it </w:t>
+      </w:r>
+      <w:r>
+        <w:rPr>
+          <w:rFonts w:ascii="Times New Roman" w:hAnsi="Times New Roman" w:cs="Times New Roman"/>
+          <w:lang w:val="en-US"/>
+        </w:rPr>
+        <w:t xml:space="preserve">more </w:t>
+      </w:r>
+      <w:r>
+        <w:rPr>
+          <w:rFonts w:ascii="Times New Roman" w:hAnsi="Times New Roman" w:cs="Times New Roman"/>
+          <w:lang w:val="en-US"/>
+        </w:rPr>
+        <w:t>resilient to noise.</w:t>
+      </w:r>
+    </w:p>
+    <w:p>
+      <w:pPr>
+        <w:pStyle w:val="ListParagraph"/>
+        <w:numPr>
+          <w:ilvl w:val="0"/>
+          <w:numId w:val="11"/>
+        </w:numPr>
+        <w:spacing w:line="360" w:lineRule="auto"/>
+        <w:jc w:val="both"/>
+        <w:rPr>
+          <w:rFonts w:ascii="Times New Roman" w:hAnsi="Times New Roman" w:cs="Times New Roman"/>
+          <w:lang w:val="en-US"/>
+        </w:rPr>
+      </w:pPr>
+      <w:r>
+        <w:rPr>
+          <w:rFonts w:ascii="Times New Roman" w:hAnsi="Times New Roman" w:cs="Times New Roman"/>
+          <w:b/>
+          <w:bCs/>
+          <w:lang w:val="en-US"/>
+        </w:rPr>
+        <w:t>LSTM Aggregator:</w:t>
+      </w:r>
+      <w:r>
+        <w:rPr>
+          <w:rFonts w:ascii="Times New Roman" w:hAnsi="Times New Roman" w:cs="Times New Roman"/>
+          <w:lang w:val="en-US"/>
+        </w:rPr>
+        <w:t xml:space="preserve"> By </w:t>
+      </w:r>
+      <w:r>
+        <w:rPr>
+          <w:rFonts w:ascii="Times New Roman" w:hAnsi="Times New Roman" w:cs="Times New Roman"/>
+          <w:lang w:val="en-US"/>
+        </w:rPr>
+        <w:t>using</w:t>
+      </w:r>
+      <w:r>
+        <w:rPr>
+          <w:rFonts w:ascii="Times New Roman" w:hAnsi="Times New Roman" w:cs="Times New Roman"/>
+          <w:lang w:val="en-US"/>
+        </w:rPr>
+        <w:t xml:space="preserve"> a Long Short-Term Memory network, the model gains the </w:t>
+      </w:r>
+      <w:r>
+        <w:rPr>
+          <w:rFonts w:ascii="Times New Roman" w:hAnsi="Times New Roman" w:cs="Times New Roman"/>
+          <w:lang w:val="en-US"/>
+        </w:rPr>
+        <w:t>ability</w:t>
+      </w:r>
+      <w:r>
+        <w:rPr>
+          <w:rFonts w:ascii="Times New Roman" w:hAnsi="Times New Roman" w:cs="Times New Roman"/>
+          <w:lang w:val="en-US"/>
+        </w:rPr>
+        <w:t xml:space="preserve"> to learn complex, non-linear symmetric functions</w:t>
+      </w:r>
+      <w:r>
+        <w:rPr>
+          <w:rFonts w:ascii="Times New Roman" w:hAnsi="Times New Roman" w:cs="Times New Roman"/>
+          <w:lang w:val="en-US"/>
+        </w:rPr>
+        <w:t xml:space="preserve"> through memory</w:t>
+      </w:r>
+      <w:r>
+        <w:rPr>
+          <w:rFonts w:ascii="Times New Roman" w:hAnsi="Times New Roman" w:cs="Times New Roman"/>
+          <w:lang w:val="en-US"/>
+        </w:rPr>
+        <w:t xml:space="preserve">. </w:t>
+      </w:r>
+      <w:r>
+        <w:rPr>
+          <w:rFonts w:ascii="Times New Roman" w:hAnsi="Times New Roman" w:cs="Times New Roman"/>
+          <w:lang w:val="en-US"/>
+        </w:rPr>
+        <w:t>However, it is</w:t>
+      </w:r>
+      <w:r>
+        <w:rPr>
+          <w:rFonts w:ascii="Times New Roman" w:hAnsi="Times New Roman" w:cs="Times New Roman"/>
+          <w:lang w:val="en-US"/>
+        </w:rPr>
+        <w:t xml:space="preserve"> more computationally intensive</w:t>
+      </w:r>
+      <w:r>
+        <w:rPr>
+          <w:rFonts w:ascii="Times New Roman" w:hAnsi="Times New Roman" w:cs="Times New Roman"/>
+          <w:lang w:val="en-US"/>
+        </w:rPr>
+        <w:t xml:space="preserve"> can produce the best representation quality</w:t>
+      </w:r>
+      <w:r>
+        <w:rPr>
+          <w:rFonts w:ascii="Times New Roman" w:hAnsi="Times New Roman" w:cs="Times New Roman"/>
+          <w:lang w:val="en-US"/>
+        </w:rPr>
+        <w:t xml:space="preserve">. </w:t>
+      </w:r>
+    </w:p>
+    <w:p>
+      <w:pPr>
+        <w:spacing w:line="360" w:lineRule="auto"/>
+        <w:jc w:val="both"/>
+        <w:rPr>
+          <w:rFonts w:ascii="Times New Roman" w:hAnsi="Times New Roman" w:cs="Times New Roman"/>
+          <w:b/>
+          <w:bCs/>
+          <w:lang w:val="en-US"/>
+        </w:rPr>
+      </w:pPr>
+    </w:p>
+    <w:p>
+      <w:pPr>
+        <w:spacing w:line="360" w:lineRule="auto"/>
+        <w:jc w:val="both"/>
+        <w:rPr>
+          <w:rFonts w:ascii="Times New Roman" w:hAnsi="Times New Roman" w:cs="Times New Roman"/>
+          <w:lang w:val="en-US"/>
+        </w:rPr>
+      </w:pPr>
+      <w:r>
+        <w:rPr>
+          <w:rFonts w:ascii="Times New Roman" w:hAnsi="Times New Roman" w:cs="Times New Roman"/>
+          <w:lang w:val="en-US"/>
+        </w:rPr>
+        <w:t xml:space="preserve">Compared to GCN, </w:t>
+      </w:r>
+      <w:proofErr w:type="spellStart"/>
+      <w:r>
+        <w:rPr>
+          <w:rFonts w:ascii="Times New Roman" w:hAnsi="Times New Roman" w:cs="Times New Roman"/>
+          <w:lang w:val="en-US"/>
+        </w:rPr>
+        <w:t>GraphSAGE</w:t>
+      </w:r>
+      <w:proofErr w:type="spellEnd"/>
+      <w:r>
+        <w:rPr>
+          <w:rFonts w:ascii="Times New Roman" w:hAnsi="Times New Roman" w:cs="Times New Roman"/>
+          <w:lang w:val="en-US"/>
+        </w:rPr>
+        <w:t xml:space="preserve"> is </w:t>
+      </w:r>
+      <w:proofErr w:type="spellStart"/>
+      <w:r>
+        <w:rPr>
+          <w:rFonts w:ascii="Times New Roman" w:hAnsi="Times New Roman" w:cs="Times New Roman"/>
+          <w:lang w:val="en-US"/>
+        </w:rPr>
+        <w:t>optimised</w:t>
+      </w:r>
+      <w:proofErr w:type="spellEnd"/>
+      <w:r>
+        <w:rPr>
+          <w:rFonts w:ascii="Times New Roman" w:hAnsi="Times New Roman" w:cs="Times New Roman"/>
+          <w:lang w:val="en-US"/>
+        </w:rPr>
+        <w:t xml:space="preserve"> for a specific static graph. Thus, the introduction of a new node would require the model to recalculate its entire embedding space. </w:t>
+      </w:r>
+      <w:proofErr w:type="spellStart"/>
+      <w:r>
+        <w:rPr>
+          <w:rFonts w:ascii="Times New Roman" w:hAnsi="Times New Roman" w:cs="Times New Roman"/>
+          <w:lang w:val="en-US"/>
+        </w:rPr>
+        <w:t>GraphSAGE</w:t>
+      </w:r>
+      <w:proofErr w:type="spellEnd"/>
+      <w:r>
+        <w:rPr>
+          <w:rFonts w:ascii="Times New Roman" w:hAnsi="Times New Roman" w:cs="Times New Roman"/>
+          <w:lang w:val="en-US"/>
+        </w:rPr>
+        <w:t xml:space="preserve"> learns the parameters of the aggregation logic allowing it to generate high-quality embeddings for unseen nodes or graphs. This is crucial for datasets that are constantly changing, providing more realistic explanations of real-world use cases. </w:t>
+      </w:r>
+    </w:p>
+    <w:p>
+      <w:pPr>
+        <w:spacing w:line="360" w:lineRule="auto"/>
+        <w:jc w:val="both"/>
+        <w:rPr>
+          <w:rFonts w:ascii="Times New Roman" w:hAnsi="Times New Roman" w:cs="Times New Roman"/>
+          <w:lang w:val="en-US"/>
+        </w:rPr>
+      </w:pPr>
+    </w:p>
+    <w:p>
+      <w:pPr>
+        <w:spacing w:line="360" w:lineRule="auto"/>
+        <w:jc w:val="both"/>
+        <w:rPr>
+          <w:rFonts w:ascii="Times New Roman" w:hAnsi="Times New Roman" w:cs="Times New Roman"/>
+          <w:lang w:val="en-US"/>
+        </w:rPr>
+      </w:pPr>
+      <w:r>
+        <w:rPr>
+          <w:rFonts w:ascii="Times New Roman" w:hAnsi="Times New Roman" w:cs="Times New Roman"/>
+          <w:lang w:val="en-US"/>
+        </w:rPr>
+        <w:t xml:space="preserve">The figure below (Figure X.X) shows the embedding generation algorithm. It takes in an input of a graph and features of all the nodes within. Subsequently, for every layer, the nodes aggregate information from local </w:t>
+      </w:r>
+      <w:proofErr w:type="spellStart"/>
+      <w:r>
+        <w:rPr>
+          <w:rFonts w:ascii="Times New Roman" w:hAnsi="Times New Roman" w:cs="Times New Roman"/>
+          <w:lang w:val="en-US"/>
+        </w:rPr>
+        <w:t>neighbours</w:t>
+      </w:r>
+      <w:proofErr w:type="spellEnd"/>
+      <w:r>
+        <w:rPr>
+          <w:rFonts w:ascii="Times New Roman" w:hAnsi="Times New Roman" w:cs="Times New Roman"/>
+          <w:lang w:val="en-US"/>
+        </w:rPr>
+        <w:t xml:space="preserve">. This allows the nodes to have more information as it has access to a wider range of the graph. </w:t>
+      </w:r>
+    </w:p>
+    <w:p>
+      <w:pPr>
+        <w:spacing w:line="360" w:lineRule="auto"/>
+        <w:jc w:val="both"/>
+        <w:rPr>
+          <w:rFonts w:ascii="Times New Roman" w:hAnsi="Times New Roman" w:cs="Times New Roman"/>
+          <w:lang w:val="en-US"/>
+        </w:rPr>
+      </w:pPr>
+      <w:r>
+        <w:rPr>
+          <w:rFonts w:ascii="Times New Roman" w:hAnsi="Times New Roman" w:cs="Times New Roman"/>
+          <w:noProof/>
+          <w:lang w:val="en-US"/>
+        </w:rPr>
+        <w:drawing>
+          <wp:inline distT="0" distB="0" distL="0" distR="0" wp14:anchorId="1739B788" wp14:editId="19BA0F33">
+            <wp:extent cx="5743575" cy="2703158"/>
+            <wp:effectExtent l="0" t="0" r="0" b="2540"/>
+            <wp:docPr id="190602340" name="Picture 1"/>
+            <wp:cNvGraphicFramePr>
+              <a:graphicFrameLocks xmlns:a="http://schemas.openxmlformats.org/drawingml/2006/main" noChangeAspect="1"/>
+            </wp:cNvGraphicFramePr>
+            <a:graphic xmlns:a="http://schemas.openxmlformats.org/drawingml/2006/main">
+              <a:graphicData uri="http://schemas.openxmlformats.org/drawingml/2006/picture">
+                <pic:pic xmlns:pic="http://schemas.openxmlformats.org/drawingml/2006/picture">
+                  <pic:nvPicPr>
+                    <pic:cNvPr id="190602340" name="Picture 190602340"/>
+                    <pic:cNvPicPr/>
+                  </pic:nvPicPr>
+                  <pic:blipFill>
+                    <a:blip r:embed="rId8">
+                      <a:extLst>
+                        <a:ext uri="{28A0092B-C50C-407E-A947-70E740481C1C}">
+                          <a14:useLocalDpi xmlns:a14="http://schemas.microsoft.com/office/drawing/2010/main" val="0"/>
+                        </a:ext>
+                      </a:extLst>
+                    </a:blip>
+                    <a:stretch>
+                      <a:fillRect/>
+                    </a:stretch>
+                  </pic:blipFill>
+                  <pic:spPr>
+                    <a:xfrm>
+                      <a:off x="0" y="0"/>
+                      <a:ext cx="5768240" cy="2714767"/>
+                    </a:xfrm>
+                    <a:prstGeom prst="rect">
+                      <a:avLst/>
+                    </a:prstGeom>
+                  </pic:spPr>
+                </pic:pic>
+              </a:graphicData>
+            </a:graphic>
+          </wp:inline>
+        </w:drawing>
+      </w:r>
+    </w:p>
+    <w:p>
+      <w:pPr>
+        <w:spacing w:line="360" w:lineRule="auto"/>
+        <w:rPr>
+          <w:rFonts w:ascii="Times New Roman" w:hAnsi="Times New Roman" w:cs="Times New Roman"/>
+          <w:b/>
+          <w:bCs/>
+          <w:sz w:val="40"/>
+          <w:szCs w:val="40"/>
+          <w:lang w:val="en-US"/>
+        </w:rPr>
+      </w:pPr>
+    </w:p>
+    <w:p>
+      <w:pPr>
+        <w:spacing w:line="360" w:lineRule="auto"/>
+        <w:rPr>
+          <w:rFonts w:ascii="Times New Roman" w:hAnsi="Times New Roman" w:cs="Times New Roman"/>
+          <w:lang w:val="en-US"/>
+        </w:rPr>
+      </w:pPr>
+      <w:r>
+        <w:rPr>
+          <w:rFonts w:ascii="Times New Roman" w:hAnsi="Times New Roman" w:cs="Times New Roman"/>
+          <w:b/>
+          <w:bCs/>
+          <w:sz w:val="40"/>
+          <w:szCs w:val="40"/>
+          <w:lang w:val="en-US"/>
         </w:rPr>
         <w:lastRenderedPageBreak/>
-        <w:t xml:space="preserve">learning, where the whole algorithm </w:t>
-      </w:r>
-      <w:proofErr w:type="gramStart"/>
-      <w:r>
-        <w:rPr>
-          <w:rFonts w:ascii="Times New Roman" w:hAnsi="Times New Roman" w:cs="Times New Roman"/>
-        </w:rPr>
-        <w:t>has to</w:t>
-      </w:r>
-      <w:proofErr w:type="gramEnd"/>
-      <w:r>
-        <w:rPr>
-          <w:rFonts w:ascii="Times New Roman" w:hAnsi="Times New Roman" w:cs="Times New Roman"/>
-        </w:rPr>
-        <w:t xml:space="preserve"> be re-trained when new nodes and graphs are added to the dataset. </w:t>
-      </w:r>
-      <w:r>
-        <w:rPr>
-          <w:rFonts w:ascii="Times New Roman" w:hAnsi="Times New Roman" w:cs="Times New Roman"/>
+        <w:t>2.2 GNN Explainers</w:t>
+      </w:r>
+    </w:p>
+    <w:p>
+      <w:pPr>
+        <w:spacing w:line="360" w:lineRule="auto"/>
+        <w:rPr>
+          <w:rFonts w:ascii="Times New Roman" w:hAnsi="Times New Roman" w:cs="Times New Roman"/>
+          <w:lang w:val="en-US"/>
+        </w:rPr>
+      </w:pPr>
+    </w:p>
+    <w:p>
+      <w:pPr>
+        <w:spacing w:line="360" w:lineRule="auto"/>
+        <w:rPr>
+          <w:rFonts w:ascii="Times New Roman" w:hAnsi="Times New Roman" w:cs="Times New Roman"/>
+          <w:lang w:val="en-US"/>
+        </w:rPr>
+      </w:pPr>
+      <w:r>
+        <w:rPr>
+          <w:rFonts w:ascii="Times New Roman" w:hAnsi="Times New Roman" w:cs="Times New Roman"/>
+          <w:b/>
+          <w:bCs/>
+          <w:sz w:val="40"/>
+          <w:szCs w:val="40"/>
+          <w:lang w:val="en-US"/>
+        </w:rPr>
+        <w:t>2.2.1</w:t>
+      </w:r>
+      <w:r>
+        <w:rPr>
+          <w:rFonts w:ascii="Times New Roman" w:hAnsi="Times New Roman" w:cs="Times New Roman"/>
+          <w:b/>
+          <w:bCs/>
+          <w:sz w:val="40"/>
+          <w:szCs w:val="40"/>
+          <w:lang w:val="en-US"/>
+        </w:rPr>
+        <w:t xml:space="preserve"> </w:t>
+      </w:r>
+      <w:r>
+        <w:rPr>
+          <w:rFonts w:ascii="Times New Roman" w:hAnsi="Times New Roman" w:cs="Times New Roman"/>
+          <w:b/>
+          <w:bCs/>
+          <w:sz w:val="40"/>
+          <w:szCs w:val="40"/>
+        </w:rPr>
+        <w:t xml:space="preserve">Explainability </w:t>
+      </w:r>
+      <w:r>
+        <w:rPr>
+          <w:rFonts w:ascii="Times New Roman" w:hAnsi="Times New Roman" w:cs="Times New Roman"/>
+          <w:b/>
+          <w:bCs/>
+          <w:sz w:val="40"/>
+          <w:szCs w:val="40"/>
+        </w:rPr>
+        <w:t>and</w:t>
+      </w:r>
+      <w:r>
+        <w:rPr>
+          <w:rFonts w:ascii="Times New Roman" w:hAnsi="Times New Roman" w:cs="Times New Roman"/>
+          <w:b/>
+          <w:bCs/>
+          <w:sz w:val="40"/>
+          <w:szCs w:val="40"/>
+        </w:rPr>
+        <w:t xml:space="preserve"> Interpretability</w:t>
+      </w:r>
+      <w:r>
+        <w:rPr>
+          <w:rFonts w:ascii="Times New Roman" w:hAnsi="Times New Roman" w:cs="Times New Roman"/>
+          <w:b/>
+          <w:bCs/>
+          <w:sz w:val="40"/>
+          <w:szCs w:val="40"/>
+          <w:lang w:val="en-US"/>
         </w:rPr>
         <w:br/>
       </w:r>
@@ -6595,13 +8855,190 @@
         <w:rPr>
           <w:rFonts w:ascii="Times New Roman" w:hAnsi="Times New Roman" w:cs="Times New Roman"/>
         </w:rPr>
+        <w:t>Explainability versus Interpretability: Explainable artificial intelligence is an emerging area of research, and the use of terminology is not completely standardized. In particular, the differences of the terms “explainability” and “interpretability” are not completely defined. In some studies, these two terms are used interchangeably [26], while in other studies some subtle differences have been made. In this work, we argue that these two terms should be differentiated. In particular, we follow the existing work [49] to distinguish these two terms. We consider a model to be “interpretable” if the model itself can provide humanly understandable interpretations of its predictions. Note that such a model is no longer a black box to some extent. For example, a decision tree model is an “interpretable” one. Meanwhile, an “explainable” model implies that the model is still a black box whose predictions could potentially be understood by post hoc explanation techniques. We articulate such a difference with the hope that the community could eventually develop a standardized use of terminology as this field matures.</w:t>
+      </w:r>
+    </w:p>
+    <w:p>
+      <w:pPr>
+        <w:spacing w:line="360" w:lineRule="auto"/>
+        <w:rPr>
+          <w:rFonts w:ascii="Times New Roman" w:hAnsi="Times New Roman" w:cs="Times New Roman"/>
+          <w:b/>
+          <w:bCs/>
+          <w:sz w:val="40"/>
+          <w:szCs w:val="40"/>
+          <w:lang w:val="en-US"/>
+        </w:rPr>
+      </w:pPr>
+    </w:p>
+    <w:p>
+      <w:pPr>
+        <w:spacing w:line="360" w:lineRule="auto"/>
+        <w:rPr>
+          <w:rFonts w:ascii="Times New Roman" w:hAnsi="Times New Roman" w:cs="Times New Roman"/>
+          <w:lang w:val="en-US"/>
+        </w:rPr>
+      </w:pPr>
+      <w:r>
+        <w:rPr>
+          <w:rFonts w:ascii="Times New Roman" w:hAnsi="Times New Roman" w:cs="Times New Roman"/>
+          <w:b/>
+          <w:bCs/>
+          <w:sz w:val="40"/>
+          <w:szCs w:val="40"/>
+          <w:lang w:val="en-US"/>
+        </w:rPr>
+        <w:t xml:space="preserve">2.2.2 </w:t>
+      </w:r>
+      <w:proofErr w:type="spellStart"/>
+      <w:r>
+        <w:rPr>
+          <w:rFonts w:ascii="Times New Roman" w:hAnsi="Times New Roman" w:cs="Times New Roman"/>
+          <w:b/>
+          <w:bCs/>
+          <w:sz w:val="40"/>
+          <w:szCs w:val="40"/>
+          <w:lang w:val="en-US"/>
+        </w:rPr>
+        <w:t>GNNExplainer</w:t>
+      </w:r>
+      <w:proofErr w:type="spellEnd"/>
+    </w:p>
+    <w:p>
+      <w:pPr>
+        <w:spacing w:line="360" w:lineRule="auto"/>
+        <w:rPr>
+          <w:rFonts w:ascii="Times New Roman" w:hAnsi="Times New Roman" w:cs="Times New Roman"/>
+        </w:rPr>
+      </w:pPr>
+      <w:proofErr w:type="spellStart"/>
+      <w:r>
+        <w:rPr>
+          <w:rFonts w:ascii="Times New Roman" w:hAnsi="Times New Roman" w:cs="Times New Roman"/>
+        </w:rPr>
+        <w:t>GNNExplainer</w:t>
+      </w:r>
+      <w:proofErr w:type="spellEnd"/>
+      <w:r>
+        <w:rPr>
+          <w:rFonts w:ascii="Times New Roman" w:hAnsi="Times New Roman" w:cs="Times New Roman"/>
+        </w:rPr>
+        <w:t xml:space="preserve"> [] learns soft masks for edges and node features to explain the predictions via mask optimization. To obtain masks, it randomly initializes soft masks and treats them as trainable variables. Then </w:t>
+      </w:r>
+      <w:proofErr w:type="spellStart"/>
+      <w:r>
+        <w:rPr>
+          <w:rFonts w:ascii="Times New Roman" w:hAnsi="Times New Roman" w:cs="Times New Roman"/>
+        </w:rPr>
+        <w:t>GNNExplainer</w:t>
+      </w:r>
+      <w:proofErr w:type="spellEnd"/>
+      <w:r>
+        <w:rPr>
+          <w:rFonts w:ascii="Times New Roman" w:hAnsi="Times New Roman" w:cs="Times New Roman"/>
+        </w:rPr>
+        <w:t xml:space="preserve"> combines the masks with the original graph via element-wise multiplications. Next, the masks are optimized by maximizing the mutual information between the predictions of the original graph and the predictions of the newly obtained graph. Even though different regularization terms, such as elementwise entropy, are employed to encourage optimized masks to be discrete, the obtained masks are still soft masks so that </w:t>
+      </w:r>
+      <w:proofErr w:type="spellStart"/>
+      <w:r>
+        <w:rPr>
+          <w:rFonts w:ascii="Times New Roman" w:hAnsi="Times New Roman" w:cs="Times New Roman"/>
+        </w:rPr>
+        <w:t>GNNExplainer</w:t>
+      </w:r>
+      <w:proofErr w:type="spellEnd"/>
+      <w:r>
+        <w:rPr>
+          <w:rFonts w:ascii="Times New Roman" w:hAnsi="Times New Roman" w:cs="Times New Roman"/>
+        </w:rPr>
+        <w:t xml:space="preserve"> cannot avoid the “introduced evidence” problem. In addition, the masks are optimized for each input graph individually and hence the explanations may lack a global view</w:t>
+      </w:r>
+    </w:p>
+    <w:p>
+      <w:pPr>
+        <w:spacing w:line="360" w:lineRule="auto"/>
+        <w:rPr>
+          <w:rFonts w:ascii="Times New Roman" w:hAnsi="Times New Roman" w:cs="Times New Roman"/>
+          <w:lang w:val="en-US"/>
+        </w:rPr>
+      </w:pPr>
+      <w:r>
+        <w:rPr>
+          <w:rFonts w:ascii="Times New Roman" w:hAnsi="Times New Roman" w:cs="Times New Roman"/>
+        </w:rPr>
+        <w:lastRenderedPageBreak/>
+        <w:t>Z. Ying, D. Bourgeois, J. You, M. Zitnik, and J. Leskovec, “</w:t>
+      </w:r>
+      <w:proofErr w:type="spellStart"/>
+      <w:r>
+        <w:rPr>
+          <w:rFonts w:ascii="Times New Roman" w:hAnsi="Times New Roman" w:cs="Times New Roman"/>
+        </w:rPr>
+        <w:t>Gnnexplainer</w:t>
+      </w:r>
+      <w:proofErr w:type="spellEnd"/>
+      <w:r>
+        <w:rPr>
+          <w:rFonts w:ascii="Times New Roman" w:hAnsi="Times New Roman" w:cs="Times New Roman"/>
+        </w:rPr>
+        <w:t>: Generating explanations for graph neural networks,” in Advances in neural information processing systems, 2019, pp. 9244– 9255.</w:t>
+      </w:r>
+    </w:p>
+    <w:p>
+      <w:pPr>
+        <w:spacing w:line="360" w:lineRule="auto"/>
+        <w:rPr>
+          <w:rFonts w:ascii="Times New Roman" w:hAnsi="Times New Roman" w:cs="Times New Roman"/>
+        </w:rPr>
+      </w:pPr>
+      <w:r>
+        <w:rPr>
+          <w:rFonts w:ascii="Times New Roman" w:hAnsi="Times New Roman" w:cs="Times New Roman"/>
+          <w:b/>
+          <w:bCs/>
+          <w:sz w:val="40"/>
+          <w:szCs w:val="40"/>
+          <w:lang w:val="en-US"/>
+        </w:rPr>
+        <w:t xml:space="preserve">2.2.3 </w:t>
+      </w:r>
+      <w:proofErr w:type="spellStart"/>
+      <w:r>
+        <w:rPr>
+          <w:rFonts w:ascii="Times New Roman" w:hAnsi="Times New Roman" w:cs="Times New Roman"/>
+          <w:b/>
+          <w:bCs/>
+          <w:sz w:val="40"/>
+          <w:szCs w:val="40"/>
+          <w:lang w:val="en-US"/>
+        </w:rPr>
+        <w:t>PGExplainer</w:t>
+      </w:r>
+      <w:proofErr w:type="spellEnd"/>
+      <w:r>
+        <w:rPr>
+          <w:rFonts w:ascii="Times New Roman" w:hAnsi="Times New Roman" w:cs="Times New Roman"/>
+          <w:b/>
+          <w:bCs/>
+          <w:sz w:val="40"/>
+          <w:szCs w:val="40"/>
+          <w:lang w:val="en-US"/>
+        </w:rPr>
         <w:br/>
       </w:r>
-      <w:r>
-        <w:rPr>
-          <w:rFonts w:ascii="Times New Roman" w:hAnsi="Times New Roman" w:cs="Times New Roman"/>
-        </w:rPr>
-        <w:t xml:space="preserve">It uses the learned aggregation function combined with the features of the new node and its neighbours to generate the label of the new node. Inductive learning is very useful as the model can be generalised to new graphs and nodes, making it useful for real-world applications where the graph is constantly evolving. </w:t>
+      <w:proofErr w:type="spellStart"/>
+      <w:r>
+        <w:rPr>
+          <w:rFonts w:ascii="Times New Roman" w:hAnsi="Times New Roman" w:cs="Times New Roman"/>
+        </w:rPr>
+        <w:t>PGExplainer</w:t>
+      </w:r>
+      <w:proofErr w:type="spellEnd"/>
+      <w:r>
+        <w:rPr>
+          <w:rFonts w:ascii="Times New Roman" w:hAnsi="Times New Roman" w:cs="Times New Roman"/>
+        </w:rPr>
+        <w:t xml:space="preserve"> [] learns approximated discrete masks for edges to explain the predictions. To obtain edge masks, it trains a parameterized mask predictor to predict edge masks. Given an input graph, it first obtains the embeddings for each edge by concatenating the corresponding node embeddings. Then the predictor uses the edge embeddings to predict the probability of each edge being selected, which can be treated as the importance score. Next, the approximated discrete masks are sampled via the reparameterization trick. Finally, the mask predictor is trained by maximizing the mutual information between the original predictions and new predictions. Note that even though the reparameterization trick is employed, the obtained masks are not strictly discrete but can largely alleviate the “introduced evidence” problem. In addition, since all edges in the dataset share the same predictor, the explanations can provide a global understanding of the trained GNNs.</w:t>
       </w:r>
       <w:r>
         <w:rPr>
@@ -6613,18 +9050,977 @@
         <w:rPr>
           <w:rFonts w:ascii="Times New Roman" w:hAnsi="Times New Roman" w:cs="Times New Roman"/>
         </w:rPr>
+        <w:t xml:space="preserve">D. Luo, W. Cheng, D. Xu, W. Yu, B. Zong, H. Chen, and X. Zhang, “Parameterized explainer for graph neural network,” in Advances in Neural Information Processing Systems, H. Larochelle, M. </w:t>
+      </w:r>
+      <w:proofErr w:type="spellStart"/>
+      <w:r>
+        <w:rPr>
+          <w:rFonts w:ascii="Times New Roman" w:hAnsi="Times New Roman" w:cs="Times New Roman"/>
+        </w:rPr>
+        <w:t>Ranzato</w:t>
+      </w:r>
+      <w:proofErr w:type="spellEnd"/>
+      <w:r>
+        <w:rPr>
+          <w:rFonts w:ascii="Times New Roman" w:hAnsi="Times New Roman" w:cs="Times New Roman"/>
+        </w:rPr>
+        <w:t xml:space="preserve">, R. Hadsell, M. F. </w:t>
+      </w:r>
+      <w:proofErr w:type="spellStart"/>
+      <w:r>
+        <w:rPr>
+          <w:rFonts w:ascii="Times New Roman" w:hAnsi="Times New Roman" w:cs="Times New Roman"/>
+        </w:rPr>
+        <w:t>Balcan</w:t>
+      </w:r>
+      <w:proofErr w:type="spellEnd"/>
+      <w:r>
+        <w:rPr>
+          <w:rFonts w:ascii="Times New Roman" w:hAnsi="Times New Roman" w:cs="Times New Roman"/>
+        </w:rPr>
+        <w:t>, and H. Lin, Eds., vol. 33. Curran Associates, Inc., 2020, pp. 19 620–19 631.</w:t>
+      </w:r>
+    </w:p>
+    <w:p>
+      <w:pPr>
+        <w:spacing w:line="360" w:lineRule="auto"/>
+        <w:rPr>
+          <w:rFonts w:ascii="Times New Roman" w:hAnsi="Times New Roman" w:cs="Times New Roman"/>
+          <w:lang w:val="en-US"/>
+        </w:rPr>
+      </w:pPr>
+      <w:r>
+        <w:rPr>
+          <w:rFonts w:ascii="Times New Roman" w:hAnsi="Times New Roman" w:cs="Times New Roman"/>
+          <w:b/>
+          <w:bCs/>
+          <w:sz w:val="40"/>
+          <w:szCs w:val="40"/>
+          <w:lang w:val="en-US"/>
+        </w:rPr>
+        <w:t xml:space="preserve">2.2.4 </w:t>
+      </w:r>
+      <w:proofErr w:type="spellStart"/>
+      <w:r>
+        <w:rPr>
+          <w:rFonts w:ascii="Times New Roman" w:hAnsi="Times New Roman" w:cs="Times New Roman"/>
+          <w:b/>
+          <w:bCs/>
+          <w:sz w:val="40"/>
+          <w:szCs w:val="40"/>
+          <w:lang w:val="en-US"/>
+        </w:rPr>
+        <w:t>IntegratedGradients</w:t>
+      </w:r>
+      <w:proofErr w:type="spellEnd"/>
+    </w:p>
+    <w:p>
+      <w:pPr>
+        <w:spacing w:line="360" w:lineRule="auto"/>
+        <w:rPr>
+          <w:rFonts w:ascii="Times New Roman" w:hAnsi="Times New Roman" w:cs="Times New Roman"/>
+        </w:rPr>
+      </w:pPr>
+      <w:r>
+        <w:rPr>
+          <w:rFonts w:ascii="Times New Roman" w:hAnsi="Times New Roman" w:cs="Times New Roman"/>
+          <w:b/>
+          <w:bCs/>
+        </w:rPr>
+        <w:t>Integrated Gradients (IG)</w:t>
+      </w:r>
+      <w:r>
+        <w:rPr>
+          <w:rFonts w:ascii="Times New Roman" w:hAnsi="Times New Roman" w:cs="Times New Roman"/>
+        </w:rPr>
+        <w:t xml:space="preserve"> [] is an axiomatic attribution method designed to assign importance scores to input features by integrating gradients along a straight path. To obtain these scores, the method first defines a </w:t>
+      </w:r>
+      <w:r>
+        <w:rPr>
+          <w:rFonts w:ascii="Times New Roman" w:hAnsi="Times New Roman" w:cs="Times New Roman"/>
+          <w:b/>
+          <w:bCs/>
+        </w:rPr>
+        <w:t>baseline</w:t>
+      </w:r>
+      <w:r>
+        <w:rPr>
+          <w:rFonts w:ascii="Times New Roman" w:hAnsi="Times New Roman" w:cs="Times New Roman"/>
+        </w:rPr>
+        <w:t>—typically an all-zero feature vector—which represents a "neutral" input with no information. Given an input graph, IG computes the gradients of the model's output with respect to the input features at multiple points along the trajectory from the baseline to the actual data. These gradients are then averaged and multiplied by the difference between the input and the baseline to produce the final attribution scores.</w:t>
+      </w:r>
+    </w:p>
+    <w:p>
+      <w:pPr>
+        <w:spacing w:line="360" w:lineRule="auto"/>
+        <w:rPr>
+          <w:rFonts w:ascii="Times New Roman" w:hAnsi="Times New Roman" w:cs="Times New Roman"/>
+        </w:rPr>
+      </w:pPr>
+      <w:r>
+        <w:rPr>
+          <w:rFonts w:ascii="Times New Roman" w:hAnsi="Times New Roman" w:cs="Times New Roman"/>
+        </w:rPr>
+        <w:t xml:space="preserve">Unlike simple gradient-based methods, IG addresses the "saturation" problem, where gradients may become zero even if a feature is highly influential to the prediction. By integrating over a path, the method ensures that the resulting attributions satisfy the axioms of </w:t>
+      </w:r>
+      <w:r>
+        <w:rPr>
+          <w:rFonts w:ascii="Times New Roman" w:hAnsi="Times New Roman" w:cs="Times New Roman"/>
+          <w:b/>
+          <w:bCs/>
+        </w:rPr>
+        <w:lastRenderedPageBreak/>
+        <w:t>Sensitivity</w:t>
+      </w:r>
+      <w:r>
+        <w:rPr>
+          <w:rFonts w:ascii="Times New Roman" w:hAnsi="Times New Roman" w:cs="Times New Roman"/>
+        </w:rPr>
+        <w:t xml:space="preserve"> and </w:t>
+      </w:r>
+      <w:r>
+        <w:rPr>
+          <w:rFonts w:ascii="Times New Roman" w:hAnsi="Times New Roman" w:cs="Times New Roman"/>
+          <w:b/>
+          <w:bCs/>
+        </w:rPr>
+        <w:t>Implementation Invariance</w:t>
+      </w:r>
+      <w:r>
+        <w:rPr>
+          <w:rFonts w:ascii="Times New Roman" w:hAnsi="Times New Roman" w:cs="Times New Roman"/>
+        </w:rPr>
+        <w:t>, providing a mathematically grounded explanation. Furthermore, because the method is purely analytical and does not require training a separate mask predictor, it offers a consistent, deterministic understanding of how specific node attributes or citation links contribute to the GNN’s decision-making process across the entire dataset.</w:t>
+      </w:r>
+    </w:p>
+    <w:p>
+      <w:pPr>
+        <w:spacing w:line="360" w:lineRule="auto"/>
+        <w:rPr>
+          <w:rFonts w:ascii="Times New Roman" w:hAnsi="Times New Roman" w:cs="Times New Roman"/>
+        </w:rPr>
+      </w:pPr>
+    </w:p>
+    <w:p>
+      <w:pPr>
+        <w:spacing w:line="360" w:lineRule="auto"/>
+        <w:rPr>
+          <w:rFonts w:ascii="Times New Roman" w:hAnsi="Times New Roman" w:cs="Times New Roman"/>
+          <w:lang w:val="en-US"/>
+        </w:rPr>
+      </w:pPr>
+      <w:r>
+        <w:rPr>
+          <w:rFonts w:ascii="Times New Roman" w:hAnsi="Times New Roman" w:cs="Times New Roman"/>
+        </w:rPr>
+        <w:t xml:space="preserve">M. Sundararajan, A. Taly, and Q. Yan, "Axiomatic Attribution for Deep Networks," </w:t>
+      </w:r>
+      <w:r>
+        <w:rPr>
+          <w:rFonts w:ascii="Times New Roman" w:hAnsi="Times New Roman" w:cs="Times New Roman"/>
+          <w:i/>
+          <w:iCs/>
+        </w:rPr>
+        <w:t>Proceedings of the 34th International Conference on Machine Learning</w:t>
+      </w:r>
+      <w:r>
+        <w:rPr>
+          <w:rFonts w:ascii="Times New Roman" w:hAnsi="Times New Roman" w:cs="Times New Roman"/>
+        </w:rPr>
+        <w:t>, Sydney, Australia, PMLR 70, 2017, pp. 3319-3328.</w:t>
+      </w:r>
+      <w:r>
+        <w:rPr>
+          <w:rFonts w:ascii="Times New Roman" w:hAnsi="Times New Roman" w:cs="Times New Roman"/>
+        </w:rPr>
+        <w:t xml:space="preserve"> </w:t>
+      </w:r>
+      <w:r>
+        <w:rPr>
+          <w:rFonts w:ascii="Times New Roman" w:hAnsi="Times New Roman" w:cs="Times New Roman"/>
+          <w:lang w:val="en-US"/>
+        </w:rPr>
+        <w:t>https://proceedings.mlr.press/v70/sundararajan17a/sundararajan17a.pdf</w:t>
+      </w:r>
+    </w:p>
+    <w:p>
+      <w:pPr>
+        <w:spacing w:line="360" w:lineRule="auto"/>
+        <w:rPr>
+          <w:rFonts w:ascii="Times New Roman" w:hAnsi="Times New Roman" w:cs="Times New Roman"/>
+          <w:b/>
+          <w:bCs/>
+          <w:sz w:val="40"/>
+          <w:szCs w:val="40"/>
+          <w:lang w:val="en-US"/>
+        </w:rPr>
+      </w:pPr>
+    </w:p>
+    <w:p>
+      <w:pPr>
+        <w:spacing w:line="360" w:lineRule="auto"/>
+        <w:rPr>
+          <w:rFonts w:ascii="Times New Roman" w:hAnsi="Times New Roman" w:cs="Times New Roman"/>
+          <w:b/>
+          <w:bCs/>
+          <w:sz w:val="40"/>
+          <w:szCs w:val="40"/>
+          <w:lang w:val="en-US"/>
+        </w:rPr>
+      </w:pPr>
+    </w:p>
+    <w:p>
+      <w:pPr>
+        <w:spacing w:line="360" w:lineRule="auto"/>
+        <w:rPr>
+          <w:rFonts w:ascii="Times New Roman" w:hAnsi="Times New Roman" w:cs="Times New Roman"/>
+          <w:b/>
+          <w:bCs/>
+          <w:sz w:val="40"/>
+          <w:szCs w:val="40"/>
+          <w:lang w:val="en-US"/>
+        </w:rPr>
+      </w:pPr>
+    </w:p>
+    <w:p>
+      <w:pPr>
+        <w:spacing w:line="360" w:lineRule="auto"/>
+        <w:rPr>
+          <w:rFonts w:ascii="Times New Roman" w:hAnsi="Times New Roman" w:cs="Times New Roman"/>
+          <w:b/>
+          <w:bCs/>
+          <w:sz w:val="40"/>
+          <w:szCs w:val="40"/>
+          <w:lang w:val="en-US"/>
+        </w:rPr>
+      </w:pPr>
+    </w:p>
+    <w:p>
+      <w:pPr>
+        <w:spacing w:line="360" w:lineRule="auto"/>
+        <w:rPr>
+          <w:rFonts w:ascii="Times New Roman" w:hAnsi="Times New Roman" w:cs="Times New Roman"/>
+          <w:b/>
+          <w:bCs/>
+          <w:sz w:val="40"/>
+          <w:szCs w:val="40"/>
+          <w:lang w:val="en-US"/>
+        </w:rPr>
+      </w:pPr>
+    </w:p>
+    <w:p>
+      <w:pPr>
+        <w:spacing w:line="360" w:lineRule="auto"/>
+        <w:rPr>
+          <w:rFonts w:ascii="Times New Roman" w:hAnsi="Times New Roman" w:cs="Times New Roman"/>
+          <w:b/>
+          <w:bCs/>
+          <w:sz w:val="40"/>
+          <w:szCs w:val="40"/>
+          <w:lang w:val="en-US"/>
+        </w:rPr>
+      </w:pPr>
+    </w:p>
+    <w:p>
+      <w:pPr>
+        <w:spacing w:line="360" w:lineRule="auto"/>
+        <w:rPr>
+          <w:rFonts w:ascii="Times New Roman" w:hAnsi="Times New Roman" w:cs="Times New Roman"/>
+          <w:b/>
+          <w:bCs/>
+          <w:sz w:val="40"/>
+          <w:szCs w:val="40"/>
+          <w:lang w:val="en-US"/>
+        </w:rPr>
+      </w:pPr>
+    </w:p>
+    <w:p>
+      <w:pPr>
+        <w:spacing w:line="360" w:lineRule="auto"/>
+        <w:rPr>
+          <w:rFonts w:ascii="Times New Roman" w:hAnsi="Times New Roman" w:cs="Times New Roman"/>
+          <w:b/>
+          <w:bCs/>
+          <w:sz w:val="40"/>
+          <w:szCs w:val="40"/>
+          <w:lang w:val="en-US"/>
+        </w:rPr>
+      </w:pPr>
+    </w:p>
+    <w:p>
+      <w:pPr>
+        <w:spacing w:line="360" w:lineRule="auto"/>
+        <w:rPr>
+          <w:rFonts w:ascii="Times New Roman" w:hAnsi="Times New Roman" w:cs="Times New Roman"/>
+          <w:b/>
+          <w:bCs/>
+          <w:sz w:val="40"/>
+          <w:szCs w:val="40"/>
+          <w:lang w:val="en-US"/>
+        </w:rPr>
+      </w:pPr>
+    </w:p>
+    <w:p>
+      <w:pPr>
+        <w:spacing w:line="360" w:lineRule="auto"/>
+        <w:rPr>
+          <w:rFonts w:ascii="Times New Roman" w:hAnsi="Times New Roman" w:cs="Times New Roman"/>
+          <w:b/>
+          <w:bCs/>
+          <w:sz w:val="40"/>
+          <w:szCs w:val="40"/>
+          <w:lang w:val="en-US"/>
+        </w:rPr>
+      </w:pPr>
+    </w:p>
+    <w:p>
+      <w:pPr>
+        <w:spacing w:line="360" w:lineRule="auto"/>
+        <w:rPr>
+          <w:rFonts w:ascii="Times New Roman" w:hAnsi="Times New Roman" w:cs="Times New Roman"/>
+          <w:b/>
+          <w:bCs/>
+          <w:sz w:val="48"/>
+          <w:szCs w:val="48"/>
+          <w:lang w:val="en-US"/>
+        </w:rPr>
+      </w:pPr>
+      <w:r>
+        <w:rPr>
+          <w:rFonts w:ascii="Times New Roman" w:hAnsi="Times New Roman" w:cs="Times New Roman"/>
+          <w:b/>
+          <w:bCs/>
+          <w:sz w:val="48"/>
+          <w:szCs w:val="48"/>
+          <w:lang w:val="en-US"/>
+        </w:rPr>
+        <w:t xml:space="preserve">Chapter </w:t>
+      </w:r>
+      <w:r>
+        <w:rPr>
+          <w:rFonts w:ascii="Times New Roman" w:hAnsi="Times New Roman" w:cs="Times New Roman"/>
+          <w:b/>
+          <w:bCs/>
+          <w:sz w:val="48"/>
+          <w:szCs w:val="48"/>
+          <w:lang w:val="en-US"/>
+        </w:rPr>
+        <w:t>3</w:t>
+      </w:r>
+    </w:p>
+    <w:p>
+      <w:pPr>
+        <w:spacing w:line="360" w:lineRule="auto"/>
+        <w:rPr>
+          <w:rFonts w:ascii="Times New Roman" w:hAnsi="Times New Roman" w:cs="Times New Roman"/>
+          <w:b/>
+          <w:bCs/>
+          <w:sz w:val="40"/>
+          <w:szCs w:val="40"/>
+          <w:lang w:val="en-US"/>
+        </w:rPr>
+      </w:pPr>
+      <w:r>
+        <w:rPr>
+          <w:rFonts w:ascii="Times New Roman" w:hAnsi="Times New Roman" w:cs="Times New Roman"/>
+          <w:b/>
+          <w:bCs/>
+          <w:sz w:val="40"/>
+          <w:szCs w:val="40"/>
+          <w:lang w:val="en-US"/>
+        </w:rPr>
+        <w:lastRenderedPageBreak/>
+        <w:t>Implementation</w:t>
+      </w:r>
+    </w:p>
+    <w:p>
+      <w:pPr>
+        <w:spacing w:line="360" w:lineRule="auto"/>
+        <w:rPr>
+          <w:rFonts w:ascii="Times New Roman" w:hAnsi="Times New Roman" w:cs="Times New Roman"/>
+          <w:lang w:val="en-US"/>
+        </w:rPr>
+      </w:pPr>
+      <w:r>
+        <w:rPr>
+          <w:rFonts w:ascii="Times New Roman" w:hAnsi="Times New Roman" w:cs="Times New Roman"/>
+          <w:b/>
+          <w:bCs/>
+          <w:sz w:val="40"/>
+          <w:szCs w:val="40"/>
+          <w:lang w:val="en-US"/>
+        </w:rPr>
+        <w:t>3</w:t>
+      </w:r>
+      <w:r>
+        <w:rPr>
+          <w:rFonts w:ascii="Times New Roman" w:hAnsi="Times New Roman" w:cs="Times New Roman"/>
+          <w:b/>
+          <w:bCs/>
+          <w:sz w:val="40"/>
+          <w:szCs w:val="40"/>
+          <w:lang w:val="en-US"/>
+        </w:rPr>
+        <w:t xml:space="preserve">.1 </w:t>
+      </w:r>
+      <w:r>
+        <w:rPr>
+          <w:rFonts w:ascii="Times New Roman" w:hAnsi="Times New Roman" w:cs="Times New Roman"/>
+          <w:b/>
+          <w:bCs/>
+          <w:sz w:val="40"/>
+          <w:szCs w:val="40"/>
+          <w:lang w:val="en-US"/>
+        </w:rPr>
+        <w:t>Datasets</w:t>
+      </w:r>
+      <w:r>
+        <w:rPr>
+          <w:rFonts w:ascii="Times New Roman" w:hAnsi="Times New Roman" w:cs="Times New Roman"/>
+          <w:b/>
+          <w:bCs/>
+          <w:sz w:val="40"/>
+          <w:szCs w:val="40"/>
+          <w:lang w:val="en-US"/>
+        </w:rPr>
         <w:br/>
       </w:r>
       <w:r>
         <w:rPr>
           <w:rFonts w:ascii="Times New Roman" w:hAnsi="Times New Roman" w:cs="Times New Roman"/>
-        </w:rPr>
-        <w:t xml:space="preserve">The figure below (Figure 2.5) describes the embedding generation process. The algorithm takes in an input of the entire graph and features of all nodes. At each iteration, or layer of </w:t>
+          <w:lang w:val="en-US"/>
+        </w:rPr>
+        <w:t xml:space="preserve">Datasets are an important aspect of </w:t>
+      </w:r>
+      <w:r>
+        <w:rPr>
+          <w:rFonts w:ascii="Times New Roman" w:hAnsi="Times New Roman" w:cs="Times New Roman"/>
+          <w:lang w:val="en-US"/>
+        </w:rPr>
+        <w:t xml:space="preserve">neural network experiments. The datasets chosen to be used are Cora, </w:t>
       </w:r>
       <w:proofErr w:type="spellStart"/>
       <w:r>
         <w:rPr>
           <w:rFonts w:ascii="Times New Roman" w:hAnsi="Times New Roman" w:cs="Times New Roman"/>
+          <w:lang w:val="en-US"/>
+        </w:rPr>
+        <w:t>Citeseer</w:t>
+      </w:r>
+      <w:proofErr w:type="spellEnd"/>
+      <w:r>
+        <w:rPr>
+          <w:rFonts w:ascii="Times New Roman" w:hAnsi="Times New Roman" w:cs="Times New Roman"/>
+          <w:lang w:val="en-US"/>
+        </w:rPr>
+        <w:t xml:space="preserve"> and .</w:t>
+      </w:r>
+    </w:p>
+    <w:p>
+      <w:pPr>
+        <w:spacing w:line="360" w:lineRule="auto"/>
+        <w:jc w:val="both"/>
+        <w:rPr>
+          <w:rFonts w:ascii="Times New Roman" w:hAnsi="Times New Roman" w:cs="Times New Roman"/>
+          <w:lang w:val="en-US"/>
+        </w:rPr>
+      </w:pPr>
+      <w:r>
+        <w:rPr>
+          <w:rFonts w:ascii="Times New Roman" w:hAnsi="Times New Roman" w:cs="Times New Roman"/>
+          <w:lang w:val="en-US"/>
+        </w:rPr>
+        <w:t xml:space="preserve">Cora and </w:t>
+      </w:r>
+      <w:proofErr w:type="spellStart"/>
+      <w:r>
+        <w:rPr>
+          <w:rFonts w:ascii="Times New Roman" w:hAnsi="Times New Roman" w:cs="Times New Roman"/>
+          <w:lang w:val="en-US"/>
+        </w:rPr>
+        <w:t>Citeseer</w:t>
+      </w:r>
+      <w:proofErr w:type="spellEnd"/>
+      <w:r>
+        <w:rPr>
+          <w:rFonts w:ascii="Times New Roman" w:hAnsi="Times New Roman" w:cs="Times New Roman"/>
+          <w:lang w:val="en-US"/>
+        </w:rPr>
+        <w:t xml:space="preserve"> are citation graphs where nodes represent papers and edges represent citations between the papers. </w:t>
+      </w:r>
+      <w:r>
+        <w:rPr>
+          <w:rFonts w:ascii="Times New Roman" w:hAnsi="Times New Roman" w:cs="Times New Roman"/>
+          <w:lang w:val="en-US"/>
+        </w:rPr>
+        <w:t xml:space="preserve">The node classification objective is framed as a document categorization task, where the model aims to assign each individual </w:t>
+      </w:r>
+      <w:r>
+        <w:rPr>
+          <w:rFonts w:ascii="Times New Roman" w:hAnsi="Times New Roman" w:cs="Times New Roman"/>
+          <w:lang w:val="en-US"/>
+        </w:rPr>
+        <w:t xml:space="preserve">research paper to its corresponding thematic class within the network. </w:t>
+      </w:r>
+    </w:p>
+    <w:p>
+      <w:pPr>
+        <w:spacing w:line="360" w:lineRule="auto"/>
+        <w:rPr>
+          <w:rFonts w:ascii="Times New Roman" w:hAnsi="Times New Roman" w:cs="Times New Roman"/>
+          <w:b/>
+          <w:bCs/>
+          <w:sz w:val="40"/>
+          <w:szCs w:val="40"/>
+          <w:lang w:val="en-US"/>
+        </w:rPr>
+      </w:pPr>
+      <w:r>
+        <w:rPr>
+          <w:rFonts w:ascii="Times New Roman" w:hAnsi="Times New Roman" w:cs="Times New Roman"/>
+          <w:b/>
+          <w:bCs/>
+          <w:sz w:val="40"/>
+          <w:szCs w:val="40"/>
+          <w:lang w:val="en-US"/>
+        </w:rPr>
+        <w:t>3</w:t>
+      </w:r>
+      <w:r>
+        <w:rPr>
+          <w:rFonts w:ascii="Times New Roman" w:hAnsi="Times New Roman" w:cs="Times New Roman"/>
+          <w:b/>
+          <w:bCs/>
+          <w:sz w:val="40"/>
+          <w:szCs w:val="40"/>
+          <w:lang w:val="en-US"/>
+        </w:rPr>
+        <w:t>.1</w:t>
+      </w:r>
+      <w:r>
+        <w:rPr>
+          <w:rFonts w:ascii="Times New Roman" w:hAnsi="Times New Roman" w:cs="Times New Roman"/>
+          <w:b/>
+          <w:bCs/>
+          <w:sz w:val="40"/>
+          <w:szCs w:val="40"/>
+          <w:lang w:val="en-US"/>
+        </w:rPr>
+        <w:t>.1</w:t>
+      </w:r>
+      <w:r>
+        <w:rPr>
+          <w:rFonts w:ascii="Times New Roman" w:hAnsi="Times New Roman" w:cs="Times New Roman"/>
+          <w:b/>
+          <w:bCs/>
+          <w:sz w:val="40"/>
+          <w:szCs w:val="40"/>
+          <w:lang w:val="en-US"/>
+        </w:rPr>
+        <w:t xml:space="preserve"> </w:t>
+      </w:r>
+      <w:proofErr w:type="spellStart"/>
+      <w:r>
+        <w:rPr>
+          <w:rFonts w:ascii="Times New Roman" w:hAnsi="Times New Roman" w:cs="Times New Roman"/>
+          <w:b/>
+          <w:bCs/>
+          <w:sz w:val="40"/>
+          <w:szCs w:val="40"/>
+          <w:lang w:val="en-US"/>
+        </w:rPr>
+        <w:t>CiteSeer</w:t>
+      </w:r>
+      <w:proofErr w:type="spellEnd"/>
+    </w:p>
+    <w:p>
+      <w:pPr>
+        <w:spacing w:line="360" w:lineRule="auto"/>
+        <w:rPr>
+          <w:rFonts w:ascii="Times New Roman" w:hAnsi="Times New Roman" w:cs="Times New Roman"/>
+          <w:lang w:val="en-US"/>
+        </w:rPr>
+      </w:pPr>
+      <w:r>
+        <w:rPr>
+          <w:rFonts w:ascii="Times New Roman" w:hAnsi="Times New Roman" w:cs="Times New Roman"/>
+          <w:lang w:val="en-US"/>
+        </w:rPr>
+        <w:t xml:space="preserve">The </w:t>
+      </w:r>
+      <w:proofErr w:type="spellStart"/>
+      <w:r>
+        <w:rPr>
+          <w:rFonts w:ascii="Times New Roman" w:hAnsi="Times New Roman" w:cs="Times New Roman"/>
+          <w:lang w:val="en-US"/>
+        </w:rPr>
+        <w:t>CiteSeer</w:t>
+      </w:r>
+      <w:proofErr w:type="spellEnd"/>
+      <w:r>
+        <w:rPr>
+          <w:rFonts w:ascii="Times New Roman" w:hAnsi="Times New Roman" w:cs="Times New Roman"/>
+          <w:lang w:val="en-US"/>
+        </w:rPr>
+        <w:t xml:space="preserve"> dataset is a citation network comprising </w:t>
+      </w:r>
+      <w:r>
+        <w:rPr>
+          <w:rFonts w:ascii="Times New Roman" w:hAnsi="Times New Roman" w:cs="Times New Roman"/>
+          <w:lang w:val="en-US"/>
+        </w:rPr>
+        <w:t>3</w:t>
+      </w:r>
+      <w:r>
+        <w:rPr>
+          <w:rFonts w:ascii="Times New Roman" w:hAnsi="Times New Roman" w:cs="Times New Roman"/>
+          <w:lang w:val="en-US"/>
+        </w:rPr>
+        <w:t>,</w:t>
+      </w:r>
+      <w:r>
+        <w:rPr>
+          <w:rFonts w:ascii="Times New Roman" w:hAnsi="Times New Roman" w:cs="Times New Roman"/>
+          <w:lang w:val="en-US"/>
+        </w:rPr>
+        <w:t>312 scientific publications partitioned into six distinct thematic classes. The network architecture is defined by 4</w:t>
+      </w:r>
+      <w:r>
+        <w:rPr>
+          <w:rFonts w:ascii="Times New Roman" w:hAnsi="Times New Roman" w:cs="Times New Roman"/>
+          <w:lang w:val="en-US"/>
+        </w:rPr>
+        <w:t>,</w:t>
+      </w:r>
+      <w:r>
+        <w:rPr>
+          <w:rFonts w:ascii="Times New Roman" w:hAnsi="Times New Roman" w:cs="Times New Roman"/>
+          <w:lang w:val="en-US"/>
+        </w:rPr>
+        <w:t>7</w:t>
+      </w:r>
+      <w:r>
+        <w:rPr>
+          <w:rFonts w:ascii="Times New Roman" w:hAnsi="Times New Roman" w:cs="Times New Roman"/>
+          <w:lang w:val="en-US"/>
+        </w:rPr>
+        <w:t xml:space="preserve">32 directed citation links. </w:t>
+      </w:r>
+      <w:r>
+        <w:rPr>
+          <w:rFonts w:ascii="Times New Roman" w:hAnsi="Times New Roman" w:cs="Times New Roman"/>
+          <w:lang w:val="en-US"/>
+        </w:rPr>
+        <w:t xml:space="preserve">Each node (publication) is </w:t>
+      </w:r>
+      <w:r>
+        <w:rPr>
+          <w:rFonts w:ascii="Times New Roman" w:hAnsi="Times New Roman" w:cs="Times New Roman"/>
+          <w:lang w:val="en-US"/>
+        </w:rPr>
+        <w:t xml:space="preserve">characterized by a high-dimensional feature vector of size 3,703, representing a vocabulary of unique terms. These features are encoded as binary word vectors, where a value of 1 or 0 denotes the presence or absence of a specific dictionary word within the document. </w:t>
+      </w:r>
+    </w:p>
+    <w:p>
+      <w:pPr>
+        <w:spacing w:line="360" w:lineRule="auto"/>
+        <w:rPr>
+          <w:rFonts w:ascii="Times New Roman" w:hAnsi="Times New Roman" w:cs="Times New Roman"/>
+          <w:lang w:val="en-US"/>
+        </w:rPr>
+      </w:pPr>
+      <w:r>
+        <w:rPr>
+          <w:rFonts w:ascii="Times New Roman" w:hAnsi="Times New Roman" w:cs="Times New Roman"/>
+          <w:b/>
+          <w:bCs/>
+          <w:sz w:val="40"/>
+          <w:szCs w:val="40"/>
+          <w:lang w:val="en-US"/>
+        </w:rPr>
+        <w:t>3</w:t>
+      </w:r>
+      <w:r>
+        <w:rPr>
+          <w:rFonts w:ascii="Times New Roman" w:hAnsi="Times New Roman" w:cs="Times New Roman"/>
+          <w:b/>
+          <w:bCs/>
+          <w:sz w:val="40"/>
+          <w:szCs w:val="40"/>
+          <w:lang w:val="en-US"/>
+        </w:rPr>
+        <w:t>.1</w:t>
+      </w:r>
+      <w:r>
+        <w:rPr>
+          <w:rFonts w:ascii="Times New Roman" w:hAnsi="Times New Roman" w:cs="Times New Roman"/>
+          <w:b/>
+          <w:bCs/>
+          <w:sz w:val="40"/>
+          <w:szCs w:val="40"/>
+          <w:lang w:val="en-US"/>
+        </w:rPr>
+        <w:t>.2</w:t>
+      </w:r>
+      <w:r>
+        <w:rPr>
+          <w:rFonts w:ascii="Times New Roman" w:hAnsi="Times New Roman" w:cs="Times New Roman"/>
+          <w:b/>
+          <w:bCs/>
+          <w:sz w:val="40"/>
+          <w:szCs w:val="40"/>
+          <w:lang w:val="en-US"/>
+        </w:rPr>
+        <w:t xml:space="preserve"> </w:t>
+      </w:r>
+      <w:r>
+        <w:rPr>
+          <w:rFonts w:ascii="Times New Roman" w:hAnsi="Times New Roman" w:cs="Times New Roman"/>
+          <w:b/>
+          <w:bCs/>
+          <w:sz w:val="40"/>
+          <w:szCs w:val="40"/>
+          <w:lang w:val="en-US"/>
+        </w:rPr>
+        <w:t>Cora</w:t>
+      </w:r>
+      <w:r>
+        <w:rPr>
+          <w:rFonts w:ascii="Times New Roman" w:hAnsi="Times New Roman" w:cs="Times New Roman"/>
+          <w:b/>
+          <w:bCs/>
+          <w:sz w:val="40"/>
+          <w:szCs w:val="40"/>
+          <w:lang w:val="en-US"/>
+        </w:rPr>
+        <w:br/>
+      </w:r>
+      <w:r>
+        <w:rPr>
+          <w:rFonts w:ascii="Times New Roman" w:hAnsi="Times New Roman" w:cs="Times New Roman"/>
+          <w:lang w:val="en-US"/>
+        </w:rPr>
+        <w:t xml:space="preserve">The Cora dataset is a cornerstone citation network consisting of 2,708 scientific papers categorized into seven distinct research areas. </w:t>
+      </w:r>
+      <w:r>
+        <w:rPr>
+          <w:rFonts w:ascii="Times New Roman" w:hAnsi="Times New Roman" w:cs="Times New Roman"/>
+          <w:lang w:val="en-US"/>
+        </w:rPr>
+        <w:t>It’s topological structure is defined by 5,429</w:t>
+      </w:r>
+      <w:r>
+        <w:rPr>
+          <w:rFonts w:ascii="Times New Roman" w:hAnsi="Times New Roman" w:cs="Times New Roman"/>
+          <w:lang w:val="en-US"/>
+        </w:rPr>
+        <w:t xml:space="preserve"> citation links, where each node serves as a publication and each edge represents a bibliographic reference. Each document is represented by a sparse binary vector of length 1,433, which corresponds to a </w:t>
+      </w:r>
+      <w:proofErr w:type="spellStart"/>
+      <w:r>
+        <w:rPr>
+          <w:rFonts w:ascii="Times New Roman" w:hAnsi="Times New Roman" w:cs="Times New Roman"/>
+          <w:lang w:val="en-US"/>
+        </w:rPr>
+        <w:t>specialised</w:t>
+      </w:r>
+      <w:proofErr w:type="spellEnd"/>
+      <w:r>
+        <w:rPr>
+          <w:rFonts w:ascii="Times New Roman" w:hAnsi="Times New Roman" w:cs="Times New Roman"/>
+          <w:lang w:val="en-US"/>
+        </w:rPr>
+        <w:t xml:space="preserve"> dictionary. A value of 1 signifies the presence of a specific term within the paper, while a 0 denotes its absence. </w:t>
+      </w:r>
+    </w:p>
+    <w:p>
+      <w:pPr>
+        <w:spacing w:line="360" w:lineRule="auto"/>
+        <w:rPr>
+          <w:rFonts w:ascii="Times New Roman" w:hAnsi="Times New Roman" w:cs="Times New Roman"/>
+        </w:rPr>
+      </w:pPr>
+      <w:r>
+        <w:rPr>
+          <w:rFonts w:ascii="Times New Roman" w:hAnsi="Times New Roman" w:cs="Times New Roman"/>
+          <w:b/>
+          <w:bCs/>
+          <w:sz w:val="40"/>
+          <w:szCs w:val="40"/>
+          <w:lang w:val="en-US"/>
+        </w:rPr>
+        <w:t xml:space="preserve">3.1.3 </w:t>
+      </w:r>
+      <w:r>
+        <w:rPr>
+          <w:rFonts w:ascii="Times New Roman" w:hAnsi="Times New Roman" w:cs="Times New Roman"/>
+          <w:b/>
+          <w:bCs/>
+          <w:sz w:val="40"/>
+          <w:szCs w:val="40"/>
+        </w:rPr>
+        <w:t>BA2Motifs</w:t>
+      </w:r>
+    </w:p>
+    <w:p>
+      <w:pPr>
+        <w:spacing w:line="360" w:lineRule="auto"/>
+        <w:rPr>
+          <w:rFonts w:ascii="Times New Roman" w:hAnsi="Times New Roman" w:cs="Times New Roman"/>
+          <w:lang w:val="en-US"/>
+        </w:rPr>
+      </w:pPr>
+      <w:r>
+        <w:rPr>
+          <w:rFonts w:ascii="Times New Roman" w:hAnsi="Times New Roman" w:cs="Times New Roman"/>
+        </w:rPr>
+        <w:t xml:space="preserve">The BA2Motifs dataset is a synthetic benchmark frequently employed in the evaluation of Graph Neural Network interpretability. It consists of 1,000 individual graphs generated using the </w:t>
+      </w:r>
+      <w:proofErr w:type="spellStart"/>
+      <w:r>
+        <w:rPr>
+          <w:rFonts w:ascii="Times New Roman" w:hAnsi="Times New Roman" w:cs="Times New Roman"/>
+        </w:rPr>
+        <w:t>Barab</w:t>
+      </w:r>
+      <w:r>
+        <w:rPr>
+          <w:rFonts w:ascii="Times New Roman" w:hAnsi="Times New Roman" w:cs="Times New Roman"/>
+        </w:rPr>
+        <w:t>á</w:t>
+      </w:r>
+      <w:r>
+        <w:rPr>
+          <w:rFonts w:ascii="Times New Roman" w:hAnsi="Times New Roman" w:cs="Times New Roman"/>
+        </w:rPr>
+        <w:t>si</w:t>
+      </w:r>
+      <w:proofErr w:type="spellEnd"/>
+      <w:r>
+        <w:rPr>
+          <w:rFonts w:ascii="Times New Roman" w:hAnsi="Times New Roman" w:cs="Times New Roman"/>
+        </w:rPr>
+        <w:t>-Albert (BA) scale-free model, which mimics the power-law degree distributions found in natural networks. This dataset is framed as a binary graph classification task:</w:t>
+      </w:r>
+      <w:r>
+        <w:rPr>
+          <w:rFonts w:ascii="Times New Roman" w:hAnsi="Times New Roman" w:cs="Times New Roman"/>
+        </w:rPr>
+        <w:t xml:space="preserve"> 500 graphs are augmented with a five-mode, six-edge “house-shaped” motif, while the remaining </w:t>
+      </w:r>
+      <w:r>
+        <w:rPr>
+          <w:rFonts w:ascii="Times New Roman" w:hAnsi="Times New Roman" w:cs="Times New Roman"/>
+        </w:rPr>
+        <w:lastRenderedPageBreak/>
+        <w:t xml:space="preserve">500 utilise a different structure (such as a cycle). The primary utility of BA2Motifs lies in its ground-truth availability, allowing researchers to </w:t>
+      </w:r>
+      <w:r>
+        <w:rPr>
+          <w:rFonts w:ascii="Times New Roman" w:hAnsi="Times New Roman" w:cs="Times New Roman"/>
+        </w:rPr>
+        <w:t xml:space="preserve">quantitively verify if an explainer correctly identifies the specific motif responsible for the model’s classification. </w:t>
+      </w:r>
+    </w:p>
+    <w:p>
+      <w:pPr>
+        <w:spacing w:line="360" w:lineRule="auto"/>
+        <w:rPr>
+          <w:rFonts w:ascii="Times New Roman" w:hAnsi="Times New Roman" w:cs="Times New Roman"/>
+          <w:lang w:val="en-US"/>
+        </w:rPr>
+      </w:pPr>
+    </w:p>
+    <w:p>
+      <w:pPr>
+        <w:spacing w:line="360" w:lineRule="auto"/>
+        <w:rPr>
+          <w:rFonts w:ascii="Times New Roman" w:hAnsi="Times New Roman" w:cs="Times New Roman"/>
+          <w:lang w:val="en-US"/>
+        </w:rPr>
+      </w:pPr>
+      <w:r>
+        <w:rPr>
+          <w:rFonts w:ascii="Times New Roman" w:hAnsi="Times New Roman" w:cs="Times New Roman"/>
+          <w:b/>
+          <w:bCs/>
+          <w:sz w:val="40"/>
+          <w:szCs w:val="40"/>
+          <w:lang w:val="en-US"/>
+        </w:rPr>
+        <w:t>3</w:t>
+      </w:r>
+      <w:r>
+        <w:rPr>
+          <w:rFonts w:ascii="Times New Roman" w:hAnsi="Times New Roman" w:cs="Times New Roman"/>
+          <w:b/>
+          <w:bCs/>
+          <w:sz w:val="40"/>
+          <w:szCs w:val="40"/>
+          <w:lang w:val="en-US"/>
+        </w:rPr>
+        <w:t>.</w:t>
+      </w:r>
+      <w:r>
+        <w:rPr>
+          <w:rFonts w:ascii="Times New Roman" w:hAnsi="Times New Roman" w:cs="Times New Roman"/>
+          <w:b/>
+          <w:bCs/>
+          <w:sz w:val="40"/>
+          <w:szCs w:val="40"/>
+          <w:lang w:val="en-US"/>
+        </w:rPr>
+        <w:t>2</w:t>
+      </w:r>
+      <w:r>
+        <w:rPr>
+          <w:rFonts w:ascii="Times New Roman" w:hAnsi="Times New Roman" w:cs="Times New Roman"/>
+          <w:b/>
+          <w:bCs/>
+          <w:sz w:val="40"/>
+          <w:szCs w:val="40"/>
+          <w:lang w:val="en-US"/>
+        </w:rPr>
+        <w:t xml:space="preserve"> </w:t>
+      </w:r>
+      <w:r>
+        <w:rPr>
+          <w:rFonts w:ascii="Times New Roman" w:hAnsi="Times New Roman" w:cs="Times New Roman"/>
+          <w:b/>
+          <w:bCs/>
+          <w:sz w:val="40"/>
+          <w:szCs w:val="40"/>
+          <w:lang w:val="en-US"/>
+        </w:rPr>
+        <w:t>Method</w:t>
+      </w:r>
+      <w:r>
+        <w:rPr>
+          <w:rFonts w:ascii="Times New Roman" w:hAnsi="Times New Roman" w:cs="Times New Roman"/>
+          <w:lang w:val="en-US"/>
+        </w:rPr>
+        <w:br/>
+      </w:r>
+      <w:r>
+        <w:rPr>
+          <w:rFonts w:ascii="Times New Roman" w:hAnsi="Times New Roman" w:cs="Times New Roman"/>
+          <w:lang w:val="en-US"/>
+        </w:rPr>
+        <w:br/>
+        <w:t xml:space="preserve">The proposed way to carry out the project is to train </w:t>
+      </w:r>
+      <w:r>
+        <w:rPr>
+          <w:rFonts w:ascii="Times New Roman" w:hAnsi="Times New Roman" w:cs="Times New Roman"/>
+          <w:lang w:val="en-US"/>
+        </w:rPr>
+        <w:t xml:space="preserve">a GCN and </w:t>
+      </w:r>
+      <w:proofErr w:type="spellStart"/>
+      <w:r>
+        <w:rPr>
+          <w:rFonts w:ascii="Times New Roman" w:hAnsi="Times New Roman" w:cs="Times New Roman"/>
+          <w:lang w:val="en-US"/>
         </w:rPr>
         <w:t>GraphSAGE</w:t>
       </w:r>
@@ -6632,54 +10028,24 @@
       <w:r>
         <w:rPr>
           <w:rFonts w:ascii="Times New Roman" w:hAnsi="Times New Roman" w:cs="Times New Roman"/>
-        </w:rPr>
-        <w:t>, nodes aggregate information from their local neighbours. With each iteration, nodes reach a wider range of the graph, incrementally gaining more information.</w:t>
-      </w:r>
-    </w:p>
-    <w:p>
-      <w:pPr>
-        <w:spacing w:line="360" w:lineRule="auto"/>
-        <w:rPr>
-          <w:rFonts w:ascii="Times New Roman" w:hAnsi="Times New Roman" w:cs="Times New Roman"/>
-          <w:lang w:val="en-US"/>
-        </w:rPr>
-      </w:pPr>
-    </w:p>
-    <w:p>
-      <w:pPr>
-        <w:spacing w:line="360" w:lineRule="auto"/>
-        <w:rPr>
-          <w:rFonts w:ascii="Times New Roman" w:hAnsi="Times New Roman" w:cs="Times New Roman"/>
-          <w:lang w:val="en-US"/>
-        </w:rPr>
-      </w:pPr>
-    </w:p>
-    <w:p>
-      <w:pPr>
-        <w:spacing w:line="360" w:lineRule="auto"/>
-        <w:rPr>
-          <w:rFonts w:ascii="Times New Roman" w:hAnsi="Times New Roman" w:cs="Times New Roman"/>
-          <w:lang w:val="en-US"/>
-        </w:rPr>
-      </w:pPr>
-    </w:p>
-    <w:p>
-      <w:pPr>
-        <w:spacing w:line="360" w:lineRule="auto"/>
-        <w:rPr>
-          <w:rFonts w:ascii="Times New Roman" w:hAnsi="Times New Roman" w:cs="Times New Roman"/>
-          <w:lang w:val="en-US"/>
-        </w:rPr>
-      </w:pPr>
-    </w:p>
-    <w:p>
-      <w:pPr>
-        <w:spacing w:line="360" w:lineRule="auto"/>
-        <w:rPr>
-          <w:rFonts w:ascii="Times New Roman" w:hAnsi="Times New Roman" w:cs="Times New Roman"/>
-          <w:lang w:val="en-US"/>
-        </w:rPr>
-      </w:pPr>
+          <w:lang w:val="en-US"/>
+        </w:rPr>
+        <w:t xml:space="preserve"> model on datasets and evaluate them with differing parameters of GNN explainers. </w:t>
+      </w:r>
+      <w:r>
+        <w:rPr>
+          <w:rFonts w:ascii="Times New Roman" w:hAnsi="Times New Roman" w:cs="Times New Roman"/>
+          <w:lang w:val="en-US"/>
+        </w:rPr>
+        <w:br/>
+      </w:r>
+      <w:r>
+        <w:rPr>
+          <w:rFonts w:ascii="Times New Roman" w:hAnsi="Times New Roman" w:cs="Times New Roman"/>
+          <w:lang w:val="en-US"/>
+        </w:rPr>
+        <w:br/>
+      </w:r>
     </w:p>
     <w:p>
       <w:pPr>
@@ -6840,7 +10206,15 @@
           <w:rFonts w:ascii="Times New Roman" w:hAnsi="Times New Roman" w:cs="Times New Roman"/>
           <w:lang w:val="en-US"/>
         </w:rPr>
-        <w:t xml:space="preserve">A. Isah, H. Shin, I. Aliyu, R. M. Sulaiman and J. Kim, "Graph Neural Network for Digital Twin Network: A Conceptual Framework," 2024 International Conference on Artificial Intelligence in Information and Communication (ICAIIC), Osaka, Japan, 2024, pp. 1-5, </w:t>
+        <w:t xml:space="preserve">A. Isah, H. Shin, I. Aliyu, R. M. Sulaiman and J. Kim, "Graph Neural Network for Digital Twin Network: A Conceptual Framework," 2024 International Conference on </w:t>
+      </w:r>
+      <w:r>
+        <w:rPr>
+          <w:rFonts w:ascii="Times New Roman" w:hAnsi="Times New Roman" w:cs="Times New Roman"/>
+          <w:lang w:val="en-US"/>
+        </w:rPr>
+        <w:lastRenderedPageBreak/>
+        <w:t xml:space="preserve">Artificial Intelligence in Information and Communication (ICAIIC), Osaka, Japan, 2024, pp. 1-5, </w:t>
       </w:r>
       <w:proofErr w:type="spellStart"/>
       <w:r>
@@ -6879,7 +10253,7 @@
         </w:rPr>
         <w:t xml:space="preserve">Deng, S.; de Rijke, M.; Ning, Y. Advances in Human Event Modeling: From Graph Neural Networks to Language Models. In Proceedings of the Proceedings of the 30th ACM SIGKDD Conference on Knowledge Discovery and Data Mining, KDD 2024, Barcelona, Spain, August 25-29, 2024. ACM, 2024, pp. 6459–6469. </w:t>
       </w:r>
-      <w:hyperlink r:id="rId8" w:history="1">
+      <w:hyperlink r:id="rId9" w:history="1">
         <w:r>
           <w:rPr>
             <w:rFonts w:ascii="Times New Roman" w:hAnsi="Times New Roman" w:cs="Times New Roman"/>
@@ -6992,23 +10366,7 @@
           <w:rFonts w:ascii="Times New Roman" w:hAnsi="Times New Roman" w:cs="Times New Roman"/>
           <w:lang w:val="en-US"/>
         </w:rPr>
-        <w:t xml:space="preserve">, C. </w:t>
-      </w:r>
-      <w:proofErr w:type="gramStart"/>
-      <w:r>
-        <w:rPr>
-          <w:rFonts w:ascii="Times New Roman" w:hAnsi="Times New Roman" w:cs="Times New Roman"/>
-          <w:lang w:val="en-US"/>
-        </w:rPr>
-        <w:t>Low Cost</w:t>
-      </w:r>
-      <w:proofErr w:type="gramEnd"/>
-      <w:r>
-        <w:rPr>
-          <w:rFonts w:ascii="Times New Roman" w:hAnsi="Times New Roman" w:cs="Times New Roman"/>
-          <w:lang w:val="en-US"/>
-        </w:rPr>
-        <w:t xml:space="preserve"> Evolutionary Neural Architecture Search (LENAS) Applied to Traffic Forecasting. Machine Learning and Knowledge Extraction 2023, 5, 830–846 </w:t>
+        <w:t xml:space="preserve">, C. Low Cost Evolutionary Neural Architecture Search (LENAS) Applied to Traffic Forecasting. Machine Learning and Knowledge Extraction 2023, 5, 830–846 </w:t>
       </w:r>
     </w:p>
     <w:p>
@@ -7171,7 +10529,6 @@
           <w:rFonts w:ascii="Times New Roman" w:hAnsi="Times New Roman" w:cs="Times New Roman"/>
           <w:lang w:val="en-US"/>
         </w:rPr>
-        <w:lastRenderedPageBreak/>
         <w:t>M. Zhang and Y. Chen. Link prediction based on graph neural networks. In NIPS, 2018.</w:t>
       </w:r>
     </w:p>
@@ -7283,7 +10640,15 @@
           <w:rFonts w:ascii="Times New Roman" w:hAnsi="Times New Roman" w:cs="Times New Roman"/>
           <w:lang w:val="en-US"/>
         </w:rPr>
-        <w:t>: Local Interpretable Model Explanations for Graph Neural Networks. IEEE Transactions on Knowledge and Data Engineering 2022, pp. 1–6. https: //doi.org/10.1109/TKDE.2022.3187455</w:t>
+        <w:t xml:space="preserve">: Local Interpretable Model Explanations for Graph Neural Networks. IEEE Transactions on </w:t>
+      </w:r>
+      <w:r>
+        <w:rPr>
+          <w:rFonts w:ascii="Times New Roman" w:hAnsi="Times New Roman" w:cs="Times New Roman"/>
+          <w:lang w:val="en-US"/>
+        </w:rPr>
+        <w:lastRenderedPageBreak/>
+        <w:t>Knowledge and Data Engineering 2022, pp. 1–6. https: //doi.org/10.1109/TKDE.2022.3187455</w:t>
       </w:r>
       <w:r>
         <w:rPr>
@@ -7371,7 +10736,7 @@
         </w:rPr>
         <w:t xml:space="preserve">H. Yuan, H. Yu, J. Wang, K. Li, and S. Ji, “On explainability of graph neural networks via subgraph explorations,” arXiv.org, </w:t>
       </w:r>
-      <w:hyperlink r:id="rId9" w:history="1">
+      <w:hyperlink r:id="rId10" w:history="1">
         <w:r>
           <w:rPr>
             <w:rStyle w:val="Hyperlink"/>
@@ -7499,7 +10864,7 @@
         </w:rPr>
         <w:t xml:space="preserve">M. Schlichtkrull et al., “Modeling relational data with graph Convolutional Networks,” arXiv.org, </w:t>
       </w:r>
-      <w:hyperlink r:id="rId10" w:history="1">
+      <w:hyperlink r:id="rId11" w:history="1">
         <w:r>
           <w:rPr>
             <w:rStyle w:val="Hyperlink"/>
@@ -7537,7 +10902,7 @@
         </w:rPr>
         <w:t xml:space="preserve">W. L. Hamilton, R. Ying, and J. Leskovec, “Inductive representation learning on large graphs,” arXiv.org, </w:t>
       </w:r>
-      <w:hyperlink r:id="rId11" w:history="1">
+      <w:hyperlink r:id="rId12" w:history="1">
         <w:r>
           <w:rPr>
             <w:rStyle w:val="Hyperlink"/>
@@ -7556,7 +10921,7 @@
       </w:r>
     </w:p>
     <w:sectPr>
-      <w:headerReference w:type="default" r:id="rId12"/>
+      <w:headerReference w:type="default" r:id="rId13"/>
       <w:pgSz w:w="11906" w:h="16838"/>
       <w:pgMar w:top="1440" w:right="1440" w:bottom="1440" w:left="1440" w:header="708" w:footer="708" w:gutter="0"/>
       <w:cols w:space="708"/>
@@ -7667,13 +11032,7 @@
       <w:rPr>
         <w:rFonts w:ascii="Times New Roman" w:hAnsi="Times New Roman" w:cs="Times New Roman"/>
       </w:rPr>
-      <w:t xml:space="preserve">Project No. </w:t>
-    </w:r>
-    <w:r>
-      <w:rPr>
-        <w:rFonts w:ascii="Times New Roman" w:hAnsi="Times New Roman" w:cs="Times New Roman"/>
-      </w:rPr>
-      <w:t>A3182-251</w:t>
+      <w:t>Project No. A3182-251</w:t>
     </w:r>
   </w:p>
   <w:p>
@@ -7800,6 +11159,119 @@
     </w:lvl>
   </w:abstractNum>
   <w:abstractNum w:abstractNumId="1" w15:restartNumberingAfterBreak="0">
+    <w:nsid w:val="132952FE"/>
+    <w:multiLevelType w:val="hybridMultilevel"/>
+    <w:tmpl w:val="1E7A9DDC"/>
+    <w:lvl w:ilvl="0" w:tplc="48090001">
+      <w:start w:val="1"/>
+      <w:numFmt w:val="bullet"/>
+      <w:lvlText w:val=""/>
+      <w:lvlJc w:val="left"/>
+      <w:pPr>
+        <w:ind w:left="720" w:hanging="360"/>
+      </w:pPr>
+      <w:rPr>
+        <w:rFonts w:ascii="Symbol" w:hAnsi="Symbol" w:hint="default"/>
+      </w:rPr>
+    </w:lvl>
+    <w:lvl w:ilvl="1" w:tplc="48090003" w:tentative="1">
+      <w:start w:val="1"/>
+      <w:numFmt w:val="bullet"/>
+      <w:lvlText w:val="o"/>
+      <w:lvlJc w:val="left"/>
+      <w:pPr>
+        <w:ind w:left="1440" w:hanging="360"/>
+      </w:pPr>
+      <w:rPr>
+        <w:rFonts w:ascii="Courier New" w:hAnsi="Courier New" w:cs="Courier New" w:hint="default"/>
+      </w:rPr>
+    </w:lvl>
+    <w:lvl w:ilvl="2" w:tplc="48090005" w:tentative="1">
+      <w:start w:val="1"/>
+      <w:numFmt w:val="bullet"/>
+      <w:lvlText w:val=""/>
+      <w:lvlJc w:val="left"/>
+      <w:pPr>
+        <w:ind w:left="2160" w:hanging="360"/>
+      </w:pPr>
+      <w:rPr>
+        <w:rFonts w:ascii="Wingdings" w:hAnsi="Wingdings" w:hint="default"/>
+      </w:rPr>
+    </w:lvl>
+    <w:lvl w:ilvl="3" w:tplc="48090001" w:tentative="1">
+      <w:start w:val="1"/>
+      <w:numFmt w:val="bullet"/>
+      <w:lvlText w:val=""/>
+      <w:lvlJc w:val="left"/>
+      <w:pPr>
+        <w:ind w:left="2880" w:hanging="360"/>
+      </w:pPr>
+      <w:rPr>
+        <w:rFonts w:ascii="Symbol" w:hAnsi="Symbol" w:hint="default"/>
+      </w:rPr>
+    </w:lvl>
+    <w:lvl w:ilvl="4" w:tplc="48090003" w:tentative="1">
+      <w:start w:val="1"/>
+      <w:numFmt w:val="bullet"/>
+      <w:lvlText w:val="o"/>
+      <w:lvlJc w:val="left"/>
+      <w:pPr>
+        <w:ind w:left="3600" w:hanging="360"/>
+      </w:pPr>
+      <w:rPr>
+        <w:rFonts w:ascii="Courier New" w:hAnsi="Courier New" w:cs="Courier New" w:hint="default"/>
+      </w:rPr>
+    </w:lvl>
+    <w:lvl w:ilvl="5" w:tplc="48090005" w:tentative="1">
+      <w:start w:val="1"/>
+      <w:numFmt w:val="bullet"/>
+      <w:lvlText w:val=""/>
+      <w:lvlJc w:val="left"/>
+      <w:pPr>
+        <w:ind w:left="4320" w:hanging="360"/>
+      </w:pPr>
+      <w:rPr>
+        <w:rFonts w:ascii="Wingdings" w:hAnsi="Wingdings" w:hint="default"/>
+      </w:rPr>
+    </w:lvl>
+    <w:lvl w:ilvl="6" w:tplc="48090001" w:tentative="1">
+      <w:start w:val="1"/>
+      <w:numFmt w:val="bullet"/>
+      <w:lvlText w:val=""/>
+      <w:lvlJc w:val="left"/>
+      <w:pPr>
+        <w:ind w:left="5040" w:hanging="360"/>
+      </w:pPr>
+      <w:rPr>
+        <w:rFonts w:ascii="Symbol" w:hAnsi="Symbol" w:hint="default"/>
+      </w:rPr>
+    </w:lvl>
+    <w:lvl w:ilvl="7" w:tplc="48090003" w:tentative="1">
+      <w:start w:val="1"/>
+      <w:numFmt w:val="bullet"/>
+      <w:lvlText w:val="o"/>
+      <w:lvlJc w:val="left"/>
+      <w:pPr>
+        <w:ind w:left="5760" w:hanging="360"/>
+      </w:pPr>
+      <w:rPr>
+        <w:rFonts w:ascii="Courier New" w:hAnsi="Courier New" w:cs="Courier New" w:hint="default"/>
+      </w:rPr>
+    </w:lvl>
+    <w:lvl w:ilvl="8" w:tplc="48090005" w:tentative="1">
+      <w:start w:val="1"/>
+      <w:numFmt w:val="bullet"/>
+      <w:lvlText w:val=""/>
+      <w:lvlJc w:val="left"/>
+      <w:pPr>
+        <w:ind w:left="6480" w:hanging="360"/>
+      </w:pPr>
+      <w:rPr>
+        <w:rFonts w:ascii="Wingdings" w:hAnsi="Wingdings" w:hint="default"/>
+      </w:rPr>
+    </w:lvl>
+  </w:abstractNum>
+  <w:abstractNum w:abstractNumId="2" w15:restartNumberingAfterBreak="0">
     <w:nsid w:val="263043BD"/>
     <w:multiLevelType w:val="hybridMultilevel"/>
     <w:tmpl w:val="D9B21B3A"/>
@@ -7891,7 +11363,7 @@
       </w:pPr>
     </w:lvl>
   </w:abstractNum>
-  <w:abstractNum w:abstractNumId="2" w15:restartNumberingAfterBreak="0">
+  <w:abstractNum w:abstractNumId="3" w15:restartNumberingAfterBreak="0">
     <w:nsid w:val="34FB2D1F"/>
     <w:multiLevelType w:val="hybridMultilevel"/>
     <w:tmpl w:val="FB965E70"/>
@@ -8004,7 +11476,7 @@
       </w:rPr>
     </w:lvl>
   </w:abstractNum>
-  <w:abstractNum w:abstractNumId="3" w15:restartNumberingAfterBreak="0">
+  <w:abstractNum w:abstractNumId="4" w15:restartNumberingAfterBreak="0">
     <w:nsid w:val="41F04AA0"/>
     <w:multiLevelType w:val="multilevel"/>
     <w:tmpl w:val="4E8A99CE"/>
@@ -8117,7 +11589,120 @@
       </w:rPr>
     </w:lvl>
   </w:abstractNum>
-  <w:abstractNum w:abstractNumId="4" w15:restartNumberingAfterBreak="0">
+  <w:abstractNum w:abstractNumId="5" w15:restartNumberingAfterBreak="0">
+    <w:nsid w:val="4E485A0B"/>
+    <w:multiLevelType w:val="hybridMultilevel"/>
+    <w:tmpl w:val="653AE490"/>
+    <w:lvl w:ilvl="0" w:tplc="48090001">
+      <w:start w:val="1"/>
+      <w:numFmt w:val="bullet"/>
+      <w:lvlText w:val=""/>
+      <w:lvlJc w:val="left"/>
+      <w:pPr>
+        <w:ind w:left="720" w:hanging="360"/>
+      </w:pPr>
+      <w:rPr>
+        <w:rFonts w:ascii="Symbol" w:hAnsi="Symbol" w:hint="default"/>
+      </w:rPr>
+    </w:lvl>
+    <w:lvl w:ilvl="1" w:tplc="48090003" w:tentative="1">
+      <w:start w:val="1"/>
+      <w:numFmt w:val="bullet"/>
+      <w:lvlText w:val="o"/>
+      <w:lvlJc w:val="left"/>
+      <w:pPr>
+        <w:ind w:left="1440" w:hanging="360"/>
+      </w:pPr>
+      <w:rPr>
+        <w:rFonts w:ascii="Courier New" w:hAnsi="Courier New" w:cs="Courier New" w:hint="default"/>
+      </w:rPr>
+    </w:lvl>
+    <w:lvl w:ilvl="2" w:tplc="48090005" w:tentative="1">
+      <w:start w:val="1"/>
+      <w:numFmt w:val="bullet"/>
+      <w:lvlText w:val=""/>
+      <w:lvlJc w:val="left"/>
+      <w:pPr>
+        <w:ind w:left="2160" w:hanging="360"/>
+      </w:pPr>
+      <w:rPr>
+        <w:rFonts w:ascii="Wingdings" w:hAnsi="Wingdings" w:hint="default"/>
+      </w:rPr>
+    </w:lvl>
+    <w:lvl w:ilvl="3" w:tplc="48090001" w:tentative="1">
+      <w:start w:val="1"/>
+      <w:numFmt w:val="bullet"/>
+      <w:lvlText w:val=""/>
+      <w:lvlJc w:val="left"/>
+      <w:pPr>
+        <w:ind w:left="2880" w:hanging="360"/>
+      </w:pPr>
+      <w:rPr>
+        <w:rFonts w:ascii="Symbol" w:hAnsi="Symbol" w:hint="default"/>
+      </w:rPr>
+    </w:lvl>
+    <w:lvl w:ilvl="4" w:tplc="48090003" w:tentative="1">
+      <w:start w:val="1"/>
+      <w:numFmt w:val="bullet"/>
+      <w:lvlText w:val="o"/>
+      <w:lvlJc w:val="left"/>
+      <w:pPr>
+        <w:ind w:left="3600" w:hanging="360"/>
+      </w:pPr>
+      <w:rPr>
+        <w:rFonts w:ascii="Courier New" w:hAnsi="Courier New" w:cs="Courier New" w:hint="default"/>
+      </w:rPr>
+    </w:lvl>
+    <w:lvl w:ilvl="5" w:tplc="48090005" w:tentative="1">
+      <w:start w:val="1"/>
+      <w:numFmt w:val="bullet"/>
+      <w:lvlText w:val=""/>
+      <w:lvlJc w:val="left"/>
+      <w:pPr>
+        <w:ind w:left="4320" w:hanging="360"/>
+      </w:pPr>
+      <w:rPr>
+        <w:rFonts w:ascii="Wingdings" w:hAnsi="Wingdings" w:hint="default"/>
+      </w:rPr>
+    </w:lvl>
+    <w:lvl w:ilvl="6" w:tplc="48090001" w:tentative="1">
+      <w:start w:val="1"/>
+      <w:numFmt w:val="bullet"/>
+      <w:lvlText w:val=""/>
+      <w:lvlJc w:val="left"/>
+      <w:pPr>
+        <w:ind w:left="5040" w:hanging="360"/>
+      </w:pPr>
+      <w:rPr>
+        <w:rFonts w:ascii="Symbol" w:hAnsi="Symbol" w:hint="default"/>
+      </w:rPr>
+    </w:lvl>
+    <w:lvl w:ilvl="7" w:tplc="48090003" w:tentative="1">
+      <w:start w:val="1"/>
+      <w:numFmt w:val="bullet"/>
+      <w:lvlText w:val="o"/>
+      <w:lvlJc w:val="left"/>
+      <w:pPr>
+        <w:ind w:left="5760" w:hanging="360"/>
+      </w:pPr>
+      <w:rPr>
+        <w:rFonts w:ascii="Courier New" w:hAnsi="Courier New" w:cs="Courier New" w:hint="default"/>
+      </w:rPr>
+    </w:lvl>
+    <w:lvl w:ilvl="8" w:tplc="48090005" w:tentative="1">
+      <w:start w:val="1"/>
+      <w:numFmt w:val="bullet"/>
+      <w:lvlText w:val=""/>
+      <w:lvlJc w:val="left"/>
+      <w:pPr>
+        <w:ind w:left="6480" w:hanging="360"/>
+      </w:pPr>
+      <w:rPr>
+        <w:rFonts w:ascii="Wingdings" w:hAnsi="Wingdings" w:hint="default"/>
+      </w:rPr>
+    </w:lvl>
+  </w:abstractNum>
+  <w:abstractNum w:abstractNumId="6" w15:restartNumberingAfterBreak="0">
     <w:nsid w:val="55376001"/>
     <w:multiLevelType w:val="hybridMultilevel"/>
     <w:tmpl w:val="F66418D0"/>
@@ -8209,7 +11794,7 @@
       </w:pPr>
     </w:lvl>
   </w:abstractNum>
-  <w:abstractNum w:abstractNumId="5" w15:restartNumberingAfterBreak="0">
+  <w:abstractNum w:abstractNumId="7" w15:restartNumberingAfterBreak="0">
     <w:nsid w:val="56C0430C"/>
     <w:multiLevelType w:val="hybridMultilevel"/>
     <w:tmpl w:val="DBA01CCA"/>
@@ -8295,7 +11880,7 @@
       </w:pPr>
     </w:lvl>
   </w:abstractNum>
-  <w:abstractNum w:abstractNumId="6" w15:restartNumberingAfterBreak="0">
+  <w:abstractNum w:abstractNumId="8" w15:restartNumberingAfterBreak="0">
     <w:nsid w:val="5A2D43DC"/>
     <w:multiLevelType w:val="hybridMultilevel"/>
     <w:tmpl w:val="3E8CFE2E"/>
@@ -8381,10 +11966,10 @@
       </w:pPr>
     </w:lvl>
   </w:abstractNum>
-  <w:abstractNum w:abstractNumId="7" w15:restartNumberingAfterBreak="0">
-    <w:nsid w:val="7AF72595"/>
+  <w:abstractNum w:abstractNumId="9" w15:restartNumberingAfterBreak="0">
+    <w:nsid w:val="76B9719C"/>
     <w:multiLevelType w:val="hybridMultilevel"/>
-    <w:tmpl w:val="152699E0"/>
+    <w:tmpl w:val="935C9662"/>
     <w:lvl w:ilvl="0" w:tplc="48090001">
       <w:start w:val="1"/>
       <w:numFmt w:val="bullet"/>
@@ -8494,29 +12079,151 @@
       </w:rPr>
     </w:lvl>
   </w:abstractNum>
+  <w:abstractNum w:abstractNumId="10" w15:restartNumberingAfterBreak="0">
+    <w:nsid w:val="7AF72595"/>
+    <w:multiLevelType w:val="hybridMultilevel"/>
+    <w:tmpl w:val="152699E0"/>
+    <w:lvl w:ilvl="0" w:tplc="48090001">
+      <w:start w:val="1"/>
+      <w:numFmt w:val="bullet"/>
+      <w:lvlText w:val=""/>
+      <w:lvlJc w:val="left"/>
+      <w:pPr>
+        <w:ind w:left="720" w:hanging="360"/>
+      </w:pPr>
+      <w:rPr>
+        <w:rFonts w:ascii="Symbol" w:hAnsi="Symbol" w:hint="default"/>
+      </w:rPr>
+    </w:lvl>
+    <w:lvl w:ilvl="1" w:tplc="48090003" w:tentative="1">
+      <w:start w:val="1"/>
+      <w:numFmt w:val="bullet"/>
+      <w:lvlText w:val="o"/>
+      <w:lvlJc w:val="left"/>
+      <w:pPr>
+        <w:ind w:left="1440" w:hanging="360"/>
+      </w:pPr>
+      <w:rPr>
+        <w:rFonts w:ascii="Courier New" w:hAnsi="Courier New" w:cs="Courier New" w:hint="default"/>
+      </w:rPr>
+    </w:lvl>
+    <w:lvl w:ilvl="2" w:tplc="48090005" w:tentative="1">
+      <w:start w:val="1"/>
+      <w:numFmt w:val="bullet"/>
+      <w:lvlText w:val=""/>
+      <w:lvlJc w:val="left"/>
+      <w:pPr>
+        <w:ind w:left="2160" w:hanging="360"/>
+      </w:pPr>
+      <w:rPr>
+        <w:rFonts w:ascii="Wingdings" w:hAnsi="Wingdings" w:hint="default"/>
+      </w:rPr>
+    </w:lvl>
+    <w:lvl w:ilvl="3" w:tplc="48090001" w:tentative="1">
+      <w:start w:val="1"/>
+      <w:numFmt w:val="bullet"/>
+      <w:lvlText w:val=""/>
+      <w:lvlJc w:val="left"/>
+      <w:pPr>
+        <w:ind w:left="2880" w:hanging="360"/>
+      </w:pPr>
+      <w:rPr>
+        <w:rFonts w:ascii="Symbol" w:hAnsi="Symbol" w:hint="default"/>
+      </w:rPr>
+    </w:lvl>
+    <w:lvl w:ilvl="4" w:tplc="48090003" w:tentative="1">
+      <w:start w:val="1"/>
+      <w:numFmt w:val="bullet"/>
+      <w:lvlText w:val="o"/>
+      <w:lvlJc w:val="left"/>
+      <w:pPr>
+        <w:ind w:left="3600" w:hanging="360"/>
+      </w:pPr>
+      <w:rPr>
+        <w:rFonts w:ascii="Courier New" w:hAnsi="Courier New" w:cs="Courier New" w:hint="default"/>
+      </w:rPr>
+    </w:lvl>
+    <w:lvl w:ilvl="5" w:tplc="48090005" w:tentative="1">
+      <w:start w:val="1"/>
+      <w:numFmt w:val="bullet"/>
+      <w:lvlText w:val=""/>
+      <w:lvlJc w:val="left"/>
+      <w:pPr>
+        <w:ind w:left="4320" w:hanging="360"/>
+      </w:pPr>
+      <w:rPr>
+        <w:rFonts w:ascii="Wingdings" w:hAnsi="Wingdings" w:hint="default"/>
+      </w:rPr>
+    </w:lvl>
+    <w:lvl w:ilvl="6" w:tplc="48090001" w:tentative="1">
+      <w:start w:val="1"/>
+      <w:numFmt w:val="bullet"/>
+      <w:lvlText w:val=""/>
+      <w:lvlJc w:val="left"/>
+      <w:pPr>
+        <w:ind w:left="5040" w:hanging="360"/>
+      </w:pPr>
+      <w:rPr>
+        <w:rFonts w:ascii="Symbol" w:hAnsi="Symbol" w:hint="default"/>
+      </w:rPr>
+    </w:lvl>
+    <w:lvl w:ilvl="7" w:tplc="48090003" w:tentative="1">
+      <w:start w:val="1"/>
+      <w:numFmt w:val="bullet"/>
+      <w:lvlText w:val="o"/>
+      <w:lvlJc w:val="left"/>
+      <w:pPr>
+        <w:ind w:left="5760" w:hanging="360"/>
+      </w:pPr>
+      <w:rPr>
+        <w:rFonts w:ascii="Courier New" w:hAnsi="Courier New" w:cs="Courier New" w:hint="default"/>
+      </w:rPr>
+    </w:lvl>
+    <w:lvl w:ilvl="8" w:tplc="48090005" w:tentative="1">
+      <w:start w:val="1"/>
+      <w:numFmt w:val="bullet"/>
+      <w:lvlText w:val=""/>
+      <w:lvlJc w:val="left"/>
+      <w:pPr>
+        <w:ind w:left="6480" w:hanging="360"/>
+      </w:pPr>
+      <w:rPr>
+        <w:rFonts w:ascii="Wingdings" w:hAnsi="Wingdings" w:hint="default"/>
+      </w:rPr>
+    </w:lvl>
+  </w:abstractNum>
   <w:num w:numId="1" w16cid:durableId="168449186">
+    <w:abstractNumId w:val="4"/>
+  </w:num>
+  <w:num w:numId="2" w16cid:durableId="1733773624">
+    <w:abstractNumId w:val="2"/>
+  </w:num>
+  <w:num w:numId="3" w16cid:durableId="53630696">
+    <w:abstractNumId w:val="6"/>
+  </w:num>
+  <w:num w:numId="4" w16cid:durableId="90592924">
+    <w:abstractNumId w:val="7"/>
+  </w:num>
+  <w:num w:numId="5" w16cid:durableId="1255438029">
+    <w:abstractNumId w:val="8"/>
+  </w:num>
+  <w:num w:numId="6" w16cid:durableId="1300650788">
     <w:abstractNumId w:val="3"/>
   </w:num>
-  <w:num w:numId="2" w16cid:durableId="1733773624">
-    <w:abstractNumId w:val="1"/>
-  </w:num>
-  <w:num w:numId="3" w16cid:durableId="53630696">
-    <w:abstractNumId w:val="4"/>
-  </w:num>
-  <w:num w:numId="4" w16cid:durableId="90592924">
-    <w:abstractNumId w:val="5"/>
-  </w:num>
-  <w:num w:numId="5" w16cid:durableId="1255438029">
-    <w:abstractNumId w:val="6"/>
-  </w:num>
-  <w:num w:numId="6" w16cid:durableId="1300650788">
-    <w:abstractNumId w:val="2"/>
-  </w:num>
   <w:num w:numId="7" w16cid:durableId="434835553">
-    <w:abstractNumId w:val="7"/>
+    <w:abstractNumId w:val="10"/>
   </w:num>
   <w:num w:numId="8" w16cid:durableId="1549604448">
     <w:abstractNumId w:val="0"/>
+  </w:num>
+  <w:num w:numId="9" w16cid:durableId="1961258483">
+    <w:abstractNumId w:val="5"/>
+  </w:num>
+  <w:num w:numId="10" w16cid:durableId="1983461209">
+    <w:abstractNumId w:val="1"/>
+  </w:num>
+  <w:num w:numId="11" w16cid:durableId="2090880241">
+    <w:abstractNumId w:val="9"/>
   </w:num>
 </w:numbering>
 </file>
@@ -9578,6 +13285,16 @@
       <w:szCs w:val="24"/>
     </w:rPr>
   </w:style>
+  <w:style w:type="character" w:styleId="PlaceholderText">
+    <w:name w:val="Placeholder Text"/>
+    <w:basedOn w:val="DefaultParagraphFont"/>
+    <w:uiPriority w:val="99"/>
+    <w:semiHidden/>
+    <w:rsid w:val="00292355"/>
+    <w:rPr>
+      <w:color w:val="666666"/>
+    </w:rPr>
+  </w:style>
 </w:styles>
 </file>
 
@@ -9687,6 +13404,13 @@
     <w:pitch w:val="variable"/>
     <w:sig w:usb0="A00002BF" w:usb1="38CF7CFA" w:usb2="00000016" w:usb3="00000000" w:csb0="0004000F" w:csb1="00000000"/>
   </w:font>
+  <w:font w:name="Cambria Math">
+    <w:panose1 w:val="02040503050406030204"/>
+    <w:charset w:val="00"/>
+    <w:family w:val="roman"/>
+    <w:pitch w:val="variable"/>
+    <w:sig w:usb0="E00006FF" w:usb1="420024FF" w:usb2="02000000" w:usb3="00000000" w:csb0="0000019F" w:csb1="00000000"/>
+  </w:font>
 </w:fonts>
 </file>
 
@@ -9708,7 +13432,11 @@
     <w:rsidRoot w:val="009175C1"/>
     <w:rsid w:val="000515FD"/>
     <w:rsid w:val="000F2608"/>
+    <w:rsid w:val="00605EDB"/>
+    <w:rsid w:val="006F7C65"/>
+    <w:rsid w:val="00844DBB"/>
     <w:rsid w:val="009175C1"/>
+    <w:rsid w:val="00FA3CB1"/>
   </w:rsids>
   <m:mathPr>
     <m:mathFont m:val="Cambria Math"/>
@@ -10163,6 +13891,16 @@
     <w:name w:val="26E9253B09F542FABA6746DD5EC66D0E"/>
     <w:rsid w:val="009175C1"/>
   </w:style>
+  <w:style w:type="character" w:styleId="PlaceholderText">
+    <w:name w:val="Placeholder Text"/>
+    <w:basedOn w:val="DefaultParagraphFont"/>
+    <w:uiPriority w:val="99"/>
+    <w:semiHidden/>
+    <w:rsid w:val="00844DBB"/>
+    <w:rPr>
+      <w:color w:val="666666"/>
+    </w:rPr>
+  </w:style>
 </w:styles>
 </file>
 

--- a/FYP Draft Final Report.docx
+++ b/FYP Draft Final Report.docx
@@ -4416,7 +4416,7 @@
           <w:rFonts w:ascii="Times New Roman" w:hAnsi="Times New Roman" w:cs="Times New Roman"/>
           <w:lang w:val="en-US"/>
         </w:rPr>
-        <w:t xml:space="preserve">, </w:t>
+        <w:t xml:space="preserve">, PGExplainer and </w:t>
       </w:r>
       <w:proofErr w:type="spellStart"/>
       <w:r>
@@ -4424,7 +4424,7 @@
           <w:rFonts w:ascii="Times New Roman" w:hAnsi="Times New Roman" w:cs="Times New Roman"/>
           <w:lang w:val="en-US"/>
         </w:rPr>
-        <w:t>PGExplainer</w:t>
+        <w:t>SubgraphX</w:t>
       </w:r>
       <w:proofErr w:type="spellEnd"/>
       <w:r>
@@ -4432,7 +4432,7 @@
           <w:rFonts w:ascii="Times New Roman" w:hAnsi="Times New Roman" w:cs="Times New Roman"/>
           <w:lang w:val="en-US"/>
         </w:rPr>
-        <w:t xml:space="preserve"> and </w:t>
+        <w:t xml:space="preserve"> to provide insights on how to </w:t>
       </w:r>
       <w:proofErr w:type="spellStart"/>
       <w:r>
@@ -4440,7 +4440,7 @@
           <w:rFonts w:ascii="Times New Roman" w:hAnsi="Times New Roman" w:cs="Times New Roman"/>
           <w:lang w:val="en-US"/>
         </w:rPr>
-        <w:t>SubgraphX</w:t>
+        <w:t>maximise</w:t>
       </w:r>
       <w:proofErr w:type="spellEnd"/>
       <w:r>
@@ -4448,7 +4448,24 @@
           <w:rFonts w:ascii="Times New Roman" w:hAnsi="Times New Roman" w:cs="Times New Roman"/>
           <w:lang w:val="en-US"/>
         </w:rPr>
-        <w:t xml:space="preserve"> to provide insights on how to </w:t>
+        <w:t xml:space="preserve"> their explanations. </w:t>
+      </w:r>
+    </w:p>
+    <w:p>
+      <w:pPr>
+        <w:spacing w:line="360" w:lineRule="auto"/>
+        <w:jc w:val="both"/>
+        <w:rPr>
+          <w:rFonts w:ascii="Times New Roman" w:hAnsi="Times New Roman" w:cs="Times New Roman"/>
+          <w:lang w:val="en-US"/>
+        </w:rPr>
+      </w:pPr>
+      <w:r>
+        <w:rPr>
+          <w:rFonts w:ascii="Times New Roman" w:hAnsi="Times New Roman" w:cs="Times New Roman"/>
+          <w:lang w:val="en-US"/>
+        </w:rPr>
+        <w:t xml:space="preserve">Given two standard architectures, Relational Graph Convolutional Networks (R-GCNs) [20] and </w:t>
       </w:r>
       <w:proofErr w:type="spellStart"/>
       <w:r>
@@ -4456,7 +4473,7 @@
           <w:rFonts w:ascii="Times New Roman" w:hAnsi="Times New Roman" w:cs="Times New Roman"/>
           <w:lang w:val="en-US"/>
         </w:rPr>
-        <w:t>maximise</w:t>
+        <w:t>GraphSAGE</w:t>
       </w:r>
       <w:proofErr w:type="spellEnd"/>
       <w:r>
@@ -4464,24 +4481,7 @@
           <w:rFonts w:ascii="Times New Roman" w:hAnsi="Times New Roman" w:cs="Times New Roman"/>
           <w:lang w:val="en-US"/>
         </w:rPr>
-        <w:t xml:space="preserve"> their explanations. </w:t>
-      </w:r>
-    </w:p>
-    <w:p>
-      <w:pPr>
-        <w:spacing w:line="360" w:lineRule="auto"/>
-        <w:jc w:val="both"/>
-        <w:rPr>
-          <w:rFonts w:ascii="Times New Roman" w:hAnsi="Times New Roman" w:cs="Times New Roman"/>
-          <w:lang w:val="en-US"/>
-        </w:rPr>
-      </w:pPr>
-      <w:r>
-        <w:rPr>
-          <w:rFonts w:ascii="Times New Roman" w:hAnsi="Times New Roman" w:cs="Times New Roman"/>
-          <w:lang w:val="en-US"/>
-        </w:rPr>
-        <w:t xml:space="preserve">Given two standard architectures, Relational Graph Convolutional Networks (R-GCNs) [20] and </w:t>
+        <w:t xml:space="preserve"> [21], trained on multiple real-world datasets, the study will assess </w:t>
       </w:r>
       <w:proofErr w:type="spellStart"/>
       <w:r>
@@ -4489,7 +4489,7 @@
           <w:rFonts w:ascii="Times New Roman" w:hAnsi="Times New Roman" w:cs="Times New Roman"/>
           <w:lang w:val="en-US"/>
         </w:rPr>
-        <w:t>GraphSAGE</w:t>
+        <w:t>GNNExplainer</w:t>
       </w:r>
       <w:proofErr w:type="spellEnd"/>
       <w:r>
@@ -4497,39 +4497,7 @@
           <w:rFonts w:ascii="Times New Roman" w:hAnsi="Times New Roman" w:cs="Times New Roman"/>
           <w:lang w:val="en-US"/>
         </w:rPr>
-        <w:t xml:space="preserve"> [21], trained on multiple real-world datasets, the study will assess </w:t>
-      </w:r>
-      <w:proofErr w:type="spellStart"/>
-      <w:r>
-        <w:rPr>
-          <w:rFonts w:ascii="Times New Roman" w:hAnsi="Times New Roman" w:cs="Times New Roman"/>
-          <w:lang w:val="en-US"/>
-        </w:rPr>
-        <w:t>GNNExplainer</w:t>
-      </w:r>
-      <w:proofErr w:type="spellEnd"/>
-      <w:r>
-        <w:rPr>
-          <w:rFonts w:ascii="Times New Roman" w:hAnsi="Times New Roman" w:cs="Times New Roman"/>
-          <w:lang w:val="en-US"/>
-        </w:rPr>
-        <w:t xml:space="preserve">, </w:t>
-      </w:r>
-      <w:proofErr w:type="spellStart"/>
-      <w:r>
-        <w:rPr>
-          <w:rFonts w:ascii="Times New Roman" w:hAnsi="Times New Roman" w:cs="Times New Roman"/>
-          <w:lang w:val="en-US"/>
-        </w:rPr>
-        <w:t>PGExplainer</w:t>
-      </w:r>
-      <w:proofErr w:type="spellEnd"/>
-      <w:r>
-        <w:rPr>
-          <w:rFonts w:ascii="Times New Roman" w:hAnsi="Times New Roman" w:cs="Times New Roman"/>
-          <w:lang w:val="en-US"/>
-        </w:rPr>
-        <w:t xml:space="preserve"> and </w:t>
+        <w:t xml:space="preserve">, PGExplainer and </w:t>
       </w:r>
       <w:proofErr w:type="spellStart"/>
       <w:r>
@@ -4694,23 +4662,7 @@
           <w:rFonts w:ascii="Times New Roman" w:hAnsi="Times New Roman" w:cs="Times New Roman"/>
           <w:lang w:val="en-US"/>
         </w:rPr>
-        <w:t xml:space="preserve">, </w:t>
-      </w:r>
-      <w:proofErr w:type="spellStart"/>
-      <w:r>
-        <w:rPr>
-          <w:rFonts w:ascii="Times New Roman" w:hAnsi="Times New Roman" w:cs="Times New Roman"/>
-          <w:lang w:val="en-US"/>
-        </w:rPr>
-        <w:t>PGExplainer</w:t>
-      </w:r>
-      <w:proofErr w:type="spellEnd"/>
-      <w:r>
-        <w:rPr>
-          <w:rFonts w:ascii="Times New Roman" w:hAnsi="Times New Roman" w:cs="Times New Roman"/>
-          <w:lang w:val="en-US"/>
-        </w:rPr>
-        <w:t xml:space="preserve"> and </w:t>
+        <w:t xml:space="preserve">, PGExplainer and </w:t>
       </w:r>
       <w:proofErr w:type="spellStart"/>
       <w:r>
@@ -5559,12 +5511,21 @@
           <w:rFonts w:ascii="Times New Roman" w:hAnsi="Times New Roman" w:cs="Times New Roman"/>
         </w:rPr>
       </w:pPr>
-      <w:r>
-        <w:rPr>
-          <w:rFonts w:ascii="Times New Roman" w:hAnsi="Times New Roman" w:cs="Times New Roman"/>
-          <w:lang w:val="en-US"/>
-        </w:rPr>
-        <w:t xml:space="preserve">In order to feed data into the GNN models, we need to know how graphs can be </w:t>
+      <w:proofErr w:type="gramStart"/>
+      <w:r>
+        <w:rPr>
+          <w:rFonts w:ascii="Times New Roman" w:hAnsi="Times New Roman" w:cs="Times New Roman"/>
+          <w:lang w:val="en-US"/>
+        </w:rPr>
+        <w:t>In order to</w:t>
+      </w:r>
+      <w:proofErr w:type="gramEnd"/>
+      <w:r>
+        <w:rPr>
+          <w:rFonts w:ascii="Times New Roman" w:hAnsi="Times New Roman" w:cs="Times New Roman"/>
+          <w:lang w:val="en-US"/>
+        </w:rPr>
+        <w:t xml:space="preserve"> feed data into the GNN models, we need to know how graphs can be </w:t>
       </w:r>
       <w:r>
         <w:rPr>
@@ -7785,7 +7746,6 @@
         <w:rPr>
           <w:rFonts w:ascii="Times New Roman" w:hAnsi="Times New Roman" w:cs="Times New Roman"/>
           <w:highlight w:val="yellow"/>
-          <w:lang w:val="en-US"/>
         </w:rPr>
       </w:pPr>
       <w:r>
@@ -7860,15 +7820,19 @@
         <w:rPr>
           <w:rFonts w:ascii="Times New Roman" w:hAnsi="Times New Roman" w:cs="Times New Roman"/>
         </w:rPr>
-        <w:t xml:space="preserve">This changes the way the model learns from learning fixed node embeddings to a set of generalised aggregator functions. </w:t>
-      </w:r>
-      <w:r>
+        <w:t>This changes the way the model learns from learning fixed node embeddings to a set of generalised aggregator functions.</w:t>
+      </w:r>
+    </w:p>
+    <w:p>
+      <w:pPr>
+        <w:spacing w:line="360" w:lineRule="auto"/>
+        <w:jc w:val="both"/>
         <w:rPr>
           <w:rFonts w:ascii="Times New Roman" w:hAnsi="Times New Roman" w:cs="Times New Roman"/>
           <w:highlight w:val="yellow"/>
-        </w:rPr>
-        <w:br/>
-      </w:r>
+          <w:lang w:val="en-US"/>
+        </w:rPr>
+      </w:pPr>
       <w:r>
         <w:rPr>
           <w:rFonts w:ascii="Times New Roman" w:hAnsi="Times New Roman" w:cs="Times New Roman"/>
@@ -8050,12 +8014,21 @@
         </w:rPr>
         <w:t xml:space="preserve"> </w:t>
       </w:r>
-      <w:r>
-        <w:rPr>
-          <w:rFonts w:ascii="Times New Roman" w:hAnsi="Times New Roman" w:cs="Times New Roman"/>
-          <w:lang w:val="en-US"/>
-        </w:rPr>
-        <w:t xml:space="preserve">Through the use of a symmetric aggregator function, it fuses </w:t>
+      <w:proofErr w:type="gramStart"/>
+      <w:r>
+        <w:rPr>
+          <w:rFonts w:ascii="Times New Roman" w:hAnsi="Times New Roman" w:cs="Times New Roman"/>
+          <w:lang w:val="en-US"/>
+        </w:rPr>
+        <w:t>Through the use of</w:t>
+      </w:r>
+      <w:proofErr w:type="gramEnd"/>
+      <w:r>
+        <w:rPr>
+          <w:rFonts w:ascii="Times New Roman" w:hAnsi="Times New Roman" w:cs="Times New Roman"/>
+          <w:lang w:val="en-US"/>
+        </w:rPr>
+        <w:t xml:space="preserve"> a symmetric aggregator function, it fuses </w:t>
       </w:r>
       <w:proofErr w:type="spellStart"/>
       <w:r>
@@ -8193,8 +8166,17 @@
           <w:rFonts w:ascii="Times New Roman" w:hAnsi="Times New Roman" w:cs="Times New Roman"/>
           <w:lang w:val="en-US"/>
         </w:rPr>
-        <w:t>that has to</w:t>
-      </w:r>
+        <w:t xml:space="preserve">that </w:t>
+      </w:r>
+      <w:proofErr w:type="gramStart"/>
+      <w:r>
+        <w:rPr>
+          <w:rFonts w:ascii="Times New Roman" w:hAnsi="Times New Roman" w:cs="Times New Roman"/>
+          <w:lang w:val="en-US"/>
+        </w:rPr>
+        <w:t>has to</w:t>
+      </w:r>
+      <w:proofErr w:type="gramEnd"/>
       <w:r>
         <w:rPr>
           <w:rFonts w:ascii="Times New Roman" w:hAnsi="Times New Roman" w:cs="Times New Roman"/>
@@ -8401,6 +8383,7 @@
         </w:rPr>
         <w:t xml:space="preserve">model </w:t>
       </w:r>
+      <w:proofErr w:type="gramStart"/>
       <w:r>
         <w:rPr>
           <w:rFonts w:ascii="Times New Roman" w:hAnsi="Times New Roman" w:cs="Times New Roman"/>
@@ -8413,7 +8396,15 @@
           <w:rFonts w:ascii="Times New Roman" w:hAnsi="Times New Roman" w:cs="Times New Roman"/>
           <w:lang w:val="en-US"/>
         </w:rPr>
-        <w:t xml:space="preserve">to capture the most </w:t>
+        <w:t>to</w:t>
+      </w:r>
+      <w:proofErr w:type="gramEnd"/>
+      <w:r>
+        <w:rPr>
+          <w:rFonts w:ascii="Times New Roman" w:hAnsi="Times New Roman" w:cs="Times New Roman"/>
+          <w:lang w:val="en-US"/>
+        </w:rPr>
+        <w:t xml:space="preserve"> capture the most </w:t>
       </w:r>
       <w:r>
         <w:rPr>
@@ -8785,20 +8776,13 @@
         <w:spacing w:line="360" w:lineRule="auto"/>
         <w:rPr>
           <w:rFonts w:ascii="Times New Roman" w:hAnsi="Times New Roman" w:cs="Times New Roman"/>
-          <w:lang w:val="en-US"/>
-        </w:rPr>
-      </w:pPr>
-      <w:r>
-        <w:rPr>
-          <w:rFonts w:ascii="Times New Roman" w:hAnsi="Times New Roman" w:cs="Times New Roman"/>
           <w:b/>
           <w:bCs/>
           <w:sz w:val="40"/>
           <w:szCs w:val="40"/>
           <w:lang w:val="en-US"/>
         </w:rPr>
-        <w:t>2.2.1</w:t>
-      </w:r>
+      </w:pPr>
       <w:r>
         <w:rPr>
           <w:rFonts w:ascii="Times New Roman" w:hAnsi="Times New Roman" w:cs="Times New Roman"/>
@@ -8808,7 +8792,7 @@
           <w:szCs w:val="40"/>
           <w:lang w:val="en-US"/>
         </w:rPr>
-        <w:t xml:space="preserve"> </w:t>
+        <w:t>2.2.1</w:t>
       </w:r>
       <w:r>
         <w:rPr>
@@ -8817,8 +8801,9 @@
           <w:bCs/>
           <w:sz w:val="40"/>
           <w:szCs w:val="40"/>
-        </w:rPr>
-        <w:t xml:space="preserve">Explainability </w:t>
+          <w:lang w:val="en-US"/>
+        </w:rPr>
+        <w:t xml:space="preserve"> </w:t>
       </w:r>
       <w:r>
         <w:rPr>
@@ -8828,7 +8813,7 @@
           <w:sz w:val="40"/>
           <w:szCs w:val="40"/>
         </w:rPr>
-        <w:t>and</w:t>
+        <w:t xml:space="preserve">Explainability </w:t>
       </w:r>
       <w:r>
         <w:rPr>
@@ -8838,7 +8823,7 @@
           <w:sz w:val="40"/>
           <w:szCs w:val="40"/>
         </w:rPr>
-        <w:t xml:space="preserve"> Interpretability</w:t>
+        <w:t>and</w:t>
       </w:r>
       <w:r>
         <w:rPr>
@@ -8847,15 +8832,85 @@
           <w:bCs/>
           <w:sz w:val="40"/>
           <w:szCs w:val="40"/>
-          <w:lang w:val="en-US"/>
-        </w:rPr>
-        <w:br/>
-      </w:r>
-      <w:r>
-        <w:rPr>
-          <w:rFonts w:ascii="Times New Roman" w:hAnsi="Times New Roman" w:cs="Times New Roman"/>
-        </w:rPr>
-        <w:t>Explainability versus Interpretability: Explainable artificial intelligence is an emerging area of research, and the use of terminology is not completely standardized. In particular, the differences of the terms “explainability” and “interpretability” are not completely defined. In some studies, these two terms are used interchangeably [26], while in other studies some subtle differences have been made. In this work, we argue that these two terms should be differentiated. In particular, we follow the existing work [49] to distinguish these two terms. We consider a model to be “interpretable” if the model itself can provide humanly understandable interpretations of its predictions. Note that such a model is no longer a black box to some extent. For example, a decision tree model is an “interpretable” one. Meanwhile, an “explainable” model implies that the model is still a black box whose predictions could potentially be understood by post hoc explanation techniques. We articulate such a difference with the hope that the community could eventually develop a standardized use of terminology as this field matures.</w:t>
+        </w:rPr>
+        <w:t xml:space="preserve"> Interpretability</w:t>
+      </w:r>
+    </w:p>
+    <w:p>
+      <w:pPr>
+        <w:spacing w:line="360" w:lineRule="auto"/>
+        <w:rPr>
+          <w:rFonts w:ascii="Times New Roman" w:hAnsi="Times New Roman" w:cs="Times New Roman"/>
+          <w:lang w:val="en-US"/>
+        </w:rPr>
+      </w:pPr>
+      <w:r>
+        <w:rPr>
+          <w:rFonts w:ascii="Times New Roman" w:hAnsi="Times New Roman" w:cs="Times New Roman"/>
+        </w:rPr>
+        <w:t xml:space="preserve">In the artificial intelligence </w:t>
+      </w:r>
+      <w:r>
+        <w:rPr>
+          <w:rFonts w:ascii="Times New Roman" w:hAnsi="Times New Roman" w:cs="Times New Roman"/>
+        </w:rPr>
+        <w:t xml:space="preserve">world, </w:t>
+      </w:r>
+      <w:r>
+        <w:rPr>
+          <w:rFonts w:ascii="Times New Roman" w:hAnsi="Times New Roman" w:cs="Times New Roman"/>
+        </w:rPr>
+        <w:t xml:space="preserve">explainability is an emerging research area. </w:t>
+      </w:r>
+      <w:r>
+        <w:rPr>
+          <w:rFonts w:ascii="Times New Roman" w:hAnsi="Times New Roman" w:cs="Times New Roman"/>
+        </w:rPr>
+        <w:t>However, the terminology is not standardised and the differences between “</w:t>
+      </w:r>
+      <w:r>
+        <w:rPr>
+          <w:rFonts w:ascii="Times New Roman" w:hAnsi="Times New Roman" w:cs="Times New Roman"/>
+        </w:rPr>
+        <w:t>explainability” and “interpretability”</w:t>
+      </w:r>
+      <w:r>
+        <w:rPr>
+          <w:rFonts w:ascii="Times New Roman" w:hAnsi="Times New Roman" w:cs="Times New Roman"/>
+        </w:rPr>
+        <w:t xml:space="preserve"> have not been officially defined</w:t>
+      </w:r>
+      <w:r>
+        <w:rPr>
+          <w:rFonts w:ascii="Times New Roman" w:hAnsi="Times New Roman" w:cs="Times New Roman"/>
+        </w:rPr>
+        <w:t>.</w:t>
+      </w:r>
+      <w:r>
+        <w:rPr>
+          <w:rFonts w:ascii="Times New Roman" w:hAnsi="Times New Roman" w:cs="Times New Roman"/>
+        </w:rPr>
+        <w:t xml:space="preserve">  </w:t>
+      </w:r>
+      <w:r>
+        <w:rPr>
+          <w:rFonts w:ascii="Times New Roman" w:hAnsi="Times New Roman" w:cs="Times New Roman"/>
+          <w:highlight w:val="yellow"/>
+        </w:rPr>
+        <w:t xml:space="preserve"> I</w:t>
+      </w:r>
+      <w:r>
+        <w:rPr>
+          <w:rFonts w:ascii="Times New Roman" w:hAnsi="Times New Roman" w:cs="Times New Roman"/>
+          <w:highlight w:val="yellow"/>
+        </w:rPr>
+        <w:t>n</w:t>
+      </w:r>
+      <w:r>
+        <w:rPr>
+          <w:rFonts w:ascii="Times New Roman" w:hAnsi="Times New Roman" w:cs="Times New Roman"/>
+        </w:rPr>
+        <w:t xml:space="preserve"> some studies, these two terms are used interchangeably [26], while in other studies some subtle differences have been made. In this work, we argue that these two terms should be differentiated. In particular, we follow the existing work [49] to distinguish these two terms. We consider a model to be “interpretable” if the model itself can provide humanly understandable interpretations of its predictions. Note that such a model is no longer a black box to some extent. For example, a decision tree model is an “interpretable” one. Meanwhile, an “explainable” model implies that the model is still a black box whose predictions could potentially be understood by post hoc explanation techniques. We articulate such a difference with the hope that the community could eventually develop a standardized use of terminology as this field matures.</w:t>
       </w:r>
     </w:p>
     <w:p>
@@ -9000,9 +9055,8 @@
           <w:szCs w:val="40"/>
           <w:lang w:val="en-US"/>
         </w:rPr>
-        <w:t xml:space="preserve">2.2.3 </w:t>
-      </w:r>
-      <w:proofErr w:type="spellStart"/>
+        <w:t>2.2.3 PGExplainer</w:t>
+      </w:r>
       <w:r>
         <w:rPr>
           <w:rFonts w:ascii="Times New Roman" w:hAnsi="Times New Roman" w:cs="Times New Roman"/>
@@ -9012,9 +9066,63 @@
           <w:szCs w:val="40"/>
           <w:lang w:val="en-US"/>
         </w:rPr>
-        <w:t>PGExplainer</w:t>
+        <w:br/>
+      </w:r>
+      <w:r>
+        <w:rPr>
+          <w:rFonts w:ascii="Times New Roman" w:hAnsi="Times New Roman" w:cs="Times New Roman"/>
+        </w:rPr>
+        <w:t>PGExplainer [] learns approximated discrete masks for edges to explain the predictions. To obtain edge masks, it trains a parameterized mask predictor to predict edge masks. Given an input graph, it first obtains the embeddings for each edge by concatenating the corresponding node embeddings. Then the predictor uses the edge embeddings to predict the probability of each edge being selected, which can be treated as the importance score. Next, the approximated discrete masks are sampled via the reparameterization trick. Finally, the mask predictor is trained by maximizing the mutual information between the original predictions and new predictions. Note that even though the reparameterization trick is employed, the obtained masks are not strictly discrete but can largely alleviate the “introduced evidence” problem. In addition, since all edges in the dataset share the same predictor, the explanations can provide a global understanding of the trained GNNs.</w:t>
+      </w:r>
+      <w:r>
+        <w:rPr>
+          <w:rFonts w:ascii="Times New Roman" w:hAnsi="Times New Roman" w:cs="Times New Roman"/>
+        </w:rPr>
+        <w:br/>
+      </w:r>
+      <w:r>
+        <w:rPr>
+          <w:rFonts w:ascii="Times New Roman" w:hAnsi="Times New Roman" w:cs="Times New Roman"/>
+        </w:rPr>
+        <w:t xml:space="preserve">D. Luo, W. Cheng, D. Xu, W. Yu, B. Zong, H. Chen, and X. Zhang, “Parameterized explainer for graph neural network,” in Advances in Neural Information Processing Systems, H. Larochelle, M. </w:t>
+      </w:r>
+      <w:proofErr w:type="spellStart"/>
+      <w:r>
+        <w:rPr>
+          <w:rFonts w:ascii="Times New Roman" w:hAnsi="Times New Roman" w:cs="Times New Roman"/>
+        </w:rPr>
+        <w:t>Ranzato</w:t>
       </w:r>
       <w:proofErr w:type="spellEnd"/>
+      <w:r>
+        <w:rPr>
+          <w:rFonts w:ascii="Times New Roman" w:hAnsi="Times New Roman" w:cs="Times New Roman"/>
+        </w:rPr>
+        <w:t xml:space="preserve">, R. Hadsell, M. F. </w:t>
+      </w:r>
+      <w:proofErr w:type="spellStart"/>
+      <w:r>
+        <w:rPr>
+          <w:rFonts w:ascii="Times New Roman" w:hAnsi="Times New Roman" w:cs="Times New Roman"/>
+        </w:rPr>
+        <w:t>Balcan</w:t>
+      </w:r>
+      <w:proofErr w:type="spellEnd"/>
+      <w:r>
+        <w:rPr>
+          <w:rFonts w:ascii="Times New Roman" w:hAnsi="Times New Roman" w:cs="Times New Roman"/>
+        </w:rPr>
+        <w:t>, and H. Lin, Eds., vol. 33. Curran Associates, Inc., 2020, pp. 19 620–19 631.</w:t>
+      </w:r>
+    </w:p>
+    <w:p>
+      <w:pPr>
+        <w:spacing w:line="360" w:lineRule="auto"/>
+        <w:rPr>
+          <w:rFonts w:ascii="Times New Roman" w:hAnsi="Times New Roman" w:cs="Times New Roman"/>
+          <w:lang w:val="en-US"/>
+        </w:rPr>
+      </w:pPr>
       <w:r>
         <w:rPr>
           <w:rFonts w:ascii="Times New Roman" w:hAnsi="Times New Roman" w:cs="Times New Roman"/>
@@ -9024,71 +9132,9 @@
           <w:szCs w:val="40"/>
           <w:lang w:val="en-US"/>
         </w:rPr>
-        <w:br/>
+        <w:t xml:space="preserve">2.2.4 </w:t>
       </w:r>
       <w:proofErr w:type="spellStart"/>
-      <w:r>
-        <w:rPr>
-          <w:rFonts w:ascii="Times New Roman" w:hAnsi="Times New Roman" w:cs="Times New Roman"/>
-        </w:rPr>
-        <w:t>PGExplainer</w:t>
-      </w:r>
-      <w:proofErr w:type="spellEnd"/>
-      <w:r>
-        <w:rPr>
-          <w:rFonts w:ascii="Times New Roman" w:hAnsi="Times New Roman" w:cs="Times New Roman"/>
-        </w:rPr>
-        <w:t xml:space="preserve"> [] learns approximated discrete masks for edges to explain the predictions. To obtain edge masks, it trains a parameterized mask predictor to predict edge masks. Given an input graph, it first obtains the embeddings for each edge by concatenating the corresponding node embeddings. Then the predictor uses the edge embeddings to predict the probability of each edge being selected, which can be treated as the importance score. Next, the approximated discrete masks are sampled via the reparameterization trick. Finally, the mask predictor is trained by maximizing the mutual information between the original predictions and new predictions. Note that even though the reparameterization trick is employed, the obtained masks are not strictly discrete but can largely alleviate the “introduced evidence” problem. In addition, since all edges in the dataset share the same predictor, the explanations can provide a global understanding of the trained GNNs.</w:t>
-      </w:r>
-      <w:r>
-        <w:rPr>
-          <w:rFonts w:ascii="Times New Roman" w:hAnsi="Times New Roman" w:cs="Times New Roman"/>
-        </w:rPr>
-        <w:br/>
-      </w:r>
-      <w:r>
-        <w:rPr>
-          <w:rFonts w:ascii="Times New Roman" w:hAnsi="Times New Roman" w:cs="Times New Roman"/>
-        </w:rPr>
-        <w:t xml:space="preserve">D. Luo, W. Cheng, D. Xu, W. Yu, B. Zong, H. Chen, and X. Zhang, “Parameterized explainer for graph neural network,” in Advances in Neural Information Processing Systems, H. Larochelle, M. </w:t>
-      </w:r>
-      <w:proofErr w:type="spellStart"/>
-      <w:r>
-        <w:rPr>
-          <w:rFonts w:ascii="Times New Roman" w:hAnsi="Times New Roman" w:cs="Times New Roman"/>
-        </w:rPr>
-        <w:t>Ranzato</w:t>
-      </w:r>
-      <w:proofErr w:type="spellEnd"/>
-      <w:r>
-        <w:rPr>
-          <w:rFonts w:ascii="Times New Roman" w:hAnsi="Times New Roman" w:cs="Times New Roman"/>
-        </w:rPr>
-        <w:t xml:space="preserve">, R. Hadsell, M. F. </w:t>
-      </w:r>
-      <w:proofErr w:type="spellStart"/>
-      <w:r>
-        <w:rPr>
-          <w:rFonts w:ascii="Times New Roman" w:hAnsi="Times New Roman" w:cs="Times New Roman"/>
-        </w:rPr>
-        <w:t>Balcan</w:t>
-      </w:r>
-      <w:proofErr w:type="spellEnd"/>
-      <w:r>
-        <w:rPr>
-          <w:rFonts w:ascii="Times New Roman" w:hAnsi="Times New Roman" w:cs="Times New Roman"/>
-        </w:rPr>
-        <w:t>, and H. Lin, Eds., vol. 33. Curran Associates, Inc., 2020, pp. 19 620–19 631.</w:t>
-      </w:r>
-    </w:p>
-    <w:p>
-      <w:pPr>
-        <w:spacing w:line="360" w:lineRule="auto"/>
-        <w:rPr>
-          <w:rFonts w:ascii="Times New Roman" w:hAnsi="Times New Roman" w:cs="Times New Roman"/>
-          <w:lang w:val="en-US"/>
-        </w:rPr>
-      </w:pPr>
       <w:r>
         <w:rPr>
           <w:rFonts w:ascii="Times New Roman" w:hAnsi="Times New Roman" w:cs="Times New Roman"/>
@@ -9098,10 +9144,142 @@
           <w:szCs w:val="40"/>
           <w:lang w:val="en-US"/>
         </w:rPr>
-        <w:t xml:space="preserve">2.2.4 </w:t>
-      </w:r>
-      <w:proofErr w:type="spellStart"/>
-      <w:r>
+        <w:t>IntegratedGradients</w:t>
+      </w:r>
+      <w:proofErr w:type="spellEnd"/>
+    </w:p>
+    <w:p>
+      <w:pPr>
+        <w:spacing w:line="360" w:lineRule="auto"/>
+        <w:rPr>
+          <w:rFonts w:ascii="Times New Roman" w:hAnsi="Times New Roman" w:cs="Times New Roman"/>
+        </w:rPr>
+      </w:pPr>
+      <w:r>
+        <w:rPr>
+          <w:rFonts w:ascii="Times New Roman" w:hAnsi="Times New Roman" w:cs="Times New Roman"/>
+          <w:b/>
+          <w:bCs/>
+        </w:rPr>
+        <w:t>Integrated Gradients (IG)</w:t>
+      </w:r>
+      <w:r>
+        <w:rPr>
+          <w:rFonts w:ascii="Times New Roman" w:hAnsi="Times New Roman" w:cs="Times New Roman"/>
+        </w:rPr>
+        <w:t xml:space="preserve"> [] is an axiomatic attribution method designed to assign importance scores to input features by integrating gradients along a straight path. To obtain these scores, the method first defines a </w:t>
+      </w:r>
+      <w:r>
+        <w:rPr>
+          <w:rFonts w:ascii="Times New Roman" w:hAnsi="Times New Roman" w:cs="Times New Roman"/>
+          <w:b/>
+          <w:bCs/>
+        </w:rPr>
+        <w:t>baseline</w:t>
+      </w:r>
+      <w:r>
+        <w:rPr>
+          <w:rFonts w:ascii="Times New Roman" w:hAnsi="Times New Roman" w:cs="Times New Roman"/>
+        </w:rPr>
+        <w:t>—typically an all-zero feature vector—which represents a "neutral" input with no information. Given an input graph, IG computes the gradients of the model's output with respect to the input features at multiple points along the trajectory from the baseline to the actual data. These gradients are then averaged and multiplied by the difference between the input and the baseline to produce the final attribution scores.</w:t>
+      </w:r>
+    </w:p>
+    <w:p>
+      <w:pPr>
+        <w:spacing w:line="360" w:lineRule="auto"/>
+        <w:rPr>
+          <w:rFonts w:ascii="Times New Roman" w:hAnsi="Times New Roman" w:cs="Times New Roman"/>
+        </w:rPr>
+      </w:pPr>
+      <w:r>
+        <w:rPr>
+          <w:rFonts w:ascii="Times New Roman" w:hAnsi="Times New Roman" w:cs="Times New Roman"/>
+        </w:rPr>
+        <w:t xml:space="preserve">Unlike simple gradient-based methods, IG addresses the "saturation" problem, where gradients may become zero even if a feature is highly influential to the prediction. By integrating over a path, the method ensures that the resulting attributions satisfy the axioms of </w:t>
+      </w:r>
+      <w:r>
+        <w:rPr>
+          <w:rFonts w:ascii="Times New Roman" w:hAnsi="Times New Roman" w:cs="Times New Roman"/>
+          <w:b/>
+          <w:bCs/>
+        </w:rPr>
+        <w:lastRenderedPageBreak/>
+        <w:t>Sensitivity</w:t>
+      </w:r>
+      <w:r>
+        <w:rPr>
+          <w:rFonts w:ascii="Times New Roman" w:hAnsi="Times New Roman" w:cs="Times New Roman"/>
+        </w:rPr>
+        <w:t xml:space="preserve"> and </w:t>
+      </w:r>
+      <w:r>
+        <w:rPr>
+          <w:rFonts w:ascii="Times New Roman" w:hAnsi="Times New Roman" w:cs="Times New Roman"/>
+          <w:b/>
+          <w:bCs/>
+        </w:rPr>
+        <w:t>Implementation Invariance</w:t>
+      </w:r>
+      <w:r>
+        <w:rPr>
+          <w:rFonts w:ascii="Times New Roman" w:hAnsi="Times New Roman" w:cs="Times New Roman"/>
+        </w:rPr>
+        <w:t>, providing a mathematically grounded explanation. Furthermore, because the method is purely analytical and does not require training a separate mask predictor, it offers a consistent, deterministic understanding of how specific node attributes or citation links contribute to the GNN’s decision-making process across the entire dataset.</w:t>
+      </w:r>
+    </w:p>
+    <w:p>
+      <w:pPr>
+        <w:spacing w:line="360" w:lineRule="auto"/>
+        <w:rPr>
+          <w:rFonts w:ascii="Times New Roman" w:hAnsi="Times New Roman" w:cs="Times New Roman"/>
+        </w:rPr>
+      </w:pPr>
+    </w:p>
+    <w:p>
+      <w:pPr>
+        <w:spacing w:line="360" w:lineRule="auto"/>
+        <w:rPr>
+          <w:rFonts w:ascii="Times New Roman" w:hAnsi="Times New Roman" w:cs="Times New Roman"/>
+          <w:lang w:val="en-US"/>
+        </w:rPr>
+      </w:pPr>
+      <w:r>
+        <w:rPr>
+          <w:rFonts w:ascii="Times New Roman" w:hAnsi="Times New Roman" w:cs="Times New Roman"/>
+        </w:rPr>
+        <w:t xml:space="preserve">M. Sundararajan, A. Taly, and Q. Yan, "Axiomatic Attribution for Deep Networks," </w:t>
+      </w:r>
+      <w:r>
+        <w:rPr>
+          <w:rFonts w:ascii="Times New Roman" w:hAnsi="Times New Roman" w:cs="Times New Roman"/>
+          <w:i/>
+          <w:iCs/>
+        </w:rPr>
+        <w:t>Proceedings of the 34th International Conference on Machine Learning</w:t>
+      </w:r>
+      <w:r>
+        <w:rPr>
+          <w:rFonts w:ascii="Times New Roman" w:hAnsi="Times New Roman" w:cs="Times New Roman"/>
+        </w:rPr>
+        <w:t>, Sydney, Australia, PMLR 70, 2017, pp. 3319-3328.</w:t>
+      </w:r>
+      <w:r>
+        <w:rPr>
+          <w:rFonts w:ascii="Times New Roman" w:hAnsi="Times New Roman" w:cs="Times New Roman"/>
+        </w:rPr>
+        <w:t xml:space="preserve"> </w:t>
+      </w:r>
+      <w:r>
+        <w:rPr>
+          <w:rFonts w:ascii="Times New Roman" w:hAnsi="Times New Roman" w:cs="Times New Roman"/>
+          <w:lang w:val="en-US"/>
+        </w:rPr>
+        <w:t>https://proceedings.mlr.press/v70/sundararajan17a/sundararajan17a.pdf</w:t>
+      </w:r>
+    </w:p>
+    <w:p>
+      <w:pPr>
+        <w:spacing w:line="360" w:lineRule="auto"/>
         <w:rPr>
           <w:rFonts w:ascii="Times New Roman" w:hAnsi="Times New Roman" w:cs="Times New Roman"/>
           <w:b/>
@@ -9110,138 +9288,7 @@
           <w:szCs w:val="40"/>
           <w:lang w:val="en-US"/>
         </w:rPr>
-        <w:t>IntegratedGradients</w:t>
-      </w:r>
-      <w:proofErr w:type="spellEnd"/>
-    </w:p>
-    <w:p>
-      <w:pPr>
-        <w:spacing w:line="360" w:lineRule="auto"/>
-        <w:rPr>
-          <w:rFonts w:ascii="Times New Roman" w:hAnsi="Times New Roman" w:cs="Times New Roman"/>
-        </w:rPr>
-      </w:pPr>
-      <w:r>
-        <w:rPr>
-          <w:rFonts w:ascii="Times New Roman" w:hAnsi="Times New Roman" w:cs="Times New Roman"/>
-          <w:b/>
-          <w:bCs/>
-        </w:rPr>
-        <w:t>Integrated Gradients (IG)</w:t>
-      </w:r>
-      <w:r>
-        <w:rPr>
-          <w:rFonts w:ascii="Times New Roman" w:hAnsi="Times New Roman" w:cs="Times New Roman"/>
-        </w:rPr>
-        <w:t xml:space="preserve"> [] is an axiomatic attribution method designed to assign importance scores to input features by integrating gradients along a straight path. To obtain these scores, the method first defines a </w:t>
-      </w:r>
-      <w:r>
-        <w:rPr>
-          <w:rFonts w:ascii="Times New Roman" w:hAnsi="Times New Roman" w:cs="Times New Roman"/>
-          <w:b/>
-          <w:bCs/>
-        </w:rPr>
-        <w:t>baseline</w:t>
-      </w:r>
-      <w:r>
-        <w:rPr>
-          <w:rFonts w:ascii="Times New Roman" w:hAnsi="Times New Roman" w:cs="Times New Roman"/>
-        </w:rPr>
-        <w:t>—typically an all-zero feature vector—which represents a "neutral" input with no information. Given an input graph, IG computes the gradients of the model's output with respect to the input features at multiple points along the trajectory from the baseline to the actual data. These gradients are then averaged and multiplied by the difference between the input and the baseline to produce the final attribution scores.</w:t>
-      </w:r>
-    </w:p>
-    <w:p>
-      <w:pPr>
-        <w:spacing w:line="360" w:lineRule="auto"/>
-        <w:rPr>
-          <w:rFonts w:ascii="Times New Roman" w:hAnsi="Times New Roman" w:cs="Times New Roman"/>
-        </w:rPr>
-      </w:pPr>
-      <w:r>
-        <w:rPr>
-          <w:rFonts w:ascii="Times New Roman" w:hAnsi="Times New Roman" w:cs="Times New Roman"/>
-        </w:rPr>
-        <w:t xml:space="preserve">Unlike simple gradient-based methods, IG addresses the "saturation" problem, where gradients may become zero even if a feature is highly influential to the prediction. By integrating over a path, the method ensures that the resulting attributions satisfy the axioms of </w:t>
-      </w:r>
-      <w:r>
-        <w:rPr>
-          <w:rFonts w:ascii="Times New Roman" w:hAnsi="Times New Roman" w:cs="Times New Roman"/>
-          <w:b/>
-          <w:bCs/>
-        </w:rPr>
-        <w:lastRenderedPageBreak/>
-        <w:t>Sensitivity</w:t>
-      </w:r>
-      <w:r>
-        <w:rPr>
-          <w:rFonts w:ascii="Times New Roman" w:hAnsi="Times New Roman" w:cs="Times New Roman"/>
-        </w:rPr>
-        <w:t xml:space="preserve"> and </w:t>
-      </w:r>
-      <w:r>
-        <w:rPr>
-          <w:rFonts w:ascii="Times New Roman" w:hAnsi="Times New Roman" w:cs="Times New Roman"/>
-          <w:b/>
-          <w:bCs/>
-        </w:rPr>
-        <w:t>Implementation Invariance</w:t>
-      </w:r>
-      <w:r>
-        <w:rPr>
-          <w:rFonts w:ascii="Times New Roman" w:hAnsi="Times New Roman" w:cs="Times New Roman"/>
-        </w:rPr>
-        <w:t>, providing a mathematically grounded explanation. Furthermore, because the method is purely analytical and does not require training a separate mask predictor, it offers a consistent, deterministic understanding of how specific node attributes or citation links contribute to the GNN’s decision-making process across the entire dataset.</w:t>
-      </w:r>
-    </w:p>
-    <w:p>
-      <w:pPr>
-        <w:spacing w:line="360" w:lineRule="auto"/>
-        <w:rPr>
-          <w:rFonts w:ascii="Times New Roman" w:hAnsi="Times New Roman" w:cs="Times New Roman"/>
-        </w:rPr>
-      </w:pPr>
-    </w:p>
-    <w:p>
-      <w:pPr>
-        <w:spacing w:line="360" w:lineRule="auto"/>
-        <w:rPr>
-          <w:rFonts w:ascii="Times New Roman" w:hAnsi="Times New Roman" w:cs="Times New Roman"/>
-          <w:lang w:val="en-US"/>
-        </w:rPr>
-      </w:pPr>
-      <w:r>
-        <w:rPr>
-          <w:rFonts w:ascii="Times New Roman" w:hAnsi="Times New Roman" w:cs="Times New Roman"/>
-        </w:rPr>
-        <w:t xml:space="preserve">M. Sundararajan, A. Taly, and Q. Yan, "Axiomatic Attribution for Deep Networks," </w:t>
-      </w:r>
-      <w:r>
-        <w:rPr>
-          <w:rFonts w:ascii="Times New Roman" w:hAnsi="Times New Roman" w:cs="Times New Roman"/>
-          <w:i/>
-          <w:iCs/>
-        </w:rPr>
-        <w:t>Proceedings of the 34th International Conference on Machine Learning</w:t>
-      </w:r>
-      <w:r>
-        <w:rPr>
-          <w:rFonts w:ascii="Times New Roman" w:hAnsi="Times New Roman" w:cs="Times New Roman"/>
-        </w:rPr>
-        <w:t>, Sydney, Australia, PMLR 70, 2017, pp. 3319-3328.</w:t>
-      </w:r>
-      <w:r>
-        <w:rPr>
-          <w:rFonts w:ascii="Times New Roman" w:hAnsi="Times New Roman" w:cs="Times New Roman"/>
-        </w:rPr>
-        <w:t xml:space="preserve"> </w:t>
-      </w:r>
-      <w:r>
-        <w:rPr>
-          <w:rFonts w:ascii="Times New Roman" w:hAnsi="Times New Roman" w:cs="Times New Roman"/>
-          <w:lang w:val="en-US"/>
-        </w:rPr>
-        <w:t>https://proceedings.mlr.press/v70/sundararajan17a/sundararajan17a.pdf</w:t>
-      </w:r>
+      </w:pPr>
     </w:p>
     <w:p>
       <w:pPr>
@@ -9367,50 +9414,47 @@
           <w:rFonts w:ascii="Times New Roman" w:hAnsi="Times New Roman" w:cs="Times New Roman"/>
           <w:b/>
           <w:bCs/>
+          <w:sz w:val="48"/>
+          <w:szCs w:val="48"/>
+          <w:lang w:val="en-US"/>
+        </w:rPr>
+      </w:pPr>
+      <w:r>
+        <w:rPr>
+          <w:rFonts w:ascii="Times New Roman" w:hAnsi="Times New Roman" w:cs="Times New Roman"/>
+          <w:b/>
+          <w:bCs/>
+          <w:sz w:val="48"/>
+          <w:szCs w:val="48"/>
+          <w:lang w:val="en-US"/>
+        </w:rPr>
+        <w:t xml:space="preserve">Chapter </w:t>
+      </w:r>
+      <w:r>
+        <w:rPr>
+          <w:rFonts w:ascii="Times New Roman" w:hAnsi="Times New Roman" w:cs="Times New Roman"/>
+          <w:b/>
+          <w:bCs/>
+          <w:sz w:val="48"/>
+          <w:szCs w:val="48"/>
+          <w:lang w:val="en-US"/>
+        </w:rPr>
+        <w:t>3</w:t>
+      </w:r>
+    </w:p>
+    <w:p>
+      <w:pPr>
+        <w:spacing w:line="360" w:lineRule="auto"/>
+        <w:rPr>
+          <w:rFonts w:ascii="Times New Roman" w:hAnsi="Times New Roman" w:cs="Times New Roman"/>
+          <w:b/>
+          <w:bCs/>
           <w:sz w:val="40"/>
           <w:szCs w:val="40"/>
           <w:lang w:val="en-US"/>
         </w:rPr>
       </w:pPr>
-    </w:p>
-    <w:p>
-      <w:pPr>
-        <w:spacing w:line="360" w:lineRule="auto"/>
-        <w:rPr>
-          <w:rFonts w:ascii="Times New Roman" w:hAnsi="Times New Roman" w:cs="Times New Roman"/>
-          <w:b/>
-          <w:bCs/>
-          <w:sz w:val="48"/>
-          <w:szCs w:val="48"/>
-          <w:lang w:val="en-US"/>
-        </w:rPr>
-      </w:pPr>
-      <w:r>
-        <w:rPr>
-          <w:rFonts w:ascii="Times New Roman" w:hAnsi="Times New Roman" w:cs="Times New Roman"/>
-          <w:b/>
-          <w:bCs/>
-          <w:sz w:val="48"/>
-          <w:szCs w:val="48"/>
-          <w:lang w:val="en-US"/>
-        </w:rPr>
-        <w:t xml:space="preserve">Chapter </w:t>
-      </w:r>
-      <w:r>
-        <w:rPr>
-          <w:rFonts w:ascii="Times New Roman" w:hAnsi="Times New Roman" w:cs="Times New Roman"/>
-          <w:b/>
-          <w:bCs/>
-          <w:sz w:val="48"/>
-          <w:szCs w:val="48"/>
-          <w:lang w:val="en-US"/>
-        </w:rPr>
-        <w:t>3</w:t>
-      </w:r>
-    </w:p>
-    <w:p>
-      <w:pPr>
-        <w:spacing w:line="360" w:lineRule="auto"/>
+      <w:r>
         <w:rPr>
           <w:rFonts w:ascii="Times New Roman" w:hAnsi="Times New Roman" w:cs="Times New Roman"/>
           <w:b/>
@@ -9419,6 +9463,17 @@
           <w:szCs w:val="40"/>
           <w:lang w:val="en-US"/>
         </w:rPr>
+        <w:lastRenderedPageBreak/>
+        <w:t>Implementation</w:t>
+      </w:r>
+    </w:p>
+    <w:p>
+      <w:pPr>
+        <w:spacing w:line="360" w:lineRule="auto"/>
+        <w:rPr>
+          <w:rFonts w:ascii="Times New Roman" w:hAnsi="Times New Roman" w:cs="Times New Roman"/>
+          <w:lang w:val="en-US"/>
+        </w:rPr>
       </w:pPr>
       <w:r>
         <w:rPr>
@@ -9429,18 +9484,8 @@
           <w:szCs w:val="40"/>
           <w:lang w:val="en-US"/>
         </w:rPr>
-        <w:lastRenderedPageBreak/>
-        <w:t>Implementation</w:t>
-      </w:r>
-    </w:p>
-    <w:p>
-      <w:pPr>
-        <w:spacing w:line="360" w:lineRule="auto"/>
-        <w:rPr>
-          <w:rFonts w:ascii="Times New Roman" w:hAnsi="Times New Roman" w:cs="Times New Roman"/>
-          <w:lang w:val="en-US"/>
-        </w:rPr>
-      </w:pPr>
+        <w:t>3</w:t>
+      </w:r>
       <w:r>
         <w:rPr>
           <w:rFonts w:ascii="Times New Roman" w:hAnsi="Times New Roman" w:cs="Times New Roman"/>
@@ -9450,7 +9495,7 @@
           <w:szCs w:val="40"/>
           <w:lang w:val="en-US"/>
         </w:rPr>
-        <w:t>3</w:t>
+        <w:t xml:space="preserve">.1 </w:t>
       </w:r>
       <w:r>
         <w:rPr>
@@ -9461,7 +9506,7 @@
           <w:szCs w:val="40"/>
           <w:lang w:val="en-US"/>
         </w:rPr>
-        <w:t xml:space="preserve">.1 </w:t>
+        <w:t>Datasets</w:t>
       </w:r>
       <w:r>
         <w:rPr>
@@ -9472,9 +9517,98 @@
           <w:szCs w:val="40"/>
           <w:lang w:val="en-US"/>
         </w:rPr>
-        <w:t>Datasets</w:t>
-      </w:r>
-      <w:r>
+        <w:br/>
+      </w:r>
+      <w:r>
+        <w:rPr>
+          <w:rFonts w:ascii="Times New Roman" w:hAnsi="Times New Roman" w:cs="Times New Roman"/>
+          <w:lang w:val="en-US"/>
+        </w:rPr>
+        <w:t xml:space="preserve">Datasets are an important aspect of </w:t>
+      </w:r>
+      <w:r>
+        <w:rPr>
+          <w:rFonts w:ascii="Times New Roman" w:hAnsi="Times New Roman" w:cs="Times New Roman"/>
+          <w:lang w:val="en-US"/>
+        </w:rPr>
+        <w:t xml:space="preserve">neural network experiments. The datasets chosen to be used are Cora, </w:t>
+      </w:r>
+      <w:proofErr w:type="spellStart"/>
+      <w:r>
+        <w:rPr>
+          <w:rFonts w:ascii="Times New Roman" w:hAnsi="Times New Roman" w:cs="Times New Roman"/>
+          <w:lang w:val="en-US"/>
+        </w:rPr>
+        <w:t>Citeseer</w:t>
+      </w:r>
+      <w:proofErr w:type="spellEnd"/>
+      <w:r>
+        <w:rPr>
+          <w:rFonts w:ascii="Times New Roman" w:hAnsi="Times New Roman" w:cs="Times New Roman"/>
+          <w:lang w:val="en-US"/>
+        </w:rPr>
+        <w:t xml:space="preserve"> </w:t>
+      </w:r>
+      <w:proofErr w:type="gramStart"/>
+      <w:r>
+        <w:rPr>
+          <w:rFonts w:ascii="Times New Roman" w:hAnsi="Times New Roman" w:cs="Times New Roman"/>
+          <w:lang w:val="en-US"/>
+        </w:rPr>
+        <w:t>and .</w:t>
+      </w:r>
+      <w:proofErr w:type="gramEnd"/>
+    </w:p>
+    <w:p>
+      <w:pPr>
+        <w:spacing w:line="360" w:lineRule="auto"/>
+        <w:jc w:val="both"/>
+        <w:rPr>
+          <w:rFonts w:ascii="Times New Roman" w:hAnsi="Times New Roman" w:cs="Times New Roman"/>
+          <w:lang w:val="en-US"/>
+        </w:rPr>
+      </w:pPr>
+      <w:r>
+        <w:rPr>
+          <w:rFonts w:ascii="Times New Roman" w:hAnsi="Times New Roman" w:cs="Times New Roman"/>
+          <w:lang w:val="en-US"/>
+        </w:rPr>
+        <w:t xml:space="preserve">Cora and </w:t>
+      </w:r>
+      <w:proofErr w:type="spellStart"/>
+      <w:r>
+        <w:rPr>
+          <w:rFonts w:ascii="Times New Roman" w:hAnsi="Times New Roman" w:cs="Times New Roman"/>
+          <w:lang w:val="en-US"/>
+        </w:rPr>
+        <w:t>Citeseer</w:t>
+      </w:r>
+      <w:proofErr w:type="spellEnd"/>
+      <w:r>
+        <w:rPr>
+          <w:rFonts w:ascii="Times New Roman" w:hAnsi="Times New Roman" w:cs="Times New Roman"/>
+          <w:lang w:val="en-US"/>
+        </w:rPr>
+        <w:t xml:space="preserve"> are citation graphs where nodes represent papers and edges represent citations between the papers. </w:t>
+      </w:r>
+      <w:r>
+        <w:rPr>
+          <w:rFonts w:ascii="Times New Roman" w:hAnsi="Times New Roman" w:cs="Times New Roman"/>
+          <w:lang w:val="en-US"/>
+        </w:rPr>
+        <w:t xml:space="preserve">The node classification objective is framed as a document categorization task, where the model aims to assign each individual </w:t>
+      </w:r>
+      <w:r>
+        <w:rPr>
+          <w:rFonts w:ascii="Times New Roman" w:hAnsi="Times New Roman" w:cs="Times New Roman"/>
+          <w:lang w:val="en-US"/>
+        </w:rPr>
+        <w:t xml:space="preserve">research paper to its corresponding thematic class within the network. </w:t>
+      </w:r>
+    </w:p>
+    <w:p>
+      <w:pPr>
+        <w:spacing w:line="360" w:lineRule="auto"/>
         <w:rPr>
           <w:rFonts w:ascii="Times New Roman" w:hAnsi="Times New Roman" w:cs="Times New Roman"/>
           <w:b/>
@@ -9483,89 +9617,8 @@
           <w:szCs w:val="40"/>
           <w:lang w:val="en-US"/>
         </w:rPr>
-        <w:br/>
-      </w:r>
-      <w:r>
-        <w:rPr>
-          <w:rFonts w:ascii="Times New Roman" w:hAnsi="Times New Roman" w:cs="Times New Roman"/>
-          <w:lang w:val="en-US"/>
-        </w:rPr>
-        <w:t xml:space="preserve">Datasets are an important aspect of </w:t>
-      </w:r>
-      <w:r>
-        <w:rPr>
-          <w:rFonts w:ascii="Times New Roman" w:hAnsi="Times New Roman" w:cs="Times New Roman"/>
-          <w:lang w:val="en-US"/>
-        </w:rPr>
-        <w:t xml:space="preserve">neural network experiments. The datasets chosen to be used are Cora, </w:t>
-      </w:r>
-      <w:proofErr w:type="spellStart"/>
-      <w:r>
-        <w:rPr>
-          <w:rFonts w:ascii="Times New Roman" w:hAnsi="Times New Roman" w:cs="Times New Roman"/>
-          <w:lang w:val="en-US"/>
-        </w:rPr>
-        <w:t>Citeseer</w:t>
-      </w:r>
-      <w:proofErr w:type="spellEnd"/>
-      <w:r>
-        <w:rPr>
-          <w:rFonts w:ascii="Times New Roman" w:hAnsi="Times New Roman" w:cs="Times New Roman"/>
-          <w:lang w:val="en-US"/>
-        </w:rPr>
-        <w:t xml:space="preserve"> and .</w:t>
-      </w:r>
-    </w:p>
-    <w:p>
-      <w:pPr>
-        <w:spacing w:line="360" w:lineRule="auto"/>
-        <w:jc w:val="both"/>
-        <w:rPr>
-          <w:rFonts w:ascii="Times New Roman" w:hAnsi="Times New Roman" w:cs="Times New Roman"/>
-          <w:lang w:val="en-US"/>
-        </w:rPr>
-      </w:pPr>
-      <w:r>
-        <w:rPr>
-          <w:rFonts w:ascii="Times New Roman" w:hAnsi="Times New Roman" w:cs="Times New Roman"/>
-          <w:lang w:val="en-US"/>
-        </w:rPr>
-        <w:t xml:space="preserve">Cora and </w:t>
-      </w:r>
-      <w:proofErr w:type="spellStart"/>
-      <w:r>
-        <w:rPr>
-          <w:rFonts w:ascii="Times New Roman" w:hAnsi="Times New Roman" w:cs="Times New Roman"/>
-          <w:lang w:val="en-US"/>
-        </w:rPr>
-        <w:t>Citeseer</w:t>
-      </w:r>
-      <w:proofErr w:type="spellEnd"/>
-      <w:r>
-        <w:rPr>
-          <w:rFonts w:ascii="Times New Roman" w:hAnsi="Times New Roman" w:cs="Times New Roman"/>
-          <w:lang w:val="en-US"/>
-        </w:rPr>
-        <w:t xml:space="preserve"> are citation graphs where nodes represent papers and edges represent citations between the papers. </w:t>
-      </w:r>
-      <w:r>
-        <w:rPr>
-          <w:rFonts w:ascii="Times New Roman" w:hAnsi="Times New Roman" w:cs="Times New Roman"/>
-          <w:lang w:val="en-US"/>
-        </w:rPr>
-        <w:t xml:space="preserve">The node classification objective is framed as a document categorization task, where the model aims to assign each individual </w:t>
-      </w:r>
-      <w:r>
-        <w:rPr>
-          <w:rFonts w:ascii="Times New Roman" w:hAnsi="Times New Roman" w:cs="Times New Roman"/>
-          <w:lang w:val="en-US"/>
-        </w:rPr>
-        <w:t xml:space="preserve">research paper to its corresponding thematic class within the network. </w:t>
-      </w:r>
-    </w:p>
-    <w:p>
-      <w:pPr>
-        <w:spacing w:line="360" w:lineRule="auto"/>
+      </w:pPr>
+      <w:r>
         <w:rPr>
           <w:rFonts w:ascii="Times New Roman" w:hAnsi="Times New Roman" w:cs="Times New Roman"/>
           <w:b/>
@@ -9574,7 +9627,8 @@
           <w:szCs w:val="40"/>
           <w:lang w:val="en-US"/>
         </w:rPr>
-      </w:pPr>
+        <w:t>3</w:t>
+      </w:r>
       <w:r>
         <w:rPr>
           <w:rFonts w:ascii="Times New Roman" w:hAnsi="Times New Roman" w:cs="Times New Roman"/>
@@ -9584,7 +9638,7 @@
           <w:szCs w:val="40"/>
           <w:lang w:val="en-US"/>
         </w:rPr>
-        <w:t>3</w:t>
+        <w:t>.1</w:t>
       </w:r>
       <w:r>
         <w:rPr>
@@ -9606,8 +9660,9 @@
           <w:szCs w:val="40"/>
           <w:lang w:val="en-US"/>
         </w:rPr>
-        <w:t>.1</w:t>
-      </w:r>
+        <w:t xml:space="preserve"> </w:t>
+      </w:r>
+      <w:proofErr w:type="spellStart"/>
       <w:r>
         <w:rPr>
           <w:rFonts w:ascii="Times New Roman" w:hAnsi="Times New Roman" w:cs="Times New Roman"/>
@@ -9617,9 +9672,106 @@
           <w:szCs w:val="40"/>
           <w:lang w:val="en-US"/>
         </w:rPr>
-        <w:t xml:space="preserve"> </w:t>
+        <w:t>CiteSeer</w:t>
+      </w:r>
+      <w:proofErr w:type="spellEnd"/>
+    </w:p>
+    <w:p>
+      <w:pPr>
+        <w:spacing w:line="360" w:lineRule="auto"/>
+        <w:rPr>
+          <w:rFonts w:ascii="Times New Roman" w:hAnsi="Times New Roman" w:cs="Times New Roman"/>
+          <w:lang w:val="en-US"/>
+        </w:rPr>
+      </w:pPr>
+      <w:r>
+        <w:rPr>
+          <w:rFonts w:ascii="Times New Roman" w:hAnsi="Times New Roman" w:cs="Times New Roman"/>
+          <w:lang w:val="en-US"/>
+        </w:rPr>
+        <w:t xml:space="preserve">The </w:t>
       </w:r>
       <w:proofErr w:type="spellStart"/>
+      <w:r>
+        <w:rPr>
+          <w:rFonts w:ascii="Times New Roman" w:hAnsi="Times New Roman" w:cs="Times New Roman"/>
+          <w:lang w:val="en-US"/>
+        </w:rPr>
+        <w:t>CiteSeer</w:t>
+      </w:r>
+      <w:proofErr w:type="spellEnd"/>
+      <w:r>
+        <w:rPr>
+          <w:rFonts w:ascii="Times New Roman" w:hAnsi="Times New Roman" w:cs="Times New Roman"/>
+          <w:lang w:val="en-US"/>
+        </w:rPr>
+        <w:t xml:space="preserve"> dataset is a citation network comprising </w:t>
+      </w:r>
+      <w:r>
+        <w:rPr>
+          <w:rFonts w:ascii="Times New Roman" w:hAnsi="Times New Roman" w:cs="Times New Roman"/>
+          <w:lang w:val="en-US"/>
+        </w:rPr>
+        <w:t>3</w:t>
+      </w:r>
+      <w:r>
+        <w:rPr>
+          <w:rFonts w:ascii="Times New Roman" w:hAnsi="Times New Roman" w:cs="Times New Roman"/>
+          <w:lang w:val="en-US"/>
+        </w:rPr>
+        <w:t>,</w:t>
+      </w:r>
+      <w:r>
+        <w:rPr>
+          <w:rFonts w:ascii="Times New Roman" w:hAnsi="Times New Roman" w:cs="Times New Roman"/>
+          <w:lang w:val="en-US"/>
+        </w:rPr>
+        <w:t>312 scientific publications partitioned into six distinct thematic classes. The network architecture is defined by 4</w:t>
+      </w:r>
+      <w:r>
+        <w:rPr>
+          <w:rFonts w:ascii="Times New Roman" w:hAnsi="Times New Roman" w:cs="Times New Roman"/>
+          <w:lang w:val="en-US"/>
+        </w:rPr>
+        <w:t>,</w:t>
+      </w:r>
+      <w:r>
+        <w:rPr>
+          <w:rFonts w:ascii="Times New Roman" w:hAnsi="Times New Roman" w:cs="Times New Roman"/>
+          <w:lang w:val="en-US"/>
+        </w:rPr>
+        <w:t>7</w:t>
+      </w:r>
+      <w:r>
+        <w:rPr>
+          <w:rFonts w:ascii="Times New Roman" w:hAnsi="Times New Roman" w:cs="Times New Roman"/>
+          <w:lang w:val="en-US"/>
+        </w:rPr>
+        <w:t xml:space="preserve">32 directed citation links. </w:t>
+      </w:r>
+      <w:r>
+        <w:rPr>
+          <w:rFonts w:ascii="Times New Roman" w:hAnsi="Times New Roman" w:cs="Times New Roman"/>
+          <w:lang w:val="en-US"/>
+        </w:rPr>
+        <w:t xml:space="preserve">Each node (publication) is </w:t>
+      </w:r>
+      <w:r>
+        <w:rPr>
+          <w:rFonts w:ascii="Times New Roman" w:hAnsi="Times New Roman" w:cs="Times New Roman"/>
+          <w:lang w:val="en-US"/>
+        </w:rPr>
+        <w:t xml:space="preserve">characterized by a high-dimensional feature vector of size 3,703, representing a vocabulary of unique terms. These features are encoded as binary word vectors, where a value of 1 or 0 denotes the presence or absence of a specific dictionary word within the document. </w:t>
+      </w:r>
+    </w:p>
+    <w:p>
+      <w:pPr>
+        <w:spacing w:line="360" w:lineRule="auto"/>
+        <w:rPr>
+          <w:rFonts w:ascii="Times New Roman" w:hAnsi="Times New Roman" w:cs="Times New Roman"/>
+          <w:lang w:val="en-US"/>
+        </w:rPr>
+      </w:pPr>
       <w:r>
         <w:rPr>
           <w:rFonts w:ascii="Times New Roman" w:hAnsi="Times New Roman" w:cs="Times New Roman"/>
@@ -9629,106 +9781,8 @@
           <w:szCs w:val="40"/>
           <w:lang w:val="en-US"/>
         </w:rPr>
-        <w:t>CiteSeer</w:t>
-      </w:r>
-      <w:proofErr w:type="spellEnd"/>
-    </w:p>
-    <w:p>
-      <w:pPr>
-        <w:spacing w:line="360" w:lineRule="auto"/>
-        <w:rPr>
-          <w:rFonts w:ascii="Times New Roman" w:hAnsi="Times New Roman" w:cs="Times New Roman"/>
-          <w:lang w:val="en-US"/>
-        </w:rPr>
-      </w:pPr>
-      <w:r>
-        <w:rPr>
-          <w:rFonts w:ascii="Times New Roman" w:hAnsi="Times New Roman" w:cs="Times New Roman"/>
-          <w:lang w:val="en-US"/>
-        </w:rPr>
-        <w:t xml:space="preserve">The </w:t>
-      </w:r>
-      <w:proofErr w:type="spellStart"/>
-      <w:r>
-        <w:rPr>
-          <w:rFonts w:ascii="Times New Roman" w:hAnsi="Times New Roman" w:cs="Times New Roman"/>
-          <w:lang w:val="en-US"/>
-        </w:rPr>
-        <w:t>CiteSeer</w:t>
-      </w:r>
-      <w:proofErr w:type="spellEnd"/>
-      <w:r>
-        <w:rPr>
-          <w:rFonts w:ascii="Times New Roman" w:hAnsi="Times New Roman" w:cs="Times New Roman"/>
-          <w:lang w:val="en-US"/>
-        </w:rPr>
-        <w:t xml:space="preserve"> dataset is a citation network comprising </w:t>
-      </w:r>
-      <w:r>
-        <w:rPr>
-          <w:rFonts w:ascii="Times New Roman" w:hAnsi="Times New Roman" w:cs="Times New Roman"/>
-          <w:lang w:val="en-US"/>
-        </w:rPr>
         <w:t>3</w:t>
       </w:r>
-      <w:r>
-        <w:rPr>
-          <w:rFonts w:ascii="Times New Roman" w:hAnsi="Times New Roman" w:cs="Times New Roman"/>
-          <w:lang w:val="en-US"/>
-        </w:rPr>
-        <w:t>,</w:t>
-      </w:r>
-      <w:r>
-        <w:rPr>
-          <w:rFonts w:ascii="Times New Roman" w:hAnsi="Times New Roman" w:cs="Times New Roman"/>
-          <w:lang w:val="en-US"/>
-        </w:rPr>
-        <w:t>312 scientific publications partitioned into six distinct thematic classes. The network architecture is defined by 4</w:t>
-      </w:r>
-      <w:r>
-        <w:rPr>
-          <w:rFonts w:ascii="Times New Roman" w:hAnsi="Times New Roman" w:cs="Times New Roman"/>
-          <w:lang w:val="en-US"/>
-        </w:rPr>
-        <w:t>,</w:t>
-      </w:r>
-      <w:r>
-        <w:rPr>
-          <w:rFonts w:ascii="Times New Roman" w:hAnsi="Times New Roman" w:cs="Times New Roman"/>
-          <w:lang w:val="en-US"/>
-        </w:rPr>
-        <w:t>7</w:t>
-      </w:r>
-      <w:r>
-        <w:rPr>
-          <w:rFonts w:ascii="Times New Roman" w:hAnsi="Times New Roman" w:cs="Times New Roman"/>
-          <w:lang w:val="en-US"/>
-        </w:rPr>
-        <w:t xml:space="preserve">32 directed citation links. </w:t>
-      </w:r>
-      <w:r>
-        <w:rPr>
-          <w:rFonts w:ascii="Times New Roman" w:hAnsi="Times New Roman" w:cs="Times New Roman"/>
-          <w:lang w:val="en-US"/>
-        </w:rPr>
-        <w:t xml:space="preserve">Each node (publication) is </w:t>
-      </w:r>
-      <w:r>
-        <w:rPr>
-          <w:rFonts w:ascii="Times New Roman" w:hAnsi="Times New Roman" w:cs="Times New Roman"/>
-          <w:lang w:val="en-US"/>
-        </w:rPr>
-        <w:t xml:space="preserve">characterized by a high-dimensional feature vector of size 3,703, representing a vocabulary of unique terms. These features are encoded as binary word vectors, where a value of 1 or 0 denotes the presence or absence of a specific dictionary word within the document. </w:t>
-      </w:r>
-    </w:p>
-    <w:p>
-      <w:pPr>
-        <w:spacing w:line="360" w:lineRule="auto"/>
-        <w:rPr>
-          <w:rFonts w:ascii="Times New Roman" w:hAnsi="Times New Roman" w:cs="Times New Roman"/>
-          <w:lang w:val="en-US"/>
-        </w:rPr>
-      </w:pPr>
       <w:r>
         <w:rPr>
           <w:rFonts w:ascii="Times New Roman" w:hAnsi="Times New Roman" w:cs="Times New Roman"/>
@@ -9738,7 +9792,7 @@
           <w:szCs w:val="40"/>
           <w:lang w:val="en-US"/>
         </w:rPr>
-        <w:t>3</w:t>
+        <w:t>.1</w:t>
       </w:r>
       <w:r>
         <w:rPr>
@@ -9749,7 +9803,7 @@
           <w:szCs w:val="40"/>
           <w:lang w:val="en-US"/>
         </w:rPr>
-        <w:t>.1</w:t>
+        <w:t>.2</w:t>
       </w:r>
       <w:r>
         <w:rPr>
@@ -9760,7 +9814,7 @@
           <w:szCs w:val="40"/>
           <w:lang w:val="en-US"/>
         </w:rPr>
-        <w:t>.2</w:t>
+        <w:t xml:space="preserve"> </w:t>
       </w:r>
       <w:r>
         <w:rPr>
@@ -9771,7 +9825,7 @@
           <w:szCs w:val="40"/>
           <w:lang w:val="en-US"/>
         </w:rPr>
-        <w:t xml:space="preserve"> </w:t>
+        <w:t>Cora</w:t>
       </w:r>
       <w:r>
         <w:rPr>
@@ -9782,17 +9836,6 @@
           <w:szCs w:val="40"/>
           <w:lang w:val="en-US"/>
         </w:rPr>
-        <w:t>Cora</w:t>
-      </w:r>
-      <w:r>
-        <w:rPr>
-          <w:rFonts w:ascii="Times New Roman" w:hAnsi="Times New Roman" w:cs="Times New Roman"/>
-          <w:b/>
-          <w:bCs/>
-          <w:sz w:val="40"/>
-          <w:szCs w:val="40"/>
-          <w:lang w:val="en-US"/>
-        </w:rPr>
         <w:br/>
       </w:r>
       <w:r>
@@ -9802,12 +9845,21 @@
         </w:rPr>
         <w:t xml:space="preserve">The Cora dataset is a cornerstone citation network consisting of 2,708 scientific papers categorized into seven distinct research areas. </w:t>
       </w:r>
-      <w:r>
-        <w:rPr>
-          <w:rFonts w:ascii="Times New Roman" w:hAnsi="Times New Roman" w:cs="Times New Roman"/>
-          <w:lang w:val="en-US"/>
-        </w:rPr>
-        <w:t>It’s topological structure is defined by 5,429</w:t>
+      <w:proofErr w:type="gramStart"/>
+      <w:r>
+        <w:rPr>
+          <w:rFonts w:ascii="Times New Roman" w:hAnsi="Times New Roman" w:cs="Times New Roman"/>
+          <w:lang w:val="en-US"/>
+        </w:rPr>
+        <w:t>It’s</w:t>
+      </w:r>
+      <w:proofErr w:type="gramEnd"/>
+      <w:r>
+        <w:rPr>
+          <w:rFonts w:ascii="Times New Roman" w:hAnsi="Times New Roman" w:cs="Times New Roman"/>
+          <w:lang w:val="en-US"/>
+        </w:rPr>
+        <w:t xml:space="preserve"> topological structure is defined by 5,429</w:t>
       </w:r>
       <w:r>
         <w:rPr>
@@ -10366,7 +10418,23 @@
           <w:rFonts w:ascii="Times New Roman" w:hAnsi="Times New Roman" w:cs="Times New Roman"/>
           <w:lang w:val="en-US"/>
         </w:rPr>
-        <w:t xml:space="preserve">, C. Low Cost Evolutionary Neural Architecture Search (LENAS) Applied to Traffic Forecasting. Machine Learning and Knowledge Extraction 2023, 5, 830–846 </w:t>
+        <w:t xml:space="preserve">, C. </w:t>
+      </w:r>
+      <w:proofErr w:type="gramStart"/>
+      <w:r>
+        <w:rPr>
+          <w:rFonts w:ascii="Times New Roman" w:hAnsi="Times New Roman" w:cs="Times New Roman"/>
+          <w:lang w:val="en-US"/>
+        </w:rPr>
+        <w:t>Low Cost</w:t>
+      </w:r>
+      <w:proofErr w:type="gramEnd"/>
+      <w:r>
+        <w:rPr>
+          <w:rFonts w:ascii="Times New Roman" w:hAnsi="Times New Roman" w:cs="Times New Roman"/>
+          <w:lang w:val="en-US"/>
+        </w:rPr>
+        <w:t xml:space="preserve"> Evolutionary Neural Architecture Search (LENAS) Applied to Traffic Forecasting. Machine Learning and Knowledge Extraction 2023, 5, 830–846 </w:t>
       </w:r>
     </w:p>
     <w:p>
@@ -12830,6 +12898,7 @@
   <w:style w:type="character" w:default="1" w:styleId="DefaultParagraphFont">
     <w:name w:val="Default Paragraph Font"/>
     <w:uiPriority w:val="1"/>
+    <w:semiHidden/>
     <w:unhideWhenUsed/>
   </w:style>
   <w:style w:type="table" w:default="1" w:styleId="TableNormal">
@@ -13336,7 +13405,7 @@
   <w:font w:name="Symbol">
     <w:panose1 w:val="05050102010706020507"/>
     <w:charset w:val="02"/>
-    <w:family w:val="roman"/>
+    <w:family w:val="decorative"/>
     <w:pitch w:val="variable"/>
     <w:sig w:usb0="00000000" w:usb1="10000000" w:usb2="00000000" w:usb3="00000000" w:csb0="80000000" w:csb1="00000000"/>
   </w:font>
@@ -13362,12 +13431,14 @@
     <w:sig w:usb0="00000000" w:usb1="10000000" w:usb2="00000000" w:usb3="00000000" w:csb0="80000000" w:csb1="00000000"/>
   </w:font>
   <w:font w:name="Aptos">
+    <w:panose1 w:val="020B0004020202020204"/>
     <w:charset w:val="00"/>
     <w:family w:val="swiss"/>
     <w:pitch w:val="variable"/>
     <w:sig w:usb0="20000287" w:usb1="00000003" w:usb2="00000000" w:usb3="00000000" w:csb0="0000019F" w:csb1="00000000"/>
   </w:font>
   <w:font w:name="Aptos Display">
+    <w:panose1 w:val="020B0004020202020204"/>
     <w:charset w:val="00"/>
     <w:family w:val="swiss"/>
     <w:pitch w:val="variable"/>
@@ -13409,7 +13480,7 @@
     <w:charset w:val="00"/>
     <w:family w:val="roman"/>
     <w:pitch w:val="variable"/>
-    <w:sig w:usb0="E00006FF" w:usb1="420024FF" w:usb2="02000000" w:usb3="00000000" w:csb0="0000019F" w:csb1="00000000"/>
+    <w:sig w:usb0="E00002FF" w:usb1="420024FF" w:usb2="00000000" w:usb3="00000000" w:csb0="0000019F" w:csb1="00000000"/>
   </w:font>
 </w:fonts>
 </file>
@@ -13436,7 +13507,9 @@
     <w:rsid w:val="006F7C65"/>
     <w:rsid w:val="00844DBB"/>
     <w:rsid w:val="009175C1"/>
+    <w:rsid w:val="00981C72"/>
     <w:rsid w:val="00FA3CB1"/>
+    <w:rsid w:val="00FE471F"/>
   </w:rsids>
   <m:mathPr>
     <m:mathFont m:val="Cambria Math"/>

--- a/FYP Draft Final Report.docx
+++ b/FYP Draft Final Report.docx
@@ -3709,21 +3709,7 @@
         <w:rPr>
           <w:rFonts w:ascii="Times New Roman" w:hAnsi="Times New Roman" w:cs="Times New Roman"/>
         </w:rPr>
-        <w:t xml:space="preserve"> for several reasons: (</w:t>
-      </w:r>
-      <w:proofErr w:type="spellStart"/>
-      <w:r>
-        <w:rPr>
-          <w:rFonts w:ascii="Times New Roman" w:hAnsi="Times New Roman" w:cs="Times New Roman"/>
-        </w:rPr>
-        <w:t>i</w:t>
-      </w:r>
-      <w:proofErr w:type="spellEnd"/>
-      <w:r>
-        <w:rPr>
-          <w:rFonts w:ascii="Times New Roman" w:hAnsi="Times New Roman" w:cs="Times New Roman"/>
-        </w:rPr>
-        <w:t xml:space="preserve">) </w:t>
+        <w:t xml:space="preserve"> for several reasons: (i) </w:t>
       </w:r>
       <w:r>
         <w:rPr>
@@ -4400,55 +4386,7 @@
           <w:rFonts w:ascii="Times New Roman" w:hAnsi="Times New Roman" w:cs="Times New Roman"/>
           <w:lang w:val="en-US"/>
         </w:rPr>
-        <w:t xml:space="preserve">This project aims to investigate the accuracy/efficiency/effectiveness of three GNN explainers specifically </w:t>
-      </w:r>
-      <w:proofErr w:type="spellStart"/>
-      <w:r>
-        <w:rPr>
-          <w:rFonts w:ascii="Times New Roman" w:hAnsi="Times New Roman" w:cs="Times New Roman"/>
-          <w:lang w:val="en-US"/>
-        </w:rPr>
-        <w:t>GNNExplainer</w:t>
-      </w:r>
-      <w:proofErr w:type="spellEnd"/>
-      <w:r>
-        <w:rPr>
-          <w:rFonts w:ascii="Times New Roman" w:hAnsi="Times New Roman" w:cs="Times New Roman"/>
-          <w:lang w:val="en-US"/>
-        </w:rPr>
-        <w:t xml:space="preserve">, PGExplainer and </w:t>
-      </w:r>
-      <w:proofErr w:type="spellStart"/>
-      <w:r>
-        <w:rPr>
-          <w:rFonts w:ascii="Times New Roman" w:hAnsi="Times New Roman" w:cs="Times New Roman"/>
-          <w:lang w:val="en-US"/>
-        </w:rPr>
-        <w:t>SubgraphX</w:t>
-      </w:r>
-      <w:proofErr w:type="spellEnd"/>
-      <w:r>
-        <w:rPr>
-          <w:rFonts w:ascii="Times New Roman" w:hAnsi="Times New Roman" w:cs="Times New Roman"/>
-          <w:lang w:val="en-US"/>
-        </w:rPr>
-        <w:t xml:space="preserve"> to provide insights on how to </w:t>
-      </w:r>
-      <w:proofErr w:type="spellStart"/>
-      <w:r>
-        <w:rPr>
-          <w:rFonts w:ascii="Times New Roman" w:hAnsi="Times New Roman" w:cs="Times New Roman"/>
-          <w:lang w:val="en-US"/>
-        </w:rPr>
-        <w:t>maximise</w:t>
-      </w:r>
-      <w:proofErr w:type="spellEnd"/>
-      <w:r>
-        <w:rPr>
-          <w:rFonts w:ascii="Times New Roman" w:hAnsi="Times New Roman" w:cs="Times New Roman"/>
-          <w:lang w:val="en-US"/>
-        </w:rPr>
-        <w:t xml:space="preserve"> their explanations. </w:t>
+        <w:t xml:space="preserve">This project aims to investigate the accuracy/efficiency/effectiveness of three GNN explainers specifically GNNExplainer, PGExplainer and SubgraphX to provide insights on how to maximise their explanations. </w:t>
       </w:r>
     </w:p>
     <w:p>
@@ -4465,55 +4403,7 @@
           <w:rFonts w:ascii="Times New Roman" w:hAnsi="Times New Roman" w:cs="Times New Roman"/>
           <w:lang w:val="en-US"/>
         </w:rPr>
-        <w:t xml:space="preserve">Given two standard architectures, Relational Graph Convolutional Networks (R-GCNs) [20] and </w:t>
-      </w:r>
-      <w:proofErr w:type="spellStart"/>
-      <w:r>
-        <w:rPr>
-          <w:rFonts w:ascii="Times New Roman" w:hAnsi="Times New Roman" w:cs="Times New Roman"/>
-          <w:lang w:val="en-US"/>
-        </w:rPr>
-        <w:t>GraphSAGE</w:t>
-      </w:r>
-      <w:proofErr w:type="spellEnd"/>
-      <w:r>
-        <w:rPr>
-          <w:rFonts w:ascii="Times New Roman" w:hAnsi="Times New Roman" w:cs="Times New Roman"/>
-          <w:lang w:val="en-US"/>
-        </w:rPr>
-        <w:t xml:space="preserve"> [21], trained on multiple real-world datasets, the study will assess </w:t>
-      </w:r>
-      <w:proofErr w:type="spellStart"/>
-      <w:r>
-        <w:rPr>
-          <w:rFonts w:ascii="Times New Roman" w:hAnsi="Times New Roman" w:cs="Times New Roman"/>
-          <w:lang w:val="en-US"/>
-        </w:rPr>
-        <w:t>GNNExplainer</w:t>
-      </w:r>
-      <w:proofErr w:type="spellEnd"/>
-      <w:r>
-        <w:rPr>
-          <w:rFonts w:ascii="Times New Roman" w:hAnsi="Times New Roman" w:cs="Times New Roman"/>
-          <w:lang w:val="en-US"/>
-        </w:rPr>
-        <w:t xml:space="preserve">, PGExplainer and </w:t>
-      </w:r>
-      <w:proofErr w:type="spellStart"/>
-      <w:r>
-        <w:rPr>
-          <w:rFonts w:ascii="Times New Roman" w:hAnsi="Times New Roman" w:cs="Times New Roman"/>
-          <w:lang w:val="en-US"/>
-        </w:rPr>
-        <w:t>SubgraphX</w:t>
-      </w:r>
-      <w:proofErr w:type="spellEnd"/>
-      <w:r>
-        <w:rPr>
-          <w:rFonts w:ascii="Times New Roman" w:hAnsi="Times New Roman" w:cs="Times New Roman"/>
-          <w:lang w:val="en-US"/>
-        </w:rPr>
-        <w:t xml:space="preserve"> along three complementary dimensions of explanation quality and practicality:</w:t>
+        <w:t>Given two standard architectures, Relational Graph Convolutional Networks (R-GCNs) [20] and GraphSAGE [21], trained on multiple real-world datasets, the study will assess GNNExplainer, PGExplainer and SubgraphX along three complementary dimensions of explanation quality and practicality:</w:t>
       </w:r>
     </w:p>
     <w:p>
@@ -4623,62 +4513,14 @@
           <w:rFonts w:ascii="Times New Roman" w:hAnsi="Times New Roman" w:cs="Times New Roman"/>
           <w:lang w:val="en-US"/>
         </w:rPr>
-        <w:t xml:space="preserve">The scope of this project is to train and test R-GCNs and </w:t>
-      </w:r>
-      <w:proofErr w:type="spellStart"/>
-      <w:r>
-        <w:rPr>
-          <w:rFonts w:ascii="Times New Roman" w:hAnsi="Times New Roman" w:cs="Times New Roman"/>
-          <w:lang w:val="en-US"/>
-        </w:rPr>
-        <w:t>GraphSAGE</w:t>
-      </w:r>
-      <w:proofErr w:type="spellEnd"/>
-      <w:r>
-        <w:rPr>
-          <w:rFonts w:ascii="Times New Roman" w:hAnsi="Times New Roman" w:cs="Times New Roman"/>
-          <w:lang w:val="en-US"/>
-        </w:rPr>
-        <w:t xml:space="preserve"> on node classification with four real-world datasets, and </w:t>
-      </w:r>
-      <w:r>
-        <w:rPr>
-          <w:rFonts w:ascii="Times New Roman" w:hAnsi="Times New Roman" w:cs="Times New Roman"/>
-          <w:lang w:val="en-US"/>
-        </w:rPr>
-        <w:t xml:space="preserve">use </w:t>
-      </w:r>
-      <w:proofErr w:type="spellStart"/>
-      <w:r>
-        <w:rPr>
-          <w:rFonts w:ascii="Times New Roman" w:hAnsi="Times New Roman" w:cs="Times New Roman"/>
-          <w:lang w:val="en-US"/>
-        </w:rPr>
-        <w:t>GNNExplainer</w:t>
-      </w:r>
-      <w:proofErr w:type="spellEnd"/>
-      <w:r>
-        <w:rPr>
-          <w:rFonts w:ascii="Times New Roman" w:hAnsi="Times New Roman" w:cs="Times New Roman"/>
-          <w:lang w:val="en-US"/>
-        </w:rPr>
-        <w:t xml:space="preserve">, PGExplainer and </w:t>
-      </w:r>
-      <w:proofErr w:type="spellStart"/>
-      <w:r>
-        <w:rPr>
-          <w:rFonts w:ascii="Times New Roman" w:hAnsi="Times New Roman" w:cs="Times New Roman"/>
-          <w:lang w:val="en-US"/>
-        </w:rPr>
-        <w:t>SubgraphX</w:t>
-      </w:r>
-      <w:proofErr w:type="spellEnd"/>
-      <w:r>
-        <w:rPr>
-          <w:rFonts w:ascii="Times New Roman" w:hAnsi="Times New Roman" w:cs="Times New Roman"/>
-          <w:lang w:val="en-US"/>
-        </w:rPr>
-        <w:t xml:space="preserve"> to get explanations with different model parameters before evaluating them</w:t>
+        <w:t xml:space="preserve">The scope of this project is to train and test R-GCNs and GraphSAGE on node classification with four real-world datasets, and </w:t>
+      </w:r>
+      <w:r>
+        <w:rPr>
+          <w:rFonts w:ascii="Times New Roman" w:hAnsi="Times New Roman" w:cs="Times New Roman"/>
+          <w:lang w:val="en-US"/>
+        </w:rPr>
+        <w:t>use GNNExplainer, PGExplainer and SubgraphX to get explanations with different model parameters before evaluating them</w:t>
       </w:r>
       <w:r>
         <w:rPr>
@@ -4775,7 +4617,6 @@
           <w:lang w:val="en-US"/>
         </w:rPr>
       </w:pPr>
-      <w:proofErr w:type="spellStart"/>
       <w:r>
         <w:rPr>
           <w:rFonts w:ascii="Times New Roman" w:hAnsi="Times New Roman" w:cs="Times New Roman"/>
@@ -4787,7 +4628,6 @@
         </w:rPr>
         <w:t>Organisation</w:t>
       </w:r>
-      <w:proofErr w:type="spellEnd"/>
     </w:p>
     <w:p>
       <w:pPr>
@@ -5097,21 +4937,7 @@
         <w:rPr>
           <w:rFonts w:ascii="Times New Roman" w:hAnsi="Times New Roman" w:cs="Times New Roman"/>
         </w:rPr>
-        <w:t xml:space="preserve">Graph Neural Networks (GNNs) are specialized AI systems designed to process data structured as networks. Inspired by the interconnected neurons of the human brain, these models use complex algorithms to identify and </w:t>
-      </w:r>
-      <w:proofErr w:type="spellStart"/>
-      <w:r>
-        <w:rPr>
-          <w:rFonts w:ascii="Times New Roman" w:hAnsi="Times New Roman" w:cs="Times New Roman"/>
-        </w:rPr>
-        <w:t>analyze</w:t>
-      </w:r>
-      <w:proofErr w:type="spellEnd"/>
-      <w:r>
-        <w:rPr>
-          <w:rFonts w:ascii="Times New Roman" w:hAnsi="Times New Roman" w:cs="Times New Roman"/>
-        </w:rPr>
-        <w:t xml:space="preserve"> the hidden patterns and links within networked information.</w:t>
+        <w:t>Graph Neural Networks (GNNs) are specialized AI systems designed to process data structured as networks. Inspired by the interconnected neurons of the human brain, these models use complex algorithms to identify and analyze the hidden patterns and links within networked information.</w:t>
       </w:r>
     </w:p>
     <w:p>
@@ -5511,21 +5337,12 @@
           <w:rFonts w:ascii="Times New Roman" w:hAnsi="Times New Roman" w:cs="Times New Roman"/>
         </w:rPr>
       </w:pPr>
-      <w:proofErr w:type="gramStart"/>
-      <w:r>
-        <w:rPr>
-          <w:rFonts w:ascii="Times New Roman" w:hAnsi="Times New Roman" w:cs="Times New Roman"/>
-          <w:lang w:val="en-US"/>
-        </w:rPr>
-        <w:t>In order to</w:t>
-      </w:r>
-      <w:proofErr w:type="gramEnd"/>
-      <w:r>
-        <w:rPr>
-          <w:rFonts w:ascii="Times New Roman" w:hAnsi="Times New Roman" w:cs="Times New Roman"/>
-          <w:lang w:val="en-US"/>
-        </w:rPr>
-        <w:t xml:space="preserve"> feed data into the GNN models, we need to know how graphs can be </w:t>
+      <w:r>
+        <w:rPr>
+          <w:rFonts w:ascii="Times New Roman" w:hAnsi="Times New Roman" w:cs="Times New Roman"/>
+          <w:lang w:val="en-US"/>
+        </w:rPr>
+        <w:t xml:space="preserve">In order to feed data into the GNN models, we need to know how graphs can be </w:t>
       </w:r>
       <w:r>
         <w:rPr>
@@ -5651,23 +5468,13 @@
         </w:rPr>
         <w:t xml:space="preserve"> at position (</w:t>
       </w:r>
-      <w:proofErr w:type="spellStart"/>
       <w:r>
         <w:rPr>
           <w:rFonts w:ascii="Times New Roman" w:hAnsi="Times New Roman" w:cs="Times New Roman"/>
           <w:i/>
           <w:iCs/>
         </w:rPr>
-        <w:t>i</w:t>
-      </w:r>
-      <w:proofErr w:type="spellEnd"/>
-      <w:r>
-        <w:rPr>
-          <w:rFonts w:ascii="Times New Roman" w:hAnsi="Times New Roman" w:cs="Times New Roman"/>
-          <w:i/>
-          <w:iCs/>
-        </w:rPr>
-        <w:t xml:space="preserve"> </w:t>
+        <w:t xml:space="preserve">i </w:t>
       </w:r>
       <w:r>
         <w:rPr>
@@ -5810,17 +5617,8 @@
           <w:rFonts w:ascii="Times New Roman" w:hAnsi="Times New Roman" w:cs="Times New Roman"/>
           <w:lang w:val="en-US"/>
         </w:rPr>
-        <w:t xml:space="preserve">It </w:t>
-      </w:r>
-      <w:proofErr w:type="spellStart"/>
-      <w:r>
-        <w:rPr>
-          <w:rFonts w:ascii="Times New Roman" w:hAnsi="Times New Roman" w:cs="Times New Roman"/>
-          <w:lang w:val="en-US"/>
-        </w:rPr>
-        <w:t>en</w:t>
-      </w:r>
-      <w:proofErr w:type="spellEnd"/>
+        <w:t>It en</w:t>
+      </w:r>
       <w:r>
         <w:rPr>
           <w:rFonts w:ascii="Times New Roman" w:hAnsi="Times New Roman" w:cs="Times New Roman"/>
@@ -6225,15 +6023,13 @@
         <w:jc w:val="both"/>
         <w:rPr>
           <w:rFonts w:ascii="Times New Roman" w:hAnsi="Times New Roman" w:cs="Times New Roman"/>
-          <w:highlight w:val="yellow"/>
-        </w:rPr>
-      </w:pPr>
-      <w:r>
-        <w:rPr>
-          <w:rFonts w:ascii="Times New Roman" w:hAnsi="Times New Roman" w:cs="Times New Roman"/>
-          <w:b/>
-          <w:bCs/>
-          <w:highlight w:val="yellow"/>
+        </w:rPr>
+      </w:pPr>
+      <w:r>
+        <w:rPr>
+          <w:rFonts w:ascii="Times New Roman" w:hAnsi="Times New Roman" w:cs="Times New Roman"/>
+          <w:b/>
+          <w:bCs/>
         </w:rPr>
         <w:t>Node classification</w:t>
       </w:r>
@@ -6242,51 +6038,20 @@
           <w:rFonts w:ascii="Times New Roman" w:hAnsi="Times New Roman" w:cs="Times New Roman"/>
           <w:b/>
           <w:bCs/>
-          <w:highlight w:val="yellow"/>
         </w:rPr>
         <w:t>:</w:t>
       </w:r>
       <w:r>
         <w:rPr>
           <w:rFonts w:ascii="Times New Roman" w:hAnsi="Times New Roman" w:cs="Times New Roman"/>
-          <w:highlight w:val="yellow"/>
         </w:rPr>
         <w:t xml:space="preserve"> </w:t>
       </w:r>
       <w:r>
         <w:rPr>
           <w:rFonts w:ascii="Times New Roman" w:hAnsi="Times New Roman" w:cs="Times New Roman"/>
-          <w:highlight w:val="yellow"/>
-        </w:rPr>
-        <w:t xml:space="preserve">This is the process of predicting </w:t>
-      </w:r>
-      <w:r>
-        <w:rPr>
-          <w:rFonts w:ascii="Times New Roman" w:hAnsi="Times New Roman" w:cs="Times New Roman"/>
-          <w:highlight w:val="yellow"/>
-        </w:rPr>
-        <w:t>the categorical label of each node in a graph by leveraging the labels and features of its immediate neighbourhood</w:t>
-      </w:r>
-      <w:r>
-        <w:rPr>
-          <w:rFonts w:ascii="Times New Roman" w:hAnsi="Times New Roman" w:cs="Times New Roman"/>
-          <w:highlight w:val="yellow"/>
-        </w:rPr>
-        <w:t>.</w:t>
-      </w:r>
-      <w:r>
-        <w:rPr>
-          <w:rFonts w:ascii="Times New Roman" w:hAnsi="Times New Roman" w:cs="Times New Roman"/>
-          <w:highlight w:val="yellow"/>
-        </w:rPr>
-        <w:t xml:space="preserve"> This task is typically approached as a semi-supervised learning problem, </w:t>
-      </w:r>
-      <w:r>
-        <w:rPr>
-          <w:rFonts w:ascii="Times New Roman" w:hAnsi="Times New Roman" w:cs="Times New Roman"/>
-          <w:highlight w:val="yellow"/>
-        </w:rPr>
-        <w:t>where the model is trained on a small subset of labelled nodes to infer the identities of the remaining unlabelled ones. It is widely used in cybersecurity (detecting bot accounts) and social networks (predicting user interests).</w:t>
+        </w:rPr>
+        <w:t>It is done by leveraging labels and features around the node to predict the categorical label of the node. This process is done through supervised learning, where the model is trained on labelled data and then used to infer the labels of unidentified nodes. Some examples where this is used is in predicting user interests or providing recommendations in online shops.</w:t>
       </w:r>
     </w:p>
     <w:p>
@@ -6300,15 +6065,13 @@
         <w:jc w:val="both"/>
         <w:rPr>
           <w:rFonts w:ascii="Times New Roman" w:hAnsi="Times New Roman" w:cs="Times New Roman"/>
-          <w:highlight w:val="yellow"/>
-        </w:rPr>
-      </w:pPr>
-      <w:r>
-        <w:rPr>
-          <w:rFonts w:ascii="Times New Roman" w:hAnsi="Times New Roman" w:cs="Times New Roman"/>
-          <w:b/>
-          <w:bCs/>
-          <w:highlight w:val="yellow"/>
+        </w:rPr>
+      </w:pPr>
+      <w:r>
+        <w:rPr>
+          <w:rFonts w:ascii="Times New Roman" w:hAnsi="Times New Roman" w:cs="Times New Roman"/>
+          <w:b/>
+          <w:bCs/>
         </w:rPr>
         <w:t>Link prediction</w:t>
       </w:r>
@@ -6317,49 +6080,24 @@
           <w:rFonts w:ascii="Times New Roman" w:hAnsi="Times New Roman" w:cs="Times New Roman"/>
           <w:b/>
           <w:bCs/>
-          <w:highlight w:val="yellow"/>
         </w:rPr>
         <w:t>:</w:t>
       </w:r>
       <w:r>
         <w:rPr>
           <w:rFonts w:ascii="Times New Roman" w:hAnsi="Times New Roman" w:cs="Times New Roman"/>
-          <w:highlight w:val="yellow"/>
         </w:rPr>
         <w:t xml:space="preserve"> </w:t>
       </w:r>
       <w:r>
         <w:rPr>
           <w:rFonts w:ascii="Times New Roman" w:hAnsi="Times New Roman" w:cs="Times New Roman"/>
-          <w:highlight w:val="yellow"/>
-        </w:rPr>
-        <w:t>It is the task of determining the probability of a future or missing connection between two nodes by analysing the underlying structure of the network</w:t>
-      </w:r>
-      <w:r>
-        <w:rPr>
-          <w:rFonts w:ascii="Times New Roman" w:hAnsi="Times New Roman" w:cs="Times New Roman"/>
-          <w:highlight w:val="yellow"/>
-        </w:rPr>
-        <w:t>.</w:t>
-      </w:r>
-      <w:r>
-        <w:rPr>
-          <w:rFonts w:ascii="Times New Roman" w:hAnsi="Times New Roman" w:cs="Times New Roman"/>
-          <w:highlight w:val="yellow"/>
-        </w:rPr>
-        <w:t xml:space="preserve"> By modelling the existing relationships and shared characteristics of entities, these systems can suggest new links. A primary application would be recommendation systems</w:t>
-      </w:r>
-      <w:r>
-        <w:rPr>
-          <w:rFonts w:ascii="Times New Roman" w:hAnsi="Times New Roman" w:cs="Times New Roman"/>
-          <w:highlight w:val="yellow"/>
-        </w:rPr>
-        <w:t>, where the goal is to predict which items or users should be connected.</w:t>
-      </w:r>
-      <w:r>
-        <w:rPr>
-          <w:rFonts w:ascii="Times New Roman" w:hAnsi="Times New Roman" w:cs="Times New Roman"/>
-          <w:highlight w:val="yellow"/>
+        </w:rPr>
+        <w:t>By leveraging on aggregated data, the model can determine the probability of a missing or future connection between nodes. The model uses the information learned to model existing relationships and share characteristics of nodes, allowing it to make suggestions on new link. An example would be recommendation systems, where predicting additional similar items to online customers would boost sales.</w:t>
+      </w:r>
+      <w:r>
+        <w:rPr>
+          <w:rFonts w:ascii="Times New Roman" w:hAnsi="Times New Roman" w:cs="Times New Roman"/>
         </w:rPr>
         <w:t xml:space="preserve"> </w:t>
       </w:r>
@@ -6375,16 +6113,14 @@
         <w:jc w:val="both"/>
         <w:rPr>
           <w:rFonts w:ascii="Times New Roman" w:hAnsi="Times New Roman" w:cs="Times New Roman"/>
-          <w:highlight w:val="yellow"/>
-          <w:lang w:val="en-US"/>
-        </w:rPr>
-      </w:pPr>
-      <w:r>
-        <w:rPr>
-          <w:rFonts w:ascii="Times New Roman" w:hAnsi="Times New Roman" w:cs="Times New Roman"/>
-          <w:b/>
-          <w:bCs/>
-          <w:highlight w:val="yellow"/>
+          <w:lang w:val="en-US"/>
+        </w:rPr>
+      </w:pPr>
+      <w:r>
+        <w:rPr>
+          <w:rFonts w:ascii="Times New Roman" w:hAnsi="Times New Roman" w:cs="Times New Roman"/>
+          <w:b/>
+          <w:bCs/>
         </w:rPr>
         <w:t>Graph classification</w:t>
       </w:r>
@@ -6393,44 +6129,34 @@
           <w:rFonts w:ascii="Times New Roman" w:hAnsi="Times New Roman" w:cs="Times New Roman"/>
           <w:b/>
           <w:bCs/>
-          <w:highlight w:val="yellow"/>
         </w:rPr>
         <w:t>:</w:t>
       </w:r>
       <w:r>
         <w:rPr>
           <w:rFonts w:ascii="Times New Roman" w:hAnsi="Times New Roman" w:cs="Times New Roman"/>
-          <w:highlight w:val="yellow"/>
+          <w:b/>
+          <w:bCs/>
         </w:rPr>
         <w:t xml:space="preserve"> </w:t>
       </w:r>
       <w:r>
         <w:rPr>
           <w:rFonts w:ascii="Times New Roman" w:hAnsi="Times New Roman" w:cs="Times New Roman"/>
-          <w:highlight w:val="yellow"/>
-        </w:rPr>
-        <w:t xml:space="preserve">It involves </w:t>
-      </w:r>
-      <w:r>
-        <w:rPr>
-          <w:rFonts w:ascii="Times New Roman" w:hAnsi="Times New Roman" w:cs="Times New Roman"/>
-          <w:highlight w:val="yellow"/>
-        </w:rPr>
-        <w:t>assigning a categorical label to an entire graph structure rather than its individual components</w:t>
-      </w:r>
-      <w:r>
-        <w:rPr>
-          <w:rFonts w:ascii="Times New Roman" w:hAnsi="Times New Roman" w:cs="Times New Roman"/>
-          <w:highlight w:val="yellow"/>
-        </w:rPr>
-        <w:t>.</w:t>
-      </w:r>
-      <w:r>
-        <w:rPr>
-          <w:rFonts w:ascii="Times New Roman" w:hAnsi="Times New Roman" w:cs="Times New Roman"/>
-          <w:highlight w:val="yellow"/>
-        </w:rPr>
-        <w:t xml:space="preserve"> Much like image classification identifies an object within a pixel grid, graph classification analyses the non-linear topology of a network to determine its global properties. A prominent application is molecular property prediction, where an entire chemical structure is classified based on its toxicity or medicinal activity. </w:t>
+        </w:rPr>
+        <w:t>The model does this by leveraging on its extensive aggregated information to assign categorical labels to entire unknown graphs.</w:t>
+      </w:r>
+      <w:r>
+        <w:rPr>
+          <w:rFonts w:ascii="Times New Roman" w:hAnsi="Times New Roman" w:cs="Times New Roman"/>
+        </w:rPr>
+        <w:t xml:space="preserve"> </w:t>
+      </w:r>
+      <w:r>
+        <w:rPr>
+          <w:rFonts w:ascii="Times New Roman" w:hAnsi="Times New Roman" w:cs="Times New Roman"/>
+        </w:rPr>
+        <w:t xml:space="preserve">It analyses the non-linear topology of a unknown network to determine the global properties and predict accordingly. One significant application is the prediction of molecular properties, where no experiments would be needed to have an initial screening of new unknown molecules. </w:t>
       </w:r>
     </w:p>
     <w:p>
@@ -7244,19 +6970,8 @@
           <w:bCs/>
           <w:lang w:val="en-US"/>
         </w:rPr>
-        <w:t xml:space="preserve">Symmetric </w:t>
-      </w:r>
-      <w:proofErr w:type="spellStart"/>
-      <w:r>
-        <w:rPr>
-          <w:rFonts w:ascii="Times New Roman" w:hAnsi="Times New Roman" w:cs="Times New Roman"/>
-          <w:b/>
-          <w:bCs/>
-          <w:lang w:val="en-US"/>
-        </w:rPr>
-        <w:t>Normalisation</w:t>
-      </w:r>
-      <w:proofErr w:type="spellEnd"/>
+        <w:t>Symmetric Normalisation</w:t>
+      </w:r>
       <m:oMath>
         <m:r>
           <m:rPr>
@@ -7427,23 +7142,7 @@
           <w:rFonts w:ascii="Times New Roman" w:hAnsi="Times New Roman" w:cs="Times New Roman"/>
           <w:lang w:val="en-US"/>
         </w:rPr>
-        <w:t xml:space="preserve"> is to </w:t>
-      </w:r>
-      <w:proofErr w:type="spellStart"/>
-      <w:r>
-        <w:rPr>
-          <w:rFonts w:ascii="Times New Roman" w:hAnsi="Times New Roman" w:cs="Times New Roman"/>
-          <w:lang w:val="en-US"/>
-        </w:rPr>
-        <w:t>normalise</w:t>
-      </w:r>
-      <w:proofErr w:type="spellEnd"/>
-      <w:r>
-        <w:rPr>
-          <w:rFonts w:ascii="Times New Roman" w:hAnsi="Times New Roman" w:cs="Times New Roman"/>
-          <w:lang w:val="en-US"/>
-        </w:rPr>
-        <w:t xml:space="preserve"> the adjacency matrix. </w:t>
+        <w:t xml:space="preserve"> is to normalise the adjacency matrix. </w:t>
       </w:r>
       <w:r>
         <w:rPr>
@@ -7653,21 +7352,12 @@
         </w:rPr>
         <w:t xml:space="preserve"> </w:t>
       </w:r>
-      <w:proofErr w:type="spellStart"/>
-      <w:r>
-        <w:rPr>
-          <w:rFonts w:ascii="Times New Roman" w:hAnsi="Times New Roman" w:cs="Times New Roman"/>
-          <w:lang w:val="en-US"/>
-        </w:rPr>
-        <w:t>ReLU</w:t>
-      </w:r>
-      <w:proofErr w:type="spellEnd"/>
-      <w:r>
-        <w:rPr>
-          <w:rFonts w:ascii="Times New Roman" w:hAnsi="Times New Roman" w:cs="Times New Roman"/>
-          <w:lang w:val="en-US"/>
-        </w:rPr>
-        <w:t xml:space="preserve"> function is commonly used to introduce non-linearity needed to reflect complex, high-dimensional relationships.</w:t>
+      <w:r>
+        <w:rPr>
+          <w:rFonts w:ascii="Times New Roman" w:hAnsi="Times New Roman" w:cs="Times New Roman"/>
+          <w:lang w:val="en-US"/>
+        </w:rPr>
+        <w:t>ReLU function is commonly used to introduce non-linearity needed to reflect complex, high-dimensional relationships.</w:t>
       </w:r>
       <w:r>
         <w:rPr>
@@ -7714,7 +7404,6 @@
         </w:rPr>
         <w:t xml:space="preserve">2.1.4.2 </w:t>
       </w:r>
-      <w:proofErr w:type="spellStart"/>
       <w:r>
         <w:rPr>
           <w:rFonts w:ascii="Times New Roman" w:hAnsi="Times New Roman" w:cs="Times New Roman"/>
@@ -7726,7 +7415,6 @@
         </w:rPr>
         <w:t>GraphSAGE</w:t>
       </w:r>
-      <w:proofErr w:type="spellEnd"/>
       <w:r>
         <w:rPr>
           <w:rFonts w:ascii="Times New Roman" w:hAnsi="Times New Roman" w:cs="Times New Roman"/>
@@ -7782,21 +7470,19 @@
         <w:rPr>
           <w:rFonts w:ascii="Times New Roman" w:hAnsi="Times New Roman" w:cs="Times New Roman"/>
         </w:rPr>
+        <w:t xml:space="preserve"> GraphSAGE (Sample and aggregate)</w:t>
+      </w:r>
+      <w:r>
+        <w:rPr>
+          <w:rFonts w:ascii="Times New Roman" w:hAnsi="Times New Roman" w:cs="Times New Roman"/>
+        </w:rPr>
         <w:t xml:space="preserve"> </w:t>
       </w:r>
-      <w:proofErr w:type="spellStart"/>
-      <w:r>
-        <w:rPr>
-          <w:rFonts w:ascii="Times New Roman" w:hAnsi="Times New Roman" w:cs="Times New Roman"/>
-        </w:rPr>
-        <w:t>GraphSAGE</w:t>
-      </w:r>
-      <w:proofErr w:type="spellEnd"/>
-      <w:r>
-        <w:rPr>
-          <w:rFonts w:ascii="Times New Roman" w:hAnsi="Times New Roman" w:cs="Times New Roman"/>
-        </w:rPr>
-        <w:t xml:space="preserve"> (Sample and aggregate)</w:t>
+      <w:r>
+        <w:rPr>
+          <w:rFonts w:ascii="Times New Roman" w:hAnsi="Times New Roman" w:cs="Times New Roman"/>
+        </w:rPr>
+        <w:t>[8].</w:t>
       </w:r>
       <w:r>
         <w:rPr>
@@ -7808,94 +7494,50 @@
         <w:rPr>
           <w:rFonts w:ascii="Times New Roman" w:hAnsi="Times New Roman" w:cs="Times New Roman"/>
         </w:rPr>
-        <w:t>[8].</w:t>
-      </w:r>
-      <w:r>
-        <w:rPr>
-          <w:rFonts w:ascii="Times New Roman" w:hAnsi="Times New Roman" w:cs="Times New Roman"/>
+        <w:t>This changes the way the model learns from learning fixed node embeddings to a set of generalised aggregator functions.</w:t>
+      </w:r>
+    </w:p>
+    <w:p>
+      <w:pPr>
+        <w:spacing w:line="360" w:lineRule="auto"/>
+        <w:jc w:val="both"/>
+        <w:rPr>
+          <w:rFonts w:ascii="Times New Roman" w:hAnsi="Times New Roman" w:cs="Times New Roman"/>
+          <w:highlight w:val="yellow"/>
+          <w:lang w:val="en-US"/>
+        </w:rPr>
+      </w:pPr>
+      <w:r>
+        <w:rPr>
+          <w:rFonts w:ascii="Times New Roman" w:hAnsi="Times New Roman" w:cs="Times New Roman"/>
+          <w:highlight w:val="yellow"/>
+        </w:rPr>
+        <w:br/>
+      </w:r>
+      <w:r>
+        <w:rPr>
+          <w:rFonts w:ascii="Times New Roman" w:hAnsi="Times New Roman" w:cs="Times New Roman"/>
+          <w:lang w:val="en-US"/>
+        </w:rPr>
+        <w:t>The key</w:t>
+      </w:r>
+      <w:r>
+        <w:rPr>
+          <w:rFonts w:ascii="Times New Roman" w:hAnsi="Times New Roman" w:cs="Times New Roman"/>
+          <w:lang w:val="en-US"/>
+        </w:rPr>
+        <w:t xml:space="preserve"> concept of GraphSAGE is its iterative generation of embeddings through aggregation and using neighbouring feature sampling.</w:t>
+      </w:r>
+      <w:r>
+        <w:rPr>
+          <w:rFonts w:ascii="Times New Roman" w:hAnsi="Times New Roman" w:cs="Times New Roman"/>
+          <w:lang w:val="en-US"/>
         </w:rPr>
         <w:t xml:space="preserve"> </w:t>
       </w:r>
       <w:r>
         <w:rPr>
           <w:rFonts w:ascii="Times New Roman" w:hAnsi="Times New Roman" w:cs="Times New Roman"/>
-        </w:rPr>
-        <w:t>This changes the way the model learns from learning fixed node embeddings to a set of generalised aggregator functions.</w:t>
-      </w:r>
-    </w:p>
-    <w:p>
-      <w:pPr>
-        <w:spacing w:line="360" w:lineRule="auto"/>
-        <w:jc w:val="both"/>
-        <w:rPr>
-          <w:rFonts w:ascii="Times New Roman" w:hAnsi="Times New Roman" w:cs="Times New Roman"/>
-          <w:highlight w:val="yellow"/>
-          <w:lang w:val="en-US"/>
-        </w:rPr>
-      </w:pPr>
-      <w:r>
-        <w:rPr>
-          <w:rFonts w:ascii="Times New Roman" w:hAnsi="Times New Roman" w:cs="Times New Roman"/>
-          <w:highlight w:val="yellow"/>
-        </w:rPr>
-        <w:br/>
-      </w:r>
-      <w:r>
-        <w:rPr>
-          <w:rFonts w:ascii="Times New Roman" w:hAnsi="Times New Roman" w:cs="Times New Roman"/>
-          <w:lang w:val="en-US"/>
-        </w:rPr>
-        <w:t>The key</w:t>
-      </w:r>
-      <w:r>
-        <w:rPr>
-          <w:rFonts w:ascii="Times New Roman" w:hAnsi="Times New Roman" w:cs="Times New Roman"/>
-          <w:lang w:val="en-US"/>
-        </w:rPr>
-        <w:t xml:space="preserve"> concept of </w:t>
-      </w:r>
-      <w:proofErr w:type="spellStart"/>
-      <w:r>
-        <w:rPr>
-          <w:rFonts w:ascii="Times New Roman" w:hAnsi="Times New Roman" w:cs="Times New Roman"/>
-          <w:lang w:val="en-US"/>
-        </w:rPr>
-        <w:t>GraphSAGE</w:t>
-      </w:r>
-      <w:proofErr w:type="spellEnd"/>
-      <w:r>
-        <w:rPr>
-          <w:rFonts w:ascii="Times New Roman" w:hAnsi="Times New Roman" w:cs="Times New Roman"/>
-          <w:lang w:val="en-US"/>
-        </w:rPr>
-        <w:t xml:space="preserve"> is its iterative generation of embeddings through aggregation and using </w:t>
-      </w:r>
-      <w:proofErr w:type="spellStart"/>
-      <w:r>
-        <w:rPr>
-          <w:rFonts w:ascii="Times New Roman" w:hAnsi="Times New Roman" w:cs="Times New Roman"/>
-          <w:lang w:val="en-US"/>
-        </w:rPr>
-        <w:t>neighbouring</w:t>
-      </w:r>
-      <w:proofErr w:type="spellEnd"/>
-      <w:r>
-        <w:rPr>
-          <w:rFonts w:ascii="Times New Roman" w:hAnsi="Times New Roman" w:cs="Times New Roman"/>
-          <w:lang w:val="en-US"/>
-        </w:rPr>
-        <w:t xml:space="preserve"> feature sampling.</w:t>
-      </w:r>
-      <w:r>
-        <w:rPr>
-          <w:rFonts w:ascii="Times New Roman" w:hAnsi="Times New Roman" w:cs="Times New Roman"/>
-          <w:lang w:val="en-US"/>
-        </w:rPr>
-        <w:t xml:space="preserve"> </w:t>
-      </w:r>
-      <w:r>
-        <w:rPr>
-          <w:rFonts w:ascii="Times New Roman" w:hAnsi="Times New Roman" w:cs="Times New Roman"/>
           <w:lang w:val="en-US"/>
         </w:rPr>
         <w:t>Instead of looking at the entire graph as a single mathematical object</w:t>
@@ -7905,23 +7547,7 @@
           <w:rFonts w:ascii="Times New Roman" w:hAnsi="Times New Roman" w:cs="Times New Roman"/>
           <w:lang w:val="en-US"/>
         </w:rPr>
-        <w:t xml:space="preserve">, </w:t>
-      </w:r>
-      <w:proofErr w:type="spellStart"/>
-      <w:r>
-        <w:rPr>
-          <w:rFonts w:ascii="Times New Roman" w:hAnsi="Times New Roman" w:cs="Times New Roman"/>
-          <w:lang w:val="en-US"/>
-        </w:rPr>
-        <w:t>GraphSAGE</w:t>
-      </w:r>
-      <w:proofErr w:type="spellEnd"/>
-      <w:r>
-        <w:rPr>
-          <w:rFonts w:ascii="Times New Roman" w:hAnsi="Times New Roman" w:cs="Times New Roman"/>
-          <w:lang w:val="en-US"/>
-        </w:rPr>
-        <w:t xml:space="preserve"> employs a spatial approach: </w:t>
+        <w:t xml:space="preserve">, GraphSAGE employs a spatial approach: </w:t>
       </w:r>
     </w:p>
     <w:p>
@@ -7963,23 +7589,7 @@
           <w:rFonts w:ascii="Times New Roman" w:hAnsi="Times New Roman" w:cs="Times New Roman"/>
           <w:lang w:val="en-US"/>
         </w:rPr>
-        <w:t xml:space="preserve">To maintain computational efficiency in dense networks, the model samples a fixed-size subset of a node’s local </w:t>
-      </w:r>
-      <w:proofErr w:type="spellStart"/>
-      <w:r>
-        <w:rPr>
-          <w:rFonts w:ascii="Times New Roman" w:hAnsi="Times New Roman" w:cs="Times New Roman"/>
-          <w:lang w:val="en-US"/>
-        </w:rPr>
-        <w:t>neighbourhood</w:t>
-      </w:r>
-      <w:proofErr w:type="spellEnd"/>
-      <w:r>
-        <w:rPr>
-          <w:rFonts w:ascii="Times New Roman" w:hAnsi="Times New Roman" w:cs="Times New Roman"/>
-          <w:lang w:val="en-US"/>
-        </w:rPr>
-        <w:t xml:space="preserve"> rather than utilizing every adjacent edge. </w:t>
+        <w:t xml:space="preserve">To maintain computational efficiency in dense networks, the model samples a fixed-size subset of a node’s local neighbourhood rather than utilizing every adjacent edge. </w:t>
       </w:r>
     </w:p>
     <w:p>
@@ -8014,37 +7624,12 @@
         </w:rPr>
         <w:t xml:space="preserve"> </w:t>
       </w:r>
-      <w:proofErr w:type="gramStart"/>
-      <w:r>
-        <w:rPr>
-          <w:rFonts w:ascii="Times New Roman" w:hAnsi="Times New Roman" w:cs="Times New Roman"/>
-          <w:lang w:val="en-US"/>
-        </w:rPr>
-        <w:t>Through the use of</w:t>
-      </w:r>
-      <w:proofErr w:type="gramEnd"/>
-      <w:r>
-        <w:rPr>
-          <w:rFonts w:ascii="Times New Roman" w:hAnsi="Times New Roman" w:cs="Times New Roman"/>
-          <w:lang w:val="en-US"/>
-        </w:rPr>
-        <w:t xml:space="preserve"> a symmetric aggregator function, it fuses </w:t>
-      </w:r>
-      <w:proofErr w:type="spellStart"/>
-      <w:r>
-        <w:rPr>
-          <w:rFonts w:ascii="Times New Roman" w:hAnsi="Times New Roman" w:cs="Times New Roman"/>
-          <w:lang w:val="en-US"/>
-        </w:rPr>
-        <w:t>neighbouring</w:t>
-      </w:r>
-      <w:proofErr w:type="spellEnd"/>
-      <w:r>
-        <w:rPr>
-          <w:rFonts w:ascii="Times New Roman" w:hAnsi="Times New Roman" w:cs="Times New Roman"/>
-          <w:lang w:val="en-US"/>
-        </w:rPr>
-        <w:t xml:space="preserve"> features and the node’s own identity.</w:t>
+      <w:r>
+        <w:rPr>
+          <w:rFonts w:ascii="Times New Roman" w:hAnsi="Times New Roman" w:cs="Times New Roman"/>
+          <w:lang w:val="en-US"/>
+        </w:rPr>
+        <w:t>Through the use of a symmetric aggregator function, it fuses neighbouring features and the node’s own identity.</w:t>
       </w:r>
     </w:p>
     <w:p>
@@ -8138,21 +7723,12 @@
           <w:lang w:val="en-US"/>
         </w:rPr>
       </w:pPr>
-      <w:proofErr w:type="spellStart"/>
-      <w:r>
-        <w:rPr>
-          <w:rFonts w:ascii="Times New Roman" w:hAnsi="Times New Roman" w:cs="Times New Roman"/>
-          <w:lang w:val="en-US"/>
-        </w:rPr>
-        <w:t>GraphSAGE</w:t>
-      </w:r>
-      <w:proofErr w:type="spellEnd"/>
-      <w:r>
-        <w:rPr>
-          <w:rFonts w:ascii="Times New Roman" w:hAnsi="Times New Roman" w:cs="Times New Roman"/>
-          <w:lang w:val="en-US"/>
-        </w:rPr>
-        <w:t xml:space="preserve"> is effective because of </w:t>
+      <w:r>
+        <w:rPr>
+          <w:rFonts w:ascii="Times New Roman" w:hAnsi="Times New Roman" w:cs="Times New Roman"/>
+          <w:lang w:val="en-US"/>
+        </w:rPr>
+        <w:t xml:space="preserve">GraphSAGE is effective because of </w:t>
       </w:r>
       <w:r>
         <w:rPr>
@@ -8166,39 +7742,14 @@
           <w:rFonts w:ascii="Times New Roman" w:hAnsi="Times New Roman" w:cs="Times New Roman"/>
           <w:lang w:val="en-US"/>
         </w:rPr>
-        <w:t xml:space="preserve">that </w:t>
-      </w:r>
-      <w:proofErr w:type="gramStart"/>
-      <w:r>
-        <w:rPr>
-          <w:rFonts w:ascii="Times New Roman" w:hAnsi="Times New Roman" w:cs="Times New Roman"/>
-          <w:lang w:val="en-US"/>
-        </w:rPr>
-        <w:t>has to</w:t>
-      </w:r>
-      <w:proofErr w:type="gramEnd"/>
-      <w:r>
-        <w:rPr>
-          <w:rFonts w:ascii="Times New Roman" w:hAnsi="Times New Roman" w:cs="Times New Roman"/>
-          <w:lang w:val="en-US"/>
-        </w:rPr>
-        <w:t xml:space="preserve"> be permutation-invariant to handle unordered </w:t>
-      </w:r>
-      <w:proofErr w:type="spellStart"/>
-      <w:r>
-        <w:rPr>
-          <w:rFonts w:ascii="Times New Roman" w:hAnsi="Times New Roman" w:cs="Times New Roman"/>
-          <w:lang w:val="en-US"/>
-        </w:rPr>
-        <w:t>neighbour</w:t>
-      </w:r>
-      <w:proofErr w:type="spellEnd"/>
-      <w:r>
-        <w:rPr>
-          <w:rFonts w:ascii="Times New Roman" w:hAnsi="Times New Roman" w:cs="Times New Roman"/>
-          <w:lang w:val="en-US"/>
-        </w:rPr>
-        <w:t xml:space="preserve"> sets</w:t>
+        <w:t>that has to</w:t>
+      </w:r>
+      <w:r>
+        <w:rPr>
+          <w:rFonts w:ascii="Times New Roman" w:hAnsi="Times New Roman" w:cs="Times New Roman"/>
+          <w:lang w:val="en-US"/>
+        </w:rPr>
+        <w:t xml:space="preserve"> be permutation-invariant to handle unordered neighbour sets</w:t>
       </w:r>
       <w:r>
         <w:rPr>
@@ -8316,23 +7867,7 @@
           <w:rFonts w:ascii="Times New Roman" w:hAnsi="Times New Roman" w:cs="Times New Roman"/>
           <w:lang w:val="en-US"/>
         </w:rPr>
-        <w:t xml:space="preserve">By passing each </w:t>
-      </w:r>
-      <w:proofErr w:type="spellStart"/>
-      <w:r>
-        <w:rPr>
-          <w:rFonts w:ascii="Times New Roman" w:hAnsi="Times New Roman" w:cs="Times New Roman"/>
-          <w:lang w:val="en-US"/>
-        </w:rPr>
-        <w:t>neighbouring</w:t>
-      </w:r>
-      <w:proofErr w:type="spellEnd"/>
-      <w:r>
-        <w:rPr>
-          <w:rFonts w:ascii="Times New Roman" w:hAnsi="Times New Roman" w:cs="Times New Roman"/>
-          <w:lang w:val="en-US"/>
-        </w:rPr>
-        <w:t xml:space="preserve"> vector </w:t>
+        <w:t xml:space="preserve">By passing each neighbouring vector </w:t>
       </w:r>
       <w:r>
         <w:rPr>
@@ -8383,7 +7918,6 @@
         </w:rPr>
         <w:t xml:space="preserve">model </w:t>
       </w:r>
-      <w:proofErr w:type="gramStart"/>
       <w:r>
         <w:rPr>
           <w:rFonts w:ascii="Times New Roman" w:hAnsi="Times New Roman" w:cs="Times New Roman"/>
@@ -8396,15 +7930,7 @@
           <w:rFonts w:ascii="Times New Roman" w:hAnsi="Times New Roman" w:cs="Times New Roman"/>
           <w:lang w:val="en-US"/>
         </w:rPr>
-        <w:t>to</w:t>
-      </w:r>
-      <w:proofErr w:type="gramEnd"/>
-      <w:r>
-        <w:rPr>
-          <w:rFonts w:ascii="Times New Roman" w:hAnsi="Times New Roman" w:cs="Times New Roman"/>
-          <w:lang w:val="en-US"/>
-        </w:rPr>
-        <w:t xml:space="preserve"> capture the most </w:t>
+        <w:t xml:space="preserve">to capture the most </w:t>
       </w:r>
       <w:r>
         <w:rPr>
@@ -8576,55 +8102,7 @@
           <w:rFonts w:ascii="Times New Roman" w:hAnsi="Times New Roman" w:cs="Times New Roman"/>
           <w:lang w:val="en-US"/>
         </w:rPr>
-        <w:t xml:space="preserve">Compared to GCN, </w:t>
-      </w:r>
-      <w:proofErr w:type="spellStart"/>
-      <w:r>
-        <w:rPr>
-          <w:rFonts w:ascii="Times New Roman" w:hAnsi="Times New Roman" w:cs="Times New Roman"/>
-          <w:lang w:val="en-US"/>
-        </w:rPr>
-        <w:t>GraphSAGE</w:t>
-      </w:r>
-      <w:proofErr w:type="spellEnd"/>
-      <w:r>
-        <w:rPr>
-          <w:rFonts w:ascii="Times New Roman" w:hAnsi="Times New Roman" w:cs="Times New Roman"/>
-          <w:lang w:val="en-US"/>
-        </w:rPr>
-        <w:t xml:space="preserve"> is </w:t>
-      </w:r>
-      <w:proofErr w:type="spellStart"/>
-      <w:r>
-        <w:rPr>
-          <w:rFonts w:ascii="Times New Roman" w:hAnsi="Times New Roman" w:cs="Times New Roman"/>
-          <w:lang w:val="en-US"/>
-        </w:rPr>
-        <w:t>optimised</w:t>
-      </w:r>
-      <w:proofErr w:type="spellEnd"/>
-      <w:r>
-        <w:rPr>
-          <w:rFonts w:ascii="Times New Roman" w:hAnsi="Times New Roman" w:cs="Times New Roman"/>
-          <w:lang w:val="en-US"/>
-        </w:rPr>
-        <w:t xml:space="preserve"> for a specific static graph. Thus, the introduction of a new node would require the model to recalculate its entire embedding space. </w:t>
-      </w:r>
-      <w:proofErr w:type="spellStart"/>
-      <w:r>
-        <w:rPr>
-          <w:rFonts w:ascii="Times New Roman" w:hAnsi="Times New Roman" w:cs="Times New Roman"/>
-          <w:lang w:val="en-US"/>
-        </w:rPr>
-        <w:t>GraphSAGE</w:t>
-      </w:r>
-      <w:proofErr w:type="spellEnd"/>
-      <w:r>
-        <w:rPr>
-          <w:rFonts w:ascii="Times New Roman" w:hAnsi="Times New Roman" w:cs="Times New Roman"/>
-          <w:lang w:val="en-US"/>
-        </w:rPr>
-        <w:t xml:space="preserve"> learns the parameters of the aggregation logic allowing it to generate high-quality embeddings for unseen nodes or graphs. This is crucial for datasets that are constantly changing, providing more realistic explanations of real-world use cases. </w:t>
+        <w:t xml:space="preserve">Compared to GCN, GraphSAGE is optimised for a specific static graph. Thus, the introduction of a new node would require the model to recalculate its entire embedding space. GraphSAGE learns the parameters of the aggregation logic allowing it to generate high-quality embeddings for unseen nodes or graphs. This is crucial for datasets that are constantly changing, providing more realistic explanations of real-world use cases. </w:t>
       </w:r>
     </w:p>
     <w:p>
@@ -8651,23 +8129,7 @@
           <w:rFonts w:ascii="Times New Roman" w:hAnsi="Times New Roman" w:cs="Times New Roman"/>
           <w:lang w:val="en-US"/>
         </w:rPr>
-        <w:t xml:space="preserve">The figure below (Figure X.X) shows the embedding generation algorithm. It takes in an input of a graph and features of all the nodes within. Subsequently, for every layer, the nodes aggregate information from local </w:t>
-      </w:r>
-      <w:proofErr w:type="spellStart"/>
-      <w:r>
-        <w:rPr>
-          <w:rFonts w:ascii="Times New Roman" w:hAnsi="Times New Roman" w:cs="Times New Roman"/>
-          <w:lang w:val="en-US"/>
-        </w:rPr>
-        <w:t>neighbours</w:t>
-      </w:r>
-      <w:proofErr w:type="spellEnd"/>
-      <w:r>
-        <w:rPr>
-          <w:rFonts w:ascii="Times New Roman" w:hAnsi="Times New Roman" w:cs="Times New Roman"/>
-          <w:lang w:val="en-US"/>
-        </w:rPr>
-        <w:t xml:space="preserve">. This allows the nodes to have more information as it has access to a wider range of the graph. </w:t>
+        <w:t xml:space="preserve">The figure below (Figure X.X) shows the embedding generation algorithm. It takes in an input of a graph and features of all the nodes within. Subsequently, for every layer, the nodes aggregate information from local neighbours. This allows the nodes to have more information as it has access to a wider range of the graph. </w:t>
       </w:r>
     </w:p>
     <w:p>
@@ -8841,7 +8303,6 @@
         <w:spacing w:line="360" w:lineRule="auto"/>
         <w:rPr>
           <w:rFonts w:ascii="Times New Roman" w:hAnsi="Times New Roman" w:cs="Times New Roman"/>
-          <w:lang w:val="en-US"/>
         </w:rPr>
       </w:pPr>
       <w:r>
@@ -8878,26 +8339,26 @@
         <w:rPr>
           <w:rFonts w:ascii="Times New Roman" w:hAnsi="Times New Roman" w:cs="Times New Roman"/>
         </w:rPr>
-        <w:t xml:space="preserve"> have not been officially defined</w:t>
-      </w:r>
-      <w:r>
-        <w:rPr>
-          <w:rFonts w:ascii="Times New Roman" w:hAnsi="Times New Roman" w:cs="Times New Roman"/>
-        </w:rPr>
-        <w:t>.</w:t>
-      </w:r>
-      <w:r>
-        <w:rPr>
-          <w:rFonts w:ascii="Times New Roman" w:hAnsi="Times New Roman" w:cs="Times New Roman"/>
-        </w:rPr>
-        <w:t xml:space="preserve">  </w:t>
+        <w:t xml:space="preserve"> have not been officially </w:t>
+      </w:r>
+      <w:r>
+        <w:rPr>
+          <w:rFonts w:ascii="Times New Roman" w:hAnsi="Times New Roman" w:cs="Times New Roman"/>
+        </w:rPr>
+        <w:t xml:space="preserve">defined. </w:t>
+      </w:r>
+      <w:r>
+        <w:rPr>
+          <w:rFonts w:ascii="Times New Roman" w:hAnsi="Times New Roman" w:cs="Times New Roman"/>
+        </w:rPr>
+        <w:t xml:space="preserve">From my research, </w:t>
       </w:r>
       <w:r>
         <w:rPr>
           <w:rFonts w:ascii="Times New Roman" w:hAnsi="Times New Roman" w:cs="Times New Roman"/>
           <w:highlight w:val="yellow"/>
         </w:rPr>
-        <w:t xml:space="preserve"> I</w:t>
+        <w:t>I</w:t>
       </w:r>
       <w:r>
         <w:rPr>
@@ -8911,6 +8372,35 @@
           <w:rFonts w:ascii="Times New Roman" w:hAnsi="Times New Roman" w:cs="Times New Roman"/>
         </w:rPr>
         <w:t xml:space="preserve"> some studies, these two terms are used interchangeably [26], while in other studies some subtle differences have been made. In this work, we argue that these two terms should be differentiated. In particular, we follow the existing work [49] to distinguish these two terms. We consider a model to be “interpretable” if the model itself can provide humanly understandable interpretations of its predictions. Note that such a model is no longer a black box to some extent. For example, a decision tree model is an “interpretable” one. Meanwhile, an “explainable” model implies that the model is still a black box whose predictions could potentially be understood by post hoc explanation techniques. We articulate such a difference with the hope that the community could eventually develop a standardized use of terminology as this field matures.</w:t>
+      </w:r>
+    </w:p>
+    <w:p>
+      <w:pPr>
+        <w:spacing w:line="360" w:lineRule="auto"/>
+      </w:pPr>
+      <w:r>
+        <w:rPr>
+          <w:rFonts w:ascii="Times New Roman" w:hAnsi="Times New Roman" w:cs="Times New Roman"/>
+        </w:rPr>
+        <w:t xml:space="preserve">[26] </w:t>
+      </w:r>
+      <w:r>
+        <w:t>C. Molnar, Interpretable Machine Learning, 2019, https:// christophm.github.io/interpretable-ml-book/.</w:t>
+      </w:r>
+    </w:p>
+    <w:p>
+      <w:pPr>
+        <w:spacing w:line="360" w:lineRule="auto"/>
+        <w:rPr>
+          <w:rFonts w:ascii="Times New Roman" w:hAnsi="Times New Roman" w:cs="Times New Roman"/>
+          <w:lang w:val="en-US"/>
+        </w:rPr>
+      </w:pPr>
+      <w:r>
+        <w:t xml:space="preserve">[49] </w:t>
+      </w:r>
+      <w:r>
+        <w:t>C. Rudin, “Stop explaining black box machine learning models for high stakes decisions and use interpretable models instead,” Nature Machine Intelligence, vol. 1, no. 5, pp. 206–215, 2019.</w:t>
       </w:r>
     </w:p>
     <w:p>
@@ -8943,9 +8433,365 @@
           <w:szCs w:val="40"/>
           <w:lang w:val="en-US"/>
         </w:rPr>
-        <w:t xml:space="preserve">2.2.2 </w:t>
-      </w:r>
-      <w:proofErr w:type="spellStart"/>
+        <w:t>2.2.2 GNNExplainer</w:t>
+      </w:r>
+    </w:p>
+    <w:p>
+      <w:pPr>
+        <w:spacing w:line="360" w:lineRule="auto"/>
+        <w:rPr>
+          <w:rFonts w:ascii="Times New Roman" w:hAnsi="Times New Roman" w:cs="Times New Roman"/>
+        </w:rPr>
+      </w:pPr>
+      <w:r>
+        <w:rPr>
+          <w:rFonts w:ascii="Times New Roman" w:hAnsi="Times New Roman" w:cs="Times New Roman"/>
+        </w:rPr>
+        <w:t>GNNExplainer [</w:t>
+      </w:r>
+      <w:r>
+        <w:rPr>
+          <w:rFonts w:ascii="Times New Roman" w:hAnsi="Times New Roman" w:cs="Times New Roman"/>
+        </w:rPr>
+        <w:t>22</w:t>
+      </w:r>
+      <w:r>
+        <w:rPr>
+          <w:rFonts w:ascii="Times New Roman" w:hAnsi="Times New Roman" w:cs="Times New Roman"/>
+        </w:rPr>
+        <w:t xml:space="preserve">] learns soft masks for edges and node features to explain the predictions via mask optimization. To obtain masks, it randomly initializes soft masks and treats them as trainable variables. Then GNNExplainer combines the masks with the original graph via element-wise multiplications. Next, the masks are optimized by maximizing the mutual information between the predictions of the original graph and the predictions of the newly </w:t>
+      </w:r>
+      <w:r>
+        <w:rPr>
+          <w:rFonts w:ascii="Times New Roman" w:hAnsi="Times New Roman" w:cs="Times New Roman"/>
+        </w:rPr>
+        <w:lastRenderedPageBreak/>
+        <w:t>obtained graph. Even though different regularization terms, such as elementwise entropy, are employed to encourage optimized masks to be discrete, the obtained masks are still soft masks so that GNNExplainer cannot avoid the “introduced evidence” problem. In addition, the masks are optimized for each input graph individually and hence the explanations may lack a global view</w:t>
+      </w:r>
+      <w:r>
+        <w:rPr>
+          <w:rFonts w:ascii="Times New Roman" w:hAnsi="Times New Roman" w:cs="Times New Roman"/>
+        </w:rPr>
+        <w:t xml:space="preserve">. </w:t>
+      </w:r>
+    </w:p>
+    <w:p>
+      <w:pPr>
+        <w:spacing w:line="360" w:lineRule="auto"/>
+        <w:rPr>
+          <w:rFonts w:ascii="Times New Roman" w:hAnsi="Times New Roman" w:cs="Times New Roman"/>
+        </w:rPr>
+      </w:pPr>
+    </w:p>
+    <w:p>
+      <w:pPr>
+        <w:pStyle w:val="NormalWeb"/>
+        <w:spacing w:before="0" w:beforeAutospacing="0"/>
+      </w:pPr>
+      <w:r>
+        <w:t xml:space="preserve">A foundational approach to interpretability in Graph Neural Networks is </w:t>
+      </w:r>
+      <w:r>
+        <w:rPr>
+          <w:b/>
+          <w:bCs/>
+        </w:rPr>
+        <w:t>GNNExplainer [22]</w:t>
+      </w:r>
+      <w:r>
+        <w:t xml:space="preserve">, which focuses on providing local, instance-level explanations. At its core, the framework </w:t>
+      </w:r>
+      <w:r>
+        <w:rPr>
+          <w:b/>
+          <w:bCs/>
+        </w:rPr>
+        <w:t>learns soft masks for edges and node features to explain the predictions via mask optimization.</w:t>
+      </w:r>
+      <w:r>
+        <w:t xml:space="preserve"> Rather than relying on simple gradients, it identifies the most influential components of a graph that preserve a model's specific prediction.</w:t>
+      </w:r>
+    </w:p>
+    <w:p>
+      <w:pPr>
+        <w:pStyle w:val="Heading3"/>
+        <w:spacing w:before="0"/>
+        <w:rPr>
+          <w:rFonts w:ascii="Times New Roman" w:hAnsi="Times New Roman" w:cs="Times New Roman"/>
+          <w:sz w:val="24"/>
+          <w:szCs w:val="24"/>
+        </w:rPr>
+      </w:pPr>
+      <w:r>
+        <w:rPr>
+          <w:rFonts w:ascii="Times New Roman" w:hAnsi="Times New Roman" w:cs="Times New Roman"/>
+          <w:sz w:val="24"/>
+          <w:szCs w:val="24"/>
+        </w:rPr>
+        <w:t>Technical Methodology</w:t>
+      </w:r>
+    </w:p>
+    <w:p>
+      <w:pPr>
+        <w:pStyle w:val="NormalWeb"/>
+        <w:spacing w:before="0" w:beforeAutospacing="0"/>
+      </w:pPr>
+      <w:r>
+        <w:t xml:space="preserve">The explanation generation process is treated as a learning task centered on information preservation. </w:t>
+      </w:r>
+      <w:r>
+        <w:rPr>
+          <w:b/>
+          <w:bCs/>
+        </w:rPr>
+        <w:t>To obtain masks, GNNExplainer randomly initializes soft masks and treats them as trainable variables.</w:t>
+      </w:r>
+      <w:r>
+        <w:t xml:space="preserve"> This process involves several distinct steps:</w:t>
+      </w:r>
+    </w:p>
+    <w:p>
+      <w:pPr>
+        <w:pStyle w:val="NormalWeb"/>
+        <w:numPr>
+          <w:ilvl w:val="0"/>
+          <w:numId w:val="12"/>
+        </w:numPr>
+        <w:spacing w:before="0" w:beforeAutospacing="0"/>
+      </w:pPr>
+      <w:r>
+        <w:rPr>
+          <w:b/>
+          <w:bCs/>
+        </w:rPr>
+        <w:t>Sparsification through Masking:</w:t>
+      </w:r>
+      <w:r>
+        <w:t xml:space="preserve"> </w:t>
+      </w:r>
+      <w:r>
+        <w:rPr>
+          <w:b/>
+          <w:bCs/>
+        </w:rPr>
+        <w:t>GNNExplainer combines the masks with the original graph via element-wise multiplications.</w:t>
+      </w:r>
+      <w:r>
+        <w:t xml:space="preserve"> By applying a mask </w:t>
+      </w:r>
+      <w:r>
+        <w:rPr>
+          <w:rStyle w:val="math-inline"/>
+          <w:rFonts w:eastAsiaTheme="majorEastAsia"/>
+        </w:rPr>
+        <w:t>$M \in [0, 1]$</w:t>
+      </w:r>
+      <w:r>
+        <w:t xml:space="preserve">, the model filters out "irrelevant" structural noise while retaining the critical sub-structure </w:t>
+      </w:r>
+      <w:r>
+        <w:rPr>
+          <w:rStyle w:val="math-inline"/>
+          <w:rFonts w:eastAsiaTheme="majorEastAsia"/>
+        </w:rPr>
+        <w:t>$G_S$</w:t>
+      </w:r>
+      <w:r>
+        <w:t>.</w:t>
+      </w:r>
+    </w:p>
+    <w:p>
+      <w:pPr>
+        <w:pStyle w:val="NormalWeb"/>
+        <w:numPr>
+          <w:ilvl w:val="0"/>
+          <w:numId w:val="12"/>
+        </w:numPr>
+        <w:spacing w:before="0" w:beforeAutospacing="0"/>
+      </w:pPr>
+      <w:r>
+        <w:rPr>
+          <w:b/>
+          <w:bCs/>
+        </w:rPr>
+        <w:t>Mutual Information Objective:</w:t>
+      </w:r>
+      <w:r>
+        <w:t xml:space="preserve"> </w:t>
+      </w:r>
+      <w:r>
+        <w:rPr>
+          <w:b/>
+          <w:bCs/>
+        </w:rPr>
+        <w:t>The masks are optimized by maximizing the mutual information between the predictions of the original graph and the predictions of the newly obtained graph.</w:t>
+      </w:r>
+      <w:r>
+        <w:t xml:space="preserve"> Formally, the optimization seeks to find a subgraph that minimizes the conditional entropy, ensuring that the GNN's confidence in its original prediction remains high even when the input is reduced to the masked subgraph.</w:t>
+      </w:r>
+    </w:p>
+    <w:p>
+      <w:pPr>
+        <w:pStyle w:val="NormalWeb"/>
+        <w:numPr>
+          <w:ilvl w:val="0"/>
+          <w:numId w:val="12"/>
+        </w:numPr>
+        <w:spacing w:before="0" w:beforeAutospacing="0"/>
+      </w:pPr>
+      <w:r>
+        <w:rPr>
+          <w:b/>
+          <w:bCs/>
+        </w:rPr>
+        <w:t>The Challenge of Discreteness:</w:t>
+      </w:r>
+      <w:r>
+        <w:t xml:space="preserve"> One of the primary hurdles in this optimization is the "discrete vs. continuous" trade-off. </w:t>
+      </w:r>
+      <w:r>
+        <w:rPr>
+          <w:b/>
+          <w:bCs/>
+        </w:rPr>
+        <w:t>Even though different regularization terms, such as elementwise entropy, are employed to encourage optimized masks to be discrete</w:t>
+      </w:r>
+      <w:r>
+        <w:t>, the gradient-based nature of the optimization often results in continuous values.</w:t>
+      </w:r>
+    </w:p>
+    <w:p>
+      <w:pPr>
+        <w:rPr>
+          <w:rFonts w:ascii="Times New Roman" w:hAnsi="Times New Roman" w:cs="Times New Roman"/>
+        </w:rPr>
+      </w:pPr>
+      <w:r>
+        <w:rPr>
+          <w:rFonts w:ascii="Times New Roman" w:hAnsi="Times New Roman" w:cs="Times New Roman"/>
+          <w:noProof/>
+        </w:rPr>
+        <w:pict w14:anchorId="24582F03">
+          <v:rect id="_x0000_i1025" alt="" style="width:451.3pt;height:.05pt;mso-width-percent:0;mso-height-percent:0;mso-width-percent:0;mso-height-percent:0" o:hralign="center" o:hrstd="t" o:hr="t" fillcolor="#a0a0a0" stroked="f"/>
+        </w:pict>
+      </w:r>
+    </w:p>
+    <w:p>
+      <w:pPr>
+        <w:pStyle w:val="Heading3"/>
+        <w:spacing w:before="0"/>
+        <w:rPr>
+          <w:rFonts w:ascii="Times New Roman" w:hAnsi="Times New Roman" w:cs="Times New Roman"/>
+          <w:sz w:val="24"/>
+          <w:szCs w:val="24"/>
+        </w:rPr>
+      </w:pPr>
+      <w:r>
+        <w:rPr>
+          <w:rFonts w:ascii="Times New Roman" w:hAnsi="Times New Roman" w:cs="Times New Roman"/>
+          <w:sz w:val="24"/>
+          <w:szCs w:val="24"/>
+        </w:rPr>
+        <w:t>Critical Limitations and Research Gaps</w:t>
+      </w:r>
+    </w:p>
+    <w:p>
+      <w:pPr>
+        <w:pStyle w:val="NormalWeb"/>
+        <w:spacing w:before="0" w:beforeAutospacing="0"/>
+      </w:pPr>
+      <w:r>
+        <w:t>While GNNExplainer set the standard for subsequent research, its reliance on soft optimization introduces two significant limitations:</w:t>
+      </w:r>
+    </w:p>
+    <w:p>
+      <w:pPr>
+        <w:pStyle w:val="NormalWeb"/>
+        <w:numPr>
+          <w:ilvl w:val="0"/>
+          <w:numId w:val="13"/>
+        </w:numPr>
+        <w:spacing w:before="0" w:beforeAutospacing="0"/>
+      </w:pPr>
+      <w:r>
+        <w:rPr>
+          <w:b/>
+          <w:bCs/>
+        </w:rPr>
+        <w:t>The "Introduced Evidence" Problem:</w:t>
+      </w:r>
+      <w:r>
+        <w:t xml:space="preserve"> Because </w:t>
+      </w:r>
+      <w:r>
+        <w:rPr>
+          <w:b/>
+          <w:bCs/>
+        </w:rPr>
+        <w:t>the obtained masks are still soft masks, GNNExplainer cannot avoid the “introduced evidence” problem.</w:t>
+      </w:r>
+      <w:r>
+        <w:t xml:space="preserve"> By feeding the GNN a graph with fractional edge weights (e.g., an edge with a weight of 0.5), the explainer presents the model with a data distribution it likely never encountered during training. This can lead to "artifactual" explanations where the </w:t>
+      </w:r>
+      <w:r>
+        <w:lastRenderedPageBreak/>
+        <w:t>model's output changes not because a feature was removed, but because the underlying message-passing mathematics were distorted by non-binary weights.</w:t>
+      </w:r>
+    </w:p>
+    <w:p>
+      <w:pPr>
+        <w:pStyle w:val="NormalWeb"/>
+        <w:numPr>
+          <w:ilvl w:val="0"/>
+          <w:numId w:val="13"/>
+        </w:numPr>
+        <w:spacing w:before="0" w:beforeAutospacing="0"/>
+        <w:rPr>
+          <w:rFonts w:ascii="Arial" w:hAnsi="Arial" w:cs="Arial"/>
+        </w:rPr>
+      </w:pPr>
+      <w:r>
+        <w:rPr>
+          <w:b/>
+          <w:bCs/>
+        </w:rPr>
+        <w:t>Lack of Global Perspective:</w:t>
+      </w:r>
+      <w:r>
+        <w:t xml:space="preserve"> Furthermore, the optimization is inherently local. </w:t>
+      </w:r>
+      <w:r>
+        <w:rPr>
+          <w:b/>
+          <w:bCs/>
+        </w:rPr>
+        <w:t>The masks are optimized for each input graph individually and hence the explanations may lack a global view.</w:t>
+      </w:r>
+      <w:r>
+        <w:t xml:space="preserve"> Because the explainer must be re-run for every single node or graph prediction, it is computationally intensive and fails to capture "global motifs"—the recurring structural patterns that the GNN uses across the entire dataset. This limitation has motivated the development of inductive explainers, such as PGExplainer, which aim to provide a more</w:t>
+      </w:r>
+      <w:r>
+        <w:rPr>
+          <w:rFonts w:ascii="Arial" w:hAnsi="Arial" w:cs="Arial"/>
+        </w:rPr>
+        <w:t xml:space="preserve"> unified and efficient explanatory framework.</w:t>
+      </w:r>
+    </w:p>
+    <w:p>
+      <w:pPr>
+        <w:spacing w:line="360" w:lineRule="auto"/>
+        <w:rPr>
+          <w:rFonts w:ascii="Times New Roman" w:hAnsi="Times New Roman" w:cs="Times New Roman"/>
+        </w:rPr>
+      </w:pPr>
+    </w:p>
+    <w:p>
+      <w:pPr>
+        <w:spacing w:line="360" w:lineRule="auto"/>
+        <w:rPr>
+          <w:rFonts w:ascii="Times New Roman" w:hAnsi="Times New Roman" w:cs="Times New Roman"/>
+        </w:rPr>
+      </w:pPr>
       <w:r>
         <w:rPr>
           <w:rFonts w:ascii="Times New Roman" w:hAnsi="Times New Roman" w:cs="Times New Roman"/>
@@ -8955,97 +8801,8 @@
           <w:szCs w:val="40"/>
           <w:lang w:val="en-US"/>
         </w:rPr>
-        <w:t>GNNExplainer</w:t>
-      </w:r>
-      <w:proofErr w:type="spellEnd"/>
-    </w:p>
-    <w:p>
-      <w:pPr>
-        <w:spacing w:line="360" w:lineRule="auto"/>
-        <w:rPr>
-          <w:rFonts w:ascii="Times New Roman" w:hAnsi="Times New Roman" w:cs="Times New Roman"/>
-        </w:rPr>
-      </w:pPr>
-      <w:proofErr w:type="spellStart"/>
-      <w:r>
-        <w:rPr>
-          <w:rFonts w:ascii="Times New Roman" w:hAnsi="Times New Roman" w:cs="Times New Roman"/>
-        </w:rPr>
-        <w:t>GNNExplainer</w:t>
-      </w:r>
-      <w:proofErr w:type="spellEnd"/>
-      <w:r>
-        <w:rPr>
-          <w:rFonts w:ascii="Times New Roman" w:hAnsi="Times New Roman" w:cs="Times New Roman"/>
-        </w:rPr>
-        <w:t xml:space="preserve"> [] learns soft masks for edges and node features to explain the predictions via mask optimization. To obtain masks, it randomly initializes soft masks and treats them as trainable variables. Then </w:t>
-      </w:r>
-      <w:proofErr w:type="spellStart"/>
-      <w:r>
-        <w:rPr>
-          <w:rFonts w:ascii="Times New Roman" w:hAnsi="Times New Roman" w:cs="Times New Roman"/>
-        </w:rPr>
-        <w:t>GNNExplainer</w:t>
-      </w:r>
-      <w:proofErr w:type="spellEnd"/>
-      <w:r>
-        <w:rPr>
-          <w:rFonts w:ascii="Times New Roman" w:hAnsi="Times New Roman" w:cs="Times New Roman"/>
-        </w:rPr>
-        <w:t xml:space="preserve"> combines the masks with the original graph via element-wise multiplications. Next, the masks are optimized by maximizing the mutual information between the predictions of the original graph and the predictions of the newly obtained graph. Even though different regularization terms, such as elementwise entropy, are employed to encourage optimized masks to be discrete, the obtained masks are still soft masks so that </w:t>
-      </w:r>
-      <w:proofErr w:type="spellStart"/>
-      <w:r>
-        <w:rPr>
-          <w:rFonts w:ascii="Times New Roman" w:hAnsi="Times New Roman" w:cs="Times New Roman"/>
-        </w:rPr>
-        <w:t>GNNExplainer</w:t>
-      </w:r>
-      <w:proofErr w:type="spellEnd"/>
-      <w:r>
-        <w:rPr>
-          <w:rFonts w:ascii="Times New Roman" w:hAnsi="Times New Roman" w:cs="Times New Roman"/>
-        </w:rPr>
-        <w:t xml:space="preserve"> cannot avoid the “introduced evidence” problem. In addition, the masks are optimized for each input graph individually and hence the explanations may lack a global view</w:t>
-      </w:r>
-    </w:p>
-    <w:p>
-      <w:pPr>
-        <w:spacing w:line="360" w:lineRule="auto"/>
-        <w:rPr>
-          <w:rFonts w:ascii="Times New Roman" w:hAnsi="Times New Roman" w:cs="Times New Roman"/>
-          <w:lang w:val="en-US"/>
-        </w:rPr>
-      </w:pPr>
-      <w:r>
-        <w:rPr>
-          <w:rFonts w:ascii="Times New Roman" w:hAnsi="Times New Roman" w:cs="Times New Roman"/>
-        </w:rPr>
-        <w:lastRenderedPageBreak/>
-        <w:t>Z. Ying, D. Bourgeois, J. You, M. Zitnik, and J. Leskovec, “</w:t>
-      </w:r>
-      <w:proofErr w:type="spellStart"/>
-      <w:r>
-        <w:rPr>
-          <w:rFonts w:ascii="Times New Roman" w:hAnsi="Times New Roman" w:cs="Times New Roman"/>
-        </w:rPr>
-        <w:t>Gnnexplainer</w:t>
-      </w:r>
-      <w:proofErr w:type="spellEnd"/>
-      <w:r>
-        <w:rPr>
-          <w:rFonts w:ascii="Times New Roman" w:hAnsi="Times New Roman" w:cs="Times New Roman"/>
-        </w:rPr>
-        <w:t>: Generating explanations for graph neural networks,” in Advances in neural information processing systems, 2019, pp. 9244– 9255.</w:t>
-      </w:r>
-    </w:p>
-    <w:p>
-      <w:pPr>
-        <w:spacing w:line="360" w:lineRule="auto"/>
-        <w:rPr>
-          <w:rFonts w:ascii="Times New Roman" w:hAnsi="Times New Roman" w:cs="Times New Roman"/>
-        </w:rPr>
-      </w:pPr>
+        <w:t>2.2.3 PGExplainer</w:t>
+      </w:r>
       <w:r>
         <w:rPr>
           <w:rFonts w:ascii="Times New Roman" w:hAnsi="Times New Roman" w:cs="Times New Roman"/>
@@ -9055,8 +8812,261 @@
           <w:szCs w:val="40"/>
           <w:lang w:val="en-US"/>
         </w:rPr>
-        <w:t>2.2.3 PGExplainer</w:t>
-      </w:r>
+        <w:br/>
+      </w:r>
+      <w:r>
+        <w:rPr>
+          <w:rFonts w:ascii="Times New Roman" w:hAnsi="Times New Roman" w:cs="Times New Roman"/>
+        </w:rPr>
+        <w:t>PGExplainer [] learns approximated discrete masks for edges to explain the predictions. To obtain edge masks, it trains a parameterized mask predictor to predict edge masks. Given an input graph, it first obtains the embeddings for each edge by concatenating the corresponding node embeddings. Then the predictor uses the edge embeddings to predict the probability of each edge being selected, which can be treated as the importance score. Next, the approximated discrete masks are sampled via the reparameterization trick. Finally, the mask predictor is trained by maximizing the mutual information between the original predictions and new predictions. Note that even though the reparameterization trick is employed, the obtained masks are not strictly discrete but can largely alleviate the “introduced evidence” problem. In addition, since all edges in the dataset share the same predictor, the explanations can provide a global understanding of the trained GNNs.</w:t>
+      </w:r>
+    </w:p>
+    <w:p>
+      <w:pPr>
+        <w:spacing w:line="360" w:lineRule="auto"/>
+        <w:rPr>
+          <w:rFonts w:ascii="Times New Roman" w:hAnsi="Times New Roman" w:cs="Times New Roman"/>
+        </w:rPr>
+      </w:pPr>
+    </w:p>
+    <w:p>
+      <w:pPr>
+        <w:spacing w:line="360" w:lineRule="auto"/>
+        <w:rPr>
+          <w:rFonts w:ascii="Times New Roman" w:hAnsi="Times New Roman" w:cs="Times New Roman"/>
+        </w:rPr>
+      </w:pPr>
+      <w:r>
+        <w:rPr>
+          <w:rFonts w:ascii="Times New Roman" w:hAnsi="Times New Roman" w:cs="Times New Roman"/>
+        </w:rPr>
+        <w:t>To overcome the limitations of per-instance optimization and the "introduced evidence" problem found in earlier methods, PGExplainer [Luo et al., 2020] learns approximated discrete masks for edges to explain the predictions. Unlike previous models that optimize masks for a single graph at a time, PGExplainer adopts a global perspective by training a shared explanatory model across the entire dataset.</w:t>
+      </w:r>
+    </w:p>
+    <w:p>
+      <w:pPr>
+        <w:spacing w:line="360" w:lineRule="auto"/>
+        <w:rPr>
+          <w:rFonts w:ascii="Times New Roman" w:hAnsi="Times New Roman" w:cs="Times New Roman"/>
+        </w:rPr>
+      </w:pPr>
+    </w:p>
+    <w:p>
+      <w:pPr>
+        <w:spacing w:line="360" w:lineRule="auto"/>
+        <w:rPr>
+          <w:rFonts w:ascii="Times New Roman" w:hAnsi="Times New Roman" w:cs="Times New Roman"/>
+        </w:rPr>
+      </w:pPr>
+      <w:r>
+        <w:rPr>
+          <w:rFonts w:ascii="Times New Roman" w:hAnsi="Times New Roman" w:cs="Times New Roman"/>
+        </w:rPr>
+        <w:t>The Inductive Architecture</w:t>
+      </w:r>
+    </w:p>
+    <w:p>
+      <w:pPr>
+        <w:spacing w:line="360" w:lineRule="auto"/>
+        <w:rPr>
+          <w:rFonts w:ascii="Times New Roman" w:hAnsi="Times New Roman" w:cs="Times New Roman"/>
+        </w:rPr>
+      </w:pPr>
+      <w:r>
+        <w:rPr>
+          <w:rFonts w:ascii="Times New Roman" w:hAnsi="Times New Roman" w:cs="Times New Roman"/>
+        </w:rPr>
+        <w:t xml:space="preserve">The core innovation of PGExplainer lies in its use of a deep neural network to predict importance rather than treating the mask itself as a free variable. To obtain edge masks, it </w:t>
+      </w:r>
+      <w:r>
+        <w:rPr>
+          <w:rFonts w:ascii="Times New Roman" w:hAnsi="Times New Roman" w:cs="Times New Roman"/>
+        </w:rPr>
+        <w:lastRenderedPageBreak/>
+        <w:t>trains a parameterized mask predictor to predict edge masks. The process follows a specific pipeline:</w:t>
+      </w:r>
+    </w:p>
+    <w:p>
+      <w:pPr>
+        <w:spacing w:line="360" w:lineRule="auto"/>
+        <w:rPr>
+          <w:rFonts w:ascii="Times New Roman" w:hAnsi="Times New Roman" w:cs="Times New Roman"/>
+        </w:rPr>
+      </w:pPr>
+    </w:p>
+    <w:p>
+      <w:pPr>
+        <w:spacing w:line="360" w:lineRule="auto"/>
+        <w:rPr>
+          <w:rFonts w:ascii="Times New Roman" w:hAnsi="Times New Roman" w:cs="Times New Roman"/>
+        </w:rPr>
+      </w:pPr>
+      <w:r>
+        <w:rPr>
+          <w:rFonts w:ascii="Times New Roman" w:hAnsi="Times New Roman" w:cs="Times New Roman"/>
+        </w:rPr>
+        <w:t>Edge Embedding Generation: Given an input graph, it first obtains the embeddings for each edge by concatenating the corresponding node embeddings. This allows the explainer to leverage the rich latent features already learned by the underlying GNN.</w:t>
+      </w:r>
+    </w:p>
+    <w:p>
+      <w:pPr>
+        <w:spacing w:line="360" w:lineRule="auto"/>
+        <w:rPr>
+          <w:rFonts w:ascii="Times New Roman" w:hAnsi="Times New Roman" w:cs="Times New Roman"/>
+        </w:rPr>
+      </w:pPr>
+    </w:p>
+    <w:p>
+      <w:pPr>
+        <w:spacing w:line="360" w:lineRule="auto"/>
+        <w:rPr>
+          <w:rFonts w:ascii="Times New Roman" w:hAnsi="Times New Roman" w:cs="Times New Roman"/>
+        </w:rPr>
+      </w:pPr>
+      <w:r>
+        <w:rPr>
+          <w:rFonts w:ascii="Times New Roman" w:hAnsi="Times New Roman" w:cs="Times New Roman"/>
+        </w:rPr>
+        <w:t>Importance Scoring: Then the predictor uses the edge embeddings to predict the probability of each edge being selected, which can be treated as the importance score. This mapping is shared across all instances, enabling the model to recognize recurring structural patterns.</w:t>
+      </w:r>
+    </w:p>
+    <w:p>
+      <w:pPr>
+        <w:spacing w:line="360" w:lineRule="auto"/>
+        <w:rPr>
+          <w:rFonts w:ascii="Times New Roman" w:hAnsi="Times New Roman" w:cs="Times New Roman"/>
+        </w:rPr>
+      </w:pPr>
+    </w:p>
+    <w:p>
+      <w:pPr>
+        <w:spacing w:line="360" w:lineRule="auto"/>
+        <w:rPr>
+          <w:rFonts w:ascii="Times New Roman" w:hAnsi="Times New Roman" w:cs="Times New Roman"/>
+        </w:rPr>
+      </w:pPr>
+      <w:r>
+        <w:rPr>
+          <w:rFonts w:ascii="Times New Roman" w:hAnsi="Times New Roman" w:cs="Times New Roman"/>
+        </w:rPr>
+        <w:t>The Reparameterization Trick: To enable gradient-based training on discrete choices, next, the approximated discrete masks are sampled via the reparameterization trick, specifically the Gumbel-Softmax distribution. This allows the model to approximate a Bernoulli distribution while remaining end-to-end differentiable.</w:t>
+      </w:r>
+    </w:p>
+    <w:p>
+      <w:pPr>
+        <w:spacing w:line="360" w:lineRule="auto"/>
+        <w:rPr>
+          <w:rFonts w:ascii="Times New Roman" w:hAnsi="Times New Roman" w:cs="Times New Roman"/>
+        </w:rPr>
+      </w:pPr>
+    </w:p>
+    <w:p>
+      <w:pPr>
+        <w:spacing w:line="360" w:lineRule="auto"/>
+        <w:rPr>
+          <w:rFonts w:ascii="Times New Roman" w:hAnsi="Times New Roman" w:cs="Times New Roman"/>
+        </w:rPr>
+      </w:pPr>
+      <w:r>
+        <w:rPr>
+          <w:rFonts w:ascii="Times New Roman" w:hAnsi="Times New Roman" w:cs="Times New Roman"/>
+        </w:rPr>
+        <w:t>Advantages Over Previous Frameworks</w:t>
+      </w:r>
+    </w:p>
+    <w:p>
+      <w:pPr>
+        <w:spacing w:line="360" w:lineRule="auto"/>
+        <w:rPr>
+          <w:rFonts w:ascii="Times New Roman" w:hAnsi="Times New Roman" w:cs="Times New Roman"/>
+        </w:rPr>
+      </w:pPr>
+      <w:r>
+        <w:rPr>
+          <w:rFonts w:ascii="Times New Roman" w:hAnsi="Times New Roman" w:cs="Times New Roman"/>
+        </w:rPr>
+        <w:t>PGExplainer offers two critical improvements over the traditional optimization-based approach:</w:t>
+      </w:r>
+    </w:p>
+    <w:p>
+      <w:pPr>
+        <w:spacing w:line="360" w:lineRule="auto"/>
+        <w:rPr>
+          <w:rFonts w:ascii="Times New Roman" w:hAnsi="Times New Roman" w:cs="Times New Roman"/>
+        </w:rPr>
+      </w:pPr>
+    </w:p>
+    <w:p>
+      <w:pPr>
+        <w:spacing w:line="360" w:lineRule="auto"/>
+        <w:rPr>
+          <w:rFonts w:ascii="Times New Roman" w:hAnsi="Times New Roman" w:cs="Times New Roman"/>
+        </w:rPr>
+      </w:pPr>
+      <w:r>
+        <w:rPr>
+          <w:rFonts w:ascii="Times New Roman" w:hAnsi="Times New Roman" w:cs="Times New Roman"/>
+        </w:rPr>
+        <w:t>Mitigating "Introduced Evidence": Finally, the mask predictor is trained by maximizing the mutual information between the original predictions and new predictions. A key detail is that note that even though the reparameterization trick is employed, the obtained masks are not strictly discrete but can largely alleviate the “introduced evidence” problem. By forcing the masks toward a binary state during training, the model avoids the noise and distribution shifts associated with purely "soft" masks.</w:t>
+      </w:r>
+    </w:p>
+    <w:p>
+      <w:pPr>
+        <w:spacing w:line="360" w:lineRule="auto"/>
+        <w:rPr>
+          <w:rFonts w:ascii="Times New Roman" w:hAnsi="Times New Roman" w:cs="Times New Roman"/>
+        </w:rPr>
+      </w:pPr>
+    </w:p>
+    <w:p>
+      <w:pPr>
+        <w:spacing w:line="360" w:lineRule="auto"/>
+        <w:rPr>
+          <w:rFonts w:ascii="Times New Roman" w:hAnsi="Times New Roman" w:cs="Times New Roman"/>
+        </w:rPr>
+      </w:pPr>
+      <w:r>
+        <w:rPr>
+          <w:rFonts w:ascii="Times New Roman" w:hAnsi="Times New Roman" w:cs="Times New Roman"/>
+        </w:rPr>
+        <w:t xml:space="preserve">Global Understanding and Efficiency: In addition, since all edges in the dataset share the same predictor, the explanations can provide a global understanding of the trained GNNs. </w:t>
+      </w:r>
+      <w:r>
+        <w:rPr>
+          <w:rFonts w:ascii="Times New Roman" w:hAnsi="Times New Roman" w:cs="Times New Roman"/>
+        </w:rPr>
+        <w:lastRenderedPageBreak/>
+        <w:t>This collective learning allows PGExplainer to generalize across different graphs. Furthermore, once the mask predictor is trained, generating an explanation for a new graph is an inductive process—requiring only a single forward pass—making it significantly faster than the iterative optimization required by GNNExplainer.</w:t>
+      </w:r>
+    </w:p>
+    <w:p>
+      <w:pPr>
+        <w:spacing w:line="360" w:lineRule="auto"/>
+        <w:rPr>
+          <w:rFonts w:ascii="Times New Roman" w:hAnsi="Times New Roman" w:cs="Times New Roman"/>
+        </w:rPr>
+      </w:pPr>
+      <w:r>
+        <w:rPr>
+          <w:rFonts w:ascii="Times New Roman" w:hAnsi="Times New Roman" w:cs="Times New Roman"/>
+        </w:rPr>
+        <w:br/>
+      </w:r>
+      <w:r>
+        <w:rPr>
+          <w:rFonts w:ascii="Times New Roman" w:hAnsi="Times New Roman" w:cs="Times New Roman"/>
+        </w:rPr>
+        <w:t>D. Luo, W. Cheng, D. Xu, W. Yu, B. Zong, H. Chen, and X. Zhang, “Parameterized explainer for graph neural network,” in Advances in Neural Information Processing Systems, H. Larochelle, M. Ranzato, R. Hadsell, M. F. Balcan, and H. Lin, Eds., vol. 33. Curran Associates, Inc., 2020, pp. 19 620–19 631.</w:t>
+      </w:r>
+    </w:p>
+    <w:p>
+      <w:pPr>
+        <w:spacing w:line="360" w:lineRule="auto"/>
+        <w:rPr>
+          <w:rFonts w:ascii="Times New Roman" w:hAnsi="Times New Roman" w:cs="Times New Roman"/>
+          <w:lang w:val="en-US"/>
+        </w:rPr>
+      </w:pPr>
       <w:r>
         <w:rPr>
           <w:rFonts w:ascii="Times New Roman" w:hAnsi="Times New Roman" w:cs="Times New Roman"/>
@@ -9066,64 +9076,185 @@
           <w:szCs w:val="40"/>
           <w:lang w:val="en-US"/>
         </w:rPr>
-        <w:br/>
-      </w:r>
-      <w:r>
-        <w:rPr>
-          <w:rFonts w:ascii="Times New Roman" w:hAnsi="Times New Roman" w:cs="Times New Roman"/>
-        </w:rPr>
-        <w:t>PGExplainer [] learns approximated discrete masks for edges to explain the predictions. To obtain edge masks, it trains a parameterized mask predictor to predict edge masks. Given an input graph, it first obtains the embeddings for each edge by concatenating the corresponding node embeddings. Then the predictor uses the edge embeddings to predict the probability of each edge being selected, which can be treated as the importance score. Next, the approximated discrete masks are sampled via the reparameterization trick. Finally, the mask predictor is trained by maximizing the mutual information between the original predictions and new predictions. Note that even though the reparameterization trick is employed, the obtained masks are not strictly discrete but can largely alleviate the “introduced evidence” problem. In addition, since all edges in the dataset share the same predictor, the explanations can provide a global understanding of the trained GNNs.</w:t>
-      </w:r>
-      <w:r>
-        <w:rPr>
-          <w:rFonts w:ascii="Times New Roman" w:hAnsi="Times New Roman" w:cs="Times New Roman"/>
-        </w:rPr>
-        <w:br/>
-      </w:r>
-      <w:r>
-        <w:rPr>
-          <w:rFonts w:ascii="Times New Roman" w:hAnsi="Times New Roman" w:cs="Times New Roman"/>
-        </w:rPr>
-        <w:t xml:space="preserve">D. Luo, W. Cheng, D. Xu, W. Yu, B. Zong, H. Chen, and X. Zhang, “Parameterized explainer for graph neural network,” in Advances in Neural Information Processing Systems, H. Larochelle, M. </w:t>
-      </w:r>
-      <w:proofErr w:type="spellStart"/>
-      <w:r>
-        <w:rPr>
-          <w:rFonts w:ascii="Times New Roman" w:hAnsi="Times New Roman" w:cs="Times New Roman"/>
-        </w:rPr>
-        <w:t>Ranzato</w:t>
-      </w:r>
-      <w:proofErr w:type="spellEnd"/>
-      <w:r>
-        <w:rPr>
-          <w:rFonts w:ascii="Times New Roman" w:hAnsi="Times New Roman" w:cs="Times New Roman"/>
-        </w:rPr>
-        <w:t xml:space="preserve">, R. Hadsell, M. F. </w:t>
-      </w:r>
-      <w:proofErr w:type="spellStart"/>
-      <w:r>
-        <w:rPr>
-          <w:rFonts w:ascii="Times New Roman" w:hAnsi="Times New Roman" w:cs="Times New Roman"/>
-        </w:rPr>
-        <w:t>Balcan</w:t>
-      </w:r>
-      <w:proofErr w:type="spellEnd"/>
-      <w:r>
-        <w:rPr>
-          <w:rFonts w:ascii="Times New Roman" w:hAnsi="Times New Roman" w:cs="Times New Roman"/>
-        </w:rPr>
-        <w:t>, and H. Lin, Eds., vol. 33. Curran Associates, Inc., 2020, pp. 19 620–19 631.</w:t>
-      </w:r>
-    </w:p>
-    <w:p>
-      <w:pPr>
-        <w:spacing w:line="360" w:lineRule="auto"/>
-        <w:rPr>
-          <w:rFonts w:ascii="Times New Roman" w:hAnsi="Times New Roman" w:cs="Times New Roman"/>
-          <w:lang w:val="en-US"/>
-        </w:rPr>
-      </w:pPr>
-      <w:r>
+        <w:t>2.2.4 IntegratedGradients</w:t>
+      </w:r>
+    </w:p>
+    <w:p>
+      <w:pPr>
+        <w:spacing w:line="360" w:lineRule="auto"/>
+        <w:rPr>
+          <w:rFonts w:ascii="Times New Roman" w:hAnsi="Times New Roman" w:cs="Times New Roman"/>
+        </w:rPr>
+      </w:pPr>
+      <w:r>
+        <w:rPr>
+          <w:rFonts w:ascii="Times New Roman" w:hAnsi="Times New Roman" w:cs="Times New Roman"/>
+          <w:b/>
+          <w:bCs/>
+        </w:rPr>
+        <w:t>Integrated Gradients (IG)</w:t>
+      </w:r>
+      <w:r>
+        <w:rPr>
+          <w:rFonts w:ascii="Times New Roman" w:hAnsi="Times New Roman" w:cs="Times New Roman"/>
+        </w:rPr>
+        <w:t xml:space="preserve"> [] is an axiomatic attribution method designed to assign importance scores to input features by integrating gradients along a straight path. To obtain these scores, the method first defines a </w:t>
+      </w:r>
+      <w:r>
+        <w:rPr>
+          <w:rFonts w:ascii="Times New Roman" w:hAnsi="Times New Roman" w:cs="Times New Roman"/>
+          <w:b/>
+          <w:bCs/>
+        </w:rPr>
+        <w:t>baseline</w:t>
+      </w:r>
+      <w:r>
+        <w:rPr>
+          <w:rFonts w:ascii="Times New Roman" w:hAnsi="Times New Roman" w:cs="Times New Roman"/>
+        </w:rPr>
+        <w:t>—typically an all-zero feature vector—which represents a "neutral" input with no information. Given an input graph, IG computes the gradients of the model's output with respect to the input features at multiple points along the trajectory from the baseline to the actual data. These gradients are then averaged and multiplied by the difference between the input and the baseline to produce the final attribution scores.</w:t>
+      </w:r>
+    </w:p>
+    <w:p>
+      <w:pPr>
+        <w:spacing w:line="360" w:lineRule="auto"/>
+        <w:rPr>
+          <w:rFonts w:ascii="Times New Roman" w:hAnsi="Times New Roman" w:cs="Times New Roman"/>
+        </w:rPr>
+      </w:pPr>
+      <w:r>
+        <w:rPr>
+          <w:rFonts w:ascii="Times New Roman" w:hAnsi="Times New Roman" w:cs="Times New Roman"/>
+        </w:rPr>
+        <w:t xml:space="preserve">Unlike simple gradient-based methods, IG addresses the "saturation" problem, where gradients may become zero even if a feature is highly influential to the prediction. By integrating over a path, the method ensures that the resulting attributions satisfy the axioms of </w:t>
+      </w:r>
+      <w:r>
+        <w:rPr>
+          <w:rFonts w:ascii="Times New Roman" w:hAnsi="Times New Roman" w:cs="Times New Roman"/>
+          <w:b/>
+          <w:bCs/>
+        </w:rPr>
+        <w:t>Sensitivity</w:t>
+      </w:r>
+      <w:r>
+        <w:rPr>
+          <w:rFonts w:ascii="Times New Roman" w:hAnsi="Times New Roman" w:cs="Times New Roman"/>
+        </w:rPr>
+        <w:t xml:space="preserve"> and </w:t>
+      </w:r>
+      <w:r>
+        <w:rPr>
+          <w:rFonts w:ascii="Times New Roman" w:hAnsi="Times New Roman" w:cs="Times New Roman"/>
+          <w:b/>
+          <w:bCs/>
+        </w:rPr>
+        <w:t>Implementation Invariance</w:t>
+      </w:r>
+      <w:r>
+        <w:rPr>
+          <w:rFonts w:ascii="Times New Roman" w:hAnsi="Times New Roman" w:cs="Times New Roman"/>
+        </w:rPr>
+        <w:t>, providing a mathematically grounded explanation. Furthermore, because the method is purely analytical and does not require training a separate mask predictor, it offers a consistent, deterministic understanding of how specific node attributes or citation links contribute to the GNN’s decision-making process across the entire dataset.</w:t>
+      </w:r>
+    </w:p>
+    <w:p>
+      <w:pPr>
+        <w:spacing w:line="360" w:lineRule="auto"/>
+        <w:rPr>
+          <w:rFonts w:ascii="Times New Roman" w:hAnsi="Times New Roman" w:cs="Times New Roman"/>
+        </w:rPr>
+      </w:pPr>
+    </w:p>
+    <w:p>
+      <w:pPr>
+        <w:spacing w:line="360" w:lineRule="auto"/>
+        <w:rPr>
+          <w:rFonts w:ascii="Times New Roman" w:hAnsi="Times New Roman" w:cs="Times New Roman"/>
+        </w:rPr>
+      </w:pPr>
+      <w:r>
+        <w:rPr>
+          <w:rFonts w:ascii="Times New Roman" w:hAnsi="Times New Roman" w:cs="Times New Roman"/>
+        </w:rPr>
+        <w:t xml:space="preserve">In contrast to perturbation-based explainers that require mask optimization, Integrated Gradients (IG) is an axiomatic attribution method designed to assign importance scores to input features by integrating gradients along a straight path. Originally proposed by Sundararajan et al. [2017], IG provides a deterministic way to quantify the contribution of </w:t>
+      </w:r>
+      <w:r>
+        <w:rPr>
+          <w:rFonts w:ascii="Times New Roman" w:hAnsi="Times New Roman" w:cs="Times New Roman"/>
+        </w:rPr>
+        <w:lastRenderedPageBreak/>
+        <w:t>specific node attributes or structural elements to a GNN’s output.The Path Integral MechanismThe core logic of IG is built upon the relationship between a "baseline" input and the actual input. To obtain these scores, the method first defines a baseline—typically an all-zero feature vector—which represents a "neutral" input with no information. The attribution process follows a rigorous path-based calculation:Trajectory Computation: Given an input graph, IG computes the gradients of the model's output with respect to the input features at multiple points along the trajectory from the baseline to the actual data. This trajectory is a linear interpolation between the two points.Aggregation: These gradients are then averaged and multiplied by the difference between the input and the baseline to produce the final attribution scores. 3.  Mathematical Form: This is represented as the integral of the gradients along the straight-line path from the baseline $x'$ to the input $x$:$$\text{IG}_i(x) \approx (x_i - x'_i) \times \int_{\alpha=0}^{1} \frac{\partial F(x' + \alpha(x - x'))}{\partial x_i} d\alpha$$Theoretical Advantages in GNN InterpretabilityIG is frequently cited in GNN literature because it addresses several fundamental flaws in vanilla gradient methods:Solving the "Saturation" Problem: Unlike simple gradient-based methods, IG addresses the "saturation" problem, where gradients may become zero even if a feature is highly influential to the prediction. In deep networks, once a model has learned a feature perfectly, the local gradient may vanish; by integrating over a path from a neutral baseline, IG captures the feature's importance during the entire "buildup" of the prediction.Axiomatic Foundations: By integrating over a path, the method ensures that the resulting attributions satisfy the axioms of Sensitivity and Implementation Invariance. * Sensitivity ensures that if two inputs differ in one feature and have different predictions, that feature must receive a non-zero attribution.Implementation Invariance ensures that the attributions are identical for two networks that are functionally equivalent, regardless of how they are implemented.Consistency and Efficiency: Furthermore, because the method is purely analytical and does not require training a separate mask predictor, it offers a consistent, deterministic understanding of how specific node attributes or citation links contribute to the GNN’s decision-making process across the entire dataset. This eliminates the stochasticity found in sampling-based methods like PGExplainer.</w:t>
+      </w:r>
+    </w:p>
+    <w:p>
+      <w:pPr>
+        <w:spacing w:line="360" w:lineRule="auto"/>
+        <w:rPr>
+          <w:rFonts w:ascii="Times New Roman" w:hAnsi="Times New Roman" w:cs="Times New Roman"/>
+        </w:rPr>
+      </w:pPr>
+    </w:p>
+    <w:p>
+      <w:pPr>
+        <w:spacing w:line="360" w:lineRule="auto"/>
+        <w:rPr>
+          <w:rFonts w:ascii="Times New Roman" w:hAnsi="Times New Roman" w:cs="Times New Roman"/>
+          <w:lang w:val="en-US"/>
+        </w:rPr>
+      </w:pPr>
+      <w:r>
+        <w:rPr>
+          <w:rFonts w:ascii="Times New Roman" w:hAnsi="Times New Roman" w:cs="Times New Roman"/>
+        </w:rPr>
+        <w:t xml:space="preserve">M. Sundararajan, A. Taly, and Q. Yan, "Axiomatic Attribution for Deep Networks," </w:t>
+      </w:r>
+      <w:r>
+        <w:rPr>
+          <w:rFonts w:ascii="Times New Roman" w:hAnsi="Times New Roman" w:cs="Times New Roman"/>
+          <w:i/>
+          <w:iCs/>
+        </w:rPr>
+        <w:t>Proceedings of the 34th International Conference on Machine Learning</w:t>
+      </w:r>
+      <w:r>
+        <w:rPr>
+          <w:rFonts w:ascii="Times New Roman" w:hAnsi="Times New Roman" w:cs="Times New Roman"/>
+        </w:rPr>
+        <w:t xml:space="preserve">, Sydney, Australia, </w:t>
+      </w:r>
+      <w:r>
+        <w:rPr>
+          <w:rFonts w:ascii="Times New Roman" w:hAnsi="Times New Roman" w:cs="Times New Roman"/>
+        </w:rPr>
+        <w:lastRenderedPageBreak/>
+        <w:t>PMLR 70, 2017, pp. 3319-3328.</w:t>
+      </w:r>
+      <w:r>
+        <w:rPr>
+          <w:rFonts w:ascii="Times New Roman" w:hAnsi="Times New Roman" w:cs="Times New Roman"/>
+        </w:rPr>
+        <w:t xml:space="preserve"> </w:t>
+      </w:r>
+      <w:r>
+        <w:rPr>
+          <w:rFonts w:ascii="Times New Roman" w:hAnsi="Times New Roman" w:cs="Times New Roman"/>
+          <w:lang w:val="en-US"/>
+        </w:rPr>
+        <w:t>https://proceedings.mlr.press/v70/sundararajan17a/sundararajan17a.pdf</w:t>
+      </w:r>
+    </w:p>
+    <w:p>
+      <w:pPr>
+        <w:spacing w:line="360" w:lineRule="auto"/>
+        <w:rPr>
+          <w:rFonts w:ascii="Times New Roman" w:hAnsi="Times New Roman" w:cs="Times New Roman"/>
+          <w:lang w:val="en-US"/>
+        </w:rPr>
+      </w:pPr>
+    </w:p>
+    <w:p>
+      <w:pPr>
+        <w:spacing w:line="360" w:lineRule="auto"/>
         <w:rPr>
           <w:rFonts w:ascii="Times New Roman" w:hAnsi="Times New Roman" w:cs="Times New Roman"/>
           <w:b/>
@@ -9132,10 +9263,11 @@
           <w:szCs w:val="40"/>
           <w:lang w:val="en-US"/>
         </w:rPr>
-        <w:t xml:space="preserve">2.2.4 </w:t>
-      </w:r>
-      <w:proofErr w:type="spellStart"/>
-      <w:r>
+      </w:pPr>
+    </w:p>
+    <w:p>
+      <w:pPr>
+        <w:spacing w:line="360" w:lineRule="auto"/>
         <w:rPr>
           <w:rFonts w:ascii="Times New Roman" w:hAnsi="Times New Roman" w:cs="Times New Roman"/>
           <w:b/>
@@ -9144,138 +9276,7 @@
           <w:szCs w:val="40"/>
           <w:lang w:val="en-US"/>
         </w:rPr>
-        <w:t>IntegratedGradients</w:t>
-      </w:r>
-      <w:proofErr w:type="spellEnd"/>
-    </w:p>
-    <w:p>
-      <w:pPr>
-        <w:spacing w:line="360" w:lineRule="auto"/>
-        <w:rPr>
-          <w:rFonts w:ascii="Times New Roman" w:hAnsi="Times New Roman" w:cs="Times New Roman"/>
-        </w:rPr>
-      </w:pPr>
-      <w:r>
-        <w:rPr>
-          <w:rFonts w:ascii="Times New Roman" w:hAnsi="Times New Roman" w:cs="Times New Roman"/>
-          <w:b/>
-          <w:bCs/>
-        </w:rPr>
-        <w:t>Integrated Gradients (IG)</w:t>
-      </w:r>
-      <w:r>
-        <w:rPr>
-          <w:rFonts w:ascii="Times New Roman" w:hAnsi="Times New Roman" w:cs="Times New Roman"/>
-        </w:rPr>
-        <w:t xml:space="preserve"> [] is an axiomatic attribution method designed to assign importance scores to input features by integrating gradients along a straight path. To obtain these scores, the method first defines a </w:t>
-      </w:r>
-      <w:r>
-        <w:rPr>
-          <w:rFonts w:ascii="Times New Roman" w:hAnsi="Times New Roman" w:cs="Times New Roman"/>
-          <w:b/>
-          <w:bCs/>
-        </w:rPr>
-        <w:t>baseline</w:t>
-      </w:r>
-      <w:r>
-        <w:rPr>
-          <w:rFonts w:ascii="Times New Roman" w:hAnsi="Times New Roman" w:cs="Times New Roman"/>
-        </w:rPr>
-        <w:t>—typically an all-zero feature vector—which represents a "neutral" input with no information. Given an input graph, IG computes the gradients of the model's output with respect to the input features at multiple points along the trajectory from the baseline to the actual data. These gradients are then averaged and multiplied by the difference between the input and the baseline to produce the final attribution scores.</w:t>
-      </w:r>
-    </w:p>
-    <w:p>
-      <w:pPr>
-        <w:spacing w:line="360" w:lineRule="auto"/>
-        <w:rPr>
-          <w:rFonts w:ascii="Times New Roman" w:hAnsi="Times New Roman" w:cs="Times New Roman"/>
-        </w:rPr>
-      </w:pPr>
-      <w:r>
-        <w:rPr>
-          <w:rFonts w:ascii="Times New Roman" w:hAnsi="Times New Roman" w:cs="Times New Roman"/>
-        </w:rPr>
-        <w:t xml:space="preserve">Unlike simple gradient-based methods, IG addresses the "saturation" problem, where gradients may become zero even if a feature is highly influential to the prediction. By integrating over a path, the method ensures that the resulting attributions satisfy the axioms of </w:t>
-      </w:r>
-      <w:r>
-        <w:rPr>
-          <w:rFonts w:ascii="Times New Roman" w:hAnsi="Times New Roman" w:cs="Times New Roman"/>
-          <w:b/>
-          <w:bCs/>
-        </w:rPr>
-        <w:lastRenderedPageBreak/>
-        <w:t>Sensitivity</w:t>
-      </w:r>
-      <w:r>
-        <w:rPr>
-          <w:rFonts w:ascii="Times New Roman" w:hAnsi="Times New Roman" w:cs="Times New Roman"/>
-        </w:rPr>
-        <w:t xml:space="preserve"> and </w:t>
-      </w:r>
-      <w:r>
-        <w:rPr>
-          <w:rFonts w:ascii="Times New Roman" w:hAnsi="Times New Roman" w:cs="Times New Roman"/>
-          <w:b/>
-          <w:bCs/>
-        </w:rPr>
-        <w:t>Implementation Invariance</w:t>
-      </w:r>
-      <w:r>
-        <w:rPr>
-          <w:rFonts w:ascii="Times New Roman" w:hAnsi="Times New Roman" w:cs="Times New Roman"/>
-        </w:rPr>
-        <w:t>, providing a mathematically grounded explanation. Furthermore, because the method is purely analytical and does not require training a separate mask predictor, it offers a consistent, deterministic understanding of how specific node attributes or citation links contribute to the GNN’s decision-making process across the entire dataset.</w:t>
-      </w:r>
-    </w:p>
-    <w:p>
-      <w:pPr>
-        <w:spacing w:line="360" w:lineRule="auto"/>
-        <w:rPr>
-          <w:rFonts w:ascii="Times New Roman" w:hAnsi="Times New Roman" w:cs="Times New Roman"/>
-        </w:rPr>
-      </w:pPr>
-    </w:p>
-    <w:p>
-      <w:pPr>
-        <w:spacing w:line="360" w:lineRule="auto"/>
-        <w:rPr>
-          <w:rFonts w:ascii="Times New Roman" w:hAnsi="Times New Roman" w:cs="Times New Roman"/>
-          <w:lang w:val="en-US"/>
-        </w:rPr>
-      </w:pPr>
-      <w:r>
-        <w:rPr>
-          <w:rFonts w:ascii="Times New Roman" w:hAnsi="Times New Roman" w:cs="Times New Roman"/>
-        </w:rPr>
-        <w:t xml:space="preserve">M. Sundararajan, A. Taly, and Q. Yan, "Axiomatic Attribution for Deep Networks," </w:t>
-      </w:r>
-      <w:r>
-        <w:rPr>
-          <w:rFonts w:ascii="Times New Roman" w:hAnsi="Times New Roman" w:cs="Times New Roman"/>
-          <w:i/>
-          <w:iCs/>
-        </w:rPr>
-        <w:t>Proceedings of the 34th International Conference on Machine Learning</w:t>
-      </w:r>
-      <w:r>
-        <w:rPr>
-          <w:rFonts w:ascii="Times New Roman" w:hAnsi="Times New Roman" w:cs="Times New Roman"/>
-        </w:rPr>
-        <w:t>, Sydney, Australia, PMLR 70, 2017, pp. 3319-3328.</w:t>
-      </w:r>
-      <w:r>
-        <w:rPr>
-          <w:rFonts w:ascii="Times New Roman" w:hAnsi="Times New Roman" w:cs="Times New Roman"/>
-        </w:rPr>
-        <w:t xml:space="preserve"> </w:t>
-      </w:r>
-      <w:r>
-        <w:rPr>
-          <w:rFonts w:ascii="Times New Roman" w:hAnsi="Times New Roman" w:cs="Times New Roman"/>
-          <w:lang w:val="en-US"/>
-        </w:rPr>
-        <w:t>https://proceedings.mlr.press/v70/sundararajan17a/sundararajan17a.pdf</w:t>
-      </w:r>
+      </w:pPr>
     </w:p>
     <w:p>
       <w:pPr>
@@ -9388,15 +9389,47 @@
           <w:rFonts w:ascii="Times New Roman" w:hAnsi="Times New Roman" w:cs="Times New Roman"/>
           <w:b/>
           <w:bCs/>
+          <w:sz w:val="48"/>
+          <w:szCs w:val="48"/>
+          <w:lang w:val="en-US"/>
+        </w:rPr>
+      </w:pPr>
+      <w:r>
+        <w:rPr>
+          <w:rFonts w:ascii="Times New Roman" w:hAnsi="Times New Roman" w:cs="Times New Roman"/>
+          <w:b/>
+          <w:bCs/>
+          <w:sz w:val="48"/>
+          <w:szCs w:val="48"/>
+          <w:lang w:val="en-US"/>
+        </w:rPr>
+        <w:t xml:space="preserve">Chapter </w:t>
+      </w:r>
+      <w:r>
+        <w:rPr>
+          <w:rFonts w:ascii="Times New Roman" w:hAnsi="Times New Roman" w:cs="Times New Roman"/>
+          <w:b/>
+          <w:bCs/>
+          <w:sz w:val="48"/>
+          <w:szCs w:val="48"/>
+          <w:lang w:val="en-US"/>
+        </w:rPr>
+        <w:t>3</w:t>
+      </w:r>
+    </w:p>
+    <w:p>
+      <w:pPr>
+        <w:spacing w:line="360" w:lineRule="auto"/>
+        <w:rPr>
+          <w:rFonts w:ascii="Times New Roman" w:hAnsi="Times New Roman" w:cs="Times New Roman"/>
+          <w:b/>
+          <w:bCs/>
           <w:sz w:val="40"/>
           <w:szCs w:val="40"/>
           <w:lang w:val="en-US"/>
         </w:rPr>
       </w:pPr>
-    </w:p>
-    <w:p>
-      <w:pPr>
-        <w:spacing w:line="360" w:lineRule="auto"/>
+      <w:r>
         <w:rPr>
           <w:rFonts w:ascii="Times New Roman" w:hAnsi="Times New Roman" w:cs="Times New Roman"/>
           <w:b/>
@@ -9405,46 +9438,18 @@
           <w:szCs w:val="40"/>
           <w:lang w:val="en-US"/>
         </w:rPr>
-      </w:pPr>
-    </w:p>
-    <w:p>
-      <w:pPr>
-        <w:spacing w:line="360" w:lineRule="auto"/>
-        <w:rPr>
-          <w:rFonts w:ascii="Times New Roman" w:hAnsi="Times New Roman" w:cs="Times New Roman"/>
-          <w:b/>
-          <w:bCs/>
-          <w:sz w:val="48"/>
-          <w:szCs w:val="48"/>
-          <w:lang w:val="en-US"/>
-        </w:rPr>
-      </w:pPr>
-      <w:r>
-        <w:rPr>
-          <w:rFonts w:ascii="Times New Roman" w:hAnsi="Times New Roman" w:cs="Times New Roman"/>
-          <w:b/>
-          <w:bCs/>
-          <w:sz w:val="48"/>
-          <w:szCs w:val="48"/>
-          <w:lang w:val="en-US"/>
-        </w:rPr>
-        <w:t xml:space="preserve">Chapter </w:t>
-      </w:r>
-      <w:r>
-        <w:rPr>
-          <w:rFonts w:ascii="Times New Roman" w:hAnsi="Times New Roman" w:cs="Times New Roman"/>
-          <w:b/>
-          <w:bCs/>
-          <w:sz w:val="48"/>
-          <w:szCs w:val="48"/>
-          <w:lang w:val="en-US"/>
-        </w:rPr>
-        <w:t>3</w:t>
-      </w:r>
-    </w:p>
-    <w:p>
-      <w:pPr>
-        <w:spacing w:line="360" w:lineRule="auto"/>
+        <w:t>Implementation</w:t>
+      </w:r>
+    </w:p>
+    <w:p>
+      <w:pPr>
+        <w:spacing w:line="360" w:lineRule="auto"/>
+        <w:rPr>
+          <w:rFonts w:ascii="Times New Roman" w:hAnsi="Times New Roman" w:cs="Times New Roman"/>
+          <w:lang w:val="en-US"/>
+        </w:rPr>
+      </w:pPr>
+      <w:r>
         <w:rPr>
           <w:rFonts w:ascii="Times New Roman" w:hAnsi="Times New Roman" w:cs="Times New Roman"/>
           <w:b/>
@@ -9453,7 +9458,8 @@
           <w:szCs w:val="40"/>
           <w:lang w:val="en-US"/>
         </w:rPr>
-      </w:pPr>
+        <w:t>3</w:t>
+      </w:r>
       <w:r>
         <w:rPr>
           <w:rFonts w:ascii="Times New Roman" w:hAnsi="Times New Roman" w:cs="Times New Roman"/>
@@ -9463,18 +9469,8 @@
           <w:szCs w:val="40"/>
           <w:lang w:val="en-US"/>
         </w:rPr>
-        <w:lastRenderedPageBreak/>
-        <w:t>Implementation</w:t>
-      </w:r>
-    </w:p>
-    <w:p>
-      <w:pPr>
-        <w:spacing w:line="360" w:lineRule="auto"/>
-        <w:rPr>
-          <w:rFonts w:ascii="Times New Roman" w:hAnsi="Times New Roman" w:cs="Times New Roman"/>
-          <w:lang w:val="en-US"/>
-        </w:rPr>
-      </w:pPr>
+        <w:t xml:space="preserve">.1 </w:t>
+      </w:r>
       <w:r>
         <w:rPr>
           <w:rFonts w:ascii="Times New Roman" w:hAnsi="Times New Roman" w:cs="Times New Roman"/>
@@ -9484,7 +9480,7 @@
           <w:szCs w:val="40"/>
           <w:lang w:val="en-US"/>
         </w:rPr>
-        <w:t>3</w:t>
+        <w:t>Datasets</w:t>
       </w:r>
       <w:r>
         <w:rPr>
@@ -9495,9 +9491,58 @@
           <w:szCs w:val="40"/>
           <w:lang w:val="en-US"/>
         </w:rPr>
-        <w:t xml:space="preserve">.1 </w:t>
-      </w:r>
-      <w:r>
+        <w:br/>
+      </w:r>
+      <w:r>
+        <w:rPr>
+          <w:rFonts w:ascii="Times New Roman" w:hAnsi="Times New Roman" w:cs="Times New Roman"/>
+          <w:lang w:val="en-US"/>
+        </w:rPr>
+        <w:t xml:space="preserve">Datasets are an important aspect of </w:t>
+      </w:r>
+      <w:r>
+        <w:rPr>
+          <w:rFonts w:ascii="Times New Roman" w:hAnsi="Times New Roman" w:cs="Times New Roman"/>
+          <w:lang w:val="en-US"/>
+        </w:rPr>
+        <w:t>neural network experiments. The datasets chosen to be used are Cora, Citeseer and .</w:t>
+      </w:r>
+    </w:p>
+    <w:p>
+      <w:pPr>
+        <w:spacing w:line="360" w:lineRule="auto"/>
+        <w:jc w:val="both"/>
+        <w:rPr>
+          <w:rFonts w:ascii="Times New Roman" w:hAnsi="Times New Roman" w:cs="Times New Roman"/>
+          <w:lang w:val="en-US"/>
+        </w:rPr>
+      </w:pPr>
+      <w:r>
+        <w:rPr>
+          <w:rFonts w:ascii="Times New Roman" w:hAnsi="Times New Roman" w:cs="Times New Roman"/>
+          <w:lang w:val="en-US"/>
+        </w:rPr>
+        <w:lastRenderedPageBreak/>
+        <w:t xml:space="preserve">Cora and Citeseer are citation graphs where nodes represent papers and edges represent citations between the papers. </w:t>
+      </w:r>
+      <w:r>
+        <w:rPr>
+          <w:rFonts w:ascii="Times New Roman" w:hAnsi="Times New Roman" w:cs="Times New Roman"/>
+          <w:lang w:val="en-US"/>
+        </w:rPr>
+        <w:t xml:space="preserve">The node classification objective is framed as a document categorization task, where the model aims to assign each individual </w:t>
+      </w:r>
+      <w:r>
+        <w:rPr>
+          <w:rFonts w:ascii="Times New Roman" w:hAnsi="Times New Roman" w:cs="Times New Roman"/>
+          <w:lang w:val="en-US"/>
+        </w:rPr>
+        <w:t xml:space="preserve">research paper to its corresponding thematic class within the network. </w:t>
+      </w:r>
+    </w:p>
+    <w:p>
+      <w:pPr>
+        <w:spacing w:line="360" w:lineRule="auto"/>
         <w:rPr>
           <w:rFonts w:ascii="Times New Roman" w:hAnsi="Times New Roman" w:cs="Times New Roman"/>
           <w:b/>
@@ -9506,8 +9551,7 @@
           <w:szCs w:val="40"/>
           <w:lang w:val="en-US"/>
         </w:rPr>
-        <w:t>Datasets</w:t>
-      </w:r>
+      </w:pPr>
       <w:r>
         <w:rPr>
           <w:rFonts w:ascii="Times New Roman" w:hAnsi="Times New Roman" w:cs="Times New Roman"/>
@@ -9517,98 +9561,9 @@
           <w:szCs w:val="40"/>
           <w:lang w:val="en-US"/>
         </w:rPr>
-        <w:br/>
-      </w:r>
-      <w:r>
-        <w:rPr>
-          <w:rFonts w:ascii="Times New Roman" w:hAnsi="Times New Roman" w:cs="Times New Roman"/>
-          <w:lang w:val="en-US"/>
-        </w:rPr>
-        <w:t xml:space="preserve">Datasets are an important aspect of </w:t>
-      </w:r>
-      <w:r>
-        <w:rPr>
-          <w:rFonts w:ascii="Times New Roman" w:hAnsi="Times New Roman" w:cs="Times New Roman"/>
-          <w:lang w:val="en-US"/>
-        </w:rPr>
-        <w:t xml:space="preserve">neural network experiments. The datasets chosen to be used are Cora, </w:t>
-      </w:r>
-      <w:proofErr w:type="spellStart"/>
-      <w:r>
-        <w:rPr>
-          <w:rFonts w:ascii="Times New Roman" w:hAnsi="Times New Roman" w:cs="Times New Roman"/>
-          <w:lang w:val="en-US"/>
-        </w:rPr>
-        <w:t>Citeseer</w:t>
-      </w:r>
-      <w:proofErr w:type="spellEnd"/>
-      <w:r>
-        <w:rPr>
-          <w:rFonts w:ascii="Times New Roman" w:hAnsi="Times New Roman" w:cs="Times New Roman"/>
-          <w:lang w:val="en-US"/>
-        </w:rPr>
-        <w:t xml:space="preserve"> </w:t>
-      </w:r>
-      <w:proofErr w:type="gramStart"/>
-      <w:r>
-        <w:rPr>
-          <w:rFonts w:ascii="Times New Roman" w:hAnsi="Times New Roman" w:cs="Times New Roman"/>
-          <w:lang w:val="en-US"/>
-        </w:rPr>
-        <w:t>and .</w:t>
-      </w:r>
-      <w:proofErr w:type="gramEnd"/>
-    </w:p>
-    <w:p>
-      <w:pPr>
-        <w:spacing w:line="360" w:lineRule="auto"/>
-        <w:jc w:val="both"/>
-        <w:rPr>
-          <w:rFonts w:ascii="Times New Roman" w:hAnsi="Times New Roman" w:cs="Times New Roman"/>
-          <w:lang w:val="en-US"/>
-        </w:rPr>
-      </w:pPr>
-      <w:r>
-        <w:rPr>
-          <w:rFonts w:ascii="Times New Roman" w:hAnsi="Times New Roman" w:cs="Times New Roman"/>
-          <w:lang w:val="en-US"/>
-        </w:rPr>
-        <w:t xml:space="preserve">Cora and </w:t>
-      </w:r>
-      <w:proofErr w:type="spellStart"/>
-      <w:r>
-        <w:rPr>
-          <w:rFonts w:ascii="Times New Roman" w:hAnsi="Times New Roman" w:cs="Times New Roman"/>
-          <w:lang w:val="en-US"/>
-        </w:rPr>
-        <w:t>Citeseer</w:t>
-      </w:r>
-      <w:proofErr w:type="spellEnd"/>
-      <w:r>
-        <w:rPr>
-          <w:rFonts w:ascii="Times New Roman" w:hAnsi="Times New Roman" w:cs="Times New Roman"/>
-          <w:lang w:val="en-US"/>
-        </w:rPr>
-        <w:t xml:space="preserve"> are citation graphs where nodes represent papers and edges represent citations between the papers. </w:t>
-      </w:r>
-      <w:r>
-        <w:rPr>
-          <w:rFonts w:ascii="Times New Roman" w:hAnsi="Times New Roman" w:cs="Times New Roman"/>
-          <w:lang w:val="en-US"/>
-        </w:rPr>
-        <w:t xml:space="preserve">The node classification objective is framed as a document categorization task, where the model aims to assign each individual </w:t>
-      </w:r>
-      <w:r>
-        <w:rPr>
-          <w:rFonts w:ascii="Times New Roman" w:hAnsi="Times New Roman" w:cs="Times New Roman"/>
-          <w:lang w:val="en-US"/>
-        </w:rPr>
-        <w:t xml:space="preserve">research paper to its corresponding thematic class within the network. </w:t>
-      </w:r>
-    </w:p>
-    <w:p>
-      <w:pPr>
-        <w:spacing w:line="360" w:lineRule="auto"/>
+        <w:t>3</w:t>
+      </w:r>
+      <w:r>
         <w:rPr>
           <w:rFonts w:ascii="Times New Roman" w:hAnsi="Times New Roman" w:cs="Times New Roman"/>
           <w:b/>
@@ -9617,7 +9572,8 @@
           <w:szCs w:val="40"/>
           <w:lang w:val="en-US"/>
         </w:rPr>
-      </w:pPr>
+        <w:t>.1</w:t>
+      </w:r>
       <w:r>
         <w:rPr>
           <w:rFonts w:ascii="Times New Roman" w:hAnsi="Times New Roman" w:cs="Times New Roman"/>
@@ -9627,7 +9583,7 @@
           <w:szCs w:val="40"/>
           <w:lang w:val="en-US"/>
         </w:rPr>
-        <w:t>3</w:t>
+        <w:t>.1</w:t>
       </w:r>
       <w:r>
         <w:rPr>
@@ -9638,7 +9594,7 @@
           <w:szCs w:val="40"/>
           <w:lang w:val="en-US"/>
         </w:rPr>
-        <w:t>.1</w:t>
+        <w:t xml:space="preserve"> </w:t>
       </w:r>
       <w:r>
         <w:rPr>
@@ -9649,8 +9605,89 @@
           <w:szCs w:val="40"/>
           <w:lang w:val="en-US"/>
         </w:rPr>
-        <w:t>.1</w:t>
-      </w:r>
+        <w:t>CiteSeer</w:t>
+      </w:r>
+    </w:p>
+    <w:p>
+      <w:pPr>
+        <w:spacing w:line="360" w:lineRule="auto"/>
+        <w:rPr>
+          <w:rFonts w:ascii="Times New Roman" w:hAnsi="Times New Roman" w:cs="Times New Roman"/>
+          <w:lang w:val="en-US"/>
+        </w:rPr>
+      </w:pPr>
+      <w:r>
+        <w:rPr>
+          <w:rFonts w:ascii="Times New Roman" w:hAnsi="Times New Roman" w:cs="Times New Roman"/>
+          <w:lang w:val="en-US"/>
+        </w:rPr>
+        <w:t xml:space="preserve">The CiteSeer dataset is a citation network comprising </w:t>
+      </w:r>
+      <w:r>
+        <w:rPr>
+          <w:rFonts w:ascii="Times New Roman" w:hAnsi="Times New Roman" w:cs="Times New Roman"/>
+          <w:lang w:val="en-US"/>
+        </w:rPr>
+        <w:t>3</w:t>
+      </w:r>
+      <w:r>
+        <w:rPr>
+          <w:rFonts w:ascii="Times New Roman" w:hAnsi="Times New Roman" w:cs="Times New Roman"/>
+          <w:lang w:val="en-US"/>
+        </w:rPr>
+        <w:t>,</w:t>
+      </w:r>
+      <w:r>
+        <w:rPr>
+          <w:rFonts w:ascii="Times New Roman" w:hAnsi="Times New Roman" w:cs="Times New Roman"/>
+          <w:lang w:val="en-US"/>
+        </w:rPr>
+        <w:t>312 scientific publications partitioned into six distinct thematic classes. The network architecture is defined by 4</w:t>
+      </w:r>
+      <w:r>
+        <w:rPr>
+          <w:rFonts w:ascii="Times New Roman" w:hAnsi="Times New Roman" w:cs="Times New Roman"/>
+          <w:lang w:val="en-US"/>
+        </w:rPr>
+        <w:t>,</w:t>
+      </w:r>
+      <w:r>
+        <w:rPr>
+          <w:rFonts w:ascii="Times New Roman" w:hAnsi="Times New Roman" w:cs="Times New Roman"/>
+          <w:lang w:val="en-US"/>
+        </w:rPr>
+        <w:t>7</w:t>
+      </w:r>
+      <w:r>
+        <w:rPr>
+          <w:rFonts w:ascii="Times New Roman" w:hAnsi="Times New Roman" w:cs="Times New Roman"/>
+          <w:lang w:val="en-US"/>
+        </w:rPr>
+        <w:t xml:space="preserve">32 directed citation links. </w:t>
+      </w:r>
+      <w:r>
+        <w:rPr>
+          <w:rFonts w:ascii="Times New Roman" w:hAnsi="Times New Roman" w:cs="Times New Roman"/>
+          <w:lang w:val="en-US"/>
+        </w:rPr>
+        <w:t xml:space="preserve">Each node (publication) is </w:t>
+      </w:r>
+      <w:r>
+        <w:rPr>
+          <w:rFonts w:ascii="Times New Roman" w:hAnsi="Times New Roman" w:cs="Times New Roman"/>
+          <w:lang w:val="en-US"/>
+        </w:rPr>
+        <w:t xml:space="preserve">characterized by a high-dimensional feature vector of size 3,703, representing a vocabulary of unique terms. These features are encoded as binary word vectors, where a value of 1 or 0 denotes the presence or absence of a specific dictionary word within the document. </w:t>
+      </w:r>
+    </w:p>
+    <w:p>
+      <w:pPr>
+        <w:spacing w:line="360" w:lineRule="auto"/>
+        <w:rPr>
+          <w:rFonts w:ascii="Times New Roman" w:hAnsi="Times New Roman" w:cs="Times New Roman"/>
+          <w:lang w:val="en-US"/>
+        </w:rPr>
+      </w:pPr>
       <w:r>
         <w:rPr>
           <w:rFonts w:ascii="Times New Roman" w:hAnsi="Times New Roman" w:cs="Times New Roman"/>
@@ -9660,9 +9697,8 @@
           <w:szCs w:val="40"/>
           <w:lang w:val="en-US"/>
         </w:rPr>
-        <w:t xml:space="preserve"> </w:t>
-      </w:r>
-      <w:proofErr w:type="spellStart"/>
+        <w:t>3</w:t>
+      </w:r>
       <w:r>
         <w:rPr>
           <w:rFonts w:ascii="Times New Roman" w:hAnsi="Times New Roman" w:cs="Times New Roman"/>
@@ -9672,106 +9708,8 @@
           <w:szCs w:val="40"/>
           <w:lang w:val="en-US"/>
         </w:rPr>
-        <w:t>CiteSeer</w:t>
-      </w:r>
-      <w:proofErr w:type="spellEnd"/>
-    </w:p>
-    <w:p>
-      <w:pPr>
-        <w:spacing w:line="360" w:lineRule="auto"/>
-        <w:rPr>
-          <w:rFonts w:ascii="Times New Roman" w:hAnsi="Times New Roman" w:cs="Times New Roman"/>
-          <w:lang w:val="en-US"/>
-        </w:rPr>
-      </w:pPr>
-      <w:r>
-        <w:rPr>
-          <w:rFonts w:ascii="Times New Roman" w:hAnsi="Times New Roman" w:cs="Times New Roman"/>
-          <w:lang w:val="en-US"/>
-        </w:rPr>
-        <w:t xml:space="preserve">The </w:t>
-      </w:r>
-      <w:proofErr w:type="spellStart"/>
-      <w:r>
-        <w:rPr>
-          <w:rFonts w:ascii="Times New Roman" w:hAnsi="Times New Roman" w:cs="Times New Roman"/>
-          <w:lang w:val="en-US"/>
-        </w:rPr>
-        <w:t>CiteSeer</w:t>
-      </w:r>
-      <w:proofErr w:type="spellEnd"/>
-      <w:r>
-        <w:rPr>
-          <w:rFonts w:ascii="Times New Roman" w:hAnsi="Times New Roman" w:cs="Times New Roman"/>
-          <w:lang w:val="en-US"/>
-        </w:rPr>
-        <w:t xml:space="preserve"> dataset is a citation network comprising </w:t>
-      </w:r>
-      <w:r>
-        <w:rPr>
-          <w:rFonts w:ascii="Times New Roman" w:hAnsi="Times New Roman" w:cs="Times New Roman"/>
-          <w:lang w:val="en-US"/>
-        </w:rPr>
-        <w:t>3</w:t>
-      </w:r>
-      <w:r>
-        <w:rPr>
-          <w:rFonts w:ascii="Times New Roman" w:hAnsi="Times New Roman" w:cs="Times New Roman"/>
-          <w:lang w:val="en-US"/>
-        </w:rPr>
-        <w:t>,</w:t>
-      </w:r>
-      <w:r>
-        <w:rPr>
-          <w:rFonts w:ascii="Times New Roman" w:hAnsi="Times New Roman" w:cs="Times New Roman"/>
-          <w:lang w:val="en-US"/>
-        </w:rPr>
-        <w:t>312 scientific publications partitioned into six distinct thematic classes. The network architecture is defined by 4</w:t>
-      </w:r>
-      <w:r>
-        <w:rPr>
-          <w:rFonts w:ascii="Times New Roman" w:hAnsi="Times New Roman" w:cs="Times New Roman"/>
-          <w:lang w:val="en-US"/>
-        </w:rPr>
-        <w:t>,</w:t>
-      </w:r>
-      <w:r>
-        <w:rPr>
-          <w:rFonts w:ascii="Times New Roman" w:hAnsi="Times New Roman" w:cs="Times New Roman"/>
-          <w:lang w:val="en-US"/>
-        </w:rPr>
-        <w:t>7</w:t>
-      </w:r>
-      <w:r>
-        <w:rPr>
-          <w:rFonts w:ascii="Times New Roman" w:hAnsi="Times New Roman" w:cs="Times New Roman"/>
-          <w:lang w:val="en-US"/>
-        </w:rPr>
-        <w:t xml:space="preserve">32 directed citation links. </w:t>
-      </w:r>
-      <w:r>
-        <w:rPr>
-          <w:rFonts w:ascii="Times New Roman" w:hAnsi="Times New Roman" w:cs="Times New Roman"/>
-          <w:lang w:val="en-US"/>
-        </w:rPr>
-        <w:t xml:space="preserve">Each node (publication) is </w:t>
-      </w:r>
-      <w:r>
-        <w:rPr>
-          <w:rFonts w:ascii="Times New Roman" w:hAnsi="Times New Roman" w:cs="Times New Roman"/>
-          <w:lang w:val="en-US"/>
-        </w:rPr>
-        <w:t xml:space="preserve">characterized by a high-dimensional feature vector of size 3,703, representing a vocabulary of unique terms. These features are encoded as binary word vectors, where a value of 1 or 0 denotes the presence or absence of a specific dictionary word within the document. </w:t>
-      </w:r>
-    </w:p>
-    <w:p>
-      <w:pPr>
-        <w:spacing w:line="360" w:lineRule="auto"/>
-        <w:rPr>
-          <w:rFonts w:ascii="Times New Roman" w:hAnsi="Times New Roman" w:cs="Times New Roman"/>
-          <w:lang w:val="en-US"/>
-        </w:rPr>
-      </w:pPr>
+        <w:t>.1</w:t>
+      </w:r>
       <w:r>
         <w:rPr>
           <w:rFonts w:ascii="Times New Roman" w:hAnsi="Times New Roman" w:cs="Times New Roman"/>
@@ -9781,7 +9719,7 @@
           <w:szCs w:val="40"/>
           <w:lang w:val="en-US"/>
         </w:rPr>
-        <w:t>3</w:t>
+        <w:t>.2</w:t>
       </w:r>
       <w:r>
         <w:rPr>
@@ -9792,7 +9730,7 @@
           <w:szCs w:val="40"/>
           <w:lang w:val="en-US"/>
         </w:rPr>
-        <w:t>.1</w:t>
+        <w:t xml:space="preserve"> </w:t>
       </w:r>
       <w:r>
         <w:rPr>
@@ -9803,7 +9741,7 @@
           <w:szCs w:val="40"/>
           <w:lang w:val="en-US"/>
         </w:rPr>
-        <w:t>.2</w:t>
+        <w:t>Cora</w:t>
       </w:r>
       <w:r>
         <w:rPr>
@@ -9814,8 +9752,37 @@
           <w:szCs w:val="40"/>
           <w:lang w:val="en-US"/>
         </w:rPr>
-        <w:t xml:space="preserve"> </w:t>
-      </w:r>
+        <w:br/>
+      </w:r>
+      <w:r>
+        <w:rPr>
+          <w:rFonts w:ascii="Times New Roman" w:hAnsi="Times New Roman" w:cs="Times New Roman"/>
+          <w:lang w:val="en-US"/>
+        </w:rPr>
+        <w:t xml:space="preserve">The Cora dataset is a cornerstone citation network consisting of 2,708 scientific papers categorized into seven distinct research areas. </w:t>
+      </w:r>
+      <w:r>
+        <w:rPr>
+          <w:rFonts w:ascii="Times New Roman" w:hAnsi="Times New Roman" w:cs="Times New Roman"/>
+          <w:lang w:val="en-US"/>
+        </w:rPr>
+        <w:t>It’s topological structure is defined by 5,429</w:t>
+      </w:r>
+      <w:r>
+        <w:rPr>
+          <w:rFonts w:ascii="Times New Roman" w:hAnsi="Times New Roman" w:cs="Times New Roman"/>
+          <w:lang w:val="en-US"/>
+        </w:rPr>
+        <w:t xml:space="preserve"> citation links, where each node serves as a publication and each edge represents a bibliographic reference. Each document is represented by a sparse binary vector of length 1,433, which corresponds to a specialised dictionary. A value of 1 signifies the presence of a specific term within the paper, while a 0 denotes its absence. </w:t>
+      </w:r>
+    </w:p>
+    <w:p>
+      <w:pPr>
+        <w:spacing w:line="360" w:lineRule="auto"/>
+        <w:rPr>
+          <w:rFonts w:ascii="Times New Roman" w:hAnsi="Times New Roman" w:cs="Times New Roman"/>
+        </w:rPr>
+      </w:pPr>
       <w:r>
         <w:rPr>
           <w:rFonts w:ascii="Times New Roman" w:hAnsi="Times New Roman" w:cs="Times New Roman"/>
@@ -9825,7 +9792,7 @@
           <w:szCs w:val="40"/>
           <w:lang w:val="en-US"/>
         </w:rPr>
-        <w:t>Cora</w:t>
+        <w:t xml:space="preserve">3.1.3 </w:t>
       </w:r>
       <w:r>
         <w:rPr>
@@ -9834,62 +9801,64 @@
           <w:bCs/>
           <w:sz w:val="40"/>
           <w:szCs w:val="40"/>
-          <w:lang w:val="en-US"/>
-        </w:rPr>
-        <w:br/>
-      </w:r>
-      <w:r>
-        <w:rPr>
-          <w:rFonts w:ascii="Times New Roman" w:hAnsi="Times New Roman" w:cs="Times New Roman"/>
-          <w:lang w:val="en-US"/>
-        </w:rPr>
-        <w:t xml:space="preserve">The Cora dataset is a cornerstone citation network consisting of 2,708 scientific papers categorized into seven distinct research areas. </w:t>
-      </w:r>
-      <w:proofErr w:type="gramStart"/>
-      <w:r>
-        <w:rPr>
-          <w:rFonts w:ascii="Times New Roman" w:hAnsi="Times New Roman" w:cs="Times New Roman"/>
-          <w:lang w:val="en-US"/>
-        </w:rPr>
-        <w:t>It’s</w:t>
-      </w:r>
-      <w:proofErr w:type="gramEnd"/>
-      <w:r>
-        <w:rPr>
-          <w:rFonts w:ascii="Times New Roman" w:hAnsi="Times New Roman" w:cs="Times New Roman"/>
-          <w:lang w:val="en-US"/>
-        </w:rPr>
-        <w:t xml:space="preserve"> topological structure is defined by 5,429</w:t>
-      </w:r>
-      <w:r>
-        <w:rPr>
-          <w:rFonts w:ascii="Times New Roman" w:hAnsi="Times New Roman" w:cs="Times New Roman"/>
-          <w:lang w:val="en-US"/>
-        </w:rPr>
-        <w:t xml:space="preserve"> citation links, where each node serves as a publication and each edge represents a bibliographic reference. Each document is represented by a sparse binary vector of length 1,433, which corresponds to a </w:t>
-      </w:r>
-      <w:proofErr w:type="spellStart"/>
-      <w:r>
-        <w:rPr>
-          <w:rFonts w:ascii="Times New Roman" w:hAnsi="Times New Roman" w:cs="Times New Roman"/>
-          <w:lang w:val="en-US"/>
-        </w:rPr>
-        <w:t>specialised</w:t>
-      </w:r>
-      <w:proofErr w:type="spellEnd"/>
-      <w:r>
-        <w:rPr>
-          <w:rFonts w:ascii="Times New Roman" w:hAnsi="Times New Roman" w:cs="Times New Roman"/>
-          <w:lang w:val="en-US"/>
-        </w:rPr>
-        <w:t xml:space="preserve"> dictionary. A value of 1 signifies the presence of a specific term within the paper, while a 0 denotes its absence. </w:t>
-      </w:r>
-    </w:p>
-    <w:p>
-      <w:pPr>
-        <w:spacing w:line="360" w:lineRule="auto"/>
-        <w:rPr>
-          <w:rFonts w:ascii="Times New Roman" w:hAnsi="Times New Roman" w:cs="Times New Roman"/>
+        </w:rPr>
+        <w:t>BA2Motifs</w:t>
+      </w:r>
+    </w:p>
+    <w:p>
+      <w:pPr>
+        <w:spacing w:line="360" w:lineRule="auto"/>
+        <w:rPr>
+          <w:rFonts w:ascii="Times New Roman" w:hAnsi="Times New Roman" w:cs="Times New Roman"/>
+          <w:lang w:val="en-US"/>
+        </w:rPr>
+      </w:pPr>
+      <w:r>
+        <w:rPr>
+          <w:rFonts w:ascii="Times New Roman" w:hAnsi="Times New Roman" w:cs="Times New Roman"/>
+        </w:rPr>
+        <w:t>The BA2Motifs dataset is a synthetic benchmark frequently employed in the evaluation of Graph Neural Network interpretability. It consists of 1,000 individual graphs generated using the Barab</w:t>
+      </w:r>
+      <w:r>
+        <w:rPr>
+          <w:rFonts w:ascii="Times New Roman" w:hAnsi="Times New Roman" w:cs="Times New Roman"/>
+        </w:rPr>
+        <w:t>á</w:t>
+      </w:r>
+      <w:r>
+        <w:rPr>
+          <w:rFonts w:ascii="Times New Roman" w:hAnsi="Times New Roman" w:cs="Times New Roman"/>
+        </w:rPr>
+        <w:t>si-Albert (BA) scale-free model, which mimics the power-law degree distributions found in natural networks. This dataset is framed as a binary graph classification task:</w:t>
+      </w:r>
+      <w:r>
+        <w:rPr>
+          <w:rFonts w:ascii="Times New Roman" w:hAnsi="Times New Roman" w:cs="Times New Roman"/>
+        </w:rPr>
+        <w:t xml:space="preserve"> 500 graphs are augmented with a five-mode, six-edge “house-shaped” motif, while the remaining 500 utilise a different structure (such as a cycle). The primary utility of BA2Motifs lies in its ground-truth availability, allowing researchers to </w:t>
+      </w:r>
+      <w:r>
+        <w:rPr>
+          <w:rFonts w:ascii="Times New Roman" w:hAnsi="Times New Roman" w:cs="Times New Roman"/>
+        </w:rPr>
+        <w:t xml:space="preserve">quantitively verify if an explainer correctly identifies the specific motif responsible for the model’s classification. </w:t>
+      </w:r>
+    </w:p>
+    <w:p>
+      <w:pPr>
+        <w:spacing w:line="360" w:lineRule="auto"/>
+        <w:rPr>
+          <w:rFonts w:ascii="Times New Roman" w:hAnsi="Times New Roman" w:cs="Times New Roman"/>
+          <w:lang w:val="en-US"/>
+        </w:rPr>
+      </w:pPr>
+    </w:p>
+    <w:p>
+      <w:pPr>
+        <w:spacing w:line="360" w:lineRule="auto"/>
+        <w:rPr>
+          <w:rFonts w:ascii="Times New Roman" w:hAnsi="Times New Roman" w:cs="Times New Roman"/>
+          <w:lang w:val="en-US"/>
         </w:rPr>
       </w:pPr>
       <w:r>
@@ -9901,7 +9870,8 @@
           <w:szCs w:val="40"/>
           <w:lang w:val="en-US"/>
         </w:rPr>
-        <w:t xml:space="preserve">3.1.3 </w:t>
+        <w:lastRenderedPageBreak/>
+        <w:t>3</w:t>
       </w:r>
       <w:r>
         <w:rPr>
@@ -9910,87 +9880,10 @@
           <w:bCs/>
           <w:sz w:val="40"/>
           <w:szCs w:val="40"/>
-        </w:rPr>
-        <w:t>BA2Motifs</w:t>
-      </w:r>
-    </w:p>
-    <w:p>
-      <w:pPr>
-        <w:spacing w:line="360" w:lineRule="auto"/>
-        <w:rPr>
-          <w:rFonts w:ascii="Times New Roman" w:hAnsi="Times New Roman" w:cs="Times New Roman"/>
-          <w:lang w:val="en-US"/>
-        </w:rPr>
-      </w:pPr>
-      <w:r>
-        <w:rPr>
-          <w:rFonts w:ascii="Times New Roman" w:hAnsi="Times New Roman" w:cs="Times New Roman"/>
-        </w:rPr>
-        <w:t xml:space="preserve">The BA2Motifs dataset is a synthetic benchmark frequently employed in the evaluation of Graph Neural Network interpretability. It consists of 1,000 individual graphs generated using the </w:t>
-      </w:r>
-      <w:proofErr w:type="spellStart"/>
-      <w:r>
-        <w:rPr>
-          <w:rFonts w:ascii="Times New Roman" w:hAnsi="Times New Roman" w:cs="Times New Roman"/>
-        </w:rPr>
-        <w:t>Barab</w:t>
-      </w:r>
-      <w:r>
-        <w:rPr>
-          <w:rFonts w:ascii="Times New Roman" w:hAnsi="Times New Roman" w:cs="Times New Roman"/>
-        </w:rPr>
-        <w:t>á</w:t>
-      </w:r>
-      <w:r>
-        <w:rPr>
-          <w:rFonts w:ascii="Times New Roman" w:hAnsi="Times New Roman" w:cs="Times New Roman"/>
-        </w:rPr>
-        <w:t>si</w:t>
-      </w:r>
-      <w:proofErr w:type="spellEnd"/>
-      <w:r>
-        <w:rPr>
-          <w:rFonts w:ascii="Times New Roman" w:hAnsi="Times New Roman" w:cs="Times New Roman"/>
-        </w:rPr>
-        <w:t>-Albert (BA) scale-free model, which mimics the power-law degree distributions found in natural networks. This dataset is framed as a binary graph classification task:</w:t>
-      </w:r>
-      <w:r>
-        <w:rPr>
-          <w:rFonts w:ascii="Times New Roman" w:hAnsi="Times New Roman" w:cs="Times New Roman"/>
-        </w:rPr>
-        <w:t xml:space="preserve"> 500 graphs are augmented with a five-mode, six-edge “house-shaped” motif, while the remaining </w:t>
-      </w:r>
-      <w:r>
-        <w:rPr>
-          <w:rFonts w:ascii="Times New Roman" w:hAnsi="Times New Roman" w:cs="Times New Roman"/>
-        </w:rPr>
-        <w:lastRenderedPageBreak/>
-        <w:t xml:space="preserve">500 utilise a different structure (such as a cycle). The primary utility of BA2Motifs lies in its ground-truth availability, allowing researchers to </w:t>
-      </w:r>
-      <w:r>
-        <w:rPr>
-          <w:rFonts w:ascii="Times New Roman" w:hAnsi="Times New Roman" w:cs="Times New Roman"/>
-        </w:rPr>
-        <w:t xml:space="preserve">quantitively verify if an explainer correctly identifies the specific motif responsible for the model’s classification. </w:t>
-      </w:r>
-    </w:p>
-    <w:p>
-      <w:pPr>
-        <w:spacing w:line="360" w:lineRule="auto"/>
-        <w:rPr>
-          <w:rFonts w:ascii="Times New Roman" w:hAnsi="Times New Roman" w:cs="Times New Roman"/>
-          <w:lang w:val="en-US"/>
-        </w:rPr>
-      </w:pPr>
-    </w:p>
-    <w:p>
-      <w:pPr>
-        <w:spacing w:line="360" w:lineRule="auto"/>
-        <w:rPr>
-          <w:rFonts w:ascii="Times New Roman" w:hAnsi="Times New Roman" w:cs="Times New Roman"/>
-          <w:lang w:val="en-US"/>
-        </w:rPr>
-      </w:pPr>
+          <w:lang w:val="en-US"/>
+        </w:rPr>
+        <w:t>.</w:t>
+      </w:r>
       <w:r>
         <w:rPr>
           <w:rFonts w:ascii="Times New Roman" w:hAnsi="Times New Roman" w:cs="Times New Roman"/>
@@ -10000,7 +9893,7 @@
           <w:szCs w:val="40"/>
           <w:lang w:val="en-US"/>
         </w:rPr>
-        <w:t>3</w:t>
+        <w:t>2</w:t>
       </w:r>
       <w:r>
         <w:rPr>
@@ -10011,7 +9904,7 @@
           <w:szCs w:val="40"/>
           <w:lang w:val="en-US"/>
         </w:rPr>
-        <w:t>.</w:t>
+        <w:t xml:space="preserve"> </w:t>
       </w:r>
       <w:r>
         <w:rPr>
@@ -10022,28 +9915,6 @@
           <w:szCs w:val="40"/>
           <w:lang w:val="en-US"/>
         </w:rPr>
-        <w:t>2</w:t>
-      </w:r>
-      <w:r>
-        <w:rPr>
-          <w:rFonts w:ascii="Times New Roman" w:hAnsi="Times New Roman" w:cs="Times New Roman"/>
-          <w:b/>
-          <w:bCs/>
-          <w:sz w:val="40"/>
-          <w:szCs w:val="40"/>
-          <w:lang w:val="en-US"/>
-        </w:rPr>
-        <w:t xml:space="preserve"> </w:t>
-      </w:r>
-      <w:r>
-        <w:rPr>
-          <w:rFonts w:ascii="Times New Roman" w:hAnsi="Times New Roman" w:cs="Times New Roman"/>
-          <w:b/>
-          <w:bCs/>
-          <w:sz w:val="40"/>
-          <w:szCs w:val="40"/>
-          <w:lang w:val="en-US"/>
-        </w:rPr>
         <w:t>Method</w:t>
       </w:r>
       <w:r>
@@ -10066,23 +9937,7 @@
           <w:rFonts w:ascii="Times New Roman" w:hAnsi="Times New Roman" w:cs="Times New Roman"/>
           <w:lang w:val="en-US"/>
         </w:rPr>
-        <w:t xml:space="preserve">a GCN and </w:t>
-      </w:r>
-      <w:proofErr w:type="spellStart"/>
-      <w:r>
-        <w:rPr>
-          <w:rFonts w:ascii="Times New Roman" w:hAnsi="Times New Roman" w:cs="Times New Roman"/>
-          <w:lang w:val="en-US"/>
-        </w:rPr>
-        <w:t>GraphSAGE</w:t>
-      </w:r>
-      <w:proofErr w:type="spellEnd"/>
-      <w:r>
-        <w:rPr>
-          <w:rFonts w:ascii="Times New Roman" w:hAnsi="Times New Roman" w:cs="Times New Roman"/>
-          <w:lang w:val="en-US"/>
-        </w:rPr>
-        <w:t xml:space="preserve"> model on datasets and evaluate them with differing parameters of GNN explainers. </w:t>
+        <w:t xml:space="preserve">a GCN and GraphSAGE model on datasets and evaluate them with differing parameters of GNN explainers. </w:t>
       </w:r>
       <w:r>
         <w:rPr>
@@ -10098,6 +9953,24 @@
         </w:rPr>
         <w:br/>
       </w:r>
+    </w:p>
+    <w:p>
+      <w:pPr>
+        <w:spacing w:line="360" w:lineRule="auto"/>
+        <w:rPr>
+          <w:rFonts w:ascii="Times New Roman" w:hAnsi="Times New Roman" w:cs="Times New Roman"/>
+          <w:lang w:val="en-US"/>
+        </w:rPr>
+      </w:pPr>
+    </w:p>
+    <w:p>
+      <w:pPr>
+        <w:spacing w:line="360" w:lineRule="auto"/>
+        <w:rPr>
+          <w:rFonts w:ascii="Times New Roman" w:hAnsi="Times New Roman" w:cs="Times New Roman"/>
+          <w:lang w:val="en-US"/>
+        </w:rPr>
+      </w:pPr>
     </w:p>
     <w:p>
       <w:pPr>
@@ -10258,31 +10131,7 @@
           <w:rFonts w:ascii="Times New Roman" w:hAnsi="Times New Roman" w:cs="Times New Roman"/>
           <w:lang w:val="en-US"/>
         </w:rPr>
-        <w:t xml:space="preserve">A. Isah, H. Shin, I. Aliyu, R. M. Sulaiman and J. Kim, "Graph Neural Network for Digital Twin Network: A Conceptual Framework," 2024 International Conference on </w:t>
-      </w:r>
-      <w:r>
-        <w:rPr>
-          <w:rFonts w:ascii="Times New Roman" w:hAnsi="Times New Roman" w:cs="Times New Roman"/>
-          <w:lang w:val="en-US"/>
-        </w:rPr>
-        <w:lastRenderedPageBreak/>
-        <w:t xml:space="preserve">Artificial Intelligence in Information and Communication (ICAIIC), Osaka, Japan, 2024, pp. 1-5, </w:t>
-      </w:r>
-      <w:proofErr w:type="spellStart"/>
-      <w:r>
-        <w:rPr>
-          <w:rFonts w:ascii="Times New Roman" w:hAnsi="Times New Roman" w:cs="Times New Roman"/>
-          <w:lang w:val="en-US"/>
-        </w:rPr>
-        <w:t>doi</w:t>
-      </w:r>
-      <w:proofErr w:type="spellEnd"/>
-      <w:r>
-        <w:rPr>
-          <w:rFonts w:ascii="Times New Roman" w:hAnsi="Times New Roman" w:cs="Times New Roman"/>
-          <w:lang w:val="en-US"/>
-        </w:rPr>
-        <w:t>: 10.1109/ICAIIC60209.2024.10463455.</w:t>
+        <w:t>A. Isah, H. Shin, I. Aliyu, R. M. Sulaiman and J. Kim, "Graph Neural Network for Digital Twin Network: A Conceptual Framework," 2024 International Conference on Artificial Intelligence in Information and Communication (ICAIIC), Osaka, Japan, 2024, pp. 1-5, doi: 10.1109/ICAIIC60209.2024.10463455.</w:t>
       </w:r>
     </w:p>
     <w:p>
@@ -10303,6 +10152,7 @@
           <w:rFonts w:ascii="Times New Roman" w:hAnsi="Times New Roman" w:cs="Times New Roman"/>
           <w:lang w:val="en-US"/>
         </w:rPr>
+        <w:lastRenderedPageBreak/>
         <w:t xml:space="preserve">Deng, S.; de Rijke, M.; Ning, Y. Advances in Human Event Modeling: From Graph Neural Networks to Language Models. In Proceedings of the Proceedings of the 30th ACM SIGKDD Conference on Knowledge Discovery and Data Mining, KDD 2024, Barcelona, Spain, August 25-29, 2024. ACM, 2024, pp. 6459–6469. </w:t>
       </w:r>
       <w:hyperlink r:id="rId9" w:history="1">
@@ -10340,39 +10190,7 @@
           <w:rFonts w:ascii="Times New Roman" w:hAnsi="Times New Roman" w:cs="Times New Roman"/>
           <w:lang w:val="en-US"/>
         </w:rPr>
-        <w:t xml:space="preserve">Liu, M.; Srivastava, G.; Ramanujam, J.; </w:t>
-      </w:r>
-      <w:proofErr w:type="spellStart"/>
-      <w:r>
-        <w:rPr>
-          <w:rFonts w:ascii="Times New Roman" w:hAnsi="Times New Roman" w:cs="Times New Roman"/>
-          <w:lang w:val="en-US"/>
-        </w:rPr>
-        <w:t>Brylinski</w:t>
-      </w:r>
-      <w:proofErr w:type="spellEnd"/>
-      <w:r>
-        <w:rPr>
-          <w:rFonts w:ascii="Times New Roman" w:hAnsi="Times New Roman" w:cs="Times New Roman"/>
-          <w:lang w:val="en-US"/>
-        </w:rPr>
-        <w:t xml:space="preserve">, M. Insights from Augmented Data Integration and Strong Regularization in Drug Synergy Prediction with </w:t>
-      </w:r>
-      <w:proofErr w:type="spellStart"/>
-      <w:r>
-        <w:rPr>
-          <w:rFonts w:ascii="Times New Roman" w:hAnsi="Times New Roman" w:cs="Times New Roman"/>
-          <w:lang w:val="en-US"/>
-        </w:rPr>
-        <w:t>SynerGNet</w:t>
-      </w:r>
-      <w:proofErr w:type="spellEnd"/>
-      <w:r>
-        <w:rPr>
-          <w:rFonts w:ascii="Times New Roman" w:hAnsi="Times New Roman" w:cs="Times New Roman"/>
-          <w:lang w:val="en-US"/>
-        </w:rPr>
-        <w:t xml:space="preserve">. Machine Learning and Knowledge Extraction 2024, 6, 1782–1797. </w:t>
+        <w:t xml:space="preserve">Liu, M.; Srivastava, G.; Ramanujam, J.; Brylinski, M. Insights from Augmented Data Integration and Strong Regularization in Drug Synergy Prediction with SynerGNet. Machine Learning and Knowledge Extraction 2024, 6, 1782–1797. </w:t>
       </w:r>
     </w:p>
     <w:p>
@@ -10388,53 +10206,12 @@
           <w:lang w:val="en-US"/>
         </w:rPr>
       </w:pPr>
-      <w:proofErr w:type="spellStart"/>
-      <w:r>
-        <w:rPr>
-          <w:rFonts w:ascii="Times New Roman" w:hAnsi="Times New Roman" w:cs="Times New Roman"/>
-          <w:lang w:val="en-US"/>
-        </w:rPr>
-        <w:t>Klosa</w:t>
-      </w:r>
-      <w:proofErr w:type="spellEnd"/>
-      <w:r>
-        <w:rPr>
-          <w:rFonts w:ascii="Times New Roman" w:hAnsi="Times New Roman" w:cs="Times New Roman"/>
-          <w:lang w:val="en-US"/>
-        </w:rPr>
-        <w:t xml:space="preserve">, D.; </w:t>
-      </w:r>
-      <w:proofErr w:type="spellStart"/>
-      <w:r>
-        <w:rPr>
-          <w:rFonts w:ascii="Times New Roman" w:hAnsi="Times New Roman" w:cs="Times New Roman"/>
-          <w:lang w:val="en-US"/>
-        </w:rPr>
-        <w:t>Büskens</w:t>
-      </w:r>
-      <w:proofErr w:type="spellEnd"/>
-      <w:r>
-        <w:rPr>
-          <w:rFonts w:ascii="Times New Roman" w:hAnsi="Times New Roman" w:cs="Times New Roman"/>
-          <w:lang w:val="en-US"/>
-        </w:rPr>
-        <w:t xml:space="preserve">, C. </w:t>
-      </w:r>
-      <w:proofErr w:type="gramStart"/>
-      <w:r>
-        <w:rPr>
-          <w:rFonts w:ascii="Times New Roman" w:hAnsi="Times New Roman" w:cs="Times New Roman"/>
-          <w:lang w:val="en-US"/>
-        </w:rPr>
-        <w:t>Low Cost</w:t>
-      </w:r>
-      <w:proofErr w:type="gramEnd"/>
-      <w:r>
-        <w:rPr>
-          <w:rFonts w:ascii="Times New Roman" w:hAnsi="Times New Roman" w:cs="Times New Roman"/>
-          <w:lang w:val="en-US"/>
-        </w:rPr>
-        <w:t xml:space="preserve"> Evolutionary Neural Architecture Search (LENAS) Applied to Traffic Forecasting. Machine Learning and Knowledge Extraction 2023, 5, 830–846 </w:t>
+      <w:r>
+        <w:rPr>
+          <w:rFonts w:ascii="Times New Roman" w:hAnsi="Times New Roman" w:cs="Times New Roman"/>
+          <w:lang w:val="en-US"/>
+        </w:rPr>
+        <w:t xml:space="preserve">Klosa, D.; Büskens, C. Low Cost Evolutionary Neural Architecture Search (LENAS) Applied to Traffic Forecasting. Machine Learning and Knowledge Extraction 2023, 5, 830–846 </w:t>
       </w:r>
     </w:p>
     <w:p>
@@ -10560,23 +10337,7 @@
           <w:rFonts w:ascii="Times New Roman" w:hAnsi="Times New Roman" w:cs="Times New Roman"/>
           <w:lang w:val="en-US"/>
         </w:rPr>
-        <w:t xml:space="preserve">Z. Ying, J. You, C. Morris, X. Ren, W. Hamilton, and J. Leskovec. Hierarchical graph representation learning with differentiable pooling. In </w:t>
-      </w:r>
-      <w:proofErr w:type="spellStart"/>
-      <w:r>
-        <w:rPr>
-          <w:rFonts w:ascii="Times New Roman" w:hAnsi="Times New Roman" w:cs="Times New Roman"/>
-          <w:lang w:val="en-US"/>
-        </w:rPr>
-        <w:t>NeurIPS</w:t>
-      </w:r>
-      <w:proofErr w:type="spellEnd"/>
-      <w:r>
-        <w:rPr>
-          <w:rFonts w:ascii="Times New Roman" w:hAnsi="Times New Roman" w:cs="Times New Roman"/>
-          <w:lang w:val="en-US"/>
-        </w:rPr>
-        <w:t>, 2018.</w:t>
+        <w:t>Z. Ying, J. You, C. Morris, X. Ren, W. Hamilton, and J. Leskovec. Hierarchical graph representation learning with differentiable pooling. In NeurIPS, 2018.</w:t>
       </w:r>
     </w:p>
     <w:p>
@@ -10618,23 +10379,7 @@
           <w:rFonts w:ascii="Times New Roman" w:hAnsi="Times New Roman" w:cs="Times New Roman"/>
           <w:lang w:val="en-US"/>
         </w:rPr>
-        <w:t xml:space="preserve">F. Doshi-Velez and B. Kim. Towards A Rigorous Science of Interpretable Machine Learning. 2017. </w:t>
-      </w:r>
-      <w:proofErr w:type="spellStart"/>
-      <w:r>
-        <w:rPr>
-          <w:rFonts w:ascii="Times New Roman" w:hAnsi="Times New Roman" w:cs="Times New Roman"/>
-          <w:lang w:val="en-US"/>
-        </w:rPr>
-        <w:t>arXiv</w:t>
-      </w:r>
-      <w:proofErr w:type="spellEnd"/>
-      <w:r>
-        <w:rPr>
-          <w:rFonts w:ascii="Times New Roman" w:hAnsi="Times New Roman" w:cs="Times New Roman"/>
-          <w:lang w:val="en-US"/>
-        </w:rPr>
-        <w:t>: 1702.08608.</w:t>
+        <w:t>F. Doshi-Velez and B. Kim. Towards A Rigorous Science of Interpretable Machine Learning. 2017. arXiv: 1702.08608.</w:t>
       </w:r>
     </w:p>
     <w:p>
@@ -10655,23 +10400,7 @@
           <w:rFonts w:ascii="Times New Roman" w:hAnsi="Times New Roman" w:cs="Times New Roman"/>
           <w:lang w:val="en-US"/>
         </w:rPr>
-        <w:t xml:space="preserve">Ying, R.; Bourgeois, D.; You, J.; Zitnik, M.; Leskovec, J. GNN Explainer: A Tool for Post-hoc Explanation of Graph Neural Networks. </w:t>
-      </w:r>
-      <w:proofErr w:type="spellStart"/>
-      <w:r>
-        <w:rPr>
-          <w:rFonts w:ascii="Times New Roman" w:hAnsi="Times New Roman" w:cs="Times New Roman"/>
-          <w:lang w:val="en-US"/>
-        </w:rPr>
-        <w:t>CoRR</w:t>
-      </w:r>
-      <w:proofErr w:type="spellEnd"/>
-      <w:r>
-        <w:rPr>
-          <w:rFonts w:ascii="Times New Roman" w:hAnsi="Times New Roman" w:cs="Times New Roman"/>
-          <w:lang w:val="en-US"/>
-        </w:rPr>
-        <w:t xml:space="preserve"> 2019, abs/1903.03894, [1903.03894].</w:t>
+        <w:t>Ying, R.; Bourgeois, D.; You, J.; Zitnik, M.; Leskovec, J. GNN Explainer: A Tool for Post-hoc Explanation of Graph Neural Networks. CoRR 2019, abs/1903.03894, [1903.03894].</w:t>
       </w:r>
     </w:p>
     <w:p>
@@ -10692,31 +10421,7 @@
           <w:rFonts w:ascii="Times New Roman" w:hAnsi="Times New Roman" w:cs="Times New Roman"/>
           <w:lang w:val="en-US"/>
         </w:rPr>
-        <w:t xml:space="preserve">Huang, Q.; Yamada, M.; Tian, Y.; Singh, D.; Chang, Y. </w:t>
-      </w:r>
-      <w:proofErr w:type="spellStart"/>
-      <w:r>
-        <w:rPr>
-          <w:rFonts w:ascii="Times New Roman" w:hAnsi="Times New Roman" w:cs="Times New Roman"/>
-          <w:lang w:val="en-US"/>
-        </w:rPr>
-        <w:t>GraphLIME</w:t>
-      </w:r>
-      <w:proofErr w:type="spellEnd"/>
-      <w:r>
-        <w:rPr>
-          <w:rFonts w:ascii="Times New Roman" w:hAnsi="Times New Roman" w:cs="Times New Roman"/>
-          <w:lang w:val="en-US"/>
-        </w:rPr>
-        <w:t xml:space="preserve">: Local Interpretable Model Explanations for Graph Neural Networks. IEEE Transactions on </w:t>
-      </w:r>
-      <w:r>
-        <w:rPr>
-          <w:rFonts w:ascii="Times New Roman" w:hAnsi="Times New Roman" w:cs="Times New Roman"/>
-          <w:lang w:val="en-US"/>
-        </w:rPr>
-        <w:lastRenderedPageBreak/>
-        <w:t>Knowledge and Data Engineering 2022, pp. 1–6. https: //doi.org/10.1109/TKDE.2022.3187455</w:t>
+        <w:t>Huang, Q.; Yamada, M.; Tian, Y.; Singh, D.; Chang, Y. GraphLIME: Local Interpretable Model Explanations for Graph Neural Networks. IEEE Transactions on Knowledge and Data Engineering 2022, pp. 1–6. https: //doi.org/10.1109/TKDE.2022.3187455</w:t>
       </w:r>
       <w:r>
         <w:rPr>
@@ -10744,23 +10449,8 @@
           <w:rFonts w:ascii="Times New Roman" w:hAnsi="Times New Roman" w:cs="Times New Roman"/>
           <w:lang w:val="en-US"/>
         </w:rPr>
-        <w:t xml:space="preserve">Luo, D.; Cheng, W.; Xu, D.; Yu, W.; Zong, B.; Chen, H.; Zhang, X. Parameterized Explainer for Graph Neural Network. In Proceedings of the Advances in Neural Information Processing Systems 33: Annual Conference on Neural Information Processing Systems 2020, </w:t>
-      </w:r>
-      <w:proofErr w:type="spellStart"/>
-      <w:r>
-        <w:rPr>
-          <w:rFonts w:ascii="Times New Roman" w:hAnsi="Times New Roman" w:cs="Times New Roman"/>
-          <w:lang w:val="en-US"/>
-        </w:rPr>
-        <w:t>NeurIPS</w:t>
-      </w:r>
-      <w:proofErr w:type="spellEnd"/>
-      <w:r>
-        <w:rPr>
-          <w:rFonts w:ascii="Times New Roman" w:hAnsi="Times New Roman" w:cs="Times New Roman"/>
-          <w:lang w:val="en-US"/>
-        </w:rPr>
-        <w:t xml:space="preserve"> 2020, December 6-12, 2020, virtual, 2020.</w:t>
+        <w:lastRenderedPageBreak/>
+        <w:t>Luo, D.; Cheng, W.; Xu, D.; Yu, W.; Zong, B.; Chen, H.; Zhang, X. Parameterized Explainer for Graph Neural Network. In Proceedings of the Advances in Neural Information Processing Systems 33: Annual Conference on Neural Information Processing Systems 2020, NeurIPS 2020, December 6-12, 2020, virtual, 2020.</w:t>
       </w:r>
     </w:p>
     <w:p>
@@ -10840,55 +10530,7 @@
           <w:rFonts w:ascii="Times New Roman" w:hAnsi="Times New Roman" w:cs="Times New Roman"/>
           <w:lang w:val="en-US"/>
         </w:rPr>
-        <w:t xml:space="preserve">van </w:t>
-      </w:r>
-      <w:proofErr w:type="spellStart"/>
-      <w:r>
-        <w:rPr>
-          <w:rFonts w:ascii="Times New Roman" w:hAnsi="Times New Roman" w:cs="Times New Roman"/>
-          <w:lang w:val="en-US"/>
-        </w:rPr>
-        <w:t>Mourik</w:t>
-      </w:r>
-      <w:proofErr w:type="spellEnd"/>
-      <w:r>
-        <w:rPr>
-          <w:rFonts w:ascii="Times New Roman" w:hAnsi="Times New Roman" w:cs="Times New Roman"/>
-          <w:lang w:val="en-US"/>
-        </w:rPr>
-        <w:t xml:space="preserve">, F.; Jutte, A.; </w:t>
-      </w:r>
-      <w:proofErr w:type="spellStart"/>
-      <w:r>
-        <w:rPr>
-          <w:rFonts w:ascii="Times New Roman" w:hAnsi="Times New Roman" w:cs="Times New Roman"/>
-          <w:lang w:val="en-US"/>
-        </w:rPr>
-        <w:t>Berendse</w:t>
-      </w:r>
-      <w:proofErr w:type="spellEnd"/>
-      <w:r>
-        <w:rPr>
-          <w:rFonts w:ascii="Times New Roman" w:hAnsi="Times New Roman" w:cs="Times New Roman"/>
-          <w:lang w:val="en-US"/>
-        </w:rPr>
-        <w:t xml:space="preserve">, S.E.; </w:t>
-      </w:r>
-      <w:proofErr w:type="spellStart"/>
-      <w:r>
-        <w:rPr>
-          <w:rFonts w:ascii="Times New Roman" w:hAnsi="Times New Roman" w:cs="Times New Roman"/>
-          <w:lang w:val="en-US"/>
-        </w:rPr>
-        <w:t>Bukhsh</w:t>
-      </w:r>
-      <w:proofErr w:type="spellEnd"/>
-      <w:r>
-        <w:rPr>
-          <w:rFonts w:ascii="Times New Roman" w:hAnsi="Times New Roman" w:cs="Times New Roman"/>
-          <w:lang w:val="en-US"/>
-        </w:rPr>
-        <w:t>, F.A.; Ahmed, F. Tertiary Review on Explainable Artificial Intelligence: Where Do We Stand? Machine Learning and Knowledge Extraction 2024, 6, 1997–2017.</w:t>
+        <w:t>van Mourik, F.; Jutte, A.; Berendse, S.E.; Bukhsh, F.A.; Ahmed, F. Tertiary Review on Explainable Artificial Intelligence: Where Do We Stand? Machine Learning and Knowledge Extraction 2024, 6, 1997–2017.</w:t>
       </w:r>
     </w:p>
     <w:p>
@@ -10987,6 +10629,40 @@
         </w:rPr>
         <w:t xml:space="preserve">. </w:t>
       </w:r>
+    </w:p>
+    <w:p>
+      <w:pPr>
+        <w:pStyle w:val="ListParagraph"/>
+        <w:numPr>
+          <w:ilvl w:val="0"/>
+          <w:numId w:val="3"/>
+        </w:numPr>
+        <w:spacing w:line="360" w:lineRule="auto"/>
+        <w:rPr>
+          <w:rFonts w:ascii="Times New Roman" w:hAnsi="Times New Roman" w:cs="Times New Roman"/>
+          <w:lang w:val="en-US"/>
+        </w:rPr>
+      </w:pPr>
+      <w:r>
+        <w:rPr>
+          <w:rFonts w:ascii="Times New Roman" w:hAnsi="Times New Roman" w:cs="Times New Roman"/>
+        </w:rPr>
+        <w:t>Z. Ying, D. Bourgeois, J. You, M. Zitnik, and J. Leskovec, “Gnnexplainer: Generating explanations for graph neural networks,” in Advances in neural information processing systems, 2019, pp. 9244– 9255.</w:t>
+      </w:r>
+    </w:p>
+    <w:p>
+      <w:pPr>
+        <w:pStyle w:val="ListParagraph"/>
+        <w:numPr>
+          <w:ilvl w:val="0"/>
+          <w:numId w:val="3"/>
+        </w:numPr>
+        <w:spacing w:line="360" w:lineRule="auto"/>
+        <w:rPr>
+          <w:rFonts w:ascii="Times New Roman" w:hAnsi="Times New Roman" w:cs="Times New Roman"/>
+          <w:lang w:val="en-US"/>
+        </w:rPr>
+      </w:pPr>
     </w:p>
     <w:sectPr>
       <w:headerReference w:type="default" r:id="rId13"/>
@@ -12035,6 +11711,155 @@
     </w:lvl>
   </w:abstractNum>
   <w:abstractNum w:abstractNumId="9" w15:restartNumberingAfterBreak="0">
+    <w:nsid w:val="5E8A30FC"/>
+    <w:multiLevelType w:val="multilevel"/>
+    <w:tmpl w:val="D0747412"/>
+    <w:lvl w:ilvl="0">
+      <w:start w:val="1"/>
+      <w:numFmt w:val="bullet"/>
+      <w:lvlText w:val=""/>
+      <w:lvlJc w:val="left"/>
+      <w:pPr>
+        <w:tabs>
+          <w:tab w:val="num" w:pos="720"/>
+        </w:tabs>
+        <w:ind w:left="720" w:hanging="360"/>
+      </w:pPr>
+      <w:rPr>
+        <w:rFonts w:ascii="Symbol" w:hAnsi="Symbol" w:hint="default"/>
+        <w:sz w:val="20"/>
+      </w:rPr>
+    </w:lvl>
+    <w:lvl w:ilvl="1" w:tentative="1">
+      <w:start w:val="1"/>
+      <w:numFmt w:val="bullet"/>
+      <w:lvlText w:val="o"/>
+      <w:lvlJc w:val="left"/>
+      <w:pPr>
+        <w:tabs>
+          <w:tab w:val="num" w:pos="1440"/>
+        </w:tabs>
+        <w:ind w:left="1440" w:hanging="360"/>
+      </w:pPr>
+      <w:rPr>
+        <w:rFonts w:ascii="Courier New" w:hAnsi="Courier New" w:hint="default"/>
+        <w:sz w:val="20"/>
+      </w:rPr>
+    </w:lvl>
+    <w:lvl w:ilvl="2" w:tentative="1">
+      <w:start w:val="1"/>
+      <w:numFmt w:val="bullet"/>
+      <w:lvlText w:val=""/>
+      <w:lvlJc w:val="left"/>
+      <w:pPr>
+        <w:tabs>
+          <w:tab w:val="num" w:pos="2160"/>
+        </w:tabs>
+        <w:ind w:left="2160" w:hanging="360"/>
+      </w:pPr>
+      <w:rPr>
+        <w:rFonts w:ascii="Wingdings" w:hAnsi="Wingdings" w:hint="default"/>
+        <w:sz w:val="20"/>
+      </w:rPr>
+    </w:lvl>
+    <w:lvl w:ilvl="3" w:tentative="1">
+      <w:start w:val="1"/>
+      <w:numFmt w:val="bullet"/>
+      <w:lvlText w:val=""/>
+      <w:lvlJc w:val="left"/>
+      <w:pPr>
+        <w:tabs>
+          <w:tab w:val="num" w:pos="2880"/>
+        </w:tabs>
+        <w:ind w:left="2880" w:hanging="360"/>
+      </w:pPr>
+      <w:rPr>
+        <w:rFonts w:ascii="Wingdings" w:hAnsi="Wingdings" w:hint="default"/>
+        <w:sz w:val="20"/>
+      </w:rPr>
+    </w:lvl>
+    <w:lvl w:ilvl="4" w:tentative="1">
+      <w:start w:val="1"/>
+      <w:numFmt w:val="bullet"/>
+      <w:lvlText w:val=""/>
+      <w:lvlJc w:val="left"/>
+      <w:pPr>
+        <w:tabs>
+          <w:tab w:val="num" w:pos="3600"/>
+        </w:tabs>
+        <w:ind w:left="3600" w:hanging="360"/>
+      </w:pPr>
+      <w:rPr>
+        <w:rFonts w:ascii="Wingdings" w:hAnsi="Wingdings" w:hint="default"/>
+        <w:sz w:val="20"/>
+      </w:rPr>
+    </w:lvl>
+    <w:lvl w:ilvl="5" w:tentative="1">
+      <w:start w:val="1"/>
+      <w:numFmt w:val="bullet"/>
+      <w:lvlText w:val=""/>
+      <w:lvlJc w:val="left"/>
+      <w:pPr>
+        <w:tabs>
+          <w:tab w:val="num" w:pos="4320"/>
+        </w:tabs>
+        <w:ind w:left="4320" w:hanging="360"/>
+      </w:pPr>
+      <w:rPr>
+        <w:rFonts w:ascii="Wingdings" w:hAnsi="Wingdings" w:hint="default"/>
+        <w:sz w:val="20"/>
+      </w:rPr>
+    </w:lvl>
+    <w:lvl w:ilvl="6" w:tentative="1">
+      <w:start w:val="1"/>
+      <w:numFmt w:val="bullet"/>
+      <w:lvlText w:val=""/>
+      <w:lvlJc w:val="left"/>
+      <w:pPr>
+        <w:tabs>
+          <w:tab w:val="num" w:pos="5040"/>
+        </w:tabs>
+        <w:ind w:left="5040" w:hanging="360"/>
+      </w:pPr>
+      <w:rPr>
+        <w:rFonts w:ascii="Wingdings" w:hAnsi="Wingdings" w:hint="default"/>
+        <w:sz w:val="20"/>
+      </w:rPr>
+    </w:lvl>
+    <w:lvl w:ilvl="7" w:tentative="1">
+      <w:start w:val="1"/>
+      <w:numFmt w:val="bullet"/>
+      <w:lvlText w:val=""/>
+      <w:lvlJc w:val="left"/>
+      <w:pPr>
+        <w:tabs>
+          <w:tab w:val="num" w:pos="5760"/>
+        </w:tabs>
+        <w:ind w:left="5760" w:hanging="360"/>
+      </w:pPr>
+      <w:rPr>
+        <w:rFonts w:ascii="Wingdings" w:hAnsi="Wingdings" w:hint="default"/>
+        <w:sz w:val="20"/>
+      </w:rPr>
+    </w:lvl>
+    <w:lvl w:ilvl="8" w:tentative="1">
+      <w:start w:val="1"/>
+      <w:numFmt w:val="bullet"/>
+      <w:lvlText w:val=""/>
+      <w:lvlJc w:val="left"/>
+      <w:pPr>
+        <w:tabs>
+          <w:tab w:val="num" w:pos="6480"/>
+        </w:tabs>
+        <w:ind w:left="6480" w:hanging="360"/>
+      </w:pPr>
+      <w:rPr>
+        <w:rFonts w:ascii="Wingdings" w:hAnsi="Wingdings" w:hint="default"/>
+        <w:sz w:val="20"/>
+      </w:rPr>
+    </w:lvl>
+  </w:abstractNum>
+  <w:abstractNum w:abstractNumId="10" w15:restartNumberingAfterBreak="0">
     <w:nsid w:val="76B9719C"/>
     <w:multiLevelType w:val="hybridMultilevel"/>
     <w:tmpl w:val="935C9662"/>
@@ -12147,7 +11972,120 @@
       </w:rPr>
     </w:lvl>
   </w:abstractNum>
-  <w:abstractNum w:abstractNumId="10" w15:restartNumberingAfterBreak="0">
+  <w:abstractNum w:abstractNumId="11" w15:restartNumberingAfterBreak="0">
+    <w:nsid w:val="7A36378D"/>
+    <w:multiLevelType w:val="multilevel"/>
+    <w:tmpl w:val="B25E6B0A"/>
+    <w:lvl w:ilvl="0">
+      <w:start w:val="1"/>
+      <w:numFmt w:val="decimal"/>
+      <w:lvlText w:val="%1."/>
+      <w:lvlJc w:val="left"/>
+      <w:pPr>
+        <w:tabs>
+          <w:tab w:val="num" w:pos="720"/>
+        </w:tabs>
+        <w:ind w:left="720" w:hanging="360"/>
+      </w:pPr>
+    </w:lvl>
+    <w:lvl w:ilvl="1" w:tentative="1">
+      <w:start w:val="1"/>
+      <w:numFmt w:val="decimal"/>
+      <w:lvlText w:val="%2."/>
+      <w:lvlJc w:val="left"/>
+      <w:pPr>
+        <w:tabs>
+          <w:tab w:val="num" w:pos="1440"/>
+        </w:tabs>
+        <w:ind w:left="1440" w:hanging="360"/>
+      </w:pPr>
+    </w:lvl>
+    <w:lvl w:ilvl="2" w:tentative="1">
+      <w:start w:val="1"/>
+      <w:numFmt w:val="decimal"/>
+      <w:lvlText w:val="%3."/>
+      <w:lvlJc w:val="left"/>
+      <w:pPr>
+        <w:tabs>
+          <w:tab w:val="num" w:pos="2160"/>
+        </w:tabs>
+        <w:ind w:left="2160" w:hanging="360"/>
+      </w:pPr>
+    </w:lvl>
+    <w:lvl w:ilvl="3" w:tentative="1">
+      <w:start w:val="1"/>
+      <w:numFmt w:val="decimal"/>
+      <w:lvlText w:val="%4."/>
+      <w:lvlJc w:val="left"/>
+      <w:pPr>
+        <w:tabs>
+          <w:tab w:val="num" w:pos="2880"/>
+        </w:tabs>
+        <w:ind w:left="2880" w:hanging="360"/>
+      </w:pPr>
+    </w:lvl>
+    <w:lvl w:ilvl="4" w:tentative="1">
+      <w:start w:val="1"/>
+      <w:numFmt w:val="decimal"/>
+      <w:lvlText w:val="%5."/>
+      <w:lvlJc w:val="left"/>
+      <w:pPr>
+        <w:tabs>
+          <w:tab w:val="num" w:pos="3600"/>
+        </w:tabs>
+        <w:ind w:left="3600" w:hanging="360"/>
+      </w:pPr>
+    </w:lvl>
+    <w:lvl w:ilvl="5" w:tentative="1">
+      <w:start w:val="1"/>
+      <w:numFmt w:val="decimal"/>
+      <w:lvlText w:val="%6."/>
+      <w:lvlJc w:val="left"/>
+      <w:pPr>
+        <w:tabs>
+          <w:tab w:val="num" w:pos="4320"/>
+        </w:tabs>
+        <w:ind w:left="4320" w:hanging="360"/>
+      </w:pPr>
+    </w:lvl>
+    <w:lvl w:ilvl="6" w:tentative="1">
+      <w:start w:val="1"/>
+      <w:numFmt w:val="decimal"/>
+      <w:lvlText w:val="%7."/>
+      <w:lvlJc w:val="left"/>
+      <w:pPr>
+        <w:tabs>
+          <w:tab w:val="num" w:pos="5040"/>
+        </w:tabs>
+        <w:ind w:left="5040" w:hanging="360"/>
+      </w:pPr>
+    </w:lvl>
+    <w:lvl w:ilvl="7" w:tentative="1">
+      <w:start w:val="1"/>
+      <w:numFmt w:val="decimal"/>
+      <w:lvlText w:val="%8."/>
+      <w:lvlJc w:val="left"/>
+      <w:pPr>
+        <w:tabs>
+          <w:tab w:val="num" w:pos="5760"/>
+        </w:tabs>
+        <w:ind w:left="5760" w:hanging="360"/>
+      </w:pPr>
+    </w:lvl>
+    <w:lvl w:ilvl="8" w:tentative="1">
+      <w:start w:val="1"/>
+      <w:numFmt w:val="decimal"/>
+      <w:lvlText w:val="%9."/>
+      <w:lvlJc w:val="left"/>
+      <w:pPr>
+        <w:tabs>
+          <w:tab w:val="num" w:pos="6480"/>
+        </w:tabs>
+        <w:ind w:left="6480" w:hanging="360"/>
+      </w:pPr>
+    </w:lvl>
+  </w:abstractNum>
+  <w:abstractNum w:abstractNumId="12" w15:restartNumberingAfterBreak="0">
     <w:nsid w:val="7AF72595"/>
     <w:multiLevelType w:val="hybridMultilevel"/>
     <w:tmpl w:val="152699E0"/>
@@ -12279,7 +12217,7 @@
     <w:abstractNumId w:val="3"/>
   </w:num>
   <w:num w:numId="7" w16cid:durableId="434835553">
-    <w:abstractNumId w:val="10"/>
+    <w:abstractNumId w:val="12"/>
   </w:num>
   <w:num w:numId="8" w16cid:durableId="1549604448">
     <w:abstractNumId w:val="0"/>
@@ -12291,6 +12229,12 @@
     <w:abstractNumId w:val="1"/>
   </w:num>
   <w:num w:numId="11" w16cid:durableId="2090880241">
+    <w:abstractNumId w:val="10"/>
+  </w:num>
+  <w:num w:numId="12" w16cid:durableId="2129395900">
+    <w:abstractNumId w:val="11"/>
+  </w:num>
+  <w:num w:numId="13" w16cid:durableId="445009792">
     <w:abstractNumId w:val="9"/>
   </w:num>
 </w:numbering>
@@ -13364,6 +13308,28 @@
       <w:color w:val="666666"/>
     </w:rPr>
   </w:style>
+  <w:style w:type="paragraph" w:styleId="NormalWeb">
+    <w:name w:val="Normal (Web)"/>
+    <w:basedOn w:val="Normal"/>
+    <w:uiPriority w:val="99"/>
+    <w:semiHidden/>
+    <w:unhideWhenUsed/>
+    <w:rsid w:val="00B30405"/>
+    <w:pPr>
+      <w:spacing w:before="100" w:beforeAutospacing="1" w:after="100" w:afterAutospacing="1" w:line="240" w:lineRule="auto"/>
+    </w:pPr>
+    <w:rPr>
+      <w:rFonts w:ascii="Times New Roman" w:eastAsia="Times New Roman" w:hAnsi="Times New Roman" w:cs="Times New Roman"/>
+      <w:kern w:val="0"/>
+      <w:lang w:eastAsia="en-GB"/>
+      <w14:ligatures w14:val="none"/>
+    </w:rPr>
+  </w:style>
+  <w:style w:type="character" w:customStyle="1" w:styleId="math-inline">
+    <w:name w:val="math-inline"/>
+    <w:basedOn w:val="DefaultParagraphFont"/>
+    <w:rsid w:val="00B30405"/>
+  </w:style>
 </w:styles>
 </file>
 
@@ -13425,10 +13391,10 @@
   </w:font>
   <w:font w:name="Wingdings">
     <w:panose1 w:val="05000000000000000000"/>
-    <w:charset w:val="02"/>
-    <w:family w:val="auto"/>
+    <w:charset w:val="4D"/>
+    <w:family w:val="decorative"/>
     <w:pitch w:val="variable"/>
-    <w:sig w:usb0="00000000" w:usb1="10000000" w:usb2="00000000" w:usb3="00000000" w:csb0="80000000" w:csb1="00000000"/>
+    <w:sig w:usb0="00000003" w:usb1="00000000" w:usb2="00000000" w:usb3="00000000" w:csb0="80000001" w:csb1="00000000"/>
   </w:font>
   <w:font w:name="Aptos">
     <w:panose1 w:val="020B0004020202020204"/>
@@ -13482,6 +13448,13 @@
     <w:pitch w:val="variable"/>
     <w:sig w:usb0="E00002FF" w:usb1="420024FF" w:usb2="00000000" w:usb3="00000000" w:csb0="0000019F" w:csb1="00000000"/>
   </w:font>
+  <w:font w:name="Arial">
+    <w:panose1 w:val="020B0604020202020204"/>
+    <w:charset w:val="00"/>
+    <w:family w:val="swiss"/>
+    <w:pitch w:val="variable"/>
+    <w:sig w:usb0="E0002AFF" w:usb1="C0007843" w:usb2="00000009" w:usb3="00000000" w:csb0="000001FF" w:csb1="00000000"/>
+  </w:font>
 </w:fonts>
 </file>
 
@@ -13503,6 +13476,7 @@
     <w:rsidRoot w:val="009175C1"/>
     <w:rsid w:val="000515FD"/>
     <w:rsid w:val="000F2608"/>
+    <w:rsid w:val="003853DF"/>
     <w:rsid w:val="00605EDB"/>
     <w:rsid w:val="006F7C65"/>
     <w:rsid w:val="00844DBB"/>
